--- a/app/templates/PLII_M02.docx
+++ b/app/templates/PLII_M02.docx
@@ -2706,104 +2706,227 @@
         <w:t xml:space="preserve"> </w:t>
       </w:r>
     </w:p>
-    <w:p>
-      <w:pPr>
-        <w:jc w:val="center"/>
-        <w:spacing w:before="120"/>
-      </w:pPr>
-      <w:r>
-        <w:rPr>
-          <w:rFonts w:ascii="Arial" w:hAnsi="Arial" w:cs="Arial"/>
-          <w:sz w:val="24"/>
-          <w:sz-cs w:val="24"/>
-          <w:b/>
-        </w:rPr>
-        <w:t xml:space="preserve">STT</w:t>
-      </w:r>
-    </w:p>
-    <w:p>
-      <w:pPr>
-        <w:jc w:val="center"/>
-        <w:spacing w:before="120"/>
-      </w:pPr>
-      <w:r>
-        <w:rPr>
-          <w:rFonts w:ascii="Arial" w:hAnsi="Arial" w:cs="Arial"/>
-          <w:sz w:val="24"/>
-          <w:sz-cs w:val="24"/>
-          <w:b/>
-        </w:rPr>
-        <w:t xml:space="preserve">Tên ngành</w:t>
-      </w:r>
-    </w:p>
-    <w:p>
-      <w:pPr>
-        <w:jc w:val="center"/>
-        <w:spacing w:before="120"/>
-      </w:pPr>
-      <w:r>
-        <w:rPr>
-          <w:rFonts w:ascii="Arial" w:hAnsi="Arial" w:cs="Arial"/>
-          <w:sz w:val="24"/>
-          <w:sz-cs w:val="24"/>
-          <w:b/>
-        </w:rPr>
-        <w:t xml:space="preserve">Mã ngành</w:t>
-      </w:r>
-      <w:r>
-        <w:rPr>
-          <w:rFonts w:ascii="Arial" w:hAnsi="Arial" w:cs="Arial"/>
-          <w:sz w:val="24"/>
-          <w:sz-cs w:val="24"/>
-          <w:b/>
-          <w:vertAlign w:val="superscript"/>
-        </w:rPr>
-        <w:t xml:space="preserve">8</w:t>
-      </w:r>
-      <w:r>
-        <w:rPr>
-          <w:rFonts w:ascii="Arial" w:hAnsi="Arial" w:cs="Arial"/>
-          <w:sz w:val="24"/>
-          <w:sz-cs w:val="24"/>
-          <w:b/>
-        </w:rPr>
-        <w:t xml:space="preserve"/>
-      </w:r>
-    </w:p>
-    <w:p>
-      <w:pPr>
-        <w:jc w:val="center"/>
-        <w:spacing w:before="120"/>
-      </w:pPr>
-      <w:r>
-        <w:rPr>
-          <w:rFonts w:ascii="Arial" w:hAnsi="Arial" w:cs="Arial"/>
-          <w:sz w:val="24"/>
-          <w:sz-cs w:val="24"/>
-          <w:b/>
-        </w:rPr>
-        <w:t xml:space="preserve">Ngành, nghề kinh doanh chính</w:t>
-      </w:r>
-      <w:r>
-        <w:rPr>
-          <w:rFonts w:ascii="Arial" w:hAnsi="Arial" w:cs="Arial"/>
-          <w:sz w:val="24"/>
-          <w:sz-cs w:val="24"/>
-          <w:b/>
-          <w:vertAlign w:val="superscript"/>
-        </w:rPr>
-        <w:t xml:space="preserve">9</w:t>
-      </w:r>
-      <w:r>
-        <w:rPr>
-          <w:rFonts w:ascii="Arial" w:hAnsi="Arial" w:cs="Arial"/>
-          <w:sz w:val="24"/>
-          <w:sz-cs w:val="24"/>
-          <w:b/>
-        </w:rPr>
-        <w:t xml:space="preserve"/>
-      </w:r>
-    </w:p>
+    <w:tbl>
+      <w:tblPr>
+        <w:tblW w:type="auto" w:w="0"/>
+        <w:tblLook w:firstColumn="1" w:firstRow="1" w:lastColumn="0" w:lastRow="0" w:noHBand="0" w:noVBand="1" w:val="04A0"/>
+        <w:tblBorders>
+          <w:top w:val="single" w:sz="4" w:color="000000"/>
+          <w:left w:val="single" w:sz="4" w:color="000000"/>
+          <w:bottom w:val="single" w:sz="4" w:color="000000"/>
+          <w:right w:val="single" w:sz="4" w:color="000000"/>
+          <w:insideH w:val="single" w:sz="4" w:color="000000"/>
+          <w:insideV w:val="single" w:sz="4" w:color="000000"/>
+        </w:tblBorders>
+      </w:tblPr>
+      <w:tblGrid>
+        <w:gridCol w:w="2160"/>
+        <w:gridCol w:w="2160"/>
+        <w:gridCol w:w="2160"/>
+        <w:gridCol w:w="2160"/>
+      </w:tblGrid>
+      <w:tr>
+        <w:tc>
+          <w:tcPr>
+            <w:tcW w:type="dxa" w:w="2160"/>
+          </w:tcPr>
+          <w:p>
+            <w:r>
+              <w:rPr>
+                <w:b/>
+              </w:rPr>
+              <w:t>STT</w:t>
+            </w:r>
+          </w:p>
+        </w:tc>
+        <w:tc>
+          <w:tcPr>
+            <w:tcW w:type="dxa" w:w="2160"/>
+          </w:tcPr>
+          <w:p>
+            <w:r>
+              <w:rPr>
+                <w:b/>
+              </w:rPr>
+              <w:t>Tên ngành</w:t>
+            </w:r>
+          </w:p>
+        </w:tc>
+        <w:tc>
+          <w:tcPr>
+            <w:tcW w:type="dxa" w:w="2160"/>
+          </w:tcPr>
+          <w:p>
+            <w:r>
+              <w:rPr>
+                <w:b/>
+              </w:rPr>
+              <w:t>Mã ngành</w:t>
+            </w:r>
+          </w:p>
+        </w:tc>
+        <w:tc>
+          <w:tcPr>
+            <w:tcW w:type="dxa" w:w="2160"/>
+          </w:tcPr>
+          <w:p>
+            <w:r>
+              <w:rPr>
+                <w:b/>
+              </w:rPr>
+              <w:t>Ngành, nghề kinh doanh chính</w:t>
+            </w:r>
+          </w:p>
+        </w:tc>
+      </w:tr>
+      <w:tr>
+        <w:tc>
+          <w:tcPr>
+            <w:tcW w:type="dxa" w:w="2160"/>
+          </w:tcPr>
+          <w:p/>
+        </w:tc>
+        <w:tc>
+          <w:tcPr>
+            <w:tcW w:type="dxa" w:w="2160"/>
+          </w:tcPr>
+          <w:p/>
+        </w:tc>
+        <w:tc>
+          <w:tcPr>
+            <w:tcW w:type="dxa" w:w="2160"/>
+          </w:tcPr>
+          <w:p/>
+        </w:tc>
+        <w:tc>
+          <w:tcPr>
+            <w:tcW w:type="dxa" w:w="2160"/>
+          </w:tcPr>
+          <w:p/>
+        </w:tc>
+      </w:tr>
+      <w:tr>
+        <w:tc>
+          <w:tcPr>
+            <w:tcW w:type="dxa" w:w="2160"/>
+          </w:tcPr>
+          <w:p/>
+        </w:tc>
+        <w:tc>
+          <w:tcPr>
+            <w:tcW w:type="dxa" w:w="2160"/>
+          </w:tcPr>
+          <w:p/>
+        </w:tc>
+        <w:tc>
+          <w:tcPr>
+            <w:tcW w:type="dxa" w:w="2160"/>
+          </w:tcPr>
+          <w:p/>
+        </w:tc>
+        <w:tc>
+          <w:tcPr>
+            <w:tcW w:type="dxa" w:w="2160"/>
+          </w:tcPr>
+          <w:p/>
+        </w:tc>
+      </w:tr>
+      <w:tr>
+        <w:tc>
+          <w:tcPr>
+            <w:tcW w:type="dxa" w:w="2160"/>
+          </w:tcPr>
+          <w:p/>
+        </w:tc>
+        <w:tc>
+          <w:tcPr>
+            <w:tcW w:type="dxa" w:w="2160"/>
+          </w:tcPr>
+          <w:p/>
+        </w:tc>
+        <w:tc>
+          <w:tcPr>
+            <w:tcW w:type="dxa" w:w="2160"/>
+          </w:tcPr>
+          <w:p/>
+        </w:tc>
+        <w:tc>
+          <w:tcPr>
+            <w:tcW w:type="dxa" w:w="2160"/>
+          </w:tcPr>
+          <w:p/>
+        </w:tc>
+      </w:tr>
+      <w:tr>
+        <w:tc>
+          <w:tcPr>
+            <w:tcW w:type="dxa" w:w="2160"/>
+          </w:tcPr>
+          <w:p/>
+        </w:tc>
+        <w:tc>
+          <w:tcPr>
+            <w:tcW w:type="dxa" w:w="2160"/>
+          </w:tcPr>
+          <w:p/>
+        </w:tc>
+        <w:tc>
+          <w:tcPr>
+            <w:tcW w:type="dxa" w:w="2160"/>
+          </w:tcPr>
+          <w:p/>
+        </w:tc>
+        <w:tc>
+          <w:tcPr>
+            <w:tcW w:type="dxa" w:w="2160"/>
+          </w:tcPr>
+          <w:p/>
+        </w:tc>
+      </w:tr>
+      <w:tr>
+        <w:tc>
+          <w:tcPr>
+            <w:tcW w:type="dxa" w:w="2160"/>
+          </w:tcPr>
+          <w:p>
+            <w:r>
+              <w:t>{#ds_nganh}{_stt}</w:t>
+            </w:r>
+          </w:p>
+        </w:tc>
+        <w:tc>
+          <w:tcPr>
+            <w:tcW w:type="dxa" w:w="2160"/>
+          </w:tcPr>
+          <w:p>
+            <w:r>
+              <w:t>{ten_nganh}</w:t>
+            </w:r>
+          </w:p>
+        </w:tc>
+        <w:tc>
+          <w:tcPr>
+            <w:tcW w:type="dxa" w:w="2160"/>
+          </w:tcPr>
+          <w:p>
+            <w:r>
+              <w:t>{ma_nganh}</w:t>
+            </w:r>
+          </w:p>
+        </w:tc>
+        <w:tc>
+          <w:tcPr>
+            <w:tcW w:type="dxa" w:w="2160"/>
+          </w:tcPr>
+          <w:p>
+            <w:r>
+              <w:t>{la_nganh_chinh}{/ds_nganh}</w:t>
+            </w:r>
+          </w:p>
+        </w:tc>
+      </w:tr>
+    </w:tbl>
+    <w:p/>
     <w:p>
       <w:pPr>
         <w:jc w:val="center"/>
@@ -3768,6 +3891,192 @@
     </w:sectPr>
   </w:body>
 </w:document>
+</file>
+
+<file path=word/styles.xml><?xml version="1.0" encoding="utf-8"?>
+<w:styles xmlns:mc="http://schemas.openxmlformats.org/markup-compatibility/2006" xmlns:r="http://schemas.openxmlformats.org/officeDocument/2006/relationships" xmlns:w14="http://schemas.microsoft.com/office/word/2010/wordml" xmlns:w="http://schemas.openxmlformats.org/wordprocessingml/2006/main" mc:Ignorable="w14">
+  <w:docDefaults>
+    <w:rPrDefault>
+      <w:rPr>
+        <w:rFonts w:asciiTheme="minorHAnsi" w:eastAsiaTheme="minorEastAsia" w:hAnsiTheme="minorHAnsi" w:cstheme="minorBidi"/>
+        <w:sz w:val="24"/>
+        <w:szCs w:val="24"/>
+        <w:lang w:val="en-US" w:eastAsia="en-US" w:bidi="ar-SA"/>
+      </w:rPr>
+    </w:rPrDefault>
+    <w:pPrDefault/>
+  </w:docDefaults>
+  <w:latentStyles w:defLockedState="0" w:defUIPriority="99" w:defSemiHidden="1" w:defUnhideWhenUsed="1" w:defQFormat="0" w:count="276">
+    <w:lsdException w:name="Normal" w:semiHidden="0" w:uiPriority="0" w:unhideWhenUsed="0" w:qFormat="1"/>
+    <w:lsdException w:name="heading 1" w:semiHidden="0" w:uiPriority="9" w:unhideWhenUsed="0" w:qFormat="1"/>
+    <w:lsdException w:name="heading 2" w:uiPriority="9" w:qFormat="1"/>
+    <w:lsdException w:name="heading 3" w:uiPriority="9" w:qFormat="1"/>
+    <w:lsdException w:name="heading 4" w:uiPriority="9" w:qFormat="1"/>
+    <w:lsdException w:name="heading 5" w:uiPriority="9" w:qFormat="1"/>
+    <w:lsdException w:name="heading 6" w:uiPriority="9" w:qFormat="1"/>
+    <w:lsdException w:name="heading 7" w:uiPriority="9" w:qFormat="1"/>
+    <w:lsdException w:name="heading 8" w:uiPriority="9" w:qFormat="1"/>
+    <w:lsdException w:name="heading 9" w:uiPriority="9" w:qFormat="1"/>
+    <w:lsdException w:name="toc 1" w:uiPriority="39"/>
+    <w:lsdException w:name="toc 2" w:uiPriority="39"/>
+    <w:lsdException w:name="toc 3" w:uiPriority="39"/>
+    <w:lsdException w:name="toc 4" w:uiPriority="39"/>
+    <w:lsdException w:name="toc 5" w:uiPriority="39"/>
+    <w:lsdException w:name="toc 6" w:uiPriority="39"/>
+    <w:lsdException w:name="toc 7" w:uiPriority="39"/>
+    <w:lsdException w:name="toc 8" w:uiPriority="39"/>
+    <w:lsdException w:name="toc 9" w:uiPriority="39"/>
+    <w:lsdException w:name="caption" w:uiPriority="35" w:qFormat="1"/>
+    <w:lsdException w:name="Title" w:semiHidden="0" w:uiPriority="10" w:unhideWhenUsed="0" w:qFormat="1"/>
+    <w:lsdException w:name="Default Paragraph Font" w:uiPriority="1"/>
+    <w:lsdException w:name="Subtitle" w:semiHidden="0" w:uiPriority="11" w:unhideWhenUsed="0" w:qFormat="1"/>
+    <w:lsdException w:name="Strong" w:semiHidden="0" w:uiPriority="22" w:unhideWhenUsed="0" w:qFormat="1"/>
+    <w:lsdException w:name="Emphasis" w:semiHidden="0" w:uiPriority="20" w:unhideWhenUsed="0" w:qFormat="1"/>
+    <w:lsdException w:name="Table Grid" w:semiHidden="0" w:uiPriority="59" w:unhideWhenUsed="0"/>
+    <w:lsdException w:name="Placeholder Text" w:unhideWhenUsed="0"/>
+    <w:lsdException w:name="No Spacing" w:semiHidden="0" w:uiPriority="1" w:unhideWhenUsed="0" w:qFormat="1"/>
+    <w:lsdException w:name="Light Shading" w:semiHidden="0" w:uiPriority="60" w:unhideWhenUsed="0"/>
+    <w:lsdException w:name="Light List" w:semiHidden="0" w:uiPriority="61" w:unhideWhenUsed="0"/>
+    <w:lsdException w:name="Light Grid" w:semiHidden="0" w:uiPriority="62" w:unhideWhenUsed="0"/>
+    <w:lsdException w:name="Medium Shading 1" w:semiHidden="0" w:uiPriority="63" w:unhideWhenUsed="0"/>
+    <w:lsdException w:name="Medium Shading 2" w:semiHidden="0" w:uiPriority="64" w:unhideWhenUsed="0"/>
+    <w:lsdException w:name="Medium List 1" w:semiHidden="0" w:uiPriority="65" w:unhideWhenUsed="0"/>
+    <w:lsdException w:name="Medium List 2" w:semiHidden="0" w:uiPriority="66" w:unhideWhenUsed="0"/>
+    <w:lsdException w:name="Medium Grid 1" w:semiHidden="0" w:uiPriority="67" w:unhideWhenUsed="0"/>
+    <w:lsdException w:name="Medium Grid 2" w:semiHidden="0" w:uiPriority="68" w:unhideWhenUsed="0"/>
+    <w:lsdException w:name="Medium Grid 3" w:semiHidden="0" w:uiPriority="69" w:unhideWhenUsed="0"/>
+    <w:lsdException w:name="Dark List" w:semiHidden="0" w:uiPriority="70" w:unhideWhenUsed="0"/>
+    <w:lsdException w:name="Colorful Shading" w:semiHidden="0" w:uiPriority="71" w:unhideWhenUsed="0"/>
+    <w:lsdException w:name="Colorful List" w:semiHidden="0" w:uiPriority="72" w:unhideWhenUsed="0"/>
+    <w:lsdException w:name="Colorful Grid" w:semiHidden="0" w:uiPriority="73" w:unhideWhenUsed="0"/>
+    <w:lsdException w:name="Light Shading Accent 1" w:semiHidden="0" w:uiPriority="60" w:unhideWhenUsed="0"/>
+    <w:lsdException w:name="Light List Accent 1" w:semiHidden="0" w:uiPriority="61" w:unhideWhenUsed="0"/>
+    <w:lsdException w:name="Light Grid Accent 1" w:semiHidden="0" w:uiPriority="62" w:unhideWhenUsed="0"/>
+    <w:lsdException w:name="Medium Shading 1 Accent 1" w:semiHidden="0" w:uiPriority="63" w:unhideWhenUsed="0"/>
+    <w:lsdException w:name="Medium Shading 2 Accent 1" w:semiHidden="0" w:uiPriority="64" w:unhideWhenUsed="0"/>
+    <w:lsdException w:name="Medium List 1 Accent 1" w:semiHidden="0" w:uiPriority="65" w:unhideWhenUsed="0"/>
+    <w:lsdException w:name="Revision" w:unhideWhenUsed="0"/>
+    <w:lsdException w:name="List Paragraph" w:semiHidden="0" w:uiPriority="34" w:unhideWhenUsed="0" w:qFormat="1"/>
+    <w:lsdException w:name="Quote" w:semiHidden="0" w:uiPriority="29" w:unhideWhenUsed="0" w:qFormat="1"/>
+    <w:lsdException w:name="Intense Quote" w:semiHidden="0" w:uiPriority="30" w:unhideWhenUsed="0" w:qFormat="1"/>
+    <w:lsdException w:name="Medium List 2 Accent 1" w:semiHidden="0" w:uiPriority="66" w:unhideWhenUsed="0"/>
+    <w:lsdException w:name="Medium Grid 1 Accent 1" w:semiHidden="0" w:uiPriority="67" w:unhideWhenUsed="0"/>
+    <w:lsdException w:name="Medium Grid 2 Accent 1" w:semiHidden="0" w:uiPriority="68" w:unhideWhenUsed="0"/>
+    <w:lsdException w:name="Medium Grid 3 Accent 1" w:semiHidden="0" w:uiPriority="69" w:unhideWhenUsed="0"/>
+    <w:lsdException w:name="Dark List Accent 1" w:semiHidden="0" w:uiPriority="70" w:unhideWhenUsed="0"/>
+    <w:lsdException w:name="Colorful Shading Accent 1" w:semiHidden="0" w:uiPriority="71" w:unhideWhenUsed="0"/>
+    <w:lsdException w:name="Colorful List Accent 1" w:semiHidden="0" w:uiPriority="72" w:unhideWhenUsed="0"/>
+    <w:lsdException w:name="Colorful Grid Accent 1" w:semiHidden="0" w:uiPriority="73" w:unhideWhenUsed="0"/>
+    <w:lsdException w:name="Light Shading Accent 2" w:semiHidden="0" w:uiPriority="60" w:unhideWhenUsed="0"/>
+    <w:lsdException w:name="Light List Accent 2" w:semiHidden="0" w:uiPriority="61" w:unhideWhenUsed="0"/>
+    <w:lsdException w:name="Light Grid Accent 2" w:semiHidden="0" w:uiPriority="62" w:unhideWhenUsed="0"/>
+    <w:lsdException w:name="Medium Shading 1 Accent 2" w:semiHidden="0" w:uiPriority="63" w:unhideWhenUsed="0"/>
+    <w:lsdException w:name="Medium Shading 2 Accent 2" w:semiHidden="0" w:uiPriority="64" w:unhideWhenUsed="0"/>
+    <w:lsdException w:name="Medium List 1 Accent 2" w:semiHidden="0" w:uiPriority="65" w:unhideWhenUsed="0"/>
+    <w:lsdException w:name="Medium List 2 Accent 2" w:semiHidden="0" w:uiPriority="66" w:unhideWhenUsed="0"/>
+    <w:lsdException w:name="Medium Grid 1 Accent 2" w:semiHidden="0" w:uiPriority="67" w:unhideWhenUsed="0"/>
+    <w:lsdException w:name="Medium Grid 2 Accent 2" w:semiHidden="0" w:uiPriority="68" w:unhideWhenUsed="0"/>
+    <w:lsdException w:name="Medium Grid 3 Accent 2" w:semiHidden="0" w:uiPriority="69" w:unhideWhenUsed="0"/>
+    <w:lsdException w:name="Dark List Accent 2" w:semiHidden="0" w:uiPriority="70" w:unhideWhenUsed="0"/>
+    <w:lsdException w:name="Colorful Shading Accent 2" w:semiHidden="0" w:uiPriority="71" w:unhideWhenUsed="0"/>
+    <w:lsdException w:name="Colorful List Accent 2" w:semiHidden="0" w:uiPriority="72" w:unhideWhenUsed="0"/>
+    <w:lsdException w:name="Colorful Grid Accent 2" w:semiHidden="0" w:uiPriority="73" w:unhideWhenUsed="0"/>
+    <w:lsdException w:name="Light Shading Accent 3" w:semiHidden="0" w:uiPriority="60" w:unhideWhenUsed="0"/>
+    <w:lsdException w:name="Light List Accent 3" w:semiHidden="0" w:uiPriority="61" w:unhideWhenUsed="0"/>
+    <w:lsdException w:name="Light Grid Accent 3" w:semiHidden="0" w:uiPriority="62" w:unhideWhenUsed="0"/>
+    <w:lsdException w:name="Medium Shading 1 Accent 3" w:semiHidden="0" w:uiPriority="63" w:unhideWhenUsed="0"/>
+    <w:lsdException w:name="Medium Shading 2 Accent 3" w:semiHidden="0" w:uiPriority="64" w:unhideWhenUsed="0"/>
+    <w:lsdException w:name="Medium List 1 Accent 3" w:semiHidden="0" w:uiPriority="65" w:unhideWhenUsed="0"/>
+    <w:lsdException w:name="Medium List 2 Accent 3" w:semiHidden="0" w:uiPriority="66" w:unhideWhenUsed="0"/>
+    <w:lsdException w:name="Medium Grid 1 Accent 3" w:semiHidden="0" w:uiPriority="67" w:unhideWhenUsed="0"/>
+    <w:lsdException w:name="Medium Grid 2 Accent 3" w:semiHidden="0" w:uiPriority="68" w:unhideWhenUsed="0"/>
+    <w:lsdException w:name="Medium Grid 3 Accent 3" w:semiHidden="0" w:uiPriority="69" w:unhideWhenUsed="0"/>
+    <w:lsdException w:name="Dark List Accent 3" w:semiHidden="0" w:uiPriority="70" w:unhideWhenUsed="0"/>
+    <w:lsdException w:name="Colorful Shading Accent 3" w:semiHidden="0" w:uiPriority="71" w:unhideWhenUsed="0"/>
+    <w:lsdException w:name="Colorful List Accent 3" w:semiHidden="0" w:uiPriority="72" w:unhideWhenUsed="0"/>
+    <w:lsdException w:name="Colorful Grid Accent 3" w:semiHidden="0" w:uiPriority="73" w:unhideWhenUsed="0"/>
+    <w:lsdException w:name="Light Shading Accent 4" w:semiHidden="0" w:uiPriority="60" w:unhideWhenUsed="0"/>
+    <w:lsdException w:name="Light List Accent 4" w:semiHidden="0" w:uiPriority="61" w:unhideWhenUsed="0"/>
+    <w:lsdException w:name="Light Grid Accent 4" w:semiHidden="0" w:uiPriority="62" w:unhideWhenUsed="0"/>
+    <w:lsdException w:name="Medium Shading 1 Accent 4" w:semiHidden="0" w:uiPriority="63" w:unhideWhenUsed="0"/>
+    <w:lsdException w:name="Medium Shading 2 Accent 4" w:semiHidden="0" w:uiPriority="64" w:unhideWhenUsed="0"/>
+    <w:lsdException w:name="Medium List 1 Accent 4" w:semiHidden="0" w:uiPriority="65" w:unhideWhenUsed="0"/>
+    <w:lsdException w:name="Medium List 2 Accent 4" w:semiHidden="0" w:uiPriority="66" w:unhideWhenUsed="0"/>
+    <w:lsdException w:name="Medium Grid 1 Accent 4" w:semiHidden="0" w:uiPriority="67" w:unhideWhenUsed="0"/>
+    <w:lsdException w:name="Medium Grid 2 Accent 4" w:semiHidden="0" w:uiPriority="68" w:unhideWhenUsed="0"/>
+    <w:lsdException w:name="Medium Grid 3 Accent 4" w:semiHidden="0" w:uiPriority="69" w:unhideWhenUsed="0"/>
+    <w:lsdException w:name="Dark List Accent 4" w:semiHidden="0" w:uiPriority="70" w:unhideWhenUsed="0"/>
+    <w:lsdException w:name="Colorful Shading Accent 4" w:semiHidden="0" w:uiPriority="71" w:unhideWhenUsed="0"/>
+    <w:lsdException w:name="Colorful List Accent 4" w:semiHidden="0" w:uiPriority="72" w:unhideWhenUsed="0"/>
+    <w:lsdException w:name="Colorful Grid Accent 4" w:semiHidden="0" w:uiPriority="73" w:unhideWhenUsed="0"/>
+    <w:lsdException w:name="Light Shading Accent 5" w:semiHidden="0" w:uiPriority="60" w:unhideWhenUsed="0"/>
+    <w:lsdException w:name="Light List Accent 5" w:semiHidden="0" w:uiPriority="61" w:unhideWhenUsed="0"/>
+    <w:lsdException w:name="Light Grid Accent 5" w:semiHidden="0" w:uiPriority="62" w:unhideWhenUsed="0"/>
+    <w:lsdException w:name="Medium Shading 1 Accent 5" w:semiHidden="0" w:uiPriority="63" w:unhideWhenUsed="0"/>
+    <w:lsdException w:name="Medium Shading 2 Accent 5" w:semiHidden="0" w:uiPriority="64" w:unhideWhenUsed="0"/>
+    <w:lsdException w:name="Medium List 1 Accent 5" w:semiHidden="0" w:uiPriority="65" w:unhideWhenUsed="0"/>
+    <w:lsdException w:name="Medium List 2 Accent 5" w:semiHidden="0" w:uiPriority="66" w:unhideWhenUsed="0"/>
+    <w:lsdException w:name="Medium Grid 1 Accent 5" w:semiHidden="0" w:uiPriority="67" w:unhideWhenUsed="0"/>
+    <w:lsdException w:name="Medium Grid 2 Accent 5" w:semiHidden="0" w:uiPriority="68" w:unhideWhenUsed="0"/>
+    <w:lsdException w:name="Medium Grid 3 Accent 5" w:semiHidden="0" w:uiPriority="69" w:unhideWhenUsed="0"/>
+    <w:lsdException w:name="Dark List Accent 5" w:semiHidden="0" w:uiPriority="70" w:unhideWhenUsed="0"/>
+    <w:lsdException w:name="Colorful Shading Accent 5" w:semiHidden="0" w:uiPriority="71" w:unhideWhenUsed="0"/>
+    <w:lsdException w:name="Colorful List Accent 5" w:semiHidden="0" w:uiPriority="72" w:unhideWhenUsed="0"/>
+    <w:lsdException w:name="Colorful Grid Accent 5" w:semiHidden="0" w:uiPriority="73" w:unhideWhenUsed="0"/>
+    <w:lsdException w:name="Light Shading Accent 6" w:semiHidden="0" w:uiPriority="60" w:unhideWhenUsed="0"/>
+    <w:lsdException w:name="Light List Accent 6" w:semiHidden="0" w:uiPriority="61" w:unhideWhenUsed="0"/>
+    <w:lsdException w:name="Light Grid Accent 6" w:semiHidden="0" w:uiPriority="62" w:unhideWhenUsed="0"/>
+    <w:lsdException w:name="Medium Shading 1 Accent 6" w:semiHidden="0" w:uiPriority="63" w:unhideWhenUsed="0"/>
+    <w:lsdException w:name="Medium Shading 2 Accent 6" w:semiHidden="0" w:uiPriority="64" w:unhideWhenUsed="0"/>
+    <w:lsdException w:name="Medium List 1 Accent 6" w:semiHidden="0" w:uiPriority="65" w:unhideWhenUsed="0"/>
+    <w:lsdException w:name="Medium List 2 Accent 6" w:semiHidden="0" w:uiPriority="66" w:unhideWhenUsed="0"/>
+    <w:lsdException w:name="Medium Grid 1 Accent 6" w:semiHidden="0" w:uiPriority="67" w:unhideWhenUsed="0"/>
+    <w:lsdException w:name="Medium Grid 2 Accent 6" w:semiHidden="0" w:uiPriority="68" w:unhideWhenUsed="0"/>
+    <w:lsdException w:name="Medium Grid 3 Accent 6" w:semiHidden="0" w:uiPriority="69" w:unhideWhenUsed="0"/>
+    <w:lsdException w:name="Dark List Accent 6" w:semiHidden="0" w:uiPriority="70" w:unhideWhenUsed="0"/>
+    <w:lsdException w:name="Colorful Shading Accent 6" w:semiHidden="0" w:uiPriority="71" w:unhideWhenUsed="0"/>
+    <w:lsdException w:name="Colorful List Accent 6" w:semiHidden="0" w:uiPriority="72" w:unhideWhenUsed="0"/>
+    <w:lsdException w:name="Colorful Grid Accent 6" w:semiHidden="0" w:uiPriority="73" w:unhideWhenUsed="0"/>
+    <w:lsdException w:name="Subtle Emphasis" w:semiHidden="0" w:uiPriority="19" w:unhideWhenUsed="0" w:qFormat="1"/>
+    <w:lsdException w:name="Intense Emphasis" w:semiHidden="0" w:uiPriority="21" w:unhideWhenUsed="0" w:qFormat="1"/>
+    <w:lsdException w:name="Subtle Reference" w:semiHidden="0" w:uiPriority="31" w:unhideWhenUsed="0" w:qFormat="1"/>
+    <w:lsdException w:name="Intense Reference" w:semiHidden="0" w:uiPriority="32" w:unhideWhenUsed="0" w:qFormat="1"/>
+    <w:lsdException w:name="Book Title" w:semiHidden="0" w:uiPriority="33" w:unhideWhenUsed="0" w:qFormat="1"/>
+    <w:lsdException w:name="Bibliography" w:uiPriority="37"/>
+    <w:lsdException w:name="TOC Heading" w:uiPriority="39" w:qFormat="1"/>
+  </w:latentStyles>
+  <w:style w:type="paragraph" w:default="1" w:styleId="Normal">
+    <w:name w:val="Normal"/>
+    <w:qFormat/>
+  </w:style>
+  <w:style w:type="character" w:default="1" w:styleId="DefaultParagraphFont">
+    <w:name w:val="Default Paragraph Font"/>
+    <w:uiPriority w:val="1"/>
+    <w:semiHidden/>
+    <w:unhideWhenUsed/>
+  </w:style>
+  <w:style w:type="table" w:default="1" w:styleId="TableNormal">
+    <w:name w:val="Normal Table"/>
+    <w:uiPriority w:val="99"/>
+    <w:semiHidden/>
+    <w:unhideWhenUsed/>
+    <w:tblPr>
+      <w:tblInd w:w="0" w:type="dxa"/>
+      <w:tblCellMar>
+        <w:top w:w="0" w:type="dxa"/>
+        <w:left w:w="108" w:type="dxa"/>
+        <w:bottom w:w="0" w:type="dxa"/>
+        <w:right w:w="108" w:type="dxa"/>
+      </w:tblCellMar>
+    </w:tblPr>
+  </w:style>
+  <w:style w:type="numbering" w:default="1" w:styleId="NoList">
+    <w:name w:val="No List"/>
+    <w:uiPriority w:val="99"/>
+    <w:semiHidden/>
+    <w:unhideWhenUsed/>
+  </w:style>
+</w:styles>
 </file>
 
 <file path=word/theme/theme1.xml><?xml version="1.0" encoding="utf-8"?>

--- a/app/templates/PLII_M02.docx
+++ b/app/templates/PLII_M02.docx
@@ -1643,96 +1643,227 @@
         <w:t xml:space="preserve">):</w:t>
       </w:r>
     </w:p>
-    <w:p>
-      <w:pPr>
-        <w:jc w:val="center"/>
-        <w:spacing w:before="120"/>
-      </w:pPr>
-      <w:r>
-        <w:rPr>
-          <w:rFonts w:ascii="Arial" w:hAnsi="Arial" w:cs="Arial"/>
-          <w:sz w:val="24"/>
-          <w:sz-cs w:val="24"/>
-        </w:rPr>
-        <w:t xml:space="preserve">STT</w:t>
-      </w:r>
-    </w:p>
-    <w:p>
-      <w:pPr>
-        <w:jc w:val="center"/>
-        <w:spacing w:before="120"/>
-      </w:pPr>
-      <w:r>
-        <w:rPr>
-          <w:rFonts w:ascii="Arial" w:hAnsi="Arial" w:cs="Arial"/>
-          <w:sz w:val="24"/>
-          <w:sz-cs w:val="24"/>
-        </w:rPr>
-        <w:t xml:space="preserve">Tên ngành, nghề kinh doanh được bổ sung</w:t>
-      </w:r>
-    </w:p>
-    <w:p>
-      <w:pPr>
-        <w:jc w:val="center"/>
-        <w:spacing w:before="120"/>
-      </w:pPr>
-      <w:r>
-        <w:rPr>
-          <w:rFonts w:ascii="Arial" w:hAnsi="Arial" w:cs="Arial"/>
-          <w:sz w:val="24"/>
-          <w:sz-cs w:val="24"/>
-        </w:rPr>
-        <w:t xml:space="preserve">Mã ngành</w:t>
-      </w:r>
-      <w:r>
-        <w:rPr>
-          <w:rFonts w:ascii="Arial" w:hAnsi="Arial" w:cs="Arial"/>
-          <w:sz w:val="24"/>
-          <w:sz-cs w:val="24"/>
-          <w:vertAlign w:val="superscript"/>
-        </w:rPr>
-        <w:t xml:space="preserve">4</w:t>
-      </w:r>
-      <w:r>
-        <w:rPr>
-          <w:rFonts w:ascii="Arial" w:hAnsi="Arial" w:cs="Arial"/>
-          <w:sz w:val="24"/>
-          <w:sz-cs w:val="24"/>
-        </w:rPr>
-        <w:t xml:space="preserve"/>
-      </w:r>
-    </w:p>
-    <w:p>
-      <w:pPr>
-        <w:jc w:val="center"/>
-        <w:spacing w:before="120"/>
-      </w:pPr>
-      <w:r>
-        <w:rPr>
-          <w:rFonts w:ascii="Arial" w:hAnsi="Arial" w:cs="Arial"/>
-          <w:sz w:val="24"/>
-          <w:sz-cs w:val="24"/>
-        </w:rPr>
-        <w:t xml:space="preserve">Ngành, nghề kinh doanh chính (</w:t>
-      </w:r>
-      <w:r>
-        <w:rPr>
-          <w:rFonts w:ascii="Arial" w:hAnsi="Arial" w:cs="Arial"/>
-          <w:sz w:val="24"/>
-          <w:sz-cs w:val="24"/>
-          <w:i/>
-        </w:rPr>
-        <w:t xml:space="preserve">Trường hợp một trong các ngành, nghề kinh doanh được bổ sung là ngành, nghề kinh doanh chính thì đánh dấu X vào ô này</w:t>
-      </w:r>
-      <w:r>
-        <w:rPr>
-          <w:rFonts w:ascii="Arial" w:hAnsi="Arial" w:cs="Arial"/>
-          <w:sz w:val="24"/>
-          <w:sz-cs w:val="24"/>
-        </w:rPr>
-        <w:t xml:space="preserve">)</w:t>
-      </w:r>
-    </w:p>
+    <w:tbl xmlns:ns0="urn:orca:p1a-temp">
+      <w:tblPr>
+        <w:tblW w:type="auto" w:w="0"/>
+        <w:tblLook w:firstColumn="1" w:firstRow="1" w:lastColumn="0" w:lastRow="0" w:noHBand="0" w:noVBand="1" w:val="04A0"/>
+        <w:tblBorders>
+          <w:top w:val="single" w:sz="4" w:color="000000"/>
+          <w:left w:val="single" w:sz="4" w:color="000000"/>
+          <w:bottom w:val="single" w:sz="4" w:color="000000"/>
+          <w:right w:val="single" w:sz="4" w:color="000000"/>
+          <w:insideH w:val="single" w:sz="4" w:color="000000"/>
+          <w:insideV w:val="single" w:sz="4" w:color="000000"/>
+        </w:tblBorders>
+      </w:tblPr>
+      <w:tblGrid>
+        <w:gridCol w:w="2160"/>
+        <w:gridCol w:w="2160"/>
+        <w:gridCol w:w="2160"/>
+        <w:gridCol w:w="2160"/>
+      </w:tblGrid>
+      <w:tr>
+        <w:tc>
+          <w:tcPr>
+            <w:tcW w:type="dxa" w:w="2160"/>
+          </w:tcPr>
+          <w:p>
+            <w:r>
+              <w:rPr>
+                <w:b/>
+              </w:rPr>
+              <w:t>STT</w:t>
+            </w:r>
+          </w:p>
+        </w:tc>
+        <w:tc>
+          <w:tcPr>
+            <w:tcW w:type="dxa" w:w="2160"/>
+          </w:tcPr>
+          <w:p>
+            <w:r>
+              <w:rPr>
+                <w:b/>
+              </w:rPr>
+              <w:t>Tên ngành, nghề kinh doanh được bổ sung</w:t>
+            </w:r>
+          </w:p>
+        </w:tc>
+        <w:tc>
+          <w:tcPr>
+            <w:tcW w:type="dxa" w:w="2160"/>
+          </w:tcPr>
+          <w:p>
+            <w:r>
+              <w:rPr>
+                <w:b/>
+              </w:rPr>
+              <w:t>Mã ngành</w:t>
+            </w:r>
+          </w:p>
+        </w:tc>
+        <w:tc>
+          <w:tcPr>
+            <w:tcW w:type="dxa" w:w="2160"/>
+          </w:tcPr>
+          <w:p>
+            <w:r>
+              <w:rPr>
+                <w:b/>
+              </w:rPr>
+              <w:t>Ngành, nghề kinh doanh chính</w:t>
+            </w:r>
+          </w:p>
+        </w:tc>
+      </w:tr>
+      <w:tr>
+        <w:tc>
+          <w:tcPr>
+            <w:tcW w:type="dxa" w:w="2160"/>
+          </w:tcPr>
+          <w:p/>
+        </w:tc>
+        <w:tc>
+          <w:tcPr>
+            <w:tcW w:type="dxa" w:w="2160"/>
+          </w:tcPr>
+          <w:p/>
+        </w:tc>
+        <w:tc>
+          <w:tcPr>
+            <w:tcW w:type="dxa" w:w="2160"/>
+          </w:tcPr>
+          <w:p/>
+        </w:tc>
+        <w:tc>
+          <w:tcPr>
+            <w:tcW w:type="dxa" w:w="2160"/>
+          </w:tcPr>
+          <w:p/>
+        </w:tc>
+      </w:tr>
+      <w:tr>
+        <w:tc>
+          <w:tcPr>
+            <w:tcW w:type="dxa" w:w="2160"/>
+          </w:tcPr>
+          <w:p/>
+        </w:tc>
+        <w:tc>
+          <w:tcPr>
+            <w:tcW w:type="dxa" w:w="2160"/>
+          </w:tcPr>
+          <w:p/>
+        </w:tc>
+        <w:tc>
+          <w:tcPr>
+            <w:tcW w:type="dxa" w:w="2160"/>
+          </w:tcPr>
+          <w:p/>
+        </w:tc>
+        <w:tc>
+          <w:tcPr>
+            <w:tcW w:type="dxa" w:w="2160"/>
+          </w:tcPr>
+          <w:p/>
+        </w:tc>
+      </w:tr>
+      <w:tr>
+        <w:tc>
+          <w:tcPr>
+            <w:tcW w:type="dxa" w:w="2160"/>
+          </w:tcPr>
+          <w:p/>
+        </w:tc>
+        <w:tc>
+          <w:tcPr>
+            <w:tcW w:type="dxa" w:w="2160"/>
+          </w:tcPr>
+          <w:p/>
+        </w:tc>
+        <w:tc>
+          <w:tcPr>
+            <w:tcW w:type="dxa" w:w="2160"/>
+          </w:tcPr>
+          <w:p/>
+        </w:tc>
+        <w:tc>
+          <w:tcPr>
+            <w:tcW w:type="dxa" w:w="2160"/>
+          </w:tcPr>
+          <w:p/>
+        </w:tc>
+      </w:tr>
+      <w:tr>
+        <w:tc>
+          <w:tcPr>
+            <w:tcW w:type="dxa" w:w="2160"/>
+          </w:tcPr>
+          <w:p/>
+        </w:tc>
+        <w:tc>
+          <w:tcPr>
+            <w:tcW w:type="dxa" w:w="2160"/>
+          </w:tcPr>
+          <w:p/>
+        </w:tc>
+        <w:tc>
+          <w:tcPr>
+            <w:tcW w:type="dxa" w:w="2160"/>
+          </w:tcPr>
+          <w:p/>
+        </w:tc>
+        <w:tc>
+          <w:tcPr>
+            <w:tcW w:type="dxa" w:w="2160"/>
+          </w:tcPr>
+          <w:p/>
+        </w:tc>
+      </w:tr>
+      <w:tr>
+        <w:tc>
+          <w:tcPr>
+            <w:tcW w:type="dxa" w:w="2160"/>
+          </w:tcPr>
+          <w:p>
+            <w:r>
+              <w:t>{#nganh_bo_sung}{_stt}</w:t>
+            </w:r>
+          </w:p>
+        </w:tc>
+        <w:tc>
+          <w:tcPr>
+            <w:tcW w:type="dxa" w:w="2160"/>
+          </w:tcPr>
+          <w:p>
+            <w:r>
+              <w:t>{ten_nganh_bo_sung}</w:t>
+            </w:r>
+          </w:p>
+        </w:tc>
+        <w:tc>
+          <w:tcPr>
+            <w:tcW w:type="dxa" w:w="2160"/>
+          </w:tcPr>
+          <w:p>
+            <w:r>
+              <w:t>{ma_nganh}</w:t>
+            </w:r>
+          </w:p>
+        </w:tc>
+        <w:tc>
+          <w:tcPr>
+            <w:tcW w:type="dxa" w:w="2160"/>
+          </w:tcPr>
+          <w:p>
+            <w:r>
+              <w:t>{la_nganh_chinh}{/nganh_bo_sung}</w:t>
+            </w:r>
+          </w:p>
+        </w:tc>
+      </w:tr>
+    </w:tbl>
+    <w:p/>
     <w:p>
       <w:pPr>
         <w:spacing w:before="120"/>
@@ -1852,88 +1983,227 @@
         <w:t xml:space="preserve">):</w:t>
       </w:r>
     </w:p>
-    <w:p>
-      <w:pPr>
-        <w:jc w:val="center"/>
-        <w:spacing w:before="120"/>
-      </w:pPr>
-      <w:r>
-        <w:rPr>
-          <w:rFonts w:ascii="Arial" w:hAnsi="Arial" w:cs="Arial"/>
-          <w:sz w:val="24"/>
-          <w:sz-cs w:val="24"/>
-        </w:rPr>
-        <w:t xml:space="preserve">STT</w:t>
-      </w:r>
-    </w:p>
-    <w:p>
-      <w:pPr>
-        <w:jc w:val="center"/>
-        <w:spacing w:before="120"/>
-      </w:pPr>
-      <w:r>
-        <w:rPr>
-          <w:rFonts w:ascii="Arial" w:hAnsi="Arial" w:cs="Arial"/>
-          <w:sz w:val="24"/>
-          <w:sz-cs w:val="24"/>
-        </w:rPr>
-        <w:t xml:space="preserve">Tên ngành, nghề kinh doanh được bỏ khỏi danh sách đã đăng ký</w:t>
-      </w:r>
-    </w:p>
-    <w:p>
-      <w:pPr>
-        <w:jc w:val="center"/>
-        <w:spacing w:before="120"/>
-      </w:pPr>
-      <w:r>
-        <w:rPr>
-          <w:rFonts w:ascii="Arial" w:hAnsi="Arial" w:cs="Arial"/>
-          <w:sz w:val="24"/>
-          <w:sz-cs w:val="24"/>
-        </w:rPr>
-        <w:t xml:space="preserve">Mã ngành</w:t>
-      </w:r>
-      <w:r>
-        <w:rPr>
-          <w:rFonts w:ascii="Arial" w:hAnsi="Arial" w:cs="Arial"/>
-          <w:sz w:val="24"/>
-          <w:sz-cs w:val="24"/>
-          <w:vertAlign w:val="superscript"/>
-        </w:rPr>
-        <w:t xml:space="preserve">5</w:t>
-      </w:r>
-    </w:p>
-    <w:p>
-      <w:pPr>
-        <w:jc w:val="center"/>
-        <w:spacing w:before="120"/>
-      </w:pPr>
-      <w:r>
-        <w:rPr>
-          <w:rFonts w:ascii="Arial" w:hAnsi="Arial" w:cs="Arial"/>
-          <w:sz w:val="24"/>
-          <w:sz-cs w:val="24"/>
-        </w:rPr>
-        <w:t xml:space="preserve">Ngành, nghề kinh doanh chính (</w:t>
-      </w:r>
-      <w:r>
-        <w:rPr>
-          <w:rFonts w:ascii="Arial" w:hAnsi="Arial" w:cs="Arial"/>
-          <w:sz w:val="24"/>
-          <w:sz-cs w:val="24"/>
-          <w:i/>
-        </w:rPr>
-        <w:t xml:space="preserve">Trường hợp ngành, nghề kinh doanh được bỏ là ngành, nghề kinh doanh chính thì đánh dấu X vào ô này</w:t>
-      </w:r>
-      <w:r>
-        <w:rPr>
-          <w:rFonts w:ascii="Arial" w:hAnsi="Arial" w:cs="Arial"/>
-          <w:sz w:val="24"/>
-          <w:sz-cs w:val="24"/>
-        </w:rPr>
-        <w:t xml:space="preserve">)</w:t>
-      </w:r>
-    </w:p>
+    <w:tbl xmlns:ns1="urn:orca:p1a-temp">
+      <w:tblPr>
+        <w:tblW w:type="auto" w:w="0"/>
+        <w:tblLook w:firstColumn="1" w:firstRow="1" w:lastColumn="0" w:lastRow="0" w:noHBand="0" w:noVBand="1" w:val="04A0"/>
+        <w:tblBorders>
+          <w:top w:val="single" w:sz="4" w:color="000000"/>
+          <w:left w:val="single" w:sz="4" w:color="000000"/>
+          <w:bottom w:val="single" w:sz="4" w:color="000000"/>
+          <w:right w:val="single" w:sz="4" w:color="000000"/>
+          <w:insideH w:val="single" w:sz="4" w:color="000000"/>
+          <w:insideV w:val="single" w:sz="4" w:color="000000"/>
+        </w:tblBorders>
+      </w:tblPr>
+      <w:tblGrid>
+        <w:gridCol w:w="2160"/>
+        <w:gridCol w:w="2160"/>
+        <w:gridCol w:w="2160"/>
+        <w:gridCol w:w="2160"/>
+      </w:tblGrid>
+      <w:tr>
+        <w:tc>
+          <w:tcPr>
+            <w:tcW w:type="dxa" w:w="2160"/>
+          </w:tcPr>
+          <w:p>
+            <w:r>
+              <w:rPr>
+                <w:b/>
+              </w:rPr>
+              <w:t>STT</w:t>
+            </w:r>
+          </w:p>
+        </w:tc>
+        <w:tc>
+          <w:tcPr>
+            <w:tcW w:type="dxa" w:w="2160"/>
+          </w:tcPr>
+          <w:p>
+            <w:r>
+              <w:rPr>
+                <w:b/>
+              </w:rPr>
+              <w:t>Tên ngành, nghề kinh doanh được bỏ khỏi danh sách đã đăng ký</w:t>
+            </w:r>
+          </w:p>
+        </w:tc>
+        <w:tc>
+          <w:tcPr>
+            <w:tcW w:type="dxa" w:w="2160"/>
+          </w:tcPr>
+          <w:p>
+            <w:r>
+              <w:rPr>
+                <w:b/>
+              </w:rPr>
+              <w:t>Mã ngành</w:t>
+            </w:r>
+          </w:p>
+        </w:tc>
+        <w:tc>
+          <w:tcPr>
+            <w:tcW w:type="dxa" w:w="2160"/>
+          </w:tcPr>
+          <w:p>
+            <w:r>
+              <w:rPr>
+                <w:b/>
+              </w:rPr>
+              <w:t>Ngành, nghề kinh doanh chính</w:t>
+            </w:r>
+          </w:p>
+        </w:tc>
+      </w:tr>
+      <w:tr>
+        <w:tc>
+          <w:tcPr>
+            <w:tcW w:type="dxa" w:w="2160"/>
+          </w:tcPr>
+          <w:p/>
+        </w:tc>
+        <w:tc>
+          <w:tcPr>
+            <w:tcW w:type="dxa" w:w="2160"/>
+          </w:tcPr>
+          <w:p/>
+        </w:tc>
+        <w:tc>
+          <w:tcPr>
+            <w:tcW w:type="dxa" w:w="2160"/>
+          </w:tcPr>
+          <w:p/>
+        </w:tc>
+        <w:tc>
+          <w:tcPr>
+            <w:tcW w:type="dxa" w:w="2160"/>
+          </w:tcPr>
+          <w:p/>
+        </w:tc>
+      </w:tr>
+      <w:tr>
+        <w:tc>
+          <w:tcPr>
+            <w:tcW w:type="dxa" w:w="2160"/>
+          </w:tcPr>
+          <w:p/>
+        </w:tc>
+        <w:tc>
+          <w:tcPr>
+            <w:tcW w:type="dxa" w:w="2160"/>
+          </w:tcPr>
+          <w:p/>
+        </w:tc>
+        <w:tc>
+          <w:tcPr>
+            <w:tcW w:type="dxa" w:w="2160"/>
+          </w:tcPr>
+          <w:p/>
+        </w:tc>
+        <w:tc>
+          <w:tcPr>
+            <w:tcW w:type="dxa" w:w="2160"/>
+          </w:tcPr>
+          <w:p/>
+        </w:tc>
+      </w:tr>
+      <w:tr>
+        <w:tc>
+          <w:tcPr>
+            <w:tcW w:type="dxa" w:w="2160"/>
+          </w:tcPr>
+          <w:p/>
+        </w:tc>
+        <w:tc>
+          <w:tcPr>
+            <w:tcW w:type="dxa" w:w="2160"/>
+          </w:tcPr>
+          <w:p/>
+        </w:tc>
+        <w:tc>
+          <w:tcPr>
+            <w:tcW w:type="dxa" w:w="2160"/>
+          </w:tcPr>
+          <w:p/>
+        </w:tc>
+        <w:tc>
+          <w:tcPr>
+            <w:tcW w:type="dxa" w:w="2160"/>
+          </w:tcPr>
+          <w:p/>
+        </w:tc>
+      </w:tr>
+      <w:tr>
+        <w:tc>
+          <w:tcPr>
+            <w:tcW w:type="dxa" w:w="2160"/>
+          </w:tcPr>
+          <w:p/>
+        </w:tc>
+        <w:tc>
+          <w:tcPr>
+            <w:tcW w:type="dxa" w:w="2160"/>
+          </w:tcPr>
+          <w:p/>
+        </w:tc>
+        <w:tc>
+          <w:tcPr>
+            <w:tcW w:type="dxa" w:w="2160"/>
+          </w:tcPr>
+          <w:p/>
+        </w:tc>
+        <w:tc>
+          <w:tcPr>
+            <w:tcW w:type="dxa" w:w="2160"/>
+          </w:tcPr>
+          <w:p/>
+        </w:tc>
+      </w:tr>
+      <w:tr>
+        <w:tc>
+          <w:tcPr>
+            <w:tcW w:type="dxa" w:w="2160"/>
+          </w:tcPr>
+          <w:p>
+            <w:r>
+              <w:t>{#nganh_xoa_bo}{_stt}</w:t>
+            </w:r>
+          </w:p>
+        </w:tc>
+        <w:tc>
+          <w:tcPr>
+            <w:tcW w:type="dxa" w:w="2160"/>
+          </w:tcPr>
+          <w:p>
+            <w:r>
+              <w:t>{ten_nganh_bo}</w:t>
+            </w:r>
+          </w:p>
+        </w:tc>
+        <w:tc>
+          <w:tcPr>
+            <w:tcW w:type="dxa" w:w="2160"/>
+          </w:tcPr>
+          <w:p>
+            <w:r>
+              <w:t>{ma_nganh}</w:t>
+            </w:r>
+          </w:p>
+        </w:tc>
+        <w:tc>
+          <w:tcPr>
+            <w:tcW w:type="dxa" w:w="2160"/>
+          </w:tcPr>
+          <w:p>
+            <w:r>
+              <w:t>{la_nganh_chinh}{/nganh_xoa_bo}</w:t>
+            </w:r>
+          </w:p>
+        </w:tc>
+      </w:tr>
+    </w:tbl>
+    <w:p/>
     <w:p>
       <w:pPr>
         <w:spacing w:before="120"/>
@@ -2045,57 +2315,179 @@
         <w:t xml:space="preserve">):</w:t>
       </w:r>
     </w:p>
-    <w:p>
-      <w:pPr>
-        <w:jc w:val="center"/>
-        <w:spacing w:before="120"/>
-      </w:pPr>
-      <w:r>
-        <w:rPr>
-          <w:rFonts w:ascii="Arial" w:hAnsi="Arial" w:cs="Arial"/>
-          <w:sz w:val="24"/>
-          <w:sz-cs w:val="24"/>
-        </w:rPr>
-        <w:t xml:space="preserve">STT</w:t>
-      </w:r>
-    </w:p>
-    <w:p>
-      <w:pPr>
-        <w:jc w:val="center"/>
-        <w:spacing w:before="120"/>
-      </w:pPr>
-      <w:r>
-        <w:rPr>
-          <w:rFonts w:ascii="Arial" w:hAnsi="Arial" w:cs="Arial"/>
-          <w:sz w:val="24"/>
-          <w:sz-cs w:val="24"/>
-        </w:rPr>
-        <w:t xml:space="preserve">Tên ngành, nghề kinh doanh</w:t>
-      </w:r>
-    </w:p>
-    <w:p>
-      <w:pPr>
-        <w:jc w:val="center"/>
-        <w:spacing w:before="120"/>
-      </w:pPr>
-      <w:r>
-        <w:rPr>
-          <w:rFonts w:ascii="Arial" w:hAnsi="Arial" w:cs="Arial"/>
-          <w:sz w:val="24"/>
-          <w:sz-cs w:val="24"/>
-        </w:rPr>
-        <w:t xml:space="preserve">Mã ngành</w:t>
-      </w:r>
-      <w:r>
-        <w:rPr>
-          <w:rFonts w:ascii="Arial" w:hAnsi="Arial" w:cs="Arial"/>
-          <w:sz w:val="24"/>
-          <w:sz-cs w:val="24"/>
-          <w:vertAlign w:val="superscript"/>
-        </w:rPr>
-        <w:t xml:space="preserve"/>
-      </w:r>
-    </w:p>
+    <w:tbl xmlns:ns2="urn:orca:p1a-temp">
+      <w:tblPr>
+        <w:tblW w:type="auto" w:w="0"/>
+        <w:tblLook w:firstColumn="1" w:firstRow="1" w:lastColumn="0" w:lastRow="0" w:noHBand="0" w:noVBand="1" w:val="04A0"/>
+        <w:tblBorders>
+          <w:top w:val="single" w:sz="4" w:color="000000"/>
+          <w:left w:val="single" w:sz="4" w:color="000000"/>
+          <w:bottom w:val="single" w:sz="4" w:color="000000"/>
+          <w:right w:val="single" w:sz="4" w:color="000000"/>
+          <w:insideH w:val="single" w:sz="4" w:color="000000"/>
+          <w:insideV w:val="single" w:sz="4" w:color="000000"/>
+        </w:tblBorders>
+      </w:tblPr>
+      <w:tblGrid>
+        <w:gridCol w:w="2880"/>
+        <w:gridCol w:w="2880"/>
+        <w:gridCol w:w="2880"/>
+      </w:tblGrid>
+      <w:tr>
+        <w:tc>
+          <w:tcPr>
+            <w:tcW w:type="dxa" w:w="2880"/>
+          </w:tcPr>
+          <w:p>
+            <w:r>
+              <w:rPr>
+                <w:b/>
+              </w:rPr>
+              <w:t>STT</w:t>
+            </w:r>
+          </w:p>
+        </w:tc>
+        <w:tc>
+          <w:tcPr>
+            <w:tcW w:type="dxa" w:w="2880"/>
+          </w:tcPr>
+          <w:p>
+            <w:r>
+              <w:rPr>
+                <w:b/>
+              </w:rPr>
+              <w:t>Tên ngành, nghề kinh doanh</w:t>
+            </w:r>
+          </w:p>
+        </w:tc>
+        <w:tc>
+          <w:tcPr>
+            <w:tcW w:type="dxa" w:w="2880"/>
+          </w:tcPr>
+          <w:p>
+            <w:r>
+              <w:rPr>
+                <w:b/>
+              </w:rPr>
+              <w:t>Mã ngành</w:t>
+            </w:r>
+          </w:p>
+        </w:tc>
+      </w:tr>
+      <w:tr>
+        <w:tc>
+          <w:tcPr>
+            <w:tcW w:type="dxa" w:w="2880"/>
+          </w:tcPr>
+          <w:p/>
+        </w:tc>
+        <w:tc>
+          <w:tcPr>
+            <w:tcW w:type="dxa" w:w="2880"/>
+          </w:tcPr>
+          <w:p/>
+        </w:tc>
+        <w:tc>
+          <w:tcPr>
+            <w:tcW w:type="dxa" w:w="2880"/>
+          </w:tcPr>
+          <w:p/>
+        </w:tc>
+      </w:tr>
+      <w:tr>
+        <w:tc>
+          <w:tcPr>
+            <w:tcW w:type="dxa" w:w="2880"/>
+          </w:tcPr>
+          <w:p/>
+        </w:tc>
+        <w:tc>
+          <w:tcPr>
+            <w:tcW w:type="dxa" w:w="2880"/>
+          </w:tcPr>
+          <w:p/>
+        </w:tc>
+        <w:tc>
+          <w:tcPr>
+            <w:tcW w:type="dxa" w:w="2880"/>
+          </w:tcPr>
+          <w:p/>
+        </w:tc>
+      </w:tr>
+      <w:tr>
+        <w:tc>
+          <w:tcPr>
+            <w:tcW w:type="dxa" w:w="2880"/>
+          </w:tcPr>
+          <w:p/>
+        </w:tc>
+        <w:tc>
+          <w:tcPr>
+            <w:tcW w:type="dxa" w:w="2880"/>
+          </w:tcPr>
+          <w:p/>
+        </w:tc>
+        <w:tc>
+          <w:tcPr>
+            <w:tcW w:type="dxa" w:w="2880"/>
+          </w:tcPr>
+          <w:p/>
+        </w:tc>
+      </w:tr>
+      <w:tr>
+        <w:tc>
+          <w:tcPr>
+            <w:tcW w:type="dxa" w:w="2880"/>
+          </w:tcPr>
+          <w:p/>
+        </w:tc>
+        <w:tc>
+          <w:tcPr>
+            <w:tcW w:type="dxa" w:w="2880"/>
+          </w:tcPr>
+          <w:p/>
+        </w:tc>
+        <w:tc>
+          <w:tcPr>
+            <w:tcW w:type="dxa" w:w="2880"/>
+          </w:tcPr>
+          <w:p/>
+        </w:tc>
+      </w:tr>
+      <w:tr>
+        <w:tc>
+          <w:tcPr>
+            <w:tcW w:type="dxa" w:w="2880"/>
+          </w:tcPr>
+          <w:p>
+            <w:r>
+              <w:t>{#nganh_sua_doi_chi_tiet}{_stt}</w:t>
+            </w:r>
+          </w:p>
+        </w:tc>
+        <w:tc>
+          <w:tcPr>
+            <w:tcW w:type="dxa" w:w="2880"/>
+          </w:tcPr>
+          <w:p>
+            <w:r>
+              <w:t>{ten_nganh}</w:t>
+            </w:r>
+          </w:p>
+        </w:tc>
+        <w:tc>
+          <w:tcPr>
+            <w:tcW w:type="dxa" w:w="2880"/>
+          </w:tcPr>
+          <w:p>
+            <w:r>
+              <w:t>{ma_nganh}{/nganh_sua_doi_chi_tiet}</w:t>
+            </w:r>
+          </w:p>
+        </w:tc>
+      </w:tr>
+    </w:tbl>
+    <w:p/>
     <w:p>
       <w:pPr>
         <w:spacing w:before="120"/>
@@ -2706,7 +3098,7 @@
         <w:t xml:space="preserve"> </w:t>
       </w:r>
     </w:p>
-    <w:tbl>
+    <w:tbl xmlns:ns3="urn:orca:p1a-temp">
       <w:tblPr>
         <w:tblW w:type="auto" w:w="0"/>
         <w:tblLook w:firstColumn="1" w:firstRow="1" w:lastColumn="0" w:lastRow="0" w:noHBand="0" w:noVBand="1" w:val="04A0"/>

--- a/app/templates/PLII_M02.docx
+++ b/app/templates/PLII_M02.docx
@@ -815,7 +815,7 @@
           <w:sz w:val="24"/>
           <w:sz-cs w:val="24"/>
         </w:rPr>
-        <w:t xml:space="preserve">☐</w:t>
+        <w:t>{chk_auto_chu_ho_kinh_doanh_chet_hoac_bi_toa_an_tu}</w:t>
       </w:r>
     </w:p>
     <w:p>

--- a/app/templates/PLII_M02.docx
+++ b/app/templates/PLII_M02.docx
@@ -12,79 +12,165 @@
         <w:t>Mẫu số 2</w:t>
       </w:r>
     </w:p>
-    <w:p>
-      <w:pPr>
-        <w:jc w:val="center"/>
-        <w:spacing w:before="120"/>
-      </w:pPr>
-      <w:r>
-        <w:rPr>
-          <w:rFonts w:ascii="Arial" w:hAnsi="Arial" w:cs="Arial"/>
-          <w:sz w:val="24"/>
-          <w:sz-cs w:val="24"/>
-          <w:b/>
-        </w:rPr>
-        <w:t xml:space="preserve">TÊN HỘ KINH DOANH</w:t>
-        <w:br/>
-        <w:t xml:space="preserve">-------</w:t>
-      </w:r>
-    </w:p>
-    <w:p>
-      <w:pPr>
-        <w:jc w:val="center"/>
-        <w:spacing w:before="120"/>
-      </w:pPr>
-      <w:r>
-        <w:rPr>
-          <w:rFonts w:ascii="Arial" w:hAnsi="Arial" w:cs="Arial"/>
-          <w:sz w:val="24"/>
-          <w:sz-cs w:val="24"/>
-          <w:b/>
-        </w:rPr>
-        <w:t xml:space="preserve">CỘNG HÒA XÃ HỘI CHỦ NGHĨA VIỆT NAM</w:t>
-        <w:br/>
-        <w:t xml:space="preserve">Độc lập - Tự do - Hạnh phúc</w:t>
-        <w:br/>
-        <w:t xml:space="preserve">---------------</w:t>
-      </w:r>
-      <w:r>
-        <w:rPr>
-          <w:rFonts w:ascii="Arial" w:hAnsi="Arial" w:cs="Arial"/>
-          <w:sz w:val="24"/>
-          <w:sz-cs w:val="24"/>
-        </w:rPr>
-        <w:t xml:space="preserve"/>
-      </w:r>
-    </w:p>
-    <w:p>
-      <w:pPr>
-        <w:jc w:val="center"/>
-        <w:spacing w:before="120"/>
-      </w:pPr>
-      <w:r>
-        <w:rPr>
-          <w:rFonts w:ascii="Arial" w:hAnsi="Arial" w:cs="Arial"/>
-          <w:sz w:val="24"/>
-          <w:sz-cs w:val="24"/>
-        </w:rPr>
-        <w:t>Số: {so_van_ban}</w:t>
-      </w:r>
-    </w:p>
-    <w:p>
-      <w:pPr>
-        <w:jc w:val="right"/>
-        <w:spacing w:before="120"/>
-      </w:pPr>
-      <w:r>
-        <w:rPr>
-          <w:rFonts w:ascii="Arial" w:hAnsi="Arial" w:cs="Arial"/>
-          <w:sz w:val="24"/>
-          <w:sz-cs w:val="24"/>
-          <w:i/>
-        </w:rPr>
-        <w:t>{dia_diem_ky}, ngày{ngay_ky_vb} tháng{thang_ky_vb} năm {nam_ky_vb}</w:t>
-      </w:r>
-    </w:p>
+    <w:tbl xmlns:ns4="urn:orca:hdr2col">
+      <w:tblPr>
+        <w:tblW w:type="dxa" w:w="8640"/>
+        <w:tblBorders>
+          <w:top w:val="nil"/>
+          <w:left w:val="nil"/>
+          <w:bottom w:val="nil"/>
+          <w:right w:val="nil"/>
+          <w:insideH w:val="nil"/>
+          <w:insideV w:val="nil"/>
+        </w:tblBorders>
+        <w:tblLayout w:type="fixed"/>
+        <w:tblCellMar>
+          <w:left w:w="0" w:type="dxa"/>
+          <w:right w:w="0" w:type="dxa"/>
+        </w:tblCellMar>
+        <w:tblLook w:firstColumn="1" w:firstRow="1" w:lastColumn="0" w:lastRow="0" w:noHBand="0" w:noVBand="1" w:val="04A0"/>
+      </w:tblPr>
+      <w:tblGrid>
+        <w:gridCol w:w="3629"/>
+        <w:gridCol w:w="5011"/>
+      </w:tblGrid>
+      <w:tr>
+        <w:tc>
+          <w:tcPr>
+            <w:tcW w:type="dxa" w:w="3629"/>
+            <w:tcBorders>
+              <w:top w:val="nil"/>
+              <w:left w:val="nil"/>
+              <w:bottom w:val="nil"/>
+              <w:right w:val="nil"/>
+              <w:insideH w:val="nil"/>
+              <w:insideV w:val="nil"/>
+            </w:tcBorders>
+          </w:tcPr>
+          <w:p>
+            <w:pPr>
+              <w:jc w:val="left"/>
+              <w:spacing w:before="120"/>
+            </w:pPr>
+            <w:r>
+              <w:rPr>
+                <w:rFonts w:ascii="Arial" w:hAnsi="Arial" w:cs="Arial"/>
+                <w:sz w:val="24"/>
+                <w:sz-cs w:val="24"/>
+                <w:b/>
+              </w:rPr>
+              <w:t xml:space="preserve">TÊN HỘ KINH DOANH</w:t>
+              <w:br/>
+              <w:t xml:space="preserve">-------</w:t>
+            </w:r>
+          </w:p>
+        </w:tc>
+        <w:tc>
+          <w:tcPr>
+            <w:tcW w:type="dxa" w:w="5011"/>
+            <w:tcBorders>
+              <w:top w:val="nil"/>
+              <w:left w:val="nil"/>
+              <w:bottom w:val="nil"/>
+              <w:right w:val="nil"/>
+              <w:insideH w:val="nil"/>
+              <w:insideV w:val="nil"/>
+            </w:tcBorders>
+          </w:tcPr>
+          <w:p>
+            <w:pPr>
+              <w:jc w:val="center"/>
+              <w:spacing w:before="120"/>
+            </w:pPr>
+            <w:r>
+              <w:rPr>
+                <w:rFonts w:ascii="Arial" w:hAnsi="Arial" w:cs="Arial"/>
+                <w:sz w:val="24"/>
+                <w:sz-cs w:val="24"/>
+                <w:b/>
+              </w:rPr>
+              <w:t xml:space="preserve">CỘNG HÒA XÃ HỘI CHỦ NGHĨA VIỆT NAM</w:t>
+              <w:br/>
+            </w:r>
+            <w:r>
+              <w:rPr>
+                <w:rFonts w:ascii="Arial" w:hAnsi="Arial" w:cs="Arial"/>
+                <w:sz w:val="24"/>
+                <w:sz-cs w:val="24"/>
+                <w:b/>
+                <w:u w:val="single"/>
+              </w:rPr>
+              <w:t xml:space="preserve">Độc lập - Tự do - Hạnh phúc</w:t>
+            </w:r>
+            <w:r>
+              <w:rPr>
+                <w:rFonts w:ascii="Arial" w:hAnsi="Arial" w:cs="Arial"/>
+                <w:sz w:val="24"/>
+                <w:sz-cs w:val="24"/>
+              </w:rPr>
+              <w:t xml:space="preserve"/>
+            </w:r>
+          </w:p>
+        </w:tc>
+      </w:tr>
+      <w:tr>
+        <w:tc>
+          <w:tcPr>
+            <w:tcW w:type="dxa" w:w="3629"/>
+            <w:tcBorders>
+              <w:top w:val="nil"/>
+              <w:left w:val="nil"/>
+              <w:bottom w:val="nil"/>
+              <w:right w:val="nil"/>
+              <w:insideH w:val="nil"/>
+              <w:insideV w:val="nil"/>
+            </w:tcBorders>
+          </w:tcPr>
+          <w:p>
+            <w:pPr>
+              <w:jc w:val="left"/>
+              <w:spacing w:before="120"/>
+            </w:pPr>
+            <w:r>
+              <w:rPr>
+                <w:rFonts w:ascii="Arial" w:hAnsi="Arial" w:cs="Arial"/>
+                <w:sz w:val="24"/>
+                <w:sz-cs w:val="24"/>
+              </w:rPr>
+              <w:t>Số: {so_van_ban}</w:t>
+            </w:r>
+          </w:p>
+        </w:tc>
+        <w:tc>
+          <w:tcPr>
+            <w:tcW w:type="dxa" w:w="5011"/>
+            <w:tcBorders>
+              <w:top w:val="nil"/>
+              <w:left w:val="nil"/>
+              <w:bottom w:val="nil"/>
+              <w:right w:val="nil"/>
+              <w:insideH w:val="nil"/>
+              <w:insideV w:val="nil"/>
+            </w:tcBorders>
+          </w:tcPr>
+          <w:p>
+            <w:pPr>
+              <w:jc w:val="right"/>
+              <w:spacing w:before="120"/>
+            </w:pPr>
+            <w:r>
+              <w:rPr>
+                <w:rFonts w:ascii="Arial" w:hAnsi="Arial" w:cs="Arial"/>
+                <w:sz w:val="24"/>
+                <w:sz-cs w:val="24"/>
+                <w:i/>
+              </w:rPr>
+              <w:t>{dia_diem_ky}, ngày{ngay_ky_vb} tháng{thang_ky_vb} năm {nam_ky_vb}</w:t>
+            </w:r>
+          </w:p>
+        </w:tc>
+      </w:tr>
+    </w:tbl>
     <w:p>
       <w:pPr>
         <w:spacing w:before="120"/>

--- a/app/templates/PLII_M02.docx
+++ b/app/templates/PLII_M02.docx
@@ -12,7 +12,7 @@
         <w:t>Mẫu số 2</w:t>
       </w:r>
     </w:p>
-    <w:tbl xmlns:ns4="urn:orca:hdr2col">
+    <w:tbl xmlns:ns5="urn:orca:hdr2col">
       <w:tblPr>
         <w:tblW w:type="dxa" w:w="8640"/>
         <w:tblBorders>
@@ -2677,74 +2677,190 @@
         <w:t xml:space="preserve">Đăng ký bổ sung, thay đổi các chỉ tiêu đăng ký thuế như sau:</w:t>
       </w:r>
     </w:p>
-    <w:p>
-      <w:pPr>
-        <w:jc w:val="center"/>
-        <w:spacing w:before="120"/>
-      </w:pPr>
-      <w:r>
-        <w:rPr>
-          <w:rFonts w:ascii="Arial" w:hAnsi="Arial" w:cs="Arial"/>
-          <w:sz w:val="24"/>
-          <w:sz-cs w:val="24"/>
-        </w:rPr>
-        <w:t xml:space="preserve">Chỉ tiêu</w:t>
-      </w:r>
-    </w:p>
-    <w:p>
-      <w:pPr>
-        <w:jc w:val="center"/>
-        <w:spacing w:before="120"/>
-      </w:pPr>
-      <w:r>
-        <w:rPr>
-          <w:rFonts w:ascii="Arial" w:hAnsi="Arial" w:cs="Arial"/>
-          <w:sz w:val="24"/>
-          <w:sz-cs w:val="24"/>
-        </w:rPr>
-        <w:t xml:space="preserve">Thông tin đăng ký cũ</w:t>
-      </w:r>
-    </w:p>
-    <w:p>
-      <w:pPr>
-        <w:jc w:val="center"/>
-        <w:spacing w:before="120"/>
-      </w:pPr>
-      <w:r>
-        <w:rPr>
-          <w:rFonts w:ascii="Arial" w:hAnsi="Arial" w:cs="Arial"/>
-          <w:sz w:val="24"/>
-          <w:sz-cs w:val="24"/>
-        </w:rPr>
-        <w:t xml:space="preserve">Thông tin đăng ký mới</w:t>
-      </w:r>
-    </w:p>
-    <w:p>
-      <w:pPr>
-        <w:spacing w:before="120"/>
-      </w:pPr>
-      <w:r>
-        <w:rPr>
-          <w:rFonts w:ascii="Arial" w:hAnsi="Arial" w:cs="Arial"/>
-          <w:sz w:val="24"/>
-          <w:sz-cs w:val="24"/>
-        </w:rPr>
-        <w:t xml:space="preserve">- Chỉ tiêu 5.1: Địa chỉ nhận thông báo thuế</w:t>
-      </w:r>
-    </w:p>
-    <w:p>
-      <w:pPr>
-        <w:spacing w:before="120"/>
-      </w:pPr>
-      <w:r>
-        <w:rPr>
-          <w:rFonts w:ascii="Arial" w:hAnsi="Arial" w:cs="Arial"/>
-          <w:sz w:val="24"/>
-          <w:sz-cs w:val="24"/>
-        </w:rPr>
-        <w:t xml:space="preserve">-…..</w:t>
-      </w:r>
-    </w:p>
+    <w:tbl xmlns:ns4="urn:orca:p1b-temp">
+      <w:tblPr>
+        <w:tblW w:type="auto" w:w="0"/>
+        <w:tblLook w:firstColumn="1" w:firstRow="1" w:lastColumn="0" w:lastRow="0" w:noHBand="0" w:noVBand="1" w:val="04A0"/>
+        <w:tblBorders>
+          <w:top w:val="single" w:sz="4" w:color="000000"/>
+          <w:left w:val="single" w:sz="4" w:color="000000"/>
+          <w:bottom w:val="single" w:sz="4" w:color="000000"/>
+          <w:right w:val="single" w:sz="4" w:color="000000"/>
+          <w:insideH w:val="single" w:sz="4" w:color="000000"/>
+          <w:insideV w:val="single" w:sz="4" w:color="000000"/>
+        </w:tblBorders>
+      </w:tblPr>
+      <w:tblGrid>
+        <w:gridCol w:w="2880"/>
+        <w:gridCol w:w="2880"/>
+        <w:gridCol w:w="2880"/>
+      </w:tblGrid>
+      <w:tr>
+        <w:tc>
+          <w:tcPr>
+            <w:tcW w:type="dxa" w:w="2880"/>
+          </w:tcPr>
+          <w:p>
+            <w:r>
+              <w:rPr>
+                <w:b/>
+              </w:rPr>
+              <w:t>Chỉ tiêu</w:t>
+            </w:r>
+          </w:p>
+        </w:tc>
+        <w:tc>
+          <w:tcPr>
+            <w:tcW w:type="dxa" w:w="2880"/>
+          </w:tcPr>
+          <w:p>
+            <w:r>
+              <w:rPr>
+                <w:b/>
+              </w:rPr>
+              <w:t>Thông tin đăng ký cũ</w:t>
+            </w:r>
+          </w:p>
+        </w:tc>
+        <w:tc>
+          <w:tcPr>
+            <w:tcW w:type="dxa" w:w="2880"/>
+          </w:tcPr>
+          <w:p>
+            <w:r>
+              <w:rPr>
+                <w:b/>
+              </w:rPr>
+              <w:t>Thông tin đăng ký mới</w:t>
+            </w:r>
+          </w:p>
+        </w:tc>
+      </w:tr>
+      <w:tr>
+        <w:tc>
+          <w:tcPr>
+            <w:tcW w:type="dxa" w:w="2880"/>
+          </w:tcPr>
+          <w:p>
+            <w:r>
+              <w:rPr>
+                <w:b w:val="0"/>
+              </w:rPr>
+              <w:t>- Chỉ tiêu 5.1: Địa chỉ nhận thông báo thuế</w:t>
+            </w:r>
+          </w:p>
+        </w:tc>
+        <w:tc>
+          <w:tcPr>
+            <w:tcW w:type="dxa" w:w="2880"/>
+          </w:tcPr>
+          <w:p>
+            <w:r>
+              <w:rPr>
+                <w:b w:val="0"/>
+              </w:rPr>
+              <w:t>{thue_chi_tieu_cu_moi.chi_tieu_5_1_dia_chi_nhan_thong_bao_thue.thong_tin_dang_ky_cu}</w:t>
+            </w:r>
+          </w:p>
+        </w:tc>
+        <w:tc>
+          <w:tcPr>
+            <w:tcW w:type="dxa" w:w="2880"/>
+          </w:tcPr>
+          <w:p>
+            <w:r>
+              <w:rPr>
+                <w:b w:val="0"/>
+              </w:rPr>
+              <w:t>{thue_chi_tieu_cu_moi.chi_tieu_5_1_dia_chi_nhan_thong_bao_thue.thong_tin_dang_ky_moi}</w:t>
+            </w:r>
+          </w:p>
+        </w:tc>
+      </w:tr>
+      <w:tr>
+        <w:tc>
+          <w:tcPr>
+            <w:tcW w:type="dxa" w:w="2880"/>
+          </w:tcPr>
+          <w:p>
+            <w:r>
+              <w:rPr>
+                <w:b w:val="0"/>
+              </w:rPr>
+              <w:t>- Chỉ tiêu 5.2: Tổng số lao động</w:t>
+            </w:r>
+          </w:p>
+        </w:tc>
+        <w:tc>
+          <w:tcPr>
+            <w:tcW w:type="dxa" w:w="2880"/>
+          </w:tcPr>
+          <w:p>
+            <w:r>
+              <w:rPr>
+                <w:b w:val="0"/>
+              </w:rPr>
+              <w:t>{thue_chi_tieu_cu_moi.chi_tieu_5_2_tong_so_lao_dong.thong_tin_dang_ky_cu}</w:t>
+            </w:r>
+          </w:p>
+        </w:tc>
+        <w:tc>
+          <w:tcPr>
+            <w:tcW w:type="dxa" w:w="2880"/>
+          </w:tcPr>
+          <w:p>
+            <w:r>
+              <w:rPr>
+                <w:b w:val="0"/>
+              </w:rPr>
+              <w:t>{thue_chi_tieu_cu_moi.chi_tieu_5_2_tong_so_lao_dong.thong_tin_dang_ky_moi}</w:t>
+            </w:r>
+          </w:p>
+        </w:tc>
+      </w:tr>
+      <w:tr>
+        <w:tc>
+          <w:tcPr>
+            <w:tcW w:type="dxa" w:w="2880"/>
+          </w:tcPr>
+          <w:p>
+            <w:r>
+              <w:rPr>
+                <w:b w:val="0"/>
+              </w:rPr>
+              <w:t>-…..</w:t>
+            </w:r>
+          </w:p>
+        </w:tc>
+        <w:tc>
+          <w:tcPr>
+            <w:tcW w:type="dxa" w:w="2880"/>
+          </w:tcPr>
+          <w:p>
+            <w:r>
+              <w:rPr>
+                <w:b w:val="0"/>
+              </w:rPr>
+              <w:t>{thue_chi_tieu_cu_moi.chi_tieu_khac.thong_tin_dang_ky_cu}</w:t>
+            </w:r>
+          </w:p>
+        </w:tc>
+        <w:tc>
+          <w:tcPr>
+            <w:tcW w:type="dxa" w:w="2880"/>
+          </w:tcPr>
+          <w:p>
+            <w:r>
+              <w:rPr>
+                <w:b w:val="0"/>
+              </w:rPr>
+              <w:t>{thue_chi_tieu_cu_moi.chi_tieu_khac.thong_tin_dang_ky_moi}</w:t>
+            </w:r>
+          </w:p>
+        </w:tc>
+      </w:tr>
+    </w:tbl>
+    <w:p/>
     <w:p>
       <w:pPr>
         <w:spacing w:before="120"/>

--- a/app/templates/PLII_M02.docx
+++ b/app/templates/PLII_M02.docx
@@ -12,7 +12,7 @@
         <w:t>Mẫu số 2</w:t>
       </w:r>
     </w:p>
-    <w:tbl xmlns:ns5="urn:orca:hdr2col">
+    <w:tbl xmlns:ns9="urn:orca:hdr2col">
       <w:tblPr>
         <w:tblW w:type="dxa" w:w="8640"/>
         <w:tblBorders>
@@ -1518,26 +1518,713 @@
         <w:t xml:space="preserve">:</w:t>
       </w:r>
     </w:p>
-    <w:p>
-      <w:pPr>
-        <w:spacing w:before="120"/>
-      </w:pPr>
-      <w:r>
-        <w:rPr>
-          <w:rFonts w:ascii="Arial" w:hAnsi="Arial" w:cs="Arial"/>
-          <w:sz w:val="24"/>
-          <w:sz-cs w:val="24"/>
-        </w:rPr>
-        <w:t xml:space="preserve">STTHọ tênNgày, tháng, năm sinhSố định danh cá nhânGiới tínhQuốc tịchDân tộcNơi thường trúNơi ở hiện tạiChữ ký</w:t>
-      </w:r>
-      <w:r>
-        <w:rPr>
-          <w:rFonts w:ascii="Arial" w:hAnsi="Arial" w:cs="Arial"/>
-          <w:sz w:val="24"/>
-          <w:sz-cs w:val="24"/>
+    <w:tbl xmlns:ns0="urn:orca:p1a-temp" xmlns:ns1="urn:orca:p1b-temp">
+      <w:tblPr>
+        <w:tblW w:type="auto" w:w="0"/>
+        <w:tblLook w:firstColumn="1" w:firstRow="1" w:lastColumn="0" w:lastRow="0" w:noHBand="0" w:noVBand="1" w:val="04A0"/>
+        <w:tblBorders>
+          <w:top w:val="single" w:sz="4" w:color="000000"/>
+          <w:left w:val="single" w:sz="4" w:color="000000"/>
+          <w:bottom w:val="single" w:sz="4" w:color="000000"/>
+          <w:right w:val="single" w:sz="4" w:color="000000"/>
+          <w:insideH w:val="single" w:sz="4" w:color="000000"/>
+          <w:insideV w:val="single" w:sz="4" w:color="000000"/>
+        </w:tblBorders>
+      </w:tblPr>
+      <w:tblGrid>
+        <w:gridCol w:w="864"/>
+        <w:gridCol w:w="864"/>
+        <w:gridCol w:w="864"/>
+        <w:gridCol w:w="864"/>
+        <w:gridCol w:w="864"/>
+        <w:gridCol w:w="864"/>
+        <w:gridCol w:w="864"/>
+        <w:gridCol w:w="864"/>
+        <w:gridCol w:w="864"/>
+        <w:gridCol w:w="864"/>
+      </w:tblGrid>
+      <w:tr>
+        <w:tc>
+          <w:tcPr>
+            <w:tcW w:type="dxa" w:w="864"/>
+          </w:tcPr>
+          <w:p>
+            <w:r>
+              <w:rPr>
+                <w:b/>
+              </w:rPr>
+              <w:t>STT</w:t>
+            </w:r>
+          </w:p>
+        </w:tc>
+        <w:tc>
+          <w:tcPr>
+            <w:tcW w:type="dxa" w:w="864"/>
+          </w:tcPr>
+          <w:p>
+            <w:r>
+              <w:rPr>
+                <w:b/>
+              </w:rPr>
+              <w:t>Họ tên</w:t>
+            </w:r>
+          </w:p>
+        </w:tc>
+        <w:tc>
+          <w:tcPr>
+            <w:tcW w:type="dxa" w:w="864"/>
+          </w:tcPr>
+          <w:p>
+            <w:r>
+              <w:rPr>
+                <w:b/>
+              </w:rPr>
+              <w:t>Ngày, tháng, năm sinh</w:t>
+            </w:r>
+          </w:p>
+        </w:tc>
+        <w:tc>
+          <w:tcPr>
+            <w:tcW w:type="dxa" w:w="864"/>
+          </w:tcPr>
+          <w:p>
+            <w:r>
+              <w:rPr>
+                <w:b/>
+              </w:rPr>
+              <w:t>Số định danh cá nhân</w:t>
+            </w:r>
+          </w:p>
+        </w:tc>
+        <w:tc>
+          <w:tcPr>
+            <w:tcW w:type="dxa" w:w="864"/>
+          </w:tcPr>
+          <w:p>
+            <w:r>
+              <w:rPr>
+                <w:b/>
+              </w:rPr>
+              <w:t>Giới tính</w:t>
+            </w:r>
+          </w:p>
+        </w:tc>
+        <w:tc>
+          <w:tcPr>
+            <w:tcW w:type="dxa" w:w="864"/>
+          </w:tcPr>
+          <w:p>
+            <w:r>
+              <w:rPr>
+                <w:b/>
+              </w:rPr>
+              <w:t>Quốc tịch</w:t>
+            </w:r>
+          </w:p>
+        </w:tc>
+        <w:tc>
+          <w:tcPr>
+            <w:tcW w:type="dxa" w:w="864"/>
+          </w:tcPr>
+          <w:p>
+            <w:r>
+              <w:rPr>
+                <w:b/>
+              </w:rPr>
+              <w:t>Dân tộc</w:t>
+            </w:r>
+          </w:p>
+        </w:tc>
+        <w:tc>
+          <w:tcPr>
+            <w:tcW w:type="dxa" w:w="864"/>
+          </w:tcPr>
+          <w:p>
+            <w:r>
+              <w:rPr>
+                <w:b/>
+              </w:rPr>
+              <w:t>Nơi thường trú</w:t>
+            </w:r>
+          </w:p>
+        </w:tc>
+        <w:tc>
+          <w:tcPr>
+            <w:tcW w:type="dxa" w:w="864"/>
+          </w:tcPr>
+          <w:p>
+            <w:r>
+              <w:rPr>
+                <w:b/>
+              </w:rPr>
+              <w:t>Nơi ở hiện tại</w:t>
+            </w:r>
+          </w:p>
+        </w:tc>
+        <w:tc>
+          <w:tcPr>
+            <w:tcW w:type="dxa" w:w="864"/>
+          </w:tcPr>
+          <w:p>
+            <w:r>
+              <w:rPr>
+                <w:b/>
+              </w:rPr>
+              <w:t>Chữ ký</w:t>
+            </w:r>
+          </w:p>
+        </w:tc>
+      </w:tr>
+      <w:tr>
+        <w:tc>
+          <w:tcPr>
+            <w:tcW w:type="dxa" w:w="864"/>
+          </w:tcPr>
+          <w:p/>
+        </w:tc>
+        <w:tc>
+          <w:tcPr>
+            <w:tcW w:type="dxa" w:w="864"/>
+          </w:tcPr>
+          <w:p/>
+        </w:tc>
+        <w:tc>
+          <w:tcPr>
+            <w:tcW w:type="dxa" w:w="864"/>
+          </w:tcPr>
+          <w:p/>
+        </w:tc>
+        <w:tc>
+          <w:tcPr>
+            <w:tcW w:type="dxa" w:w="864"/>
+          </w:tcPr>
+          <w:p/>
+        </w:tc>
+        <w:tc>
+          <w:tcPr>
+            <w:tcW w:type="dxa" w:w="864"/>
+          </w:tcPr>
+          <w:p/>
+        </w:tc>
+        <w:tc>
+          <w:tcPr>
+            <w:tcW w:type="dxa" w:w="864"/>
+          </w:tcPr>
+          <w:p/>
+        </w:tc>
+        <w:tc>
+          <w:tcPr>
+            <w:tcW w:type="dxa" w:w="864"/>
+          </w:tcPr>
+          <w:p/>
+        </w:tc>
+        <w:tc>
+          <w:tcPr>
+            <w:tcW w:type="dxa" w:w="864"/>
+          </w:tcPr>
+          <w:p/>
+        </w:tc>
+        <w:tc>
+          <w:tcPr>
+            <w:tcW w:type="dxa" w:w="864"/>
+          </w:tcPr>
+          <w:p/>
+        </w:tc>
+        <w:tc>
+          <w:tcPr>
+            <w:tcW w:type="dxa" w:w="864"/>
+          </w:tcPr>
+          <w:p/>
+        </w:tc>
+      </w:tr>
+      <w:tr>
+        <w:tc>
+          <w:tcPr>
+            <w:tcW w:type="dxa" w:w="864"/>
+          </w:tcPr>
+          <w:p/>
+        </w:tc>
+        <w:tc>
+          <w:tcPr>
+            <w:tcW w:type="dxa" w:w="864"/>
+          </w:tcPr>
+          <w:p/>
+        </w:tc>
+        <w:tc>
+          <w:tcPr>
+            <w:tcW w:type="dxa" w:w="864"/>
+          </w:tcPr>
+          <w:p/>
+        </w:tc>
+        <w:tc>
+          <w:tcPr>
+            <w:tcW w:type="dxa" w:w="864"/>
+          </w:tcPr>
+          <w:p/>
+        </w:tc>
+        <w:tc>
+          <w:tcPr>
+            <w:tcW w:type="dxa" w:w="864"/>
+          </w:tcPr>
+          <w:p/>
+        </w:tc>
+        <w:tc>
+          <w:tcPr>
+            <w:tcW w:type="dxa" w:w="864"/>
+          </w:tcPr>
+          <w:p/>
+        </w:tc>
+        <w:tc>
+          <w:tcPr>
+            <w:tcW w:type="dxa" w:w="864"/>
+          </w:tcPr>
+          <w:p/>
+        </w:tc>
+        <w:tc>
+          <w:tcPr>
+            <w:tcW w:type="dxa" w:w="864"/>
+          </w:tcPr>
+          <w:p/>
+        </w:tc>
+        <w:tc>
+          <w:tcPr>
+            <w:tcW w:type="dxa" w:w="864"/>
+          </w:tcPr>
+          <w:p/>
+        </w:tc>
+        <w:tc>
+          <w:tcPr>
+            <w:tcW w:type="dxa" w:w="864"/>
+          </w:tcPr>
+          <w:p/>
+        </w:tc>
+      </w:tr>
+      <w:tr>
+        <w:tc>
+          <w:tcPr>
+            <w:tcW w:type="dxa" w:w="864"/>
+          </w:tcPr>
+          <w:p/>
+        </w:tc>
+        <w:tc>
+          <w:tcPr>
+            <w:tcW w:type="dxa" w:w="864"/>
+          </w:tcPr>
+          <w:p/>
+        </w:tc>
+        <w:tc>
+          <w:tcPr>
+            <w:tcW w:type="dxa" w:w="864"/>
+          </w:tcPr>
+          <w:p/>
+        </w:tc>
+        <w:tc>
+          <w:tcPr>
+            <w:tcW w:type="dxa" w:w="864"/>
+          </w:tcPr>
+          <w:p/>
+        </w:tc>
+        <w:tc>
+          <w:tcPr>
+            <w:tcW w:type="dxa" w:w="864"/>
+          </w:tcPr>
+          <w:p/>
+        </w:tc>
+        <w:tc>
+          <w:tcPr>
+            <w:tcW w:type="dxa" w:w="864"/>
+          </w:tcPr>
+          <w:p/>
+        </w:tc>
+        <w:tc>
+          <w:tcPr>
+            <w:tcW w:type="dxa" w:w="864"/>
+          </w:tcPr>
+          <w:p/>
+        </w:tc>
+        <w:tc>
+          <w:tcPr>
+            <w:tcW w:type="dxa" w:w="864"/>
+          </w:tcPr>
+          <w:p/>
+        </w:tc>
+        <w:tc>
+          <w:tcPr>
+            <w:tcW w:type="dxa" w:w="864"/>
+          </w:tcPr>
+          <w:p/>
+        </w:tc>
+        <w:tc>
+          <w:tcPr>
+            <w:tcW w:type="dxa" w:w="864"/>
+          </w:tcPr>
+          <w:p/>
+        </w:tc>
+      </w:tr>
+      <w:tr>
+        <w:tc>
+          <w:tcPr>
+            <w:tcW w:type="dxa" w:w="864"/>
+          </w:tcPr>
+          <w:p/>
+        </w:tc>
+        <w:tc>
+          <w:tcPr>
+            <w:tcW w:type="dxa" w:w="864"/>
+          </w:tcPr>
+          <w:p/>
+        </w:tc>
+        <w:tc>
+          <w:tcPr>
+            <w:tcW w:type="dxa" w:w="864"/>
+          </w:tcPr>
+          <w:p/>
+        </w:tc>
+        <w:tc>
+          <w:tcPr>
+            <w:tcW w:type="dxa" w:w="864"/>
+          </w:tcPr>
+          <w:p/>
+        </w:tc>
+        <w:tc>
+          <w:tcPr>
+            <w:tcW w:type="dxa" w:w="864"/>
+          </w:tcPr>
+          <w:p/>
+        </w:tc>
+        <w:tc>
+          <w:tcPr>
+            <w:tcW w:type="dxa" w:w="864"/>
+          </w:tcPr>
+          <w:p/>
+        </w:tc>
+        <w:tc>
+          <w:tcPr>
+            <w:tcW w:type="dxa" w:w="864"/>
+          </w:tcPr>
+          <w:p/>
+        </w:tc>
+        <w:tc>
+          <w:tcPr>
+            <w:tcW w:type="dxa" w:w="864"/>
+          </w:tcPr>
+          <w:p/>
+        </w:tc>
+        <w:tc>
+          <w:tcPr>
+            <w:tcW w:type="dxa" w:w="864"/>
+          </w:tcPr>
+          <w:p/>
+        </w:tc>
+        <w:tc>
+          <w:tcPr>
+            <w:tcW w:type="dxa" w:w="864"/>
+          </w:tcPr>
+          <w:p/>
+        </w:tc>
+      </w:tr>
+      <w:tr>
+        <w:tc>
+          <w:tcPr>
+            <w:tcW w:type="dxa" w:w="864"/>
+          </w:tcPr>
+          <w:p/>
+        </w:tc>
+        <w:tc>
+          <w:tcPr>
+            <w:tcW w:type="dxa" w:w="864"/>
+          </w:tcPr>
+          <w:p/>
+        </w:tc>
+        <w:tc>
+          <w:tcPr>
+            <w:tcW w:type="dxa" w:w="864"/>
+          </w:tcPr>
+          <w:p/>
+        </w:tc>
+        <w:tc>
+          <w:tcPr>
+            <w:tcW w:type="dxa" w:w="864"/>
+          </w:tcPr>
+          <w:p/>
+        </w:tc>
+        <w:tc>
+          <w:tcPr>
+            <w:tcW w:type="dxa" w:w="864"/>
+          </w:tcPr>
+          <w:p/>
+        </w:tc>
+        <w:tc>
+          <w:tcPr>
+            <w:tcW w:type="dxa" w:w="864"/>
+          </w:tcPr>
+          <w:p/>
+        </w:tc>
+        <w:tc>
+          <w:tcPr>
+            <w:tcW w:type="dxa" w:w="864"/>
+          </w:tcPr>
+          <w:p/>
+        </w:tc>
+        <w:tc>
+          <w:tcPr>
+            <w:tcW w:type="dxa" w:w="864"/>
+          </w:tcPr>
+          <w:p/>
+        </w:tc>
+        <w:tc>
+          <w:tcPr>
+            <w:tcW w:type="dxa" w:w="864"/>
+          </w:tcPr>
+          <w:p/>
+        </w:tc>
+        <w:tc>
+          <w:tcPr>
+            <w:tcW w:type="dxa" w:w="864"/>
+          </w:tcPr>
+          <w:p/>
+        </w:tc>
+      </w:tr>
+      <w:tr>
+        <w:tc>
+          <w:tcPr>
+            <w:tcW w:type="dxa" w:w="864"/>
+          </w:tcPr>
+          <w:p>
+            <w:r>
+              <w:rPr>
+                <w:b w:val="0"/>
+              </w:rPr>
+              <w:t>{#tv_hgd_sau_thay_doi}{_stt}</w:t>
+            </w:r>
+          </w:p>
+        </w:tc>
+        <w:tc>
+          <w:tcPr>
+            <w:tcW w:type="dxa" w:w="864"/>
+          </w:tcPr>
+          <w:p>
+            <w:r>
+              <w:rPr>
+                <w:b w:val="0"/>
+              </w:rPr>
+              <w:t>{ho_ten}</w:t>
+            </w:r>
+          </w:p>
+        </w:tc>
+        <w:tc>
+          <w:tcPr>
+            <w:tcW w:type="dxa" w:w="864"/>
+          </w:tcPr>
+          <w:p>
+            <w:r>
+              <w:rPr>
+                <w:b w:val="0"/>
+              </w:rPr>
+              <w:t>{ngay_sinh}</w:t>
+            </w:r>
+          </w:p>
+        </w:tc>
+        <w:tc>
+          <w:tcPr>
+            <w:tcW w:type="dxa" w:w="864"/>
+          </w:tcPr>
+          <w:p>
+            <w:r>
+              <w:rPr>
+                <w:b w:val="0"/>
+              </w:rPr>
+              <w:t>{so_cccd}</w:t>
+            </w:r>
+          </w:p>
+        </w:tc>
+        <w:tc>
+          <w:tcPr>
+            <w:tcW w:type="dxa" w:w="864"/>
+          </w:tcPr>
+          <w:p>
+            <w:r>
+              <w:rPr>
+                <w:b w:val="0"/>
+              </w:rPr>
+              <w:t>{gioi_tinh}</w:t>
+            </w:r>
+          </w:p>
+        </w:tc>
+        <w:tc>
+          <w:tcPr>
+            <w:tcW w:type="dxa" w:w="864"/>
+          </w:tcPr>
+          <w:p>
+            <w:r>
+              <w:rPr>
+                <w:b w:val="0"/>
+              </w:rPr>
+              <w:t>{quoc_tich}</w:t>
+            </w:r>
+          </w:p>
+        </w:tc>
+        <w:tc>
+          <w:tcPr>
+            <w:tcW w:type="dxa" w:w="864"/>
+          </w:tcPr>
+          <w:p>
+            <w:r>
+              <w:rPr>
+                <w:b w:val="0"/>
+              </w:rPr>
+              <w:t>{dan_toc}</w:t>
+            </w:r>
+          </w:p>
+        </w:tc>
+        <w:tc>
+          <w:tcPr>
+            <w:tcW w:type="dxa" w:w="864"/>
+          </w:tcPr>
+          <w:p>
+            <w:r>
+              <w:rPr>
+                <w:b w:val="0"/>
+              </w:rPr>
+              <w:t>{noi_thuong_tru}</w:t>
+            </w:r>
+          </w:p>
+        </w:tc>
+        <w:tc>
+          <w:tcPr>
+            <w:tcW w:type="dxa" w:w="864"/>
+          </w:tcPr>
+          <w:p>
+            <w:r>
+              <w:rPr>
+                <w:b w:val="0"/>
+              </w:rPr>
+              <w:t>{noi_o_hien_tai}</w:t>
+            </w:r>
+          </w:p>
+        </w:tc>
+        <w:tc>
+          <w:tcPr>
+            <w:tcW w:type="dxa" w:w="864"/>
+          </w:tcPr>
+          <w:p>
+            <w:r>
+              <w:rPr>
+                <w:b w:val="0"/>
+              </w:rPr>
+              <w:t>{chu_ky}{/tv_hgd_sau_thay_doi}</w:t>
+            </w:r>
+          </w:p>
+        </w:tc>
+      </w:tr>
+    </w:tbl>
+    <w:p/>
+    <w:p>
+      <w:pPr>
+        <w:jc w:val="center"/>
+        <w:spacing w:before="120"/>
+      </w:pPr>
+      <w:r>
+        <w:rPr>
+          <w:rFonts w:ascii="Arial" w:hAnsi="Arial" w:cs="Arial"/>
+          <w:sz w:val="24"/>
+          <w:sz-cs w:val="24"/>
+        </w:rPr>
+        <w:t xml:space="preserve">ĐĂNG KÝ THAY ĐỔI VỐN KINH DOANH</w:t>
+      </w:r>
+    </w:p>
+    <w:p>
+      <w:pPr>
+        <w:spacing w:before="120"/>
+      </w:pPr>
+      <w:r>
+        <w:rPr>
+          <w:rFonts w:ascii="Arial" w:hAnsi="Arial" w:cs="Arial"/>
+          <w:sz w:val="24"/>
+          <w:sz-cs w:val="24"/>
+        </w:rPr>
+        <w:t xml:space="preserve">Vốn kinh doanh sau khi thay đổi </w:t>
+      </w:r>
+      <w:r>
+        <w:rPr>
+          <w:rFonts w:ascii="Arial" w:hAnsi="Arial" w:cs="Arial"/>
+          <w:sz w:val="24"/>
+          <w:sz-cs w:val="24"/>
+          <w:i/>
+        </w:rPr>
+        <w:t>(bằng số, bằng chữ, VNĐ)</w:t>
+      </w:r>
+      <w:r>
+        <w:rPr>
+          <w:rFonts w:ascii="Arial" w:hAnsi="Arial" w:cs="Arial"/>
+          <w:sz w:val="24"/>
+          <w:sz-cs w:val="24"/>
+        </w:rPr>
+        <w:t>: {von_kd_moi}</w:t>
+      </w:r>
+    </w:p>
+    <w:p>
+      <w:pPr>
+        <w:spacing w:before="120"/>
+      </w:pPr>
+      <w:r>
+        <w:rPr>
+          <w:rFonts w:ascii="Arial" w:hAnsi="Arial" w:cs="Arial"/>
+          <w:sz w:val="24"/>
+          <w:sz-cs w:val="24"/>
+        </w:rPr>
+        <w:t>Thời điểm thay đổi vốn: {thoi_diem_thay_doi_von}</w:t>
+      </w:r>
+    </w:p>
+    <w:p>
+      <w:pPr>
+        <w:spacing w:before="120"/>
+      </w:pPr>
+      <w:r>
+        <w:rPr>
+          <w:rFonts w:ascii="Arial" w:hAnsi="Arial" w:cs="Arial"/>
+          <w:sz w:val="24"/>
+          <w:sz-cs w:val="24"/>
+        </w:rPr>
+        <w:t>Hình thức tăng, giảm vốn:{hinh_thuc_tang_giam_von}</w:t>
+      </w:r>
+    </w:p>
+    <w:p>
+      <w:pPr>
+        <w:jc w:val="center"/>
+        <w:spacing w:before="120"/>
+      </w:pPr>
+      <w:r>
+        <w:rPr>
+          <w:rFonts w:ascii="Arial" w:hAnsi="Arial" w:cs="Arial"/>
+          <w:sz w:val="24"/>
+          <w:sz-cs w:val="24"/>
+        </w:rPr>
+        <w:t xml:space="preserve">ĐĂNG KÝ THAY ĐỔI NGÀNH, NGHỀ KINH DOANH</w:t>
+      </w:r>
+      <w:r>
+        <w:rPr>
+          <w:rFonts w:ascii="Arial" w:hAnsi="Arial" w:cs="Arial"/>
+          <w:sz w:val="24"/>
+          <w:sz-cs w:val="24"/>
+          <w:vertAlign w:val="superscript"/>
+        </w:rPr>
+        <w:t xml:space="preserve">3</w:t>
+      </w:r>
+      <w:r>
+        <w:rPr>
+          <w:rFonts w:ascii="Arial" w:hAnsi="Arial" w:cs="Arial"/>
+          <w:sz w:val="24"/>
+          <w:sz-cs w:val="24"/>
+          <w:b/>
         </w:rPr>
         <w:t xml:space="preserve"/>
       </w:r>
+    </w:p>
+    <w:p>
+      <w:pPr>
+        <w:spacing w:before="120"/>
+      </w:pPr>
       <w:r>
         <w:rPr>
           <w:rFonts w:ascii="Arial" w:hAnsi="Arial" w:cs="Arial"/>
@@ -1545,74 +2232,15 @@
           <w:sz-cs w:val="24"/>
           <w:b/>
         </w:rPr>
-        <w:t xml:space="preserve">12345678910</w:t>
-      </w:r>
-      <w:r>
-        <w:rPr>
-          <w:rFonts w:ascii="Arial" w:hAnsi="Arial" w:cs="Arial"/>
-          <w:sz w:val="24"/>
-          <w:sz-cs w:val="24"/>
-        </w:rPr>
-        <w:t xml:space="preserve"/>
-      </w:r>
-      <w:r>
-        <w:rPr>
-          <w:rFonts w:ascii="Arial" w:hAnsi="Arial" w:cs="Arial"/>
-          <w:sz w:val="24"/>
-          <w:sz-cs w:val="24"/>
-        </w:rPr>
-        <w:t xml:space="preserve"/>
-      </w:r>
-      <w:r>
-        <w:rPr>
-          <w:rFonts w:ascii="Arial" w:hAnsi="Arial" w:cs="Arial"/>
-          <w:sz w:val="24"/>
-          <w:sz-cs w:val="24"/>
-        </w:rPr>
-        <w:t xml:space="preserve"/>
-      </w:r>
-      <w:r>
-        <w:rPr>
-          <w:rFonts w:ascii="Arial" w:hAnsi="Arial" w:cs="Arial"/>
-          <w:sz w:val="24"/>
-          <w:sz-cs w:val="24"/>
-        </w:rPr>
-        <w:t xml:space="preserve"/>
-      </w:r>
-      <w:r>
-        <w:rPr>
-          <w:rFonts w:ascii="Arial" w:hAnsi="Arial" w:cs="Arial"/>
-          <w:sz w:val="24"/>
-          <w:sz-cs w:val="24"/>
-        </w:rPr>
-        <w:t xml:space="preserve"/>
-      </w:r>
-    </w:p>
-    <w:p>
-      <w:pPr>
-        <w:jc w:val="center"/>
-        <w:spacing w:before="120"/>
-      </w:pPr>
-      <w:r>
-        <w:rPr>
-          <w:rFonts w:ascii="Arial" w:hAnsi="Arial" w:cs="Arial"/>
-          <w:sz w:val="24"/>
-          <w:sz-cs w:val="24"/>
-        </w:rPr>
-        <w:t xml:space="preserve">ĐĂNG KÝ THAY ĐỔI VỐN KINH DOANH</w:t>
-      </w:r>
-    </w:p>
-    <w:p>
-      <w:pPr>
-        <w:spacing w:before="120"/>
-      </w:pPr>
-      <w:r>
-        <w:rPr>
-          <w:rFonts w:ascii="Arial" w:hAnsi="Arial" w:cs="Arial"/>
-          <w:sz w:val="24"/>
-          <w:sz-cs w:val="24"/>
-        </w:rPr>
-        <w:t xml:space="preserve">Vốn kinh doanh sau khi thay đổi </w:t>
+        <w:t xml:space="preserve">1. Bổ sung ngành, nghề kinh doanh sau </w:t>
+      </w:r>
+      <w:r>
+        <w:rPr>
+          <w:rFonts w:ascii="Arial" w:hAnsi="Arial" w:cs="Arial"/>
+          <w:sz w:val="24"/>
+          <w:sz-cs w:val="24"/>
+        </w:rPr>
+        <w:t xml:space="preserve">(</w:t>
       </w:r>
       <w:r>
         <w:rPr>
@@ -1621,103 +2249,6 @@
           <w:sz-cs w:val="24"/>
           <w:i/>
         </w:rPr>
-        <w:t>(bằng số, bằng chữ, VNĐ)</w:t>
-      </w:r>
-      <w:r>
-        <w:rPr>
-          <w:rFonts w:ascii="Arial" w:hAnsi="Arial" w:cs="Arial"/>
-          <w:sz w:val="24"/>
-          <w:sz-cs w:val="24"/>
-        </w:rPr>
-        <w:t>: {von_kd_moi}</w:t>
-      </w:r>
-    </w:p>
-    <w:p>
-      <w:pPr>
-        <w:spacing w:before="120"/>
-      </w:pPr>
-      <w:r>
-        <w:rPr>
-          <w:rFonts w:ascii="Arial" w:hAnsi="Arial" w:cs="Arial"/>
-          <w:sz w:val="24"/>
-          <w:sz-cs w:val="24"/>
-        </w:rPr>
-        <w:t>Thời điểm thay đổi vốn: {thoi_diem_thay_doi_von}</w:t>
-      </w:r>
-    </w:p>
-    <w:p>
-      <w:pPr>
-        <w:spacing w:before="120"/>
-      </w:pPr>
-      <w:r>
-        <w:rPr>
-          <w:rFonts w:ascii="Arial" w:hAnsi="Arial" w:cs="Arial"/>
-          <w:sz w:val="24"/>
-          <w:sz-cs w:val="24"/>
-        </w:rPr>
-        <w:t>Hình thức tăng, giảm vốn:{hinh_thuc_tang_giam_von}</w:t>
-      </w:r>
-    </w:p>
-    <w:p>
-      <w:pPr>
-        <w:jc w:val="center"/>
-        <w:spacing w:before="120"/>
-      </w:pPr>
-      <w:r>
-        <w:rPr>
-          <w:rFonts w:ascii="Arial" w:hAnsi="Arial" w:cs="Arial"/>
-          <w:sz w:val="24"/>
-          <w:sz-cs w:val="24"/>
-        </w:rPr>
-        <w:t xml:space="preserve">ĐĂNG KÝ THAY ĐỔI NGÀNH, NGHỀ KINH DOANH</w:t>
-      </w:r>
-      <w:r>
-        <w:rPr>
-          <w:rFonts w:ascii="Arial" w:hAnsi="Arial" w:cs="Arial"/>
-          <w:sz w:val="24"/>
-          <w:sz-cs w:val="24"/>
-          <w:vertAlign w:val="superscript"/>
-        </w:rPr>
-        <w:t xml:space="preserve">3</w:t>
-      </w:r>
-      <w:r>
-        <w:rPr>
-          <w:rFonts w:ascii="Arial" w:hAnsi="Arial" w:cs="Arial"/>
-          <w:sz w:val="24"/>
-          <w:sz-cs w:val="24"/>
-          <w:b/>
-        </w:rPr>
-        <w:t xml:space="preserve"/>
-      </w:r>
-    </w:p>
-    <w:p>
-      <w:pPr>
-        <w:spacing w:before="120"/>
-      </w:pPr>
-      <w:r>
-        <w:rPr>
-          <w:rFonts w:ascii="Arial" w:hAnsi="Arial" w:cs="Arial"/>
-          <w:sz w:val="24"/>
-          <w:sz-cs w:val="24"/>
-          <w:b/>
-        </w:rPr>
-        <w:t xml:space="preserve">1. Bổ sung ngành, nghề kinh doanh sau </w:t>
-      </w:r>
-      <w:r>
-        <w:rPr>
-          <w:rFonts w:ascii="Arial" w:hAnsi="Arial" w:cs="Arial"/>
-          <w:sz w:val="24"/>
-          <w:sz-cs w:val="24"/>
-        </w:rPr>
-        <w:t xml:space="preserve">(</w:t>
-      </w:r>
-      <w:r>
-        <w:rPr>
-          <w:rFonts w:ascii="Arial" w:hAnsi="Arial" w:cs="Arial"/>
-          <w:sz w:val="24"/>
-          <w:sz-cs w:val="24"/>
-          <w:i/>
-        </w:rPr>
         <w:t xml:space="preserve">kê khai trong trường hợp hộ kinh doanh đăng ký bổ sung ngành, nghề kinh doanh vào danh sách ngành, nghề kinh doanh đã đăng ký với cơ quan đăng ký kinh doanh</w:t>
       </w:r>
       <w:r>
@@ -1729,7 +2260,7 @@
         <w:t xml:space="preserve">):</w:t>
       </w:r>
     </w:p>
-    <w:tbl xmlns:ns0="urn:orca:p1a-temp">
+    <w:tbl xmlns:ns2="urn:orca:p1a-temp">
       <w:tblPr>
         <w:tblW w:type="auto" w:w="0"/>
         <w:tblLook w:firstColumn="1" w:firstRow="1" w:lastColumn="0" w:lastRow="0" w:noHBand="0" w:noVBand="1" w:val="04A0"/>
@@ -2067,1237 +2598,6 @@
           <w:sz-cs w:val="24"/>
         </w:rPr>
         <w:t xml:space="preserve">):</w:t>
-      </w:r>
-    </w:p>
-    <w:tbl xmlns:ns1="urn:orca:p1a-temp">
-      <w:tblPr>
-        <w:tblW w:type="auto" w:w="0"/>
-        <w:tblLook w:firstColumn="1" w:firstRow="1" w:lastColumn="0" w:lastRow="0" w:noHBand="0" w:noVBand="1" w:val="04A0"/>
-        <w:tblBorders>
-          <w:top w:val="single" w:sz="4" w:color="000000"/>
-          <w:left w:val="single" w:sz="4" w:color="000000"/>
-          <w:bottom w:val="single" w:sz="4" w:color="000000"/>
-          <w:right w:val="single" w:sz="4" w:color="000000"/>
-          <w:insideH w:val="single" w:sz="4" w:color="000000"/>
-          <w:insideV w:val="single" w:sz="4" w:color="000000"/>
-        </w:tblBorders>
-      </w:tblPr>
-      <w:tblGrid>
-        <w:gridCol w:w="2160"/>
-        <w:gridCol w:w="2160"/>
-        <w:gridCol w:w="2160"/>
-        <w:gridCol w:w="2160"/>
-      </w:tblGrid>
-      <w:tr>
-        <w:tc>
-          <w:tcPr>
-            <w:tcW w:type="dxa" w:w="2160"/>
-          </w:tcPr>
-          <w:p>
-            <w:r>
-              <w:rPr>
-                <w:b/>
-              </w:rPr>
-              <w:t>STT</w:t>
-            </w:r>
-          </w:p>
-        </w:tc>
-        <w:tc>
-          <w:tcPr>
-            <w:tcW w:type="dxa" w:w="2160"/>
-          </w:tcPr>
-          <w:p>
-            <w:r>
-              <w:rPr>
-                <w:b/>
-              </w:rPr>
-              <w:t>Tên ngành, nghề kinh doanh được bỏ khỏi danh sách đã đăng ký</w:t>
-            </w:r>
-          </w:p>
-        </w:tc>
-        <w:tc>
-          <w:tcPr>
-            <w:tcW w:type="dxa" w:w="2160"/>
-          </w:tcPr>
-          <w:p>
-            <w:r>
-              <w:rPr>
-                <w:b/>
-              </w:rPr>
-              <w:t>Mã ngành</w:t>
-            </w:r>
-          </w:p>
-        </w:tc>
-        <w:tc>
-          <w:tcPr>
-            <w:tcW w:type="dxa" w:w="2160"/>
-          </w:tcPr>
-          <w:p>
-            <w:r>
-              <w:rPr>
-                <w:b/>
-              </w:rPr>
-              <w:t>Ngành, nghề kinh doanh chính</w:t>
-            </w:r>
-          </w:p>
-        </w:tc>
-      </w:tr>
-      <w:tr>
-        <w:tc>
-          <w:tcPr>
-            <w:tcW w:type="dxa" w:w="2160"/>
-          </w:tcPr>
-          <w:p/>
-        </w:tc>
-        <w:tc>
-          <w:tcPr>
-            <w:tcW w:type="dxa" w:w="2160"/>
-          </w:tcPr>
-          <w:p/>
-        </w:tc>
-        <w:tc>
-          <w:tcPr>
-            <w:tcW w:type="dxa" w:w="2160"/>
-          </w:tcPr>
-          <w:p/>
-        </w:tc>
-        <w:tc>
-          <w:tcPr>
-            <w:tcW w:type="dxa" w:w="2160"/>
-          </w:tcPr>
-          <w:p/>
-        </w:tc>
-      </w:tr>
-      <w:tr>
-        <w:tc>
-          <w:tcPr>
-            <w:tcW w:type="dxa" w:w="2160"/>
-          </w:tcPr>
-          <w:p/>
-        </w:tc>
-        <w:tc>
-          <w:tcPr>
-            <w:tcW w:type="dxa" w:w="2160"/>
-          </w:tcPr>
-          <w:p/>
-        </w:tc>
-        <w:tc>
-          <w:tcPr>
-            <w:tcW w:type="dxa" w:w="2160"/>
-          </w:tcPr>
-          <w:p/>
-        </w:tc>
-        <w:tc>
-          <w:tcPr>
-            <w:tcW w:type="dxa" w:w="2160"/>
-          </w:tcPr>
-          <w:p/>
-        </w:tc>
-      </w:tr>
-      <w:tr>
-        <w:tc>
-          <w:tcPr>
-            <w:tcW w:type="dxa" w:w="2160"/>
-          </w:tcPr>
-          <w:p/>
-        </w:tc>
-        <w:tc>
-          <w:tcPr>
-            <w:tcW w:type="dxa" w:w="2160"/>
-          </w:tcPr>
-          <w:p/>
-        </w:tc>
-        <w:tc>
-          <w:tcPr>
-            <w:tcW w:type="dxa" w:w="2160"/>
-          </w:tcPr>
-          <w:p/>
-        </w:tc>
-        <w:tc>
-          <w:tcPr>
-            <w:tcW w:type="dxa" w:w="2160"/>
-          </w:tcPr>
-          <w:p/>
-        </w:tc>
-      </w:tr>
-      <w:tr>
-        <w:tc>
-          <w:tcPr>
-            <w:tcW w:type="dxa" w:w="2160"/>
-          </w:tcPr>
-          <w:p/>
-        </w:tc>
-        <w:tc>
-          <w:tcPr>
-            <w:tcW w:type="dxa" w:w="2160"/>
-          </w:tcPr>
-          <w:p/>
-        </w:tc>
-        <w:tc>
-          <w:tcPr>
-            <w:tcW w:type="dxa" w:w="2160"/>
-          </w:tcPr>
-          <w:p/>
-        </w:tc>
-        <w:tc>
-          <w:tcPr>
-            <w:tcW w:type="dxa" w:w="2160"/>
-          </w:tcPr>
-          <w:p/>
-        </w:tc>
-      </w:tr>
-      <w:tr>
-        <w:tc>
-          <w:tcPr>
-            <w:tcW w:type="dxa" w:w="2160"/>
-          </w:tcPr>
-          <w:p>
-            <w:r>
-              <w:t>{#nganh_xoa_bo}{_stt}</w:t>
-            </w:r>
-          </w:p>
-        </w:tc>
-        <w:tc>
-          <w:tcPr>
-            <w:tcW w:type="dxa" w:w="2160"/>
-          </w:tcPr>
-          <w:p>
-            <w:r>
-              <w:t>{ten_nganh_bo}</w:t>
-            </w:r>
-          </w:p>
-        </w:tc>
-        <w:tc>
-          <w:tcPr>
-            <w:tcW w:type="dxa" w:w="2160"/>
-          </w:tcPr>
-          <w:p>
-            <w:r>
-              <w:t>{ma_nganh}</w:t>
-            </w:r>
-          </w:p>
-        </w:tc>
-        <w:tc>
-          <w:tcPr>
-            <w:tcW w:type="dxa" w:w="2160"/>
-          </w:tcPr>
-          <w:p>
-            <w:r>
-              <w:t>{la_nganh_chinh}{/nganh_xoa_bo}</w:t>
-            </w:r>
-          </w:p>
-        </w:tc>
-      </w:tr>
-    </w:tbl>
-    <w:p/>
-    <w:p>
-      <w:pPr>
-        <w:spacing w:before="120"/>
-      </w:pPr>
-      <w:r>
-        <w:rPr>
-          <w:rFonts w:ascii="Arial" w:hAnsi="Arial" w:cs="Arial"/>
-          <w:sz w:val="24"/>
-          <w:sz-cs w:val="24"/>
-        </w:rPr>
-        <w:t xml:space="preserve"/>
-      </w:r>
-    </w:p>
-    <w:p>
-      <w:pPr>
-        <w:spacing w:before="120"/>
-      </w:pPr>
-      <w:r>
-        <w:rPr>
-          <w:rFonts w:ascii="Arial" w:hAnsi="Arial" w:cs="Arial"/>
-          <w:sz w:val="24"/>
-          <w:sz-cs w:val="24"/>
-        </w:rPr>
-        <w:t xml:space="preserve"/>
-      </w:r>
-    </w:p>
-    <w:p>
-      <w:pPr>
-        <w:spacing w:before="120"/>
-      </w:pPr>
-      <w:r>
-        <w:rPr>
-          <w:rFonts w:ascii="Arial" w:hAnsi="Arial" w:cs="Arial"/>
-          <w:sz w:val="24"/>
-          <w:sz-cs w:val="24"/>
-        </w:rPr>
-        <w:t xml:space="preserve"/>
-      </w:r>
-    </w:p>
-    <w:p>
-      <w:pPr>
-        <w:spacing w:before="120"/>
-      </w:pPr>
-      <w:r>
-        <w:rPr>
-          <w:rFonts w:ascii="Arial" w:hAnsi="Arial" w:cs="Arial"/>
-          <w:sz w:val="24"/>
-          <w:sz-cs w:val="24"/>
-        </w:rPr>
-        <w:t xml:space="preserve"/>
-      </w:r>
-    </w:p>
-    <w:p>
-      <w:pPr>
-        <w:spacing w:before="120"/>
-      </w:pPr>
-      <w:r>
-        <w:rPr>
-          <w:rFonts w:ascii="Arial" w:hAnsi="Arial" w:cs="Arial"/>
-          <w:sz w:val="24"/>
-          <w:sz-cs w:val="24"/>
-          <w:b/>
-        </w:rPr>
-        <w:t xml:space="preserve">3. Sửa đổi ngành, nghề kinh doanh chính</w:t>
-      </w:r>
-      <w:r>
-        <w:rPr>
-          <w:rFonts w:ascii="Arial" w:hAnsi="Arial" w:cs="Arial"/>
-          <w:sz w:val="24"/>
-          <w:sz-cs w:val="24"/>
-          <w:b/>
-          <w:vertAlign w:val="superscript"/>
-        </w:rPr>
-        <w:t xml:space="preserve">6</w:t>
-      </w:r>
-      <w:r>
-        <w:rPr>
-          <w:rFonts w:ascii="Arial" w:hAnsi="Arial" w:cs="Arial"/>
-          <w:sz w:val="24"/>
-          <w:sz-cs w:val="24"/>
-          <w:b/>
-          <w:i/>
-        </w:rPr>
-        <w:t xml:space="preserve"> </w:t>
-      </w:r>
-      <w:r>
-        <w:rPr>
-          <w:rFonts w:ascii="Arial" w:hAnsi="Arial" w:cs="Arial"/>
-          <w:sz w:val="24"/>
-          <w:sz-cs w:val="24"/>
-        </w:rPr>
-        <w:t xml:space="preserve">(</w:t>
-      </w:r>
-      <w:r>
-        <w:rPr>
-          <w:rFonts w:ascii="Arial" w:hAnsi="Arial" w:cs="Arial"/>
-          <w:sz w:val="24"/>
-          <w:sz-cs w:val="24"/>
-          <w:i/>
-        </w:rPr>
-        <w:t xml:space="preserve">kê khai trong trường hợp hộ kinh doanh chọn một trong các ngành, nghề kinh doanh đã đăng ký với cơ quan đăng ký kinh doanh làm ngành, nghề kinh doanh chính và trong trường hợp đăng ký thay đổi nội dung chi tiết của ngành, nghề kinh doanh chính</w:t>
-      </w:r>
-      <w:r>
-        <w:rPr>
-          <w:rFonts w:ascii="Arial" w:hAnsi="Arial" w:cs="Arial"/>
-          <w:sz w:val="24"/>
-          <w:sz-cs w:val="24"/>
-        </w:rPr>
-        <w:t xml:space="preserve">):</w:t>
-      </w:r>
-    </w:p>
-    <w:tbl xmlns:ns2="urn:orca:p1a-temp">
-      <w:tblPr>
-        <w:tblW w:type="auto" w:w="0"/>
-        <w:tblLook w:firstColumn="1" w:firstRow="1" w:lastColumn="0" w:lastRow="0" w:noHBand="0" w:noVBand="1" w:val="04A0"/>
-        <w:tblBorders>
-          <w:top w:val="single" w:sz="4" w:color="000000"/>
-          <w:left w:val="single" w:sz="4" w:color="000000"/>
-          <w:bottom w:val="single" w:sz="4" w:color="000000"/>
-          <w:right w:val="single" w:sz="4" w:color="000000"/>
-          <w:insideH w:val="single" w:sz="4" w:color="000000"/>
-          <w:insideV w:val="single" w:sz="4" w:color="000000"/>
-        </w:tblBorders>
-      </w:tblPr>
-      <w:tblGrid>
-        <w:gridCol w:w="2880"/>
-        <w:gridCol w:w="2880"/>
-        <w:gridCol w:w="2880"/>
-      </w:tblGrid>
-      <w:tr>
-        <w:tc>
-          <w:tcPr>
-            <w:tcW w:type="dxa" w:w="2880"/>
-          </w:tcPr>
-          <w:p>
-            <w:r>
-              <w:rPr>
-                <w:b/>
-              </w:rPr>
-              <w:t>STT</w:t>
-            </w:r>
-          </w:p>
-        </w:tc>
-        <w:tc>
-          <w:tcPr>
-            <w:tcW w:type="dxa" w:w="2880"/>
-          </w:tcPr>
-          <w:p>
-            <w:r>
-              <w:rPr>
-                <w:b/>
-              </w:rPr>
-              <w:t>Tên ngành, nghề kinh doanh</w:t>
-            </w:r>
-          </w:p>
-        </w:tc>
-        <w:tc>
-          <w:tcPr>
-            <w:tcW w:type="dxa" w:w="2880"/>
-          </w:tcPr>
-          <w:p>
-            <w:r>
-              <w:rPr>
-                <w:b/>
-              </w:rPr>
-              <w:t>Mã ngành</w:t>
-            </w:r>
-          </w:p>
-        </w:tc>
-      </w:tr>
-      <w:tr>
-        <w:tc>
-          <w:tcPr>
-            <w:tcW w:type="dxa" w:w="2880"/>
-          </w:tcPr>
-          <w:p/>
-        </w:tc>
-        <w:tc>
-          <w:tcPr>
-            <w:tcW w:type="dxa" w:w="2880"/>
-          </w:tcPr>
-          <w:p/>
-        </w:tc>
-        <w:tc>
-          <w:tcPr>
-            <w:tcW w:type="dxa" w:w="2880"/>
-          </w:tcPr>
-          <w:p/>
-        </w:tc>
-      </w:tr>
-      <w:tr>
-        <w:tc>
-          <w:tcPr>
-            <w:tcW w:type="dxa" w:w="2880"/>
-          </w:tcPr>
-          <w:p/>
-        </w:tc>
-        <w:tc>
-          <w:tcPr>
-            <w:tcW w:type="dxa" w:w="2880"/>
-          </w:tcPr>
-          <w:p/>
-        </w:tc>
-        <w:tc>
-          <w:tcPr>
-            <w:tcW w:type="dxa" w:w="2880"/>
-          </w:tcPr>
-          <w:p/>
-        </w:tc>
-      </w:tr>
-      <w:tr>
-        <w:tc>
-          <w:tcPr>
-            <w:tcW w:type="dxa" w:w="2880"/>
-          </w:tcPr>
-          <w:p/>
-        </w:tc>
-        <w:tc>
-          <w:tcPr>
-            <w:tcW w:type="dxa" w:w="2880"/>
-          </w:tcPr>
-          <w:p/>
-        </w:tc>
-        <w:tc>
-          <w:tcPr>
-            <w:tcW w:type="dxa" w:w="2880"/>
-          </w:tcPr>
-          <w:p/>
-        </w:tc>
-      </w:tr>
-      <w:tr>
-        <w:tc>
-          <w:tcPr>
-            <w:tcW w:type="dxa" w:w="2880"/>
-          </w:tcPr>
-          <w:p/>
-        </w:tc>
-        <w:tc>
-          <w:tcPr>
-            <w:tcW w:type="dxa" w:w="2880"/>
-          </w:tcPr>
-          <w:p/>
-        </w:tc>
-        <w:tc>
-          <w:tcPr>
-            <w:tcW w:type="dxa" w:w="2880"/>
-          </w:tcPr>
-          <w:p/>
-        </w:tc>
-      </w:tr>
-      <w:tr>
-        <w:tc>
-          <w:tcPr>
-            <w:tcW w:type="dxa" w:w="2880"/>
-          </w:tcPr>
-          <w:p>
-            <w:r>
-              <w:t>{#nganh_sua_doi_chi_tiet}{_stt}</w:t>
-            </w:r>
-          </w:p>
-        </w:tc>
-        <w:tc>
-          <w:tcPr>
-            <w:tcW w:type="dxa" w:w="2880"/>
-          </w:tcPr>
-          <w:p>
-            <w:r>
-              <w:t>{ten_nganh}</w:t>
-            </w:r>
-          </w:p>
-        </w:tc>
-        <w:tc>
-          <w:tcPr>
-            <w:tcW w:type="dxa" w:w="2880"/>
-          </w:tcPr>
-          <w:p>
-            <w:r>
-              <w:t>{ma_nganh}{/nganh_sua_doi_chi_tiet}</w:t>
-            </w:r>
-          </w:p>
-        </w:tc>
-      </w:tr>
-    </w:tbl>
-    <w:p/>
-    <w:p>
-      <w:pPr>
-        <w:spacing w:before="120"/>
-      </w:pPr>
-      <w:r>
-        <w:rPr>
-          <w:rFonts w:ascii="Arial" w:hAnsi="Arial" w:cs="Arial"/>
-          <w:sz w:val="24"/>
-          <w:sz-cs w:val="24"/>
-        </w:rPr>
-        <w:t xml:space="preserve"/>
-      </w:r>
-    </w:p>
-    <w:p>
-      <w:pPr>
-        <w:spacing w:before="120"/>
-      </w:pPr>
-      <w:r>
-        <w:rPr>
-          <w:rFonts w:ascii="Arial" w:hAnsi="Arial" w:cs="Arial"/>
-          <w:sz w:val="24"/>
-          <w:sz-cs w:val="24"/>
-        </w:rPr>
-        <w:t xml:space="preserve"/>
-      </w:r>
-    </w:p>
-    <w:p>
-      <w:pPr>
-        <w:spacing w:before="120"/>
-      </w:pPr>
-      <w:r>
-        <w:rPr>
-          <w:rFonts w:ascii="Arial" w:hAnsi="Arial" w:cs="Arial"/>
-          <w:sz w:val="24"/>
-          <w:sz-cs w:val="24"/>
-        </w:rPr>
-        <w:t xml:space="preserve"/>
-      </w:r>
-    </w:p>
-    <w:p>
-      <w:pPr>
-        <w:spacing w:before="120"/>
-      </w:pPr>
-      <w:r>
-        <w:rPr>
-          <w:rFonts w:ascii="Arial" w:hAnsi="Arial" w:cs="Arial"/>
-          <w:sz w:val="24"/>
-          <w:sz-cs w:val="24"/>
-          <w:b/>
-          <w:i/>
-        </w:rPr>
-        <w:t xml:space="preserve">Lưu ý: </w:t>
-      </w:r>
-      <w:r>
-        <w:rPr>
-          <w:rFonts w:ascii="Arial" w:hAnsi="Arial" w:cs="Arial"/>
-          <w:sz w:val="24"/>
-          <w:sz-cs w:val="24"/>
-        </w:rPr>
-        <w:t xml:space="preserve">Trường hợp hộ kinh doanh thay đổi ngành, nghề kinh doanh từ ngành này sang ngành khác, hộ kinh doanh kê khai đồng thời tại Mục 1, 2 nêu trên, cụ thể như sau: kê khai ngành, nghề kinh doanh được bổ sung tại Mục 1; kê khai ngành, nghề kinh doanh được bỏ tại Mục 2.</w:t>
-      </w:r>
-    </w:p>
-    <w:p>
-      <w:pPr>
-        <w:spacing w:before="120"/>
-      </w:pPr>
-      <w:r>
-        <w:rPr>
-          <w:rFonts w:ascii="Arial" w:hAnsi="Arial" w:cs="Arial"/>
-          <w:sz w:val="24"/>
-          <w:sz-cs w:val="24"/>
-          <w:i/>
-        </w:rPr>
-        <w:t xml:space="preserve"/>
-      </w:r>
-    </w:p>
-    <w:p>
-      <w:pPr>
-        <w:jc w:val="center"/>
-        <w:spacing w:before="120"/>
-      </w:pPr>
-      <w:r>
-        <w:rPr>
-          <w:rFonts w:ascii="Arial" w:hAnsi="Arial" w:cs="Arial"/>
-          <w:sz w:val="24"/>
-          <w:sz-cs w:val="24"/>
-        </w:rPr>
-        <w:t xml:space="preserve">ĐĂNG KÝ THAY ĐỔI NỘI DUNG ĐĂNG KÝ THUẾ</w:t>
-      </w:r>
-    </w:p>
-    <w:p>
-      <w:pPr>
-        <w:spacing w:before="120"/>
-      </w:pPr>
-      <w:r>
-        <w:rPr>
-          <w:rFonts w:ascii="Arial" w:hAnsi="Arial" w:cs="Arial"/>
-          <w:sz w:val="24"/>
-          <w:sz-cs w:val="24"/>
-        </w:rPr>
-        <w:t xml:space="preserve">Đăng ký bổ sung, thay đổi các chỉ tiêu đăng ký thuế như sau:</w:t>
-      </w:r>
-    </w:p>
-    <w:tbl xmlns:ns4="urn:orca:p1b-temp">
-      <w:tblPr>
-        <w:tblW w:type="auto" w:w="0"/>
-        <w:tblLook w:firstColumn="1" w:firstRow="1" w:lastColumn="0" w:lastRow="0" w:noHBand="0" w:noVBand="1" w:val="04A0"/>
-        <w:tblBorders>
-          <w:top w:val="single" w:sz="4" w:color="000000"/>
-          <w:left w:val="single" w:sz="4" w:color="000000"/>
-          <w:bottom w:val="single" w:sz="4" w:color="000000"/>
-          <w:right w:val="single" w:sz="4" w:color="000000"/>
-          <w:insideH w:val="single" w:sz="4" w:color="000000"/>
-          <w:insideV w:val="single" w:sz="4" w:color="000000"/>
-        </w:tblBorders>
-      </w:tblPr>
-      <w:tblGrid>
-        <w:gridCol w:w="2880"/>
-        <w:gridCol w:w="2880"/>
-        <w:gridCol w:w="2880"/>
-      </w:tblGrid>
-      <w:tr>
-        <w:tc>
-          <w:tcPr>
-            <w:tcW w:type="dxa" w:w="2880"/>
-          </w:tcPr>
-          <w:p>
-            <w:r>
-              <w:rPr>
-                <w:b/>
-              </w:rPr>
-              <w:t>Chỉ tiêu</w:t>
-            </w:r>
-          </w:p>
-        </w:tc>
-        <w:tc>
-          <w:tcPr>
-            <w:tcW w:type="dxa" w:w="2880"/>
-          </w:tcPr>
-          <w:p>
-            <w:r>
-              <w:rPr>
-                <w:b/>
-              </w:rPr>
-              <w:t>Thông tin đăng ký cũ</w:t>
-            </w:r>
-          </w:p>
-        </w:tc>
-        <w:tc>
-          <w:tcPr>
-            <w:tcW w:type="dxa" w:w="2880"/>
-          </w:tcPr>
-          <w:p>
-            <w:r>
-              <w:rPr>
-                <w:b/>
-              </w:rPr>
-              <w:t>Thông tin đăng ký mới</w:t>
-            </w:r>
-          </w:p>
-        </w:tc>
-      </w:tr>
-      <w:tr>
-        <w:tc>
-          <w:tcPr>
-            <w:tcW w:type="dxa" w:w="2880"/>
-          </w:tcPr>
-          <w:p>
-            <w:r>
-              <w:rPr>
-                <w:b w:val="0"/>
-              </w:rPr>
-              <w:t>- Chỉ tiêu 5.1: Địa chỉ nhận thông báo thuế</w:t>
-            </w:r>
-          </w:p>
-        </w:tc>
-        <w:tc>
-          <w:tcPr>
-            <w:tcW w:type="dxa" w:w="2880"/>
-          </w:tcPr>
-          <w:p>
-            <w:r>
-              <w:rPr>
-                <w:b w:val="0"/>
-              </w:rPr>
-              <w:t>{thue_chi_tieu_cu_moi.chi_tieu_5_1_dia_chi_nhan_thong_bao_thue.thong_tin_dang_ky_cu}</w:t>
-            </w:r>
-          </w:p>
-        </w:tc>
-        <w:tc>
-          <w:tcPr>
-            <w:tcW w:type="dxa" w:w="2880"/>
-          </w:tcPr>
-          <w:p>
-            <w:r>
-              <w:rPr>
-                <w:b w:val="0"/>
-              </w:rPr>
-              <w:t>{thue_chi_tieu_cu_moi.chi_tieu_5_1_dia_chi_nhan_thong_bao_thue.thong_tin_dang_ky_moi}</w:t>
-            </w:r>
-          </w:p>
-        </w:tc>
-      </w:tr>
-      <w:tr>
-        <w:tc>
-          <w:tcPr>
-            <w:tcW w:type="dxa" w:w="2880"/>
-          </w:tcPr>
-          <w:p>
-            <w:r>
-              <w:rPr>
-                <w:b w:val="0"/>
-              </w:rPr>
-              <w:t>- Chỉ tiêu 5.2: Tổng số lao động</w:t>
-            </w:r>
-          </w:p>
-        </w:tc>
-        <w:tc>
-          <w:tcPr>
-            <w:tcW w:type="dxa" w:w="2880"/>
-          </w:tcPr>
-          <w:p>
-            <w:r>
-              <w:rPr>
-                <w:b w:val="0"/>
-              </w:rPr>
-              <w:t>{thue_chi_tieu_cu_moi.chi_tieu_5_2_tong_so_lao_dong.thong_tin_dang_ky_cu}</w:t>
-            </w:r>
-          </w:p>
-        </w:tc>
-        <w:tc>
-          <w:tcPr>
-            <w:tcW w:type="dxa" w:w="2880"/>
-          </w:tcPr>
-          <w:p>
-            <w:r>
-              <w:rPr>
-                <w:b w:val="0"/>
-              </w:rPr>
-              <w:t>{thue_chi_tieu_cu_moi.chi_tieu_5_2_tong_so_lao_dong.thong_tin_dang_ky_moi}</w:t>
-            </w:r>
-          </w:p>
-        </w:tc>
-      </w:tr>
-      <w:tr>
-        <w:tc>
-          <w:tcPr>
-            <w:tcW w:type="dxa" w:w="2880"/>
-          </w:tcPr>
-          <w:p>
-            <w:r>
-              <w:rPr>
-                <w:b w:val="0"/>
-              </w:rPr>
-              <w:t>-…..</w:t>
-            </w:r>
-          </w:p>
-        </w:tc>
-        <w:tc>
-          <w:tcPr>
-            <w:tcW w:type="dxa" w:w="2880"/>
-          </w:tcPr>
-          <w:p>
-            <w:r>
-              <w:rPr>
-                <w:b w:val="0"/>
-              </w:rPr>
-              <w:t>{thue_chi_tieu_cu_moi.chi_tieu_khac.thong_tin_dang_ky_cu}</w:t>
-            </w:r>
-          </w:p>
-        </w:tc>
-        <w:tc>
-          <w:tcPr>
-            <w:tcW w:type="dxa" w:w="2880"/>
-          </w:tcPr>
-          <w:p>
-            <w:r>
-              <w:rPr>
-                <w:b w:val="0"/>
-              </w:rPr>
-              <w:t>{thue_chi_tieu_cu_moi.chi_tieu_khac.thong_tin_dang_ky_moi}</w:t>
-            </w:r>
-          </w:p>
-        </w:tc>
-      </w:tr>
-    </w:tbl>
-    <w:p/>
-    <w:p>
-      <w:pPr>
-        <w:spacing w:before="120"/>
-      </w:pPr>
-      <w:r>
-        <w:rPr>
-          <w:rFonts w:ascii="Arial" w:hAnsi="Arial" w:cs="Arial"/>
-          <w:sz w:val="24"/>
-          <w:sz-cs w:val="24"/>
-        </w:rPr>
-        <w:t xml:space="preserve"/>
-      </w:r>
-    </w:p>
-    <w:p>
-      <w:pPr>
-        <w:spacing w:before="120"/>
-      </w:pPr>
-      <w:r>
-        <w:rPr>
-          <w:rFonts w:ascii="Arial" w:hAnsi="Arial" w:cs="Arial"/>
-          <w:sz w:val="24"/>
-          <w:sz-cs w:val="24"/>
-        </w:rPr>
-        <w:t xml:space="preserve"/>
-      </w:r>
-    </w:p>
-    <w:p>
-      <w:pPr>
-        <w:spacing w:before="120"/>
-      </w:pPr>
-      <w:r>
-        <w:rPr>
-          <w:rFonts w:ascii="Arial" w:hAnsi="Arial" w:cs="Arial"/>
-          <w:sz w:val="24"/>
-          <w:sz-cs w:val="24"/>
-        </w:rPr>
-        <w:t xml:space="preserve"/>
-      </w:r>
-    </w:p>
-    <w:p>
-      <w:pPr>
-        <w:spacing w:before="120"/>
-      </w:pPr>
-      <w:r>
-        <w:rPr>
-          <w:rFonts w:ascii="Arial" w:hAnsi="Arial" w:cs="Arial"/>
-          <w:sz w:val="24"/>
-          <w:sz-cs w:val="24"/>
-        </w:rPr>
-        <w:t xml:space="preserve"/>
-      </w:r>
-    </w:p>
-    <w:p>
-      <w:pPr>
-        <w:jc w:val="center"/>
-        <w:spacing w:before="120"/>
-      </w:pPr>
-      <w:r>
-        <w:rPr>
-          <w:rFonts w:ascii="Arial" w:hAnsi="Arial" w:cs="Arial"/>
-          <w:sz w:val="24"/>
-          <w:sz-cs w:val="24"/>
-        </w:rPr>
-        <w:t xml:space="preserve"/>
-      </w:r>
-    </w:p>
-    <w:p>
-      <w:pPr>
-        <w:jc w:val="center"/>
-        <w:spacing w:before="120"/>
-      </w:pPr>
-      <w:r>
-        <w:rPr>
-          <w:rFonts w:ascii="Arial" w:hAnsi="Arial" w:cs="Arial"/>
-          <w:sz w:val="24"/>
-          <w:sz-cs w:val="24"/>
-        </w:rPr>
-        <w:t xml:space="preserve"/>
-      </w:r>
-    </w:p>
-    <w:p>
-      <w:pPr>
-        <w:spacing w:before="120"/>
-      </w:pPr>
-      <w:r>
-        <w:rPr>
-          <w:rFonts w:ascii="Arial" w:hAnsi="Arial" w:cs="Arial"/>
-          <w:sz w:val="24"/>
-          <w:sz-cs w:val="24"/>
-        </w:rPr>
-        <w:t xml:space="preserve"/>
-      </w:r>
-    </w:p>
-    <w:p>
-      <w:pPr>
-        <w:jc w:val="center"/>
-        <w:spacing w:before="120"/>
-      </w:pPr>
-      <w:r>
-        <w:rPr>
-          <w:rFonts w:ascii="Arial" w:hAnsi="Arial" w:cs="Arial"/>
-          <w:sz w:val="24"/>
-          <w:sz-cs w:val="24"/>
-          <w:b/>
-        </w:rPr>
-        <w:t xml:space="preserve">B. ĐĂNG KÝ CẬP NHẬT, BỔ SUNG, HIỆU ĐÍNH THÔNG TIN ĐĂNG KÝ HỘ KINH DOANH</w:t>
-      </w:r>
-    </w:p>
-    <w:p>
-      <w:pPr>
-        <w:spacing w:before="120"/>
-      </w:pPr>
-      <w:r>
-        <w:rPr>
-          <w:rFonts w:ascii="Arial" w:hAnsi="Arial" w:cs="Arial"/>
-          <w:sz w:val="24"/>
-          <w:sz-cs w:val="24"/>
-        </w:rPr>
-        <w:t xml:space="preserve">Hộ kinh doanh đăng ký cập nhật, bổ sung, hiệu đính thông tin đăng ký hộ kinh doanh như sau:</w:t>
-      </w:r>
-    </w:p>
-    <w:p>
-      <w:pPr>
-        <w:spacing w:before="120"/>
-      </w:pPr>
-      <w:r>
-        <w:rPr>
-          <w:rFonts w:ascii="Arial" w:hAnsi="Arial" w:cs="Arial"/>
-          <w:sz w:val="24"/>
-          <w:sz-cs w:val="24"/>
-        </w:rPr>
-        <w:t xml:space="preserve">...............................................................................................................................................</w:t>
-      </w:r>
-    </w:p>
-    <w:p>
-      <w:pPr>
-        <w:spacing w:before="120"/>
-      </w:pPr>
-      <w:r>
-        <w:rPr>
-          <w:rFonts w:ascii="Arial" w:hAnsi="Arial" w:cs="Arial"/>
-          <w:sz w:val="24"/>
-          <w:sz-cs w:val="24"/>
-        </w:rPr>
-        <w:t xml:space="preserve">...............................................................................................................................................</w:t>
-      </w:r>
-    </w:p>
-    <w:p>
-      <w:pPr>
-        <w:spacing w:before="120"/>
-      </w:pPr>
-      <w:r>
-        <w:rPr>
-          <w:rFonts w:ascii="Arial" w:hAnsi="Arial" w:cs="Arial"/>
-          <w:sz w:val="24"/>
-          <w:sz-cs w:val="24"/>
-        </w:rPr>
-        <w:t xml:space="preserve">...............................................................................................................................................</w:t>
-      </w:r>
-    </w:p>
-    <w:p>
-      <w:pPr>
-        <w:spacing w:before="120"/>
-      </w:pPr>
-      <w:r>
-        <w:rPr>
-          <w:rFonts w:ascii="Arial" w:hAnsi="Arial" w:cs="Arial"/>
-          <w:sz w:val="24"/>
-          <w:sz-cs w:val="24"/>
-        </w:rPr>
-        <w:t xml:space="preserve">...............................................................................................................................................</w:t>
-      </w:r>
-    </w:p>
-    <w:p>
-      <w:pPr>
-        <w:spacing w:before="120"/>
-      </w:pPr>
-      <w:r>
-        <w:rPr>
-          <w:rFonts w:ascii="Arial" w:hAnsi="Arial" w:cs="Arial"/>
-          <w:sz w:val="24"/>
-          <w:sz-cs w:val="24"/>
-        </w:rPr>
-        <w:t xml:space="preserve">...............................................................................................................................................</w:t>
-      </w:r>
-    </w:p>
-    <w:p>
-      <w:pPr>
-        <w:spacing w:before="120"/>
-      </w:pPr>
-      <w:r>
-        <w:rPr>
-          <w:rFonts w:ascii="Arial" w:hAnsi="Arial" w:cs="Arial"/>
-          <w:sz w:val="24"/>
-          <w:sz-cs w:val="24"/>
-        </w:rPr>
-        <w:t xml:space="preserve">...............................................................................................................................................</w:t>
-      </w:r>
-    </w:p>
-    <w:p>
-      <w:pPr>
-        <w:jc w:val="center"/>
-        <w:spacing w:before="120"/>
-      </w:pPr>
-      <w:r>
-        <w:rPr>
-          <w:rFonts w:ascii="Arial" w:hAnsi="Arial" w:cs="Arial"/>
-          <w:sz w:val="24"/>
-          <w:sz-cs w:val="24"/>
-          <w:b/>
-        </w:rPr>
-        <w:t xml:space="preserve">C. ĐĂNG KÝ CẤP ĐỔI SANG GIẤY CHỨNG NHẬN ĐĂNG KÝ HỘ KINH DOANH</w:t>
-      </w:r>
-    </w:p>
-    <w:p>
-      <w:pPr>
-        <w:spacing w:before="120"/>
-      </w:pPr>
-      <w:r>
-        <w:rPr>
-          <w:rFonts w:ascii="Arial" w:hAnsi="Arial" w:cs="Arial"/>
-          <w:sz w:val="24"/>
-          <w:sz-cs w:val="24"/>
-          <w:i/>
-        </w:rPr>
-        <w:t xml:space="preserve">Trường hợp hộ kinh doanh được cấp giấy chứng nhận đăng ký kinh doanh hoặc giấy chứng nhận đăng ký hộ kinh doanh trước ngày Nghị định số 168/2025/NĐ-CP ngày 30/6/2025 của Chính phủ về đăng ký doanh nghiệp có hiệu lực thi hành thực hiện quy định tại Điều 123 Nghị định số 168/2025/NĐ-CP thì kê khai thông tin theo giấy chứng nhận đăng ký kinh doanh hoặc giấy chứng nhận đăng ký hộ kinh doanh và giấy chứng nhận đăng ký thuế đã được cấp tại Mục này.</w:t>
-      </w:r>
-    </w:p>
-    <w:p>
-      <w:pPr>
-        <w:spacing w:before="120"/>
-      </w:pPr>
-      <w:r>
-        <w:rPr>
-          <w:rFonts w:ascii="Arial" w:hAnsi="Arial" w:cs="Arial"/>
-          <w:sz w:val="24"/>
-          <w:sz-cs w:val="24"/>
-          <w:b/>
-        </w:rPr>
-        <w:t xml:space="preserve">1. Tên hộ kinh doanh </w:t>
-      </w:r>
-      <w:r>
-        <w:rPr>
-          <w:rFonts w:ascii="Arial" w:hAnsi="Arial" w:cs="Arial"/>
-          <w:sz w:val="24"/>
-          <w:sz-cs w:val="24"/>
-          <w:i/>
-        </w:rPr>
-        <w:t>(ghi bằng chữ in hoa)</w:t>
-      </w:r>
-      <w:r>
-        <w:rPr>
-          <w:rFonts w:ascii="Arial" w:hAnsi="Arial" w:cs="Arial"/>
-          <w:sz w:val="24"/>
-          <w:sz-cs w:val="24"/>
-          <w:b/>
-        </w:rPr>
-        <w:t>:</w:t>
-      </w:r>
-      <w:r>
-        <w:rPr>
-          <w:rFonts w:ascii="Arial" w:hAnsi="Arial" w:cs="Arial"/>
-          <w:sz w:val="24"/>
-          <w:sz-cs w:val="24"/>
-        </w:rPr>
-        <w:t>{hkd_ten_tieng_viet_2}</w:t>
-      </w:r>
-    </w:p>
-    <w:p>
-      <w:pPr>
-        <w:spacing w:before="120"/>
-      </w:pPr>
-      <w:r>
-        <w:rPr>
-          <w:rFonts w:ascii="Arial" w:hAnsi="Arial" w:cs="Arial"/>
-          <w:sz w:val="24"/>
-          <w:sz-cs w:val="24"/>
-          <w:b/>
-        </w:rPr>
-        <w:t xml:space="preserve">2. Trụ sở của hộ kinh doanh:</w:t>
-      </w:r>
-    </w:p>
-    <w:p>
-      <w:pPr>
-        <w:spacing w:before="120"/>
-      </w:pPr>
-      <w:r>
-        <w:rPr>
-          <w:rFonts w:ascii="Arial" w:hAnsi="Arial" w:cs="Arial"/>
-          <w:sz w:val="24"/>
-          <w:sz-cs w:val="24"/>
-        </w:rPr>
-        <w:t>Số nhà/phòng, ngách/hẻm, ngõ/kiệt, đường/phố/đại lộ, tổ/xóm/ấp/thôn:{dia_chi_chi_tiet}</w:t>
-      </w:r>
-    </w:p>
-    <w:p>
-      <w:pPr>
-        <w:spacing w:before="120"/>
-      </w:pPr>
-      <w:r>
-        <w:rPr>
-          <w:rFonts w:ascii="Arial" w:hAnsi="Arial" w:cs="Arial"/>
-          <w:sz w:val="24"/>
-          <w:sz-cs w:val="24"/>
-        </w:rPr>
-        <w:t>Xã/Phường/Đặc khu: {xa_phuong}</w:t>
-      </w:r>
-    </w:p>
-    <w:p>
-      <w:pPr>
-        <w:spacing w:before="120"/>
-      </w:pPr>
-      <w:r>
-        <w:rPr>
-          <w:rFonts w:ascii="Arial" w:hAnsi="Arial" w:cs="Arial"/>
-          <w:sz w:val="24"/>
-          <w:sz-cs w:val="24"/>
-        </w:rPr>
-        <w:t>Tỉnh/Thành phố trực thuộc trung ương:{tinh_thanh}</w:t>
-      </w:r>
-    </w:p>
-    <w:p>
-      <w:pPr>
-        <w:spacing w:before="120"/>
-      </w:pPr>
-      <w:r>
-        <w:rPr>
-          <w:rFonts w:ascii="Arial" w:hAnsi="Arial" w:cs="Arial"/>
-          <w:sz w:val="24"/>
-          <w:sz-cs w:val="24"/>
-        </w:rPr>
-        <w:t>Điện thoại:{dien_thoai_khac}Fax</w:t>
-      </w:r>
-      <w:r>
-        <w:rPr>
-          <w:rFonts w:ascii="Arial" w:hAnsi="Arial" w:cs="Arial"/>
-          <w:sz w:val="24"/>
-          <w:sz-cs w:val="24"/>
-          <w:i/>
-        </w:rPr>
-        <w:t xml:space="preserve"> (nếu có)</w:t>
-      </w:r>
-      <w:r>
-        <w:rPr>
-          <w:rFonts w:ascii="Arial" w:hAnsi="Arial" w:cs="Arial"/>
-          <w:sz w:val="24"/>
-          <w:sz-cs w:val="24"/>
-        </w:rPr>
-        <w:t>: {fax}</w:t>
-      </w:r>
-    </w:p>
-    <w:p>
-      <w:pPr>
-        <w:spacing w:before="120"/>
-      </w:pPr>
-      <w:r>
-        <w:rPr>
-          <w:rFonts w:ascii="Arial" w:hAnsi="Arial" w:cs="Arial"/>
-          <w:sz w:val="24"/>
-          <w:sz-cs w:val="24"/>
-        </w:rPr>
-        <w:t>Thư điện tử</w:t>
-      </w:r>
-      <w:r>
-        <w:rPr>
-          <w:rFonts w:ascii="Arial" w:hAnsi="Arial" w:cs="Arial"/>
-          <w:sz w:val="24"/>
-          <w:sz-cs w:val="24"/>
-          <w:i/>
-        </w:rPr>
-        <w:t xml:space="preserve"> (nếu có)</w:t>
-      </w:r>
-      <w:r>
-        <w:rPr>
-          <w:rFonts w:ascii="Arial" w:hAnsi="Arial" w:cs="Arial"/>
-          <w:sz w:val="24"/>
-          <w:sz-cs w:val="24"/>
-        </w:rPr>
-        <w:t>: {email_tru_so}Website</w:t>
-      </w:r>
-      <w:r>
-        <w:rPr>
-          <w:rFonts w:ascii="Arial" w:hAnsi="Arial" w:cs="Arial"/>
-          <w:sz w:val="24"/>
-          <w:sz-cs w:val="24"/>
-          <w:i/>
-        </w:rPr>
-        <w:t xml:space="preserve"> (nếu có)</w:t>
-      </w:r>
-      <w:r>
-        <w:rPr>
-          <w:rFonts w:ascii="Arial" w:hAnsi="Arial" w:cs="Arial"/>
-          <w:sz w:val="24"/>
-          <w:sz-cs w:val="24"/>
-        </w:rPr>
-        <w:t>: {website}</w:t>
-      </w:r>
-    </w:p>
-    <w:p>
-      <w:pPr>
-        <w:spacing w:before="120"/>
-      </w:pPr>
-      <w:r>
-        <w:rPr>
-          <w:rFonts w:ascii="Arial" w:hAnsi="Arial" w:cs="Arial"/>
-          <w:sz w:val="24"/>
-          <w:sz-cs w:val="24"/>
-          <w:b/>
-        </w:rPr>
-        <w:t xml:space="preserve">3. Ngành, nghề kinh doanh</w:t>
-      </w:r>
-      <w:r>
-        <w:rPr>
-          <w:rFonts w:ascii="Arial" w:hAnsi="Arial" w:cs="Arial"/>
-          <w:sz w:val="24"/>
-          <w:sz-cs w:val="24"/>
-          <w:b/>
-          <w:vertAlign w:val="superscript"/>
-        </w:rPr>
-        <w:t xml:space="preserve">7</w:t>
-      </w:r>
-      <w:r>
-        <w:rPr>
-          <w:rFonts w:ascii="Arial" w:hAnsi="Arial" w:cs="Arial"/>
-          <w:sz w:val="24"/>
-          <w:sz-cs w:val="24"/>
-          <w:b/>
-        </w:rPr>
-        <w:t xml:space="preserve">:</w:t>
-      </w:r>
-      <w:r>
-        <w:rPr>
-          <w:rFonts w:ascii="Arial" w:hAnsi="Arial" w:cs="Arial"/>
-          <w:sz w:val="24"/>
-          <w:sz-cs w:val="24"/>
-        </w:rPr>
-        <w:t xml:space="preserve"> </w:t>
       </w:r>
     </w:p>
     <w:tbl xmlns:ns3="urn:orca:p1a-temp">
@@ -3342,7 +2642,7 @@
               <w:rPr>
                 <w:b/>
               </w:rPr>
-              <w:t>Tên ngành</w:t>
+              <w:t>Tên ngành, nghề kinh doanh được bỏ khỏi danh sách đã đăng ký</w:t>
             </w:r>
           </w:p>
         </w:tc>
@@ -3484,17 +2784,17 @@
           </w:tcPr>
           <w:p>
             <w:r>
-              <w:t>{#ds_nganh}{_stt}</w:t>
-            </w:r>
-          </w:p>
-        </w:tc>
-        <w:tc>
-          <w:tcPr>
-            <w:tcW w:type="dxa" w:w="2160"/>
-          </w:tcPr>
-          <w:p>
-            <w:r>
-              <w:t>{ten_nganh}</w:t>
+              <w:t>{#nganh_xoa_bo}{_stt}</w:t>
+            </w:r>
+          </w:p>
+        </w:tc>
+        <w:tc>
+          <w:tcPr>
+            <w:tcW w:type="dxa" w:w="2160"/>
+          </w:tcPr>
+          <w:p>
+            <w:r>
+              <w:t>{ten_nganh_bo}</w:t>
             </w:r>
           </w:p>
         </w:tc>
@@ -3514,7 +2814,7 @@
           </w:tcPr>
           <w:p>
             <w:r>
-              <w:t>{la_nganh_chinh}{/ds_nganh}</w:t>
+              <w:t>{la_nganh_chinh}{/nganh_xoa_bo}</w:t>
             </w:r>
           </w:p>
         </w:tc>
@@ -3523,7 +2823,6 @@
     <w:p/>
     <w:p>
       <w:pPr>
-        <w:jc w:val="center"/>
         <w:spacing w:before="120"/>
       </w:pPr>
       <w:r>
@@ -3537,7 +2836,6 @@
     </w:p>
     <w:p>
       <w:pPr>
-        <w:jc w:val="center"/>
         <w:spacing w:before="120"/>
       </w:pPr>
       <w:r>
@@ -3551,7 +2849,6 @@
     </w:p>
     <w:p>
       <w:pPr>
-        <w:jc w:val="center"/>
         <w:spacing w:before="120"/>
       </w:pPr>
       <w:r>
@@ -3565,7 +2862,6 @@
     </w:p>
     <w:p>
       <w:pPr>
-        <w:jc w:val="center"/>
         <w:spacing w:before="120"/>
       </w:pPr>
       <w:r>
@@ -3588,362 +2884,7 @@
           <w:sz-cs w:val="24"/>
           <w:b/>
         </w:rPr>
-        <w:t xml:space="preserve">4. Vốn kinh doanh:</w:t>
-      </w:r>
-      <w:r>
-        <w:rPr>
-          <w:rFonts w:ascii="Arial" w:hAnsi="Arial" w:cs="Arial"/>
-          <w:sz w:val="24"/>
-          <w:sz-cs w:val="24"/>
-        </w:rPr>
-        <w:t xml:space="preserve"> </w:t>
-      </w:r>
-    </w:p>
-    <w:p>
-      <w:pPr>
-        <w:spacing w:before="120"/>
-      </w:pPr>
-      <w:r>
-        <w:rPr>
-          <w:rFonts w:ascii="Arial" w:hAnsi="Arial" w:cs="Arial"/>
-          <w:sz w:val="24"/>
-          <w:sz-cs w:val="24"/>
-        </w:rPr>
-        <w:t xml:space="preserve">Tổng số </w:t>
-      </w:r>
-      <w:r>
-        <w:rPr>
-          <w:rFonts w:ascii="Arial" w:hAnsi="Arial" w:cs="Arial"/>
-          <w:sz w:val="24"/>
-          <w:sz-cs w:val="24"/>
-          <w:i/>
-        </w:rPr>
-        <w:t>(bằng số, bằng chữ, VNĐ)</w:t>
-      </w:r>
-      <w:r>
-        <w:rPr>
-          <w:rFonts w:ascii="Arial" w:hAnsi="Arial" w:cs="Arial"/>
-          <w:sz w:val="24"/>
-          <w:sz-cs w:val="24"/>
-        </w:rPr>
-        <w:t>: {von_kinh_doanh}</w:t>
-      </w:r>
-    </w:p>
-    <w:p>
-      <w:pPr>
-        <w:spacing w:before="120"/>
-      </w:pPr>
-      <w:r>
-        <w:rPr>
-          <w:rFonts w:ascii="Arial" w:hAnsi="Arial" w:cs="Arial"/>
-          <w:sz w:val="24"/>
-          <w:sz-cs w:val="24"/>
-          <w:b/>
-        </w:rPr>
-        <w:t xml:space="preserve">5. Thông tin đăng ký thuế</w:t>
-      </w:r>
-      <w:r>
-        <w:rPr>
-          <w:rFonts w:ascii="Arial" w:hAnsi="Arial" w:cs="Arial"/>
-          <w:sz w:val="24"/>
-          <w:sz-cs w:val="24"/>
-        </w:rPr>
-        <w:t xml:space="preserve">:</w:t>
-      </w:r>
-    </w:p>
-    <w:p>
-      <w:pPr>
-        <w:jc w:val="center"/>
-        <w:spacing w:before="120"/>
-      </w:pPr>
-      <w:r>
-        <w:rPr>
-          <w:rFonts w:ascii="Arial" w:hAnsi="Arial" w:cs="Arial"/>
-          <w:sz w:val="24"/>
-          <w:sz-cs w:val="24"/>
-        </w:rPr>
-        <w:t xml:space="preserve">STT</w:t>
-      </w:r>
-    </w:p>
-    <w:p>
-      <w:pPr>
-        <w:jc w:val="center"/>
-        <w:spacing w:before="120"/>
-      </w:pPr>
-      <w:r>
-        <w:rPr>
-          <w:rFonts w:ascii="Arial" w:hAnsi="Arial" w:cs="Arial"/>
-          <w:sz w:val="24"/>
-          <w:sz-cs w:val="24"/>
-        </w:rPr>
-        <w:t xml:space="preserve">Các chỉ tiêu thông tin đăng ký thuế</w:t>
-      </w:r>
-    </w:p>
-    <w:p>
-      <w:pPr>
-        <w:jc w:val="center"/>
-        <w:spacing w:before="120"/>
-      </w:pPr>
-      <w:r>
-        <w:rPr>
-          <w:rFonts w:ascii="Arial" w:hAnsi="Arial" w:cs="Arial"/>
-          <w:sz w:val="24"/>
-          <w:sz-cs w:val="24"/>
-        </w:rPr>
-        <w:t xml:space="preserve">5.1</w:t>
-      </w:r>
-    </w:p>
-    <w:p>
-      <w:pPr>
-        <w:spacing w:before="120"/>
-      </w:pPr>
-      <w:r>
-        <w:rPr>
-          <w:rFonts w:ascii="Arial" w:hAnsi="Arial" w:cs="Arial"/>
-          <w:sz w:val="24"/>
-          <w:sz-cs w:val="24"/>
-        </w:rPr>
-        <w:t xml:space="preserve">Địa chỉ nhận thông báo thuế </w:t>
-      </w:r>
-      <w:r>
-        <w:rPr>
-          <w:rFonts w:ascii="Arial" w:hAnsi="Arial" w:cs="Arial"/>
-          <w:sz w:val="24"/>
-          <w:sz-cs w:val="24"/>
-          <w:i/>
-        </w:rPr>
-        <w:t xml:space="preserve">(chỉ kê khai nếu địa chỉ nhận thông báo thuế khác địa chỉ trụ sở)</w:t>
-      </w:r>
-      <w:r>
-        <w:rPr>
-          <w:rFonts w:ascii="Arial" w:hAnsi="Arial" w:cs="Arial"/>
-          <w:sz w:val="24"/>
-          <w:sz-cs w:val="24"/>
-        </w:rPr>
-        <w:t xml:space="preserve">:</w:t>
-      </w:r>
-    </w:p>
-    <w:p>
-      <w:pPr>
-        <w:spacing w:before="120"/>
-      </w:pPr>
-      <w:r>
-        <w:rPr>
-          <w:rFonts w:ascii="Arial" w:hAnsi="Arial" w:cs="Arial"/>
-          <w:sz w:val="24"/>
-          <w:sz-cs w:val="24"/>
-        </w:rPr>
-        <w:t>Số nhà/phòng, ngách/hẻm, ngõ/kiệt, đường/phố/đại lộ, tổ/xóm/ấp/thôn: {dia_chi_chi_tiet}</w:t>
-      </w:r>
-    </w:p>
-    <w:p>
-      <w:pPr>
-        <w:spacing w:before="120"/>
-      </w:pPr>
-      <w:r>
-        <w:rPr>
-          <w:rFonts w:ascii="Arial" w:hAnsi="Arial" w:cs="Arial"/>
-          <w:sz w:val="24"/>
-          <w:sz-cs w:val="24"/>
-        </w:rPr>
-        <w:t>Xã/Phường/Đặc khu: {xa_phuong}</w:t>
-      </w:r>
-    </w:p>
-    <w:p>
-      <w:pPr>
-        <w:spacing w:before="120"/>
-      </w:pPr>
-      <w:r>
-        <w:rPr>
-          <w:rFonts w:ascii="Arial" w:hAnsi="Arial" w:cs="Arial"/>
-          <w:sz w:val="24"/>
-          <w:sz-cs w:val="24"/>
-        </w:rPr>
-        <w:t>Tỉnh/Thành phố trực thuộc trung ương: {tinh_thanh}</w:t>
-      </w:r>
-    </w:p>
-    <w:p>
-      <w:pPr>
-        <w:spacing w:before="120"/>
-      </w:pPr>
-      <w:r>
-        <w:rPr>
-          <w:rFonts w:ascii="Arial" w:hAnsi="Arial" w:cs="Arial"/>
-          <w:sz w:val="24"/>
-          <w:sz-cs w:val="24"/>
-        </w:rPr>
-        <w:t>Điện thoại</w:t>
-      </w:r>
-      <w:r>
-        <w:rPr>
-          <w:rFonts w:ascii="Arial" w:hAnsi="Arial" w:cs="Arial"/>
-          <w:sz w:val="24"/>
-          <w:sz-cs w:val="24"/>
-          <w:i/>
-        </w:rPr>
-        <w:t xml:space="preserve"> (nếu có)</w:t>
-      </w:r>
-      <w:r>
-        <w:rPr>
-          <w:rFonts w:ascii="Arial" w:hAnsi="Arial" w:cs="Arial"/>
-          <w:sz w:val="24"/>
-          <w:sz-cs w:val="24"/>
-        </w:rPr>
-        <w:t xml:space="preserve">: {dien_thoai_lien_he}Fax </w:t>
-      </w:r>
-      <w:r>
-        <w:rPr>
-          <w:rFonts w:ascii="Arial" w:hAnsi="Arial" w:cs="Arial"/>
-          <w:sz w:val="24"/>
-          <w:sz-cs w:val="24"/>
-          <w:i/>
-        </w:rPr>
-        <w:t>(nếu có)</w:t>
-      </w:r>
-      <w:r>
-        <w:rPr>
-          <w:rFonts w:ascii="Arial" w:hAnsi="Arial" w:cs="Arial"/>
-          <w:sz w:val="24"/>
-          <w:sz-cs w:val="24"/>
-        </w:rPr>
-        <w:t>: {fax}</w:t>
-      </w:r>
-    </w:p>
-    <w:p>
-      <w:pPr>
-        <w:spacing w:before="120"/>
-      </w:pPr>
-      <w:r>
-        <w:rPr>
-          <w:rFonts w:ascii="Arial" w:hAnsi="Arial" w:cs="Arial"/>
-          <w:sz w:val="24"/>
-          <w:sz-cs w:val="24"/>
-        </w:rPr>
-        <w:t xml:space="preserve">Thư điện tử </w:t>
-      </w:r>
-      <w:r>
-        <w:rPr>
-          <w:rFonts w:ascii="Arial" w:hAnsi="Arial" w:cs="Arial"/>
-          <w:sz w:val="24"/>
-          <w:sz-cs w:val="24"/>
-          <w:i/>
-        </w:rPr>
-        <w:t>(nếu có)</w:t>
-      </w:r>
-      <w:r>
-        <w:rPr>
-          <w:rFonts w:ascii="Arial" w:hAnsi="Arial" w:cs="Arial"/>
-          <w:sz w:val="24"/>
-          <w:sz-cs w:val="24"/>
-        </w:rPr>
-        <w:t>: {email_tru_so}</w:t>
-      </w:r>
-    </w:p>
-    <w:p>
-      <w:pPr>
-        <w:jc w:val="center"/>
-        <w:spacing w:before="120"/>
-      </w:pPr>
-      <w:r>
-        <w:rPr>
-          <w:rFonts w:ascii="Arial" w:hAnsi="Arial" w:cs="Arial"/>
-          <w:sz w:val="24"/>
-          <w:sz-cs w:val="24"/>
-        </w:rPr>
-        <w:t xml:space="preserve">5.2</w:t>
-      </w:r>
-    </w:p>
-    <w:p>
-      <w:pPr>
-        <w:spacing w:before="120"/>
-      </w:pPr>
-      <w:r>
-        <w:rPr>
-          <w:rFonts w:ascii="Arial" w:hAnsi="Arial" w:cs="Arial"/>
-          <w:sz w:val="24"/>
-          <w:sz-cs w:val="24"/>
-        </w:rPr>
-        <w:t>Tổng số lao động: {so_lao_dong}</w:t>
-      </w:r>
-    </w:p>
-    <w:p>
-      <w:pPr>
-        <w:spacing w:before="120"/>
-      </w:pPr>
-      <w:r>
-        <w:rPr>
-          <w:rFonts w:ascii="Arial" w:hAnsi="Arial" w:cs="Arial"/>
-          <w:sz w:val="24"/>
-          <w:sz-cs w:val="24"/>
-          <w:b/>
-        </w:rPr>
-        <w:t xml:space="preserve">6. Chủ thể thành lập hộ kinh doanh </w:t>
-      </w:r>
-      <w:r>
-        <w:rPr>
-          <w:rFonts w:ascii="Arial" w:hAnsi="Arial" w:cs="Arial"/>
-          <w:sz w:val="24"/>
-          <w:sz-cs w:val="24"/>
-          <w:i/>
-        </w:rPr>
-        <w:t xml:space="preserve">(đánh dấu X vào ô thích hợp)</w:t>
-      </w:r>
-      <w:r>
-        <w:rPr>
-          <w:rFonts w:ascii="Arial" w:hAnsi="Arial" w:cs="Arial"/>
-          <w:sz w:val="24"/>
-          <w:sz-cs w:val="24"/>
-        </w:rPr>
-        <w:t xml:space="preserve">:</w:t>
-      </w:r>
-      <w:r>
-        <w:rPr>
-          <w:rFonts w:ascii="Arial" w:hAnsi="Arial" w:cs="Arial"/>
-          <w:sz w:val="24"/>
-          <w:sz-cs w:val="24"/>
-          <w:b/>
-        </w:rPr>
-        <w:t xml:space="preserve"/>
-      </w:r>
-    </w:p>
-    <w:p>
-      <w:pPr>
-        <w:spacing w:before="120"/>
-      </w:pPr>
-      <w:r>
-        <w:rPr>
-          <w:rFonts w:ascii="Arial" w:hAnsi="Arial" w:cs="Arial"/>
-          <w:sz w:val="24"/>
-          <w:sz-cs w:val="24"/>
-        </w:rPr>
-        <w:t xml:space="preserve">{chk_ct_ca_nhan} Cá nhân </w:t>
-      </w:r>
-    </w:p>
-    <w:p>
-      <w:pPr>
-        <w:spacing w:before="120"/>
-      </w:pPr>
-      <w:r>
-        <w:rPr>
-          <w:rFonts w:ascii="Arial" w:hAnsi="Arial" w:cs="Arial"/>
-          <w:sz w:val="24"/>
-          <w:sz-cs w:val="24"/>
-        </w:rPr>
-        <w:t>{chk_ct_ho_gia_dinh} Các thành viên hộ gia đình</w:t>
-      </w:r>
-    </w:p>
-    <w:p>
-      <w:pPr>
-        <w:spacing w:before="120"/>
-      </w:pPr>
-      <w:r>
-        <w:rPr>
-          <w:rFonts w:ascii="Arial" w:hAnsi="Arial" w:cs="Arial"/>
-          <w:sz w:val="24"/>
-          <w:sz-cs w:val="24"/>
-          <w:b/>
-        </w:rPr>
-        <w:t xml:space="preserve">7. Thông tin về các thành viên hộ gia đình đăng ký hộ kinh doanh</w:t>
+        <w:t xml:space="preserve">3. Sửa đổi ngành, nghề kinh doanh chính</w:t>
       </w:r>
       <w:r>
         <w:rPr>
@@ -3953,6 +2894,1596 @@
           <w:b/>
           <w:vertAlign w:val="superscript"/>
         </w:rPr>
+        <w:t xml:space="preserve">6</w:t>
+      </w:r>
+      <w:r>
+        <w:rPr>
+          <w:rFonts w:ascii="Arial" w:hAnsi="Arial" w:cs="Arial"/>
+          <w:sz w:val="24"/>
+          <w:sz-cs w:val="24"/>
+          <w:b/>
+          <w:i/>
+        </w:rPr>
+        <w:t xml:space="preserve"> </w:t>
+      </w:r>
+      <w:r>
+        <w:rPr>
+          <w:rFonts w:ascii="Arial" w:hAnsi="Arial" w:cs="Arial"/>
+          <w:sz w:val="24"/>
+          <w:sz-cs w:val="24"/>
+        </w:rPr>
+        <w:t xml:space="preserve">(</w:t>
+      </w:r>
+      <w:r>
+        <w:rPr>
+          <w:rFonts w:ascii="Arial" w:hAnsi="Arial" w:cs="Arial"/>
+          <w:sz w:val="24"/>
+          <w:sz-cs w:val="24"/>
+          <w:i/>
+        </w:rPr>
+        <w:t xml:space="preserve">kê khai trong trường hợp hộ kinh doanh chọn một trong các ngành, nghề kinh doanh đã đăng ký với cơ quan đăng ký kinh doanh làm ngành, nghề kinh doanh chính và trong trường hợp đăng ký thay đổi nội dung chi tiết của ngành, nghề kinh doanh chính</w:t>
+      </w:r>
+      <w:r>
+        <w:rPr>
+          <w:rFonts w:ascii="Arial" w:hAnsi="Arial" w:cs="Arial"/>
+          <w:sz w:val="24"/>
+          <w:sz-cs w:val="24"/>
+        </w:rPr>
+        <w:t xml:space="preserve">):</w:t>
+      </w:r>
+    </w:p>
+    <w:tbl xmlns:ns4="urn:orca:p1a-temp">
+      <w:tblPr>
+        <w:tblW w:type="auto" w:w="0"/>
+        <w:tblLook w:firstColumn="1" w:firstRow="1" w:lastColumn="0" w:lastRow="0" w:noHBand="0" w:noVBand="1" w:val="04A0"/>
+        <w:tblBorders>
+          <w:top w:val="single" w:sz="4" w:color="000000"/>
+          <w:left w:val="single" w:sz="4" w:color="000000"/>
+          <w:bottom w:val="single" w:sz="4" w:color="000000"/>
+          <w:right w:val="single" w:sz="4" w:color="000000"/>
+          <w:insideH w:val="single" w:sz="4" w:color="000000"/>
+          <w:insideV w:val="single" w:sz="4" w:color="000000"/>
+        </w:tblBorders>
+      </w:tblPr>
+      <w:tblGrid>
+        <w:gridCol w:w="2880"/>
+        <w:gridCol w:w="2880"/>
+        <w:gridCol w:w="2880"/>
+      </w:tblGrid>
+      <w:tr>
+        <w:tc>
+          <w:tcPr>
+            <w:tcW w:type="dxa" w:w="2880"/>
+          </w:tcPr>
+          <w:p>
+            <w:r>
+              <w:rPr>
+                <w:b/>
+              </w:rPr>
+              <w:t>STT</w:t>
+            </w:r>
+          </w:p>
+        </w:tc>
+        <w:tc>
+          <w:tcPr>
+            <w:tcW w:type="dxa" w:w="2880"/>
+          </w:tcPr>
+          <w:p>
+            <w:r>
+              <w:rPr>
+                <w:b/>
+              </w:rPr>
+              <w:t>Tên ngành, nghề kinh doanh</w:t>
+            </w:r>
+          </w:p>
+        </w:tc>
+        <w:tc>
+          <w:tcPr>
+            <w:tcW w:type="dxa" w:w="2880"/>
+          </w:tcPr>
+          <w:p>
+            <w:r>
+              <w:rPr>
+                <w:b/>
+              </w:rPr>
+              <w:t>Mã ngành</w:t>
+            </w:r>
+          </w:p>
+        </w:tc>
+      </w:tr>
+      <w:tr>
+        <w:tc>
+          <w:tcPr>
+            <w:tcW w:type="dxa" w:w="2880"/>
+          </w:tcPr>
+          <w:p/>
+        </w:tc>
+        <w:tc>
+          <w:tcPr>
+            <w:tcW w:type="dxa" w:w="2880"/>
+          </w:tcPr>
+          <w:p/>
+        </w:tc>
+        <w:tc>
+          <w:tcPr>
+            <w:tcW w:type="dxa" w:w="2880"/>
+          </w:tcPr>
+          <w:p/>
+        </w:tc>
+      </w:tr>
+      <w:tr>
+        <w:tc>
+          <w:tcPr>
+            <w:tcW w:type="dxa" w:w="2880"/>
+          </w:tcPr>
+          <w:p/>
+        </w:tc>
+        <w:tc>
+          <w:tcPr>
+            <w:tcW w:type="dxa" w:w="2880"/>
+          </w:tcPr>
+          <w:p/>
+        </w:tc>
+        <w:tc>
+          <w:tcPr>
+            <w:tcW w:type="dxa" w:w="2880"/>
+          </w:tcPr>
+          <w:p/>
+        </w:tc>
+      </w:tr>
+      <w:tr>
+        <w:tc>
+          <w:tcPr>
+            <w:tcW w:type="dxa" w:w="2880"/>
+          </w:tcPr>
+          <w:p/>
+        </w:tc>
+        <w:tc>
+          <w:tcPr>
+            <w:tcW w:type="dxa" w:w="2880"/>
+          </w:tcPr>
+          <w:p/>
+        </w:tc>
+        <w:tc>
+          <w:tcPr>
+            <w:tcW w:type="dxa" w:w="2880"/>
+          </w:tcPr>
+          <w:p/>
+        </w:tc>
+      </w:tr>
+      <w:tr>
+        <w:tc>
+          <w:tcPr>
+            <w:tcW w:type="dxa" w:w="2880"/>
+          </w:tcPr>
+          <w:p/>
+        </w:tc>
+        <w:tc>
+          <w:tcPr>
+            <w:tcW w:type="dxa" w:w="2880"/>
+          </w:tcPr>
+          <w:p/>
+        </w:tc>
+        <w:tc>
+          <w:tcPr>
+            <w:tcW w:type="dxa" w:w="2880"/>
+          </w:tcPr>
+          <w:p/>
+        </w:tc>
+      </w:tr>
+      <w:tr>
+        <w:tc>
+          <w:tcPr>
+            <w:tcW w:type="dxa" w:w="2880"/>
+          </w:tcPr>
+          <w:p>
+            <w:r>
+              <w:t>{#nganh_sua_doi_chi_tiet}{_stt}</w:t>
+            </w:r>
+          </w:p>
+        </w:tc>
+        <w:tc>
+          <w:tcPr>
+            <w:tcW w:type="dxa" w:w="2880"/>
+          </w:tcPr>
+          <w:p>
+            <w:r>
+              <w:t>{ten_nganh}</w:t>
+            </w:r>
+          </w:p>
+        </w:tc>
+        <w:tc>
+          <w:tcPr>
+            <w:tcW w:type="dxa" w:w="2880"/>
+          </w:tcPr>
+          <w:p>
+            <w:r>
+              <w:t>{ma_nganh}{/nganh_sua_doi_chi_tiet}</w:t>
+            </w:r>
+          </w:p>
+        </w:tc>
+      </w:tr>
+    </w:tbl>
+    <w:p/>
+    <w:p>
+      <w:pPr>
+        <w:spacing w:before="120"/>
+      </w:pPr>
+      <w:r>
+        <w:rPr>
+          <w:rFonts w:ascii="Arial" w:hAnsi="Arial" w:cs="Arial"/>
+          <w:sz w:val="24"/>
+          <w:sz-cs w:val="24"/>
+        </w:rPr>
+        <w:t xml:space="preserve"/>
+      </w:r>
+    </w:p>
+    <w:p>
+      <w:pPr>
+        <w:spacing w:before="120"/>
+      </w:pPr>
+      <w:r>
+        <w:rPr>
+          <w:rFonts w:ascii="Arial" w:hAnsi="Arial" w:cs="Arial"/>
+          <w:sz w:val="24"/>
+          <w:sz-cs w:val="24"/>
+        </w:rPr>
+        <w:t xml:space="preserve"/>
+      </w:r>
+    </w:p>
+    <w:p>
+      <w:pPr>
+        <w:spacing w:before="120"/>
+      </w:pPr>
+      <w:r>
+        <w:rPr>
+          <w:rFonts w:ascii="Arial" w:hAnsi="Arial" w:cs="Arial"/>
+          <w:sz w:val="24"/>
+          <w:sz-cs w:val="24"/>
+        </w:rPr>
+        <w:t xml:space="preserve"/>
+      </w:r>
+    </w:p>
+    <w:p>
+      <w:pPr>
+        <w:spacing w:before="120"/>
+      </w:pPr>
+      <w:r>
+        <w:rPr>
+          <w:rFonts w:ascii="Arial" w:hAnsi="Arial" w:cs="Arial"/>
+          <w:sz w:val="24"/>
+          <w:sz-cs w:val="24"/>
+          <w:b/>
+          <w:i/>
+        </w:rPr>
+        <w:t xml:space="preserve">Lưu ý: </w:t>
+      </w:r>
+      <w:r>
+        <w:rPr>
+          <w:rFonts w:ascii="Arial" w:hAnsi="Arial" w:cs="Arial"/>
+          <w:sz w:val="24"/>
+          <w:sz-cs w:val="24"/>
+        </w:rPr>
+        <w:t xml:space="preserve">Trường hợp hộ kinh doanh thay đổi ngành, nghề kinh doanh từ ngành này sang ngành khác, hộ kinh doanh kê khai đồng thời tại Mục 1, 2 nêu trên, cụ thể như sau: kê khai ngành, nghề kinh doanh được bổ sung tại Mục 1; kê khai ngành, nghề kinh doanh được bỏ tại Mục 2.</w:t>
+      </w:r>
+    </w:p>
+    <w:p>
+      <w:pPr>
+        <w:spacing w:before="120"/>
+      </w:pPr>
+      <w:r>
+        <w:rPr>
+          <w:rFonts w:ascii="Arial" w:hAnsi="Arial" w:cs="Arial"/>
+          <w:sz w:val="24"/>
+          <w:sz-cs w:val="24"/>
+          <w:i/>
+        </w:rPr>
+        <w:t xml:space="preserve"/>
+      </w:r>
+    </w:p>
+    <w:p>
+      <w:pPr>
+        <w:jc w:val="center"/>
+        <w:spacing w:before="120"/>
+      </w:pPr>
+      <w:r>
+        <w:rPr>
+          <w:rFonts w:ascii="Arial" w:hAnsi="Arial" w:cs="Arial"/>
+          <w:sz w:val="24"/>
+          <w:sz-cs w:val="24"/>
+        </w:rPr>
+        <w:t xml:space="preserve">ĐĂNG KÝ THAY ĐỔI NỘI DUNG ĐĂNG KÝ THUẾ</w:t>
+      </w:r>
+    </w:p>
+    <w:p>
+      <w:pPr>
+        <w:spacing w:before="120"/>
+      </w:pPr>
+      <w:r>
+        <w:rPr>
+          <w:rFonts w:ascii="Arial" w:hAnsi="Arial" w:cs="Arial"/>
+          <w:sz w:val="24"/>
+          <w:sz-cs w:val="24"/>
+        </w:rPr>
+        <w:t xml:space="preserve">Đăng ký bổ sung, thay đổi các chỉ tiêu đăng ký thuế như sau:</w:t>
+      </w:r>
+    </w:p>
+    <w:tbl xmlns:ns8="urn:orca:p1b-temp">
+      <w:tblPr>
+        <w:tblW w:type="auto" w:w="0"/>
+        <w:tblLook w:firstColumn="1" w:firstRow="1" w:lastColumn="0" w:lastRow="0" w:noHBand="0" w:noVBand="1" w:val="04A0"/>
+        <w:tblBorders>
+          <w:top w:val="single" w:sz="4" w:color="000000"/>
+          <w:left w:val="single" w:sz="4" w:color="000000"/>
+          <w:bottom w:val="single" w:sz="4" w:color="000000"/>
+          <w:right w:val="single" w:sz="4" w:color="000000"/>
+          <w:insideH w:val="single" w:sz="4" w:color="000000"/>
+          <w:insideV w:val="single" w:sz="4" w:color="000000"/>
+        </w:tblBorders>
+      </w:tblPr>
+      <w:tblGrid>
+        <w:gridCol w:w="2880"/>
+        <w:gridCol w:w="2880"/>
+        <w:gridCol w:w="2880"/>
+      </w:tblGrid>
+      <w:tr>
+        <w:tc>
+          <w:tcPr>
+            <w:tcW w:type="dxa" w:w="2880"/>
+          </w:tcPr>
+          <w:p>
+            <w:r>
+              <w:rPr>
+                <w:b/>
+              </w:rPr>
+              <w:t>Chỉ tiêu</w:t>
+            </w:r>
+          </w:p>
+        </w:tc>
+        <w:tc>
+          <w:tcPr>
+            <w:tcW w:type="dxa" w:w="2880"/>
+          </w:tcPr>
+          <w:p>
+            <w:r>
+              <w:rPr>
+                <w:b/>
+              </w:rPr>
+              <w:t>Thông tin đăng ký cũ</w:t>
+            </w:r>
+          </w:p>
+        </w:tc>
+        <w:tc>
+          <w:tcPr>
+            <w:tcW w:type="dxa" w:w="2880"/>
+          </w:tcPr>
+          <w:p>
+            <w:r>
+              <w:rPr>
+                <w:b/>
+              </w:rPr>
+              <w:t>Thông tin đăng ký mới</w:t>
+            </w:r>
+          </w:p>
+        </w:tc>
+      </w:tr>
+      <w:tr>
+        <w:tc>
+          <w:tcPr>
+            <w:tcW w:type="dxa" w:w="2880"/>
+          </w:tcPr>
+          <w:p>
+            <w:r>
+              <w:rPr>
+                <w:b w:val="0"/>
+              </w:rPr>
+              <w:t>- Chỉ tiêu 5.1: Địa chỉ nhận thông báo thuế</w:t>
+            </w:r>
+          </w:p>
+        </w:tc>
+        <w:tc>
+          <w:tcPr>
+            <w:tcW w:type="dxa" w:w="2880"/>
+          </w:tcPr>
+          <w:p>
+            <w:r>
+              <w:rPr>
+                <w:b w:val="0"/>
+              </w:rPr>
+              <w:t>{thue_chi_tieu_cu_moi.chi_tieu_5_1_dia_chi_nhan_thong_bao_thue.thong_tin_dang_ky_cu}</w:t>
+            </w:r>
+          </w:p>
+        </w:tc>
+        <w:tc>
+          <w:tcPr>
+            <w:tcW w:type="dxa" w:w="2880"/>
+          </w:tcPr>
+          <w:p>
+            <w:r>
+              <w:rPr>
+                <w:b w:val="0"/>
+              </w:rPr>
+              <w:t>{thue_chi_tieu_cu_moi.chi_tieu_5_1_dia_chi_nhan_thong_bao_thue.thong_tin_dang_ky_moi}</w:t>
+            </w:r>
+          </w:p>
+        </w:tc>
+      </w:tr>
+      <w:tr>
+        <w:tc>
+          <w:tcPr>
+            <w:tcW w:type="dxa" w:w="2880"/>
+          </w:tcPr>
+          <w:p>
+            <w:r>
+              <w:rPr>
+                <w:b w:val="0"/>
+              </w:rPr>
+              <w:t>- Chỉ tiêu 5.2: Tổng số lao động</w:t>
+            </w:r>
+          </w:p>
+        </w:tc>
+        <w:tc>
+          <w:tcPr>
+            <w:tcW w:type="dxa" w:w="2880"/>
+          </w:tcPr>
+          <w:p>
+            <w:r>
+              <w:rPr>
+                <w:b w:val="0"/>
+              </w:rPr>
+              <w:t>{thue_chi_tieu_cu_moi.chi_tieu_5_2_tong_so_lao_dong.thong_tin_dang_ky_cu}</w:t>
+            </w:r>
+          </w:p>
+        </w:tc>
+        <w:tc>
+          <w:tcPr>
+            <w:tcW w:type="dxa" w:w="2880"/>
+          </w:tcPr>
+          <w:p>
+            <w:r>
+              <w:rPr>
+                <w:b w:val="0"/>
+              </w:rPr>
+              <w:t>{thue_chi_tieu_cu_moi.chi_tieu_5_2_tong_so_lao_dong.thong_tin_dang_ky_moi}</w:t>
+            </w:r>
+          </w:p>
+        </w:tc>
+      </w:tr>
+      <w:tr>
+        <w:tc>
+          <w:tcPr>
+            <w:tcW w:type="dxa" w:w="2880"/>
+          </w:tcPr>
+          <w:p>
+            <w:r>
+              <w:rPr>
+                <w:b w:val="0"/>
+              </w:rPr>
+              <w:t>-…..</w:t>
+            </w:r>
+          </w:p>
+        </w:tc>
+        <w:tc>
+          <w:tcPr>
+            <w:tcW w:type="dxa" w:w="2880"/>
+          </w:tcPr>
+          <w:p>
+            <w:r>
+              <w:rPr>
+                <w:b w:val="0"/>
+              </w:rPr>
+              <w:t>{thue_chi_tieu_cu_moi.chi_tieu_khac.thong_tin_dang_ky_cu}</w:t>
+            </w:r>
+          </w:p>
+        </w:tc>
+        <w:tc>
+          <w:tcPr>
+            <w:tcW w:type="dxa" w:w="2880"/>
+          </w:tcPr>
+          <w:p>
+            <w:r>
+              <w:rPr>
+                <w:b w:val="0"/>
+              </w:rPr>
+              <w:t>{thue_chi_tieu_cu_moi.chi_tieu_khac.thong_tin_dang_ky_moi}</w:t>
+            </w:r>
+          </w:p>
+        </w:tc>
+      </w:tr>
+    </w:tbl>
+    <w:p/>
+    <w:p>
+      <w:pPr>
+        <w:spacing w:before="120"/>
+      </w:pPr>
+      <w:r>
+        <w:rPr>
+          <w:rFonts w:ascii="Arial" w:hAnsi="Arial" w:cs="Arial"/>
+          <w:sz w:val="24"/>
+          <w:sz-cs w:val="24"/>
+        </w:rPr>
+        <w:t xml:space="preserve"/>
+      </w:r>
+    </w:p>
+    <w:p>
+      <w:pPr>
+        <w:spacing w:before="120"/>
+      </w:pPr>
+      <w:r>
+        <w:rPr>
+          <w:rFonts w:ascii="Arial" w:hAnsi="Arial" w:cs="Arial"/>
+          <w:sz w:val="24"/>
+          <w:sz-cs w:val="24"/>
+        </w:rPr>
+        <w:t xml:space="preserve"/>
+      </w:r>
+    </w:p>
+    <w:p>
+      <w:pPr>
+        <w:spacing w:before="120"/>
+      </w:pPr>
+      <w:r>
+        <w:rPr>
+          <w:rFonts w:ascii="Arial" w:hAnsi="Arial" w:cs="Arial"/>
+          <w:sz w:val="24"/>
+          <w:sz-cs w:val="24"/>
+        </w:rPr>
+        <w:t xml:space="preserve"/>
+      </w:r>
+    </w:p>
+    <w:p>
+      <w:pPr>
+        <w:spacing w:before="120"/>
+      </w:pPr>
+      <w:r>
+        <w:rPr>
+          <w:rFonts w:ascii="Arial" w:hAnsi="Arial" w:cs="Arial"/>
+          <w:sz w:val="24"/>
+          <w:sz-cs w:val="24"/>
+        </w:rPr>
+        <w:t xml:space="preserve"/>
+      </w:r>
+    </w:p>
+    <w:p>
+      <w:pPr>
+        <w:jc w:val="center"/>
+        <w:spacing w:before="120"/>
+      </w:pPr>
+      <w:r>
+        <w:rPr>
+          <w:rFonts w:ascii="Arial" w:hAnsi="Arial" w:cs="Arial"/>
+          <w:sz w:val="24"/>
+          <w:sz-cs w:val="24"/>
+        </w:rPr>
+        <w:t xml:space="preserve"/>
+      </w:r>
+    </w:p>
+    <w:p>
+      <w:pPr>
+        <w:jc w:val="center"/>
+        <w:spacing w:before="120"/>
+      </w:pPr>
+      <w:r>
+        <w:rPr>
+          <w:rFonts w:ascii="Arial" w:hAnsi="Arial" w:cs="Arial"/>
+          <w:sz w:val="24"/>
+          <w:sz-cs w:val="24"/>
+        </w:rPr>
+        <w:t xml:space="preserve"/>
+      </w:r>
+    </w:p>
+    <w:p>
+      <w:pPr>
+        <w:spacing w:before="120"/>
+      </w:pPr>
+      <w:r>
+        <w:rPr>
+          <w:rFonts w:ascii="Arial" w:hAnsi="Arial" w:cs="Arial"/>
+          <w:sz w:val="24"/>
+          <w:sz-cs w:val="24"/>
+        </w:rPr>
+        <w:t xml:space="preserve"/>
+      </w:r>
+    </w:p>
+    <w:p>
+      <w:pPr>
+        <w:jc w:val="center"/>
+        <w:spacing w:before="120"/>
+      </w:pPr>
+      <w:r>
+        <w:rPr>
+          <w:rFonts w:ascii="Arial" w:hAnsi="Arial" w:cs="Arial"/>
+          <w:sz w:val="24"/>
+          <w:sz-cs w:val="24"/>
+          <w:b/>
+        </w:rPr>
+        <w:t xml:space="preserve">B. ĐĂNG KÝ CẬP NHẬT, BỔ SUNG, HIỆU ĐÍNH THÔNG TIN ĐĂNG KÝ HỘ KINH DOANH</w:t>
+      </w:r>
+    </w:p>
+    <w:p>
+      <w:pPr>
+        <w:spacing w:before="120"/>
+      </w:pPr>
+      <w:r>
+        <w:rPr>
+          <w:rFonts w:ascii="Arial" w:hAnsi="Arial" w:cs="Arial"/>
+          <w:sz w:val="24"/>
+          <w:sz-cs w:val="24"/>
+        </w:rPr>
+        <w:t xml:space="preserve">Hộ kinh doanh đăng ký cập nhật, bổ sung, hiệu đính thông tin đăng ký hộ kinh doanh như sau:</w:t>
+      </w:r>
+    </w:p>
+    <w:p>
+      <w:pPr>
+        <w:spacing w:before="120"/>
+      </w:pPr>
+      <w:r>
+        <w:rPr>
+          <w:rFonts w:ascii="Arial" w:hAnsi="Arial" w:cs="Arial"/>
+          <w:sz w:val="24"/>
+          <w:sz-cs w:val="24"/>
+        </w:rPr>
+        <w:t xml:space="preserve">...............................................................................................................................................</w:t>
+      </w:r>
+    </w:p>
+    <w:p>
+      <w:pPr>
+        <w:spacing w:before="120"/>
+      </w:pPr>
+      <w:r>
+        <w:rPr>
+          <w:rFonts w:ascii="Arial" w:hAnsi="Arial" w:cs="Arial"/>
+          <w:sz w:val="24"/>
+          <w:sz-cs w:val="24"/>
+        </w:rPr>
+        <w:t xml:space="preserve">...............................................................................................................................................</w:t>
+      </w:r>
+    </w:p>
+    <w:p>
+      <w:pPr>
+        <w:spacing w:before="120"/>
+      </w:pPr>
+      <w:r>
+        <w:rPr>
+          <w:rFonts w:ascii="Arial" w:hAnsi="Arial" w:cs="Arial"/>
+          <w:sz w:val="24"/>
+          <w:sz-cs w:val="24"/>
+        </w:rPr>
+        <w:t xml:space="preserve">...............................................................................................................................................</w:t>
+      </w:r>
+    </w:p>
+    <w:p>
+      <w:pPr>
+        <w:spacing w:before="120"/>
+      </w:pPr>
+      <w:r>
+        <w:rPr>
+          <w:rFonts w:ascii="Arial" w:hAnsi="Arial" w:cs="Arial"/>
+          <w:sz w:val="24"/>
+          <w:sz-cs w:val="24"/>
+        </w:rPr>
+        <w:t xml:space="preserve">...............................................................................................................................................</w:t>
+      </w:r>
+    </w:p>
+    <w:p>
+      <w:pPr>
+        <w:spacing w:before="120"/>
+      </w:pPr>
+      <w:r>
+        <w:rPr>
+          <w:rFonts w:ascii="Arial" w:hAnsi="Arial" w:cs="Arial"/>
+          <w:sz w:val="24"/>
+          <w:sz-cs w:val="24"/>
+        </w:rPr>
+        <w:t xml:space="preserve">...............................................................................................................................................</w:t>
+      </w:r>
+    </w:p>
+    <w:p>
+      <w:pPr>
+        <w:spacing w:before="120"/>
+      </w:pPr>
+      <w:r>
+        <w:rPr>
+          <w:rFonts w:ascii="Arial" w:hAnsi="Arial" w:cs="Arial"/>
+          <w:sz w:val="24"/>
+          <w:sz-cs w:val="24"/>
+        </w:rPr>
+        <w:t xml:space="preserve">...............................................................................................................................................</w:t>
+      </w:r>
+    </w:p>
+    <w:p>
+      <w:pPr>
+        <w:jc w:val="center"/>
+        <w:spacing w:before="120"/>
+      </w:pPr>
+      <w:r>
+        <w:rPr>
+          <w:rFonts w:ascii="Arial" w:hAnsi="Arial" w:cs="Arial"/>
+          <w:sz w:val="24"/>
+          <w:sz-cs w:val="24"/>
+          <w:b/>
+        </w:rPr>
+        <w:t xml:space="preserve">C. ĐĂNG KÝ CẤP ĐỔI SANG GIẤY CHỨNG NHẬN ĐĂNG KÝ HỘ KINH DOANH</w:t>
+      </w:r>
+    </w:p>
+    <w:p>
+      <w:pPr>
+        <w:spacing w:before="120"/>
+      </w:pPr>
+      <w:r>
+        <w:rPr>
+          <w:rFonts w:ascii="Arial" w:hAnsi="Arial" w:cs="Arial"/>
+          <w:sz w:val="24"/>
+          <w:sz-cs w:val="24"/>
+          <w:i/>
+        </w:rPr>
+        <w:t xml:space="preserve">Trường hợp hộ kinh doanh được cấp giấy chứng nhận đăng ký kinh doanh hoặc giấy chứng nhận đăng ký hộ kinh doanh trước ngày Nghị định số 168/2025/NĐ-CP ngày 30/6/2025 của Chính phủ về đăng ký doanh nghiệp có hiệu lực thi hành thực hiện quy định tại Điều 123 Nghị định số 168/2025/NĐ-CP thì kê khai thông tin theo giấy chứng nhận đăng ký kinh doanh hoặc giấy chứng nhận đăng ký hộ kinh doanh và giấy chứng nhận đăng ký thuế đã được cấp tại Mục này.</w:t>
+      </w:r>
+    </w:p>
+    <w:p>
+      <w:pPr>
+        <w:spacing w:before="120"/>
+      </w:pPr>
+      <w:r>
+        <w:rPr>
+          <w:rFonts w:ascii="Arial" w:hAnsi="Arial" w:cs="Arial"/>
+          <w:sz w:val="24"/>
+          <w:sz-cs w:val="24"/>
+          <w:b/>
+        </w:rPr>
+        <w:t xml:space="preserve">1. Tên hộ kinh doanh </w:t>
+      </w:r>
+      <w:r>
+        <w:rPr>
+          <w:rFonts w:ascii="Arial" w:hAnsi="Arial" w:cs="Arial"/>
+          <w:sz w:val="24"/>
+          <w:sz-cs w:val="24"/>
+          <w:i/>
+        </w:rPr>
+        <w:t>(ghi bằng chữ in hoa)</w:t>
+      </w:r>
+      <w:r>
+        <w:rPr>
+          <w:rFonts w:ascii="Arial" w:hAnsi="Arial" w:cs="Arial"/>
+          <w:sz w:val="24"/>
+          <w:sz-cs w:val="24"/>
+          <w:b/>
+        </w:rPr>
+        <w:t>:</w:t>
+      </w:r>
+      <w:r>
+        <w:rPr>
+          <w:rFonts w:ascii="Arial" w:hAnsi="Arial" w:cs="Arial"/>
+          <w:sz w:val="24"/>
+          <w:sz-cs w:val="24"/>
+        </w:rPr>
+        <w:t>{hkd_ten_tieng_viet_2}</w:t>
+      </w:r>
+    </w:p>
+    <w:p>
+      <w:pPr>
+        <w:spacing w:before="120"/>
+      </w:pPr>
+      <w:r>
+        <w:rPr>
+          <w:rFonts w:ascii="Arial" w:hAnsi="Arial" w:cs="Arial"/>
+          <w:sz w:val="24"/>
+          <w:sz-cs w:val="24"/>
+          <w:b/>
+        </w:rPr>
+        <w:t xml:space="preserve">2. Trụ sở của hộ kinh doanh:</w:t>
+      </w:r>
+    </w:p>
+    <w:p>
+      <w:pPr>
+        <w:spacing w:before="120"/>
+      </w:pPr>
+      <w:r>
+        <w:rPr>
+          <w:rFonts w:ascii="Arial" w:hAnsi="Arial" w:cs="Arial"/>
+          <w:sz w:val="24"/>
+          <w:sz-cs w:val="24"/>
+        </w:rPr>
+        <w:t>Số nhà/phòng, ngách/hẻm, ngõ/kiệt, đường/phố/đại lộ, tổ/xóm/ấp/thôn:{dia_chi_chi_tiet}</w:t>
+      </w:r>
+    </w:p>
+    <w:p>
+      <w:pPr>
+        <w:spacing w:before="120"/>
+      </w:pPr>
+      <w:r>
+        <w:rPr>
+          <w:rFonts w:ascii="Arial" w:hAnsi="Arial" w:cs="Arial"/>
+          <w:sz w:val="24"/>
+          <w:sz-cs w:val="24"/>
+        </w:rPr>
+        <w:t>Xã/Phường/Đặc khu: {xa_phuong}</w:t>
+      </w:r>
+    </w:p>
+    <w:p>
+      <w:pPr>
+        <w:spacing w:before="120"/>
+      </w:pPr>
+      <w:r>
+        <w:rPr>
+          <w:rFonts w:ascii="Arial" w:hAnsi="Arial" w:cs="Arial"/>
+          <w:sz w:val="24"/>
+          <w:sz-cs w:val="24"/>
+        </w:rPr>
+        <w:t>Tỉnh/Thành phố trực thuộc trung ương:{tinh_thanh}</w:t>
+      </w:r>
+    </w:p>
+    <w:p>
+      <w:pPr>
+        <w:spacing w:before="120"/>
+      </w:pPr>
+      <w:r>
+        <w:rPr>
+          <w:rFonts w:ascii="Arial" w:hAnsi="Arial" w:cs="Arial"/>
+          <w:sz w:val="24"/>
+          <w:sz-cs w:val="24"/>
+        </w:rPr>
+        <w:t>Điện thoại:{dien_thoai_khac}Fax</w:t>
+      </w:r>
+      <w:r>
+        <w:rPr>
+          <w:rFonts w:ascii="Arial" w:hAnsi="Arial" w:cs="Arial"/>
+          <w:sz w:val="24"/>
+          <w:sz-cs w:val="24"/>
+          <w:i/>
+        </w:rPr>
+        <w:t xml:space="preserve"> (nếu có)</w:t>
+      </w:r>
+      <w:r>
+        <w:rPr>
+          <w:rFonts w:ascii="Arial" w:hAnsi="Arial" w:cs="Arial"/>
+          <w:sz w:val="24"/>
+          <w:sz-cs w:val="24"/>
+        </w:rPr>
+        <w:t>: {fax}</w:t>
+      </w:r>
+    </w:p>
+    <w:p>
+      <w:pPr>
+        <w:spacing w:before="120"/>
+      </w:pPr>
+      <w:r>
+        <w:rPr>
+          <w:rFonts w:ascii="Arial" w:hAnsi="Arial" w:cs="Arial"/>
+          <w:sz w:val="24"/>
+          <w:sz-cs w:val="24"/>
+        </w:rPr>
+        <w:t>Thư điện tử</w:t>
+      </w:r>
+      <w:r>
+        <w:rPr>
+          <w:rFonts w:ascii="Arial" w:hAnsi="Arial" w:cs="Arial"/>
+          <w:sz w:val="24"/>
+          <w:sz-cs w:val="24"/>
+          <w:i/>
+        </w:rPr>
+        <w:t xml:space="preserve"> (nếu có)</w:t>
+      </w:r>
+      <w:r>
+        <w:rPr>
+          <w:rFonts w:ascii="Arial" w:hAnsi="Arial" w:cs="Arial"/>
+          <w:sz w:val="24"/>
+          <w:sz-cs w:val="24"/>
+        </w:rPr>
+        <w:t>: {email_tru_so}Website</w:t>
+      </w:r>
+      <w:r>
+        <w:rPr>
+          <w:rFonts w:ascii="Arial" w:hAnsi="Arial" w:cs="Arial"/>
+          <w:sz w:val="24"/>
+          <w:sz-cs w:val="24"/>
+          <w:i/>
+        </w:rPr>
+        <w:t xml:space="preserve"> (nếu có)</w:t>
+      </w:r>
+      <w:r>
+        <w:rPr>
+          <w:rFonts w:ascii="Arial" w:hAnsi="Arial" w:cs="Arial"/>
+          <w:sz w:val="24"/>
+          <w:sz-cs w:val="24"/>
+        </w:rPr>
+        <w:t>: {website}</w:t>
+      </w:r>
+    </w:p>
+    <w:p>
+      <w:pPr>
+        <w:spacing w:before="120"/>
+      </w:pPr>
+      <w:r>
+        <w:rPr>
+          <w:rFonts w:ascii="Arial" w:hAnsi="Arial" w:cs="Arial"/>
+          <w:sz w:val="24"/>
+          <w:sz-cs w:val="24"/>
+          <w:b/>
+        </w:rPr>
+        <w:t xml:space="preserve">3. Ngành, nghề kinh doanh</w:t>
+      </w:r>
+      <w:r>
+        <w:rPr>
+          <w:rFonts w:ascii="Arial" w:hAnsi="Arial" w:cs="Arial"/>
+          <w:sz w:val="24"/>
+          <w:sz-cs w:val="24"/>
+          <w:b/>
+          <w:vertAlign w:val="superscript"/>
+        </w:rPr>
+        <w:t xml:space="preserve">7</w:t>
+      </w:r>
+      <w:r>
+        <w:rPr>
+          <w:rFonts w:ascii="Arial" w:hAnsi="Arial" w:cs="Arial"/>
+          <w:sz w:val="24"/>
+          <w:sz-cs w:val="24"/>
+          <w:b/>
+        </w:rPr>
+        <w:t xml:space="preserve">:</w:t>
+      </w:r>
+      <w:r>
+        <w:rPr>
+          <w:rFonts w:ascii="Arial" w:hAnsi="Arial" w:cs="Arial"/>
+          <w:sz w:val="24"/>
+          <w:sz-cs w:val="24"/>
+        </w:rPr>
+        <w:t xml:space="preserve"> </w:t>
+      </w:r>
+    </w:p>
+    <w:tbl xmlns:ns5="urn:orca:p1a-temp">
+      <w:tblPr>
+        <w:tblW w:type="auto" w:w="0"/>
+        <w:tblLook w:firstColumn="1" w:firstRow="1" w:lastColumn="0" w:lastRow="0" w:noHBand="0" w:noVBand="1" w:val="04A0"/>
+        <w:tblBorders>
+          <w:top w:val="single" w:sz="4" w:color="000000"/>
+          <w:left w:val="single" w:sz="4" w:color="000000"/>
+          <w:bottom w:val="single" w:sz="4" w:color="000000"/>
+          <w:right w:val="single" w:sz="4" w:color="000000"/>
+          <w:insideH w:val="single" w:sz="4" w:color="000000"/>
+          <w:insideV w:val="single" w:sz="4" w:color="000000"/>
+        </w:tblBorders>
+      </w:tblPr>
+      <w:tblGrid>
+        <w:gridCol w:w="2160"/>
+        <w:gridCol w:w="2160"/>
+        <w:gridCol w:w="2160"/>
+        <w:gridCol w:w="2160"/>
+      </w:tblGrid>
+      <w:tr>
+        <w:tc>
+          <w:tcPr>
+            <w:tcW w:type="dxa" w:w="2160"/>
+          </w:tcPr>
+          <w:p>
+            <w:r>
+              <w:rPr>
+                <w:b/>
+              </w:rPr>
+              <w:t>STT</w:t>
+            </w:r>
+          </w:p>
+        </w:tc>
+        <w:tc>
+          <w:tcPr>
+            <w:tcW w:type="dxa" w:w="2160"/>
+          </w:tcPr>
+          <w:p>
+            <w:r>
+              <w:rPr>
+                <w:b/>
+              </w:rPr>
+              <w:t>Tên ngành</w:t>
+            </w:r>
+          </w:p>
+        </w:tc>
+        <w:tc>
+          <w:tcPr>
+            <w:tcW w:type="dxa" w:w="2160"/>
+          </w:tcPr>
+          <w:p>
+            <w:r>
+              <w:rPr>
+                <w:b/>
+              </w:rPr>
+              <w:t>Mã ngành</w:t>
+            </w:r>
+          </w:p>
+        </w:tc>
+        <w:tc>
+          <w:tcPr>
+            <w:tcW w:type="dxa" w:w="2160"/>
+          </w:tcPr>
+          <w:p>
+            <w:r>
+              <w:rPr>
+                <w:b/>
+              </w:rPr>
+              <w:t>Ngành, nghề kinh doanh chính</w:t>
+            </w:r>
+          </w:p>
+        </w:tc>
+      </w:tr>
+      <w:tr>
+        <w:tc>
+          <w:tcPr>
+            <w:tcW w:type="dxa" w:w="2160"/>
+          </w:tcPr>
+          <w:p/>
+        </w:tc>
+        <w:tc>
+          <w:tcPr>
+            <w:tcW w:type="dxa" w:w="2160"/>
+          </w:tcPr>
+          <w:p/>
+        </w:tc>
+        <w:tc>
+          <w:tcPr>
+            <w:tcW w:type="dxa" w:w="2160"/>
+          </w:tcPr>
+          <w:p/>
+        </w:tc>
+        <w:tc>
+          <w:tcPr>
+            <w:tcW w:type="dxa" w:w="2160"/>
+          </w:tcPr>
+          <w:p/>
+        </w:tc>
+      </w:tr>
+      <w:tr>
+        <w:tc>
+          <w:tcPr>
+            <w:tcW w:type="dxa" w:w="2160"/>
+          </w:tcPr>
+          <w:p/>
+        </w:tc>
+        <w:tc>
+          <w:tcPr>
+            <w:tcW w:type="dxa" w:w="2160"/>
+          </w:tcPr>
+          <w:p/>
+        </w:tc>
+        <w:tc>
+          <w:tcPr>
+            <w:tcW w:type="dxa" w:w="2160"/>
+          </w:tcPr>
+          <w:p/>
+        </w:tc>
+        <w:tc>
+          <w:tcPr>
+            <w:tcW w:type="dxa" w:w="2160"/>
+          </w:tcPr>
+          <w:p/>
+        </w:tc>
+      </w:tr>
+      <w:tr>
+        <w:tc>
+          <w:tcPr>
+            <w:tcW w:type="dxa" w:w="2160"/>
+          </w:tcPr>
+          <w:p/>
+        </w:tc>
+        <w:tc>
+          <w:tcPr>
+            <w:tcW w:type="dxa" w:w="2160"/>
+          </w:tcPr>
+          <w:p/>
+        </w:tc>
+        <w:tc>
+          <w:tcPr>
+            <w:tcW w:type="dxa" w:w="2160"/>
+          </w:tcPr>
+          <w:p/>
+        </w:tc>
+        <w:tc>
+          <w:tcPr>
+            <w:tcW w:type="dxa" w:w="2160"/>
+          </w:tcPr>
+          <w:p/>
+        </w:tc>
+      </w:tr>
+      <w:tr>
+        <w:tc>
+          <w:tcPr>
+            <w:tcW w:type="dxa" w:w="2160"/>
+          </w:tcPr>
+          <w:p/>
+        </w:tc>
+        <w:tc>
+          <w:tcPr>
+            <w:tcW w:type="dxa" w:w="2160"/>
+          </w:tcPr>
+          <w:p/>
+        </w:tc>
+        <w:tc>
+          <w:tcPr>
+            <w:tcW w:type="dxa" w:w="2160"/>
+          </w:tcPr>
+          <w:p/>
+        </w:tc>
+        <w:tc>
+          <w:tcPr>
+            <w:tcW w:type="dxa" w:w="2160"/>
+          </w:tcPr>
+          <w:p/>
+        </w:tc>
+      </w:tr>
+      <w:tr>
+        <w:tc>
+          <w:tcPr>
+            <w:tcW w:type="dxa" w:w="2160"/>
+          </w:tcPr>
+          <w:p>
+            <w:r>
+              <w:t>{#ds_nganh}{_stt}</w:t>
+            </w:r>
+          </w:p>
+        </w:tc>
+        <w:tc>
+          <w:tcPr>
+            <w:tcW w:type="dxa" w:w="2160"/>
+          </w:tcPr>
+          <w:p>
+            <w:r>
+              <w:t>{ten_nganh}</w:t>
+            </w:r>
+          </w:p>
+        </w:tc>
+        <w:tc>
+          <w:tcPr>
+            <w:tcW w:type="dxa" w:w="2160"/>
+          </w:tcPr>
+          <w:p>
+            <w:r>
+              <w:t>{ma_nganh}</w:t>
+            </w:r>
+          </w:p>
+        </w:tc>
+        <w:tc>
+          <w:tcPr>
+            <w:tcW w:type="dxa" w:w="2160"/>
+          </w:tcPr>
+          <w:p>
+            <w:r>
+              <w:t>{la_nganh_chinh}{/ds_nganh}</w:t>
+            </w:r>
+          </w:p>
+        </w:tc>
+      </w:tr>
+    </w:tbl>
+    <w:p/>
+    <w:p>
+      <w:pPr>
+        <w:jc w:val="center"/>
+        <w:spacing w:before="120"/>
+      </w:pPr>
+      <w:r>
+        <w:rPr>
+          <w:rFonts w:ascii="Arial" w:hAnsi="Arial" w:cs="Arial"/>
+          <w:sz w:val="24"/>
+          <w:sz-cs w:val="24"/>
+        </w:rPr>
+        <w:t xml:space="preserve"/>
+      </w:r>
+    </w:p>
+    <w:p>
+      <w:pPr>
+        <w:jc w:val="center"/>
+        <w:spacing w:before="120"/>
+      </w:pPr>
+      <w:r>
+        <w:rPr>
+          <w:rFonts w:ascii="Arial" w:hAnsi="Arial" w:cs="Arial"/>
+          <w:sz w:val="24"/>
+          <w:sz-cs w:val="24"/>
+        </w:rPr>
+        <w:t xml:space="preserve"/>
+      </w:r>
+    </w:p>
+    <w:p>
+      <w:pPr>
+        <w:jc w:val="center"/>
+        <w:spacing w:before="120"/>
+      </w:pPr>
+      <w:r>
+        <w:rPr>
+          <w:rFonts w:ascii="Arial" w:hAnsi="Arial" w:cs="Arial"/>
+          <w:sz w:val="24"/>
+          <w:sz-cs w:val="24"/>
+        </w:rPr>
+        <w:t xml:space="preserve"/>
+      </w:r>
+    </w:p>
+    <w:p>
+      <w:pPr>
+        <w:jc w:val="center"/>
+        <w:spacing w:before="120"/>
+      </w:pPr>
+      <w:r>
+        <w:rPr>
+          <w:rFonts w:ascii="Arial" w:hAnsi="Arial" w:cs="Arial"/>
+          <w:sz w:val="24"/>
+          <w:sz-cs w:val="24"/>
+        </w:rPr>
+        <w:t xml:space="preserve"/>
+      </w:r>
+    </w:p>
+    <w:p>
+      <w:pPr>
+        <w:spacing w:before="120"/>
+      </w:pPr>
+      <w:r>
+        <w:rPr>
+          <w:rFonts w:ascii="Arial" w:hAnsi="Arial" w:cs="Arial"/>
+          <w:sz w:val="24"/>
+          <w:sz-cs w:val="24"/>
+          <w:b/>
+        </w:rPr>
+        <w:t xml:space="preserve">4. Vốn kinh doanh:</w:t>
+      </w:r>
+      <w:r>
+        <w:rPr>
+          <w:rFonts w:ascii="Arial" w:hAnsi="Arial" w:cs="Arial"/>
+          <w:sz w:val="24"/>
+          <w:sz-cs w:val="24"/>
+        </w:rPr>
+        <w:t xml:space="preserve"> </w:t>
+      </w:r>
+    </w:p>
+    <w:p>
+      <w:pPr>
+        <w:spacing w:before="120"/>
+      </w:pPr>
+      <w:r>
+        <w:rPr>
+          <w:rFonts w:ascii="Arial" w:hAnsi="Arial" w:cs="Arial"/>
+          <w:sz w:val="24"/>
+          <w:sz-cs w:val="24"/>
+        </w:rPr>
+        <w:t xml:space="preserve">Tổng số </w:t>
+      </w:r>
+      <w:r>
+        <w:rPr>
+          <w:rFonts w:ascii="Arial" w:hAnsi="Arial" w:cs="Arial"/>
+          <w:sz w:val="24"/>
+          <w:sz-cs w:val="24"/>
+          <w:i/>
+        </w:rPr>
+        <w:t>(bằng số, bằng chữ, VNĐ)</w:t>
+      </w:r>
+      <w:r>
+        <w:rPr>
+          <w:rFonts w:ascii="Arial" w:hAnsi="Arial" w:cs="Arial"/>
+          <w:sz w:val="24"/>
+          <w:sz-cs w:val="24"/>
+        </w:rPr>
+        <w:t>: {von_kinh_doanh}</w:t>
+      </w:r>
+    </w:p>
+    <w:p>
+      <w:pPr>
+        <w:spacing w:before="120"/>
+      </w:pPr>
+      <w:r>
+        <w:rPr>
+          <w:rFonts w:ascii="Arial" w:hAnsi="Arial" w:cs="Arial"/>
+          <w:sz w:val="24"/>
+          <w:sz-cs w:val="24"/>
+          <w:b/>
+        </w:rPr>
+        <w:t xml:space="preserve">5. Thông tin đăng ký thuế</w:t>
+      </w:r>
+      <w:r>
+        <w:rPr>
+          <w:rFonts w:ascii="Arial" w:hAnsi="Arial" w:cs="Arial"/>
+          <w:sz w:val="24"/>
+          <w:sz-cs w:val="24"/>
+        </w:rPr>
+        <w:t xml:space="preserve">:</w:t>
+      </w:r>
+    </w:p>
+    <w:p>
+      <w:pPr>
+        <w:jc w:val="center"/>
+        <w:spacing w:before="120"/>
+      </w:pPr>
+      <w:r>
+        <w:rPr>
+          <w:rFonts w:ascii="Arial" w:hAnsi="Arial" w:cs="Arial"/>
+          <w:sz w:val="24"/>
+          <w:sz-cs w:val="24"/>
+        </w:rPr>
+        <w:t xml:space="preserve">STT</w:t>
+      </w:r>
+    </w:p>
+    <w:p>
+      <w:pPr>
+        <w:jc w:val="center"/>
+        <w:spacing w:before="120"/>
+      </w:pPr>
+      <w:r>
+        <w:rPr>
+          <w:rFonts w:ascii="Arial" w:hAnsi="Arial" w:cs="Arial"/>
+          <w:sz w:val="24"/>
+          <w:sz-cs w:val="24"/>
+        </w:rPr>
+        <w:t xml:space="preserve">Các chỉ tiêu thông tin đăng ký thuế</w:t>
+      </w:r>
+    </w:p>
+    <w:p>
+      <w:pPr>
+        <w:jc w:val="center"/>
+        <w:spacing w:before="120"/>
+      </w:pPr>
+      <w:r>
+        <w:rPr>
+          <w:rFonts w:ascii="Arial" w:hAnsi="Arial" w:cs="Arial"/>
+          <w:sz w:val="24"/>
+          <w:sz-cs w:val="24"/>
+        </w:rPr>
+        <w:t xml:space="preserve">5.1</w:t>
+      </w:r>
+    </w:p>
+    <w:p>
+      <w:pPr>
+        <w:spacing w:before="120"/>
+      </w:pPr>
+      <w:r>
+        <w:rPr>
+          <w:rFonts w:ascii="Arial" w:hAnsi="Arial" w:cs="Arial"/>
+          <w:sz w:val="24"/>
+          <w:sz-cs w:val="24"/>
+        </w:rPr>
+        <w:t xml:space="preserve">Địa chỉ nhận thông báo thuế </w:t>
+      </w:r>
+      <w:r>
+        <w:rPr>
+          <w:rFonts w:ascii="Arial" w:hAnsi="Arial" w:cs="Arial"/>
+          <w:sz w:val="24"/>
+          <w:sz-cs w:val="24"/>
+          <w:i/>
+        </w:rPr>
+        <w:t xml:space="preserve">(chỉ kê khai nếu địa chỉ nhận thông báo thuế khác địa chỉ trụ sở)</w:t>
+      </w:r>
+      <w:r>
+        <w:rPr>
+          <w:rFonts w:ascii="Arial" w:hAnsi="Arial" w:cs="Arial"/>
+          <w:sz w:val="24"/>
+          <w:sz-cs w:val="24"/>
+        </w:rPr>
+        <w:t xml:space="preserve">:</w:t>
+      </w:r>
+    </w:p>
+    <w:p>
+      <w:pPr>
+        <w:spacing w:before="120"/>
+      </w:pPr>
+      <w:r>
+        <w:rPr>
+          <w:rFonts w:ascii="Arial" w:hAnsi="Arial" w:cs="Arial"/>
+          <w:sz w:val="24"/>
+          <w:sz-cs w:val="24"/>
+        </w:rPr>
+        <w:t>Số nhà/phòng, ngách/hẻm, ngõ/kiệt, đường/phố/đại lộ, tổ/xóm/ấp/thôn: {dia_chi_chi_tiet}</w:t>
+      </w:r>
+    </w:p>
+    <w:p>
+      <w:pPr>
+        <w:spacing w:before="120"/>
+      </w:pPr>
+      <w:r>
+        <w:rPr>
+          <w:rFonts w:ascii="Arial" w:hAnsi="Arial" w:cs="Arial"/>
+          <w:sz w:val="24"/>
+          <w:sz-cs w:val="24"/>
+        </w:rPr>
+        <w:t>Xã/Phường/Đặc khu: {xa_phuong}</w:t>
+      </w:r>
+    </w:p>
+    <w:p>
+      <w:pPr>
+        <w:spacing w:before="120"/>
+      </w:pPr>
+      <w:r>
+        <w:rPr>
+          <w:rFonts w:ascii="Arial" w:hAnsi="Arial" w:cs="Arial"/>
+          <w:sz w:val="24"/>
+          <w:sz-cs w:val="24"/>
+        </w:rPr>
+        <w:t>Tỉnh/Thành phố trực thuộc trung ương: {tinh_thanh}</w:t>
+      </w:r>
+    </w:p>
+    <w:p>
+      <w:pPr>
+        <w:spacing w:before="120"/>
+      </w:pPr>
+      <w:r>
+        <w:rPr>
+          <w:rFonts w:ascii="Arial" w:hAnsi="Arial" w:cs="Arial"/>
+          <w:sz w:val="24"/>
+          <w:sz-cs w:val="24"/>
+        </w:rPr>
+        <w:t>Điện thoại</w:t>
+      </w:r>
+      <w:r>
+        <w:rPr>
+          <w:rFonts w:ascii="Arial" w:hAnsi="Arial" w:cs="Arial"/>
+          <w:sz w:val="24"/>
+          <w:sz-cs w:val="24"/>
+          <w:i/>
+        </w:rPr>
+        <w:t xml:space="preserve"> (nếu có)</w:t>
+      </w:r>
+      <w:r>
+        <w:rPr>
+          <w:rFonts w:ascii="Arial" w:hAnsi="Arial" w:cs="Arial"/>
+          <w:sz w:val="24"/>
+          <w:sz-cs w:val="24"/>
+        </w:rPr>
+        <w:t xml:space="preserve">: {dien_thoai_lien_he}Fax </w:t>
+      </w:r>
+      <w:r>
+        <w:rPr>
+          <w:rFonts w:ascii="Arial" w:hAnsi="Arial" w:cs="Arial"/>
+          <w:sz w:val="24"/>
+          <w:sz-cs w:val="24"/>
+          <w:i/>
+        </w:rPr>
+        <w:t>(nếu có)</w:t>
+      </w:r>
+      <w:r>
+        <w:rPr>
+          <w:rFonts w:ascii="Arial" w:hAnsi="Arial" w:cs="Arial"/>
+          <w:sz w:val="24"/>
+          <w:sz-cs w:val="24"/>
+        </w:rPr>
+        <w:t>: {fax}</w:t>
+      </w:r>
+    </w:p>
+    <w:p>
+      <w:pPr>
+        <w:spacing w:before="120"/>
+      </w:pPr>
+      <w:r>
+        <w:rPr>
+          <w:rFonts w:ascii="Arial" w:hAnsi="Arial" w:cs="Arial"/>
+          <w:sz w:val="24"/>
+          <w:sz-cs w:val="24"/>
+        </w:rPr>
+        <w:t xml:space="preserve">Thư điện tử </w:t>
+      </w:r>
+      <w:r>
+        <w:rPr>
+          <w:rFonts w:ascii="Arial" w:hAnsi="Arial" w:cs="Arial"/>
+          <w:sz w:val="24"/>
+          <w:sz-cs w:val="24"/>
+          <w:i/>
+        </w:rPr>
+        <w:t>(nếu có)</w:t>
+      </w:r>
+      <w:r>
+        <w:rPr>
+          <w:rFonts w:ascii="Arial" w:hAnsi="Arial" w:cs="Arial"/>
+          <w:sz w:val="24"/>
+          <w:sz-cs w:val="24"/>
+        </w:rPr>
+        <w:t>: {email_tru_so}</w:t>
+      </w:r>
+    </w:p>
+    <w:p>
+      <w:pPr>
+        <w:jc w:val="center"/>
+        <w:spacing w:before="120"/>
+      </w:pPr>
+      <w:r>
+        <w:rPr>
+          <w:rFonts w:ascii="Arial" w:hAnsi="Arial" w:cs="Arial"/>
+          <w:sz w:val="24"/>
+          <w:sz-cs w:val="24"/>
+        </w:rPr>
+        <w:t xml:space="preserve">5.2</w:t>
+      </w:r>
+    </w:p>
+    <w:p>
+      <w:pPr>
+        <w:spacing w:before="120"/>
+      </w:pPr>
+      <w:r>
+        <w:rPr>
+          <w:rFonts w:ascii="Arial" w:hAnsi="Arial" w:cs="Arial"/>
+          <w:sz w:val="24"/>
+          <w:sz-cs w:val="24"/>
+        </w:rPr>
+        <w:t>Tổng số lao động: {so_lao_dong}</w:t>
+      </w:r>
+    </w:p>
+    <w:p>
+      <w:pPr>
+        <w:spacing w:before="120"/>
+      </w:pPr>
+      <w:r>
+        <w:rPr>
+          <w:rFonts w:ascii="Arial" w:hAnsi="Arial" w:cs="Arial"/>
+          <w:sz w:val="24"/>
+          <w:sz-cs w:val="24"/>
+          <w:b/>
+        </w:rPr>
+        <w:t xml:space="preserve">6. Chủ thể thành lập hộ kinh doanh </w:t>
+      </w:r>
+      <w:r>
+        <w:rPr>
+          <w:rFonts w:ascii="Arial" w:hAnsi="Arial" w:cs="Arial"/>
+          <w:sz w:val="24"/>
+          <w:sz-cs w:val="24"/>
+          <w:i/>
+        </w:rPr>
+        <w:t xml:space="preserve">(đánh dấu X vào ô thích hợp)</w:t>
+      </w:r>
+      <w:r>
+        <w:rPr>
+          <w:rFonts w:ascii="Arial" w:hAnsi="Arial" w:cs="Arial"/>
+          <w:sz w:val="24"/>
+          <w:sz-cs w:val="24"/>
+        </w:rPr>
+        <w:t xml:space="preserve">:</w:t>
+      </w:r>
+      <w:r>
+        <w:rPr>
+          <w:rFonts w:ascii="Arial" w:hAnsi="Arial" w:cs="Arial"/>
+          <w:sz w:val="24"/>
+          <w:sz-cs w:val="24"/>
+          <w:b/>
+        </w:rPr>
+        <w:t xml:space="preserve"/>
+      </w:r>
+    </w:p>
+    <w:p>
+      <w:pPr>
+        <w:spacing w:before="120"/>
+      </w:pPr>
+      <w:r>
+        <w:rPr>
+          <w:rFonts w:ascii="Arial" w:hAnsi="Arial" w:cs="Arial"/>
+          <w:sz w:val="24"/>
+          <w:sz-cs w:val="24"/>
+        </w:rPr>
+        <w:t xml:space="preserve">{chk_ct_ca_nhan} Cá nhân </w:t>
+      </w:r>
+    </w:p>
+    <w:p>
+      <w:pPr>
+        <w:spacing w:before="120"/>
+      </w:pPr>
+      <w:r>
+        <w:rPr>
+          <w:rFonts w:ascii="Arial" w:hAnsi="Arial" w:cs="Arial"/>
+          <w:sz w:val="24"/>
+          <w:sz-cs w:val="24"/>
+        </w:rPr>
+        <w:t>{chk_ct_ho_gia_dinh} Các thành viên hộ gia đình</w:t>
+      </w:r>
+    </w:p>
+    <w:p>
+      <w:pPr>
+        <w:spacing w:before="120"/>
+      </w:pPr>
+      <w:r>
+        <w:rPr>
+          <w:rFonts w:ascii="Arial" w:hAnsi="Arial" w:cs="Arial"/>
+          <w:sz w:val="24"/>
+          <w:sz-cs w:val="24"/>
+          <w:b/>
+        </w:rPr>
+        <w:t xml:space="preserve">7. Thông tin về các thành viên hộ gia đình đăng ký hộ kinh doanh</w:t>
+      </w:r>
+      <w:r>
+        <w:rPr>
+          <w:rFonts w:ascii="Arial" w:hAnsi="Arial" w:cs="Arial"/>
+          <w:sz w:val="24"/>
+          <w:sz-cs w:val="24"/>
+          <w:b/>
+          <w:vertAlign w:val="superscript"/>
+        </w:rPr>
         <w:t xml:space="preserve">9</w:t>
       </w:r>
       <w:r>
@@ -3965,25 +4496,625 @@
         <w:t xml:space="preserve">:</w:t>
       </w:r>
     </w:p>
-    <w:p>
-      <w:pPr>
-        <w:spacing w:before="120"/>
-      </w:pPr>
-      <w:r>
-        <w:rPr>
-          <w:rFonts w:ascii="Arial" w:hAnsi="Arial" w:cs="Arial"/>
-          <w:sz w:val="24"/>
-          <w:sz-cs w:val="24"/>
-        </w:rPr>
-        <w:t xml:space="preserve">STTHọ tênNgày, tháng, năm sinhSố định danh cá nhânGiới tínhQuốc tịchDân tộcNơi thường trúNơi ở hiện tạiChữ ký</w:t>
-      </w:r>
-      <w:r>
-        <w:rPr>
-          <w:rFonts w:ascii="Arial" w:hAnsi="Arial" w:cs="Arial"/>
-          <w:sz w:val="24"/>
-          <w:sz-cs w:val="24"/>
-        </w:rPr>
-        <w:t xml:space="preserve"/>
+    <w:tbl xmlns:ns6="urn:orca:p1a-temp" xmlns:ns7="urn:orca:p1b-temp">
+      <w:tblPr>
+        <w:tblW w:type="auto" w:w="0"/>
+        <w:tblLook w:firstColumn="1" w:firstRow="1" w:lastColumn="0" w:lastRow="0" w:noHBand="0" w:noVBand="1" w:val="04A0"/>
+        <w:tblBorders>
+          <w:top w:val="single" w:sz="4" w:color="000000"/>
+          <w:left w:val="single" w:sz="4" w:color="000000"/>
+          <w:bottom w:val="single" w:sz="4" w:color="000000"/>
+          <w:right w:val="single" w:sz="4" w:color="000000"/>
+          <w:insideH w:val="single" w:sz="4" w:color="000000"/>
+          <w:insideV w:val="single" w:sz="4" w:color="000000"/>
+        </w:tblBorders>
+      </w:tblPr>
+      <w:tblGrid>
+        <w:gridCol w:w="864"/>
+        <w:gridCol w:w="864"/>
+        <w:gridCol w:w="864"/>
+        <w:gridCol w:w="864"/>
+        <w:gridCol w:w="864"/>
+        <w:gridCol w:w="864"/>
+        <w:gridCol w:w="864"/>
+        <w:gridCol w:w="864"/>
+        <w:gridCol w:w="864"/>
+        <w:gridCol w:w="864"/>
+      </w:tblGrid>
+      <w:tr>
+        <w:tc>
+          <w:tcPr>
+            <w:tcW w:type="dxa" w:w="864"/>
+          </w:tcPr>
+          <w:p>
+            <w:r>
+              <w:rPr>
+                <w:b/>
+              </w:rPr>
+              <w:t>STT</w:t>
+            </w:r>
+          </w:p>
+        </w:tc>
+        <w:tc>
+          <w:tcPr>
+            <w:tcW w:type="dxa" w:w="864"/>
+          </w:tcPr>
+          <w:p>
+            <w:r>
+              <w:rPr>
+                <w:b/>
+              </w:rPr>
+              <w:t>Họ tên</w:t>
+            </w:r>
+          </w:p>
+        </w:tc>
+        <w:tc>
+          <w:tcPr>
+            <w:tcW w:type="dxa" w:w="864"/>
+          </w:tcPr>
+          <w:p>
+            <w:r>
+              <w:rPr>
+                <w:b/>
+              </w:rPr>
+              <w:t>Ngày, tháng, năm sinh</w:t>
+            </w:r>
+          </w:p>
+        </w:tc>
+        <w:tc>
+          <w:tcPr>
+            <w:tcW w:type="dxa" w:w="864"/>
+          </w:tcPr>
+          <w:p>
+            <w:r>
+              <w:rPr>
+                <w:b/>
+              </w:rPr>
+              <w:t>Số định danh cá nhân</w:t>
+            </w:r>
+          </w:p>
+        </w:tc>
+        <w:tc>
+          <w:tcPr>
+            <w:tcW w:type="dxa" w:w="864"/>
+          </w:tcPr>
+          <w:p>
+            <w:r>
+              <w:rPr>
+                <w:b/>
+              </w:rPr>
+              <w:t>Giới tính</w:t>
+            </w:r>
+          </w:p>
+        </w:tc>
+        <w:tc>
+          <w:tcPr>
+            <w:tcW w:type="dxa" w:w="864"/>
+          </w:tcPr>
+          <w:p>
+            <w:r>
+              <w:rPr>
+                <w:b/>
+              </w:rPr>
+              <w:t>Quốc tịch</w:t>
+            </w:r>
+          </w:p>
+        </w:tc>
+        <w:tc>
+          <w:tcPr>
+            <w:tcW w:type="dxa" w:w="864"/>
+          </w:tcPr>
+          <w:p>
+            <w:r>
+              <w:rPr>
+                <w:b/>
+              </w:rPr>
+              <w:t>Dân tộc</w:t>
+            </w:r>
+          </w:p>
+        </w:tc>
+        <w:tc>
+          <w:tcPr>
+            <w:tcW w:type="dxa" w:w="864"/>
+          </w:tcPr>
+          <w:p>
+            <w:r>
+              <w:rPr>
+                <w:b/>
+              </w:rPr>
+              <w:t>Nơi thường trú</w:t>
+            </w:r>
+          </w:p>
+        </w:tc>
+        <w:tc>
+          <w:tcPr>
+            <w:tcW w:type="dxa" w:w="864"/>
+          </w:tcPr>
+          <w:p>
+            <w:r>
+              <w:rPr>
+                <w:b/>
+              </w:rPr>
+              <w:t>Nơi ở hiện tại</w:t>
+            </w:r>
+          </w:p>
+        </w:tc>
+        <w:tc>
+          <w:tcPr>
+            <w:tcW w:type="dxa" w:w="864"/>
+          </w:tcPr>
+          <w:p>
+            <w:r>
+              <w:rPr>
+                <w:b/>
+              </w:rPr>
+              <w:t>Chữ ký</w:t>
+            </w:r>
+          </w:p>
+        </w:tc>
+      </w:tr>
+      <w:tr>
+        <w:tc>
+          <w:tcPr>
+            <w:tcW w:type="dxa" w:w="864"/>
+          </w:tcPr>
+          <w:p/>
+        </w:tc>
+        <w:tc>
+          <w:tcPr>
+            <w:tcW w:type="dxa" w:w="864"/>
+          </w:tcPr>
+          <w:p/>
+        </w:tc>
+        <w:tc>
+          <w:tcPr>
+            <w:tcW w:type="dxa" w:w="864"/>
+          </w:tcPr>
+          <w:p/>
+        </w:tc>
+        <w:tc>
+          <w:tcPr>
+            <w:tcW w:type="dxa" w:w="864"/>
+          </w:tcPr>
+          <w:p/>
+        </w:tc>
+        <w:tc>
+          <w:tcPr>
+            <w:tcW w:type="dxa" w:w="864"/>
+          </w:tcPr>
+          <w:p/>
+        </w:tc>
+        <w:tc>
+          <w:tcPr>
+            <w:tcW w:type="dxa" w:w="864"/>
+          </w:tcPr>
+          <w:p/>
+        </w:tc>
+        <w:tc>
+          <w:tcPr>
+            <w:tcW w:type="dxa" w:w="864"/>
+          </w:tcPr>
+          <w:p/>
+        </w:tc>
+        <w:tc>
+          <w:tcPr>
+            <w:tcW w:type="dxa" w:w="864"/>
+          </w:tcPr>
+          <w:p/>
+        </w:tc>
+        <w:tc>
+          <w:tcPr>
+            <w:tcW w:type="dxa" w:w="864"/>
+          </w:tcPr>
+          <w:p/>
+        </w:tc>
+        <w:tc>
+          <w:tcPr>
+            <w:tcW w:type="dxa" w:w="864"/>
+          </w:tcPr>
+          <w:p/>
+        </w:tc>
+      </w:tr>
+      <w:tr>
+        <w:tc>
+          <w:tcPr>
+            <w:tcW w:type="dxa" w:w="864"/>
+          </w:tcPr>
+          <w:p/>
+        </w:tc>
+        <w:tc>
+          <w:tcPr>
+            <w:tcW w:type="dxa" w:w="864"/>
+          </w:tcPr>
+          <w:p/>
+        </w:tc>
+        <w:tc>
+          <w:tcPr>
+            <w:tcW w:type="dxa" w:w="864"/>
+          </w:tcPr>
+          <w:p/>
+        </w:tc>
+        <w:tc>
+          <w:tcPr>
+            <w:tcW w:type="dxa" w:w="864"/>
+          </w:tcPr>
+          <w:p/>
+        </w:tc>
+        <w:tc>
+          <w:tcPr>
+            <w:tcW w:type="dxa" w:w="864"/>
+          </w:tcPr>
+          <w:p/>
+        </w:tc>
+        <w:tc>
+          <w:tcPr>
+            <w:tcW w:type="dxa" w:w="864"/>
+          </w:tcPr>
+          <w:p/>
+        </w:tc>
+        <w:tc>
+          <w:tcPr>
+            <w:tcW w:type="dxa" w:w="864"/>
+          </w:tcPr>
+          <w:p/>
+        </w:tc>
+        <w:tc>
+          <w:tcPr>
+            <w:tcW w:type="dxa" w:w="864"/>
+          </w:tcPr>
+          <w:p/>
+        </w:tc>
+        <w:tc>
+          <w:tcPr>
+            <w:tcW w:type="dxa" w:w="864"/>
+          </w:tcPr>
+          <w:p/>
+        </w:tc>
+        <w:tc>
+          <w:tcPr>
+            <w:tcW w:type="dxa" w:w="864"/>
+          </w:tcPr>
+          <w:p/>
+        </w:tc>
+      </w:tr>
+      <w:tr>
+        <w:tc>
+          <w:tcPr>
+            <w:tcW w:type="dxa" w:w="864"/>
+          </w:tcPr>
+          <w:p/>
+        </w:tc>
+        <w:tc>
+          <w:tcPr>
+            <w:tcW w:type="dxa" w:w="864"/>
+          </w:tcPr>
+          <w:p/>
+        </w:tc>
+        <w:tc>
+          <w:tcPr>
+            <w:tcW w:type="dxa" w:w="864"/>
+          </w:tcPr>
+          <w:p/>
+        </w:tc>
+        <w:tc>
+          <w:tcPr>
+            <w:tcW w:type="dxa" w:w="864"/>
+          </w:tcPr>
+          <w:p/>
+        </w:tc>
+        <w:tc>
+          <w:tcPr>
+            <w:tcW w:type="dxa" w:w="864"/>
+          </w:tcPr>
+          <w:p/>
+        </w:tc>
+        <w:tc>
+          <w:tcPr>
+            <w:tcW w:type="dxa" w:w="864"/>
+          </w:tcPr>
+          <w:p/>
+        </w:tc>
+        <w:tc>
+          <w:tcPr>
+            <w:tcW w:type="dxa" w:w="864"/>
+          </w:tcPr>
+          <w:p/>
+        </w:tc>
+        <w:tc>
+          <w:tcPr>
+            <w:tcW w:type="dxa" w:w="864"/>
+          </w:tcPr>
+          <w:p/>
+        </w:tc>
+        <w:tc>
+          <w:tcPr>
+            <w:tcW w:type="dxa" w:w="864"/>
+          </w:tcPr>
+          <w:p/>
+        </w:tc>
+        <w:tc>
+          <w:tcPr>
+            <w:tcW w:type="dxa" w:w="864"/>
+          </w:tcPr>
+          <w:p/>
+        </w:tc>
+      </w:tr>
+      <w:tr>
+        <w:tc>
+          <w:tcPr>
+            <w:tcW w:type="dxa" w:w="864"/>
+          </w:tcPr>
+          <w:p/>
+        </w:tc>
+        <w:tc>
+          <w:tcPr>
+            <w:tcW w:type="dxa" w:w="864"/>
+          </w:tcPr>
+          <w:p/>
+        </w:tc>
+        <w:tc>
+          <w:tcPr>
+            <w:tcW w:type="dxa" w:w="864"/>
+          </w:tcPr>
+          <w:p/>
+        </w:tc>
+        <w:tc>
+          <w:tcPr>
+            <w:tcW w:type="dxa" w:w="864"/>
+          </w:tcPr>
+          <w:p/>
+        </w:tc>
+        <w:tc>
+          <w:tcPr>
+            <w:tcW w:type="dxa" w:w="864"/>
+          </w:tcPr>
+          <w:p/>
+        </w:tc>
+        <w:tc>
+          <w:tcPr>
+            <w:tcW w:type="dxa" w:w="864"/>
+          </w:tcPr>
+          <w:p/>
+        </w:tc>
+        <w:tc>
+          <w:tcPr>
+            <w:tcW w:type="dxa" w:w="864"/>
+          </w:tcPr>
+          <w:p/>
+        </w:tc>
+        <w:tc>
+          <w:tcPr>
+            <w:tcW w:type="dxa" w:w="864"/>
+          </w:tcPr>
+          <w:p/>
+        </w:tc>
+        <w:tc>
+          <w:tcPr>
+            <w:tcW w:type="dxa" w:w="864"/>
+          </w:tcPr>
+          <w:p/>
+        </w:tc>
+        <w:tc>
+          <w:tcPr>
+            <w:tcW w:type="dxa" w:w="864"/>
+          </w:tcPr>
+          <w:p/>
+        </w:tc>
+      </w:tr>
+      <w:tr>
+        <w:tc>
+          <w:tcPr>
+            <w:tcW w:type="dxa" w:w="864"/>
+          </w:tcPr>
+          <w:p/>
+        </w:tc>
+        <w:tc>
+          <w:tcPr>
+            <w:tcW w:type="dxa" w:w="864"/>
+          </w:tcPr>
+          <w:p/>
+        </w:tc>
+        <w:tc>
+          <w:tcPr>
+            <w:tcW w:type="dxa" w:w="864"/>
+          </w:tcPr>
+          <w:p/>
+        </w:tc>
+        <w:tc>
+          <w:tcPr>
+            <w:tcW w:type="dxa" w:w="864"/>
+          </w:tcPr>
+          <w:p/>
+        </w:tc>
+        <w:tc>
+          <w:tcPr>
+            <w:tcW w:type="dxa" w:w="864"/>
+          </w:tcPr>
+          <w:p/>
+        </w:tc>
+        <w:tc>
+          <w:tcPr>
+            <w:tcW w:type="dxa" w:w="864"/>
+          </w:tcPr>
+          <w:p/>
+        </w:tc>
+        <w:tc>
+          <w:tcPr>
+            <w:tcW w:type="dxa" w:w="864"/>
+          </w:tcPr>
+          <w:p/>
+        </w:tc>
+        <w:tc>
+          <w:tcPr>
+            <w:tcW w:type="dxa" w:w="864"/>
+          </w:tcPr>
+          <w:p/>
+        </w:tc>
+        <w:tc>
+          <w:tcPr>
+            <w:tcW w:type="dxa" w:w="864"/>
+          </w:tcPr>
+          <w:p/>
+        </w:tc>
+        <w:tc>
+          <w:tcPr>
+            <w:tcW w:type="dxa" w:w="864"/>
+          </w:tcPr>
+          <w:p/>
+        </w:tc>
+      </w:tr>
+      <w:tr>
+        <w:tc>
+          <w:tcPr>
+            <w:tcW w:type="dxa" w:w="864"/>
+          </w:tcPr>
+          <w:p>
+            <w:r>
+              <w:rPr>
+                <w:b w:val="0"/>
+              </w:rPr>
+              <w:t>{#tv_hgd_cap_doi}{_stt}</w:t>
+            </w:r>
+          </w:p>
+        </w:tc>
+        <w:tc>
+          <w:tcPr>
+            <w:tcW w:type="dxa" w:w="864"/>
+          </w:tcPr>
+          <w:p>
+            <w:r>
+              <w:rPr>
+                <w:b w:val="0"/>
+              </w:rPr>
+              <w:t>{ho_ten}</w:t>
+            </w:r>
+          </w:p>
+        </w:tc>
+        <w:tc>
+          <w:tcPr>
+            <w:tcW w:type="dxa" w:w="864"/>
+          </w:tcPr>
+          <w:p>
+            <w:r>
+              <w:rPr>
+                <w:b w:val="0"/>
+              </w:rPr>
+              <w:t>{ngay_sinh}</w:t>
+            </w:r>
+          </w:p>
+        </w:tc>
+        <w:tc>
+          <w:tcPr>
+            <w:tcW w:type="dxa" w:w="864"/>
+          </w:tcPr>
+          <w:p>
+            <w:r>
+              <w:rPr>
+                <w:b w:val="0"/>
+              </w:rPr>
+              <w:t>{so_cccd}</w:t>
+            </w:r>
+          </w:p>
+        </w:tc>
+        <w:tc>
+          <w:tcPr>
+            <w:tcW w:type="dxa" w:w="864"/>
+          </w:tcPr>
+          <w:p>
+            <w:r>
+              <w:rPr>
+                <w:b w:val="0"/>
+              </w:rPr>
+              <w:t>{gioi_tinh}</w:t>
+            </w:r>
+          </w:p>
+        </w:tc>
+        <w:tc>
+          <w:tcPr>
+            <w:tcW w:type="dxa" w:w="864"/>
+          </w:tcPr>
+          <w:p>
+            <w:r>
+              <w:rPr>
+                <w:b w:val="0"/>
+              </w:rPr>
+              <w:t>{quoc_tich}</w:t>
+            </w:r>
+          </w:p>
+        </w:tc>
+        <w:tc>
+          <w:tcPr>
+            <w:tcW w:type="dxa" w:w="864"/>
+          </w:tcPr>
+          <w:p>
+            <w:r>
+              <w:rPr>
+                <w:b w:val="0"/>
+              </w:rPr>
+              <w:t>{dan_toc}</w:t>
+            </w:r>
+          </w:p>
+        </w:tc>
+        <w:tc>
+          <w:tcPr>
+            <w:tcW w:type="dxa" w:w="864"/>
+          </w:tcPr>
+          <w:p>
+            <w:r>
+              <w:rPr>
+                <w:b w:val="0"/>
+              </w:rPr>
+              <w:t>{noi_thuong_tru}</w:t>
+            </w:r>
+          </w:p>
+        </w:tc>
+        <w:tc>
+          <w:tcPr>
+            <w:tcW w:type="dxa" w:w="864"/>
+          </w:tcPr>
+          <w:p>
+            <w:r>
+              <w:rPr>
+                <w:b w:val="0"/>
+              </w:rPr>
+              <w:t>{noi_o_hien_tai}</w:t>
+            </w:r>
+          </w:p>
+        </w:tc>
+        <w:tc>
+          <w:tcPr>
+            <w:tcW w:type="dxa" w:w="864"/>
+          </w:tcPr>
+          <w:p>
+            <w:r>
+              <w:rPr>
+                <w:b w:val="0"/>
+              </w:rPr>
+              <w:t>{chu_ky}{/tv_hgd_cap_doi}</w:t>
+            </w:r>
+          </w:p>
+        </w:tc>
+      </w:tr>
+    </w:tbl>
+    <w:p/>
+    <w:p>
+      <w:pPr>
+        <w:spacing w:before="120"/>
+      </w:pPr>
+      <w:r>
+        <w:rPr>
+          <w:rFonts w:ascii="Arial" w:hAnsi="Arial" w:cs="Arial"/>
+          <w:sz w:val="24"/>
+          <w:sz-cs w:val="24"/>
+        </w:rPr>
+        <w:t>Hộ kinh doanh cam kết về tính hợp pháp, chính xác, trung thực và hoàn toàn chịu trách nhiệm trước pháp luật về nội dung của Giấy đề nghị này.</w:t>
+      </w:r>
+      <w:r>
+        <w:rPr>
+          <w:rFonts w:ascii="Arial" w:hAnsi="Arial" w:cs="Arial"/>
+          <w:sz w:val="24"/>
+          <w:sz-cs w:val="24"/>
+        </w:rPr>
       </w:r>
       <w:r>
         <w:rPr>
@@ -3992,31 +5123,27 @@
           <w:sz-cs w:val="24"/>
           <w:b/>
         </w:rPr>
-        <w:t xml:space="preserve">12345678910</w:t>
-      </w:r>
-      <w:r>
-        <w:rPr>
-          <w:rFonts w:ascii="Arial" w:hAnsi="Arial" w:cs="Arial"/>
-          <w:sz w:val="24"/>
-          <w:sz-cs w:val="24"/>
-        </w:rPr>
-        <w:t xml:space="preserve"/>
-      </w:r>
-      <w:r>
-        <w:rPr>
-          <w:rFonts w:ascii="Arial" w:hAnsi="Arial" w:cs="Arial"/>
-          <w:sz w:val="24"/>
-          <w:sz-cs w:val="24"/>
-        </w:rPr>
-        <w:t xml:space="preserve"/>
-      </w:r>
-      <w:r>
-        <w:rPr>
-          <w:rFonts w:ascii="Arial" w:hAnsi="Arial" w:cs="Arial"/>
-          <w:sz w:val="24"/>
-          <w:sz-cs w:val="24"/>
-        </w:rPr>
-        <w:t xml:space="preserve">Hộ kinh doanh cam kết về tính hợp pháp, chính xác, trung thực và hoàn toàn chịu trách nhiệm trước pháp luật về nội dung của Giấy đề nghị này.</w:t>
+      </w:r>
+      <w:r>
+        <w:rPr>
+          <w:rFonts w:ascii="Arial" w:hAnsi="Arial" w:cs="Arial"/>
+          <w:sz w:val="24"/>
+          <w:sz-cs w:val="24"/>
+        </w:rPr>
+      </w:r>
+      <w:r>
+        <w:rPr>
+          <w:rFonts w:ascii="Arial" w:hAnsi="Arial" w:cs="Arial"/>
+          <w:sz w:val="24"/>
+          <w:sz-cs w:val="24"/>
+        </w:rPr>
+      </w:r>
+      <w:r>
+        <w:rPr>
+          <w:rFonts w:ascii="Arial" w:hAnsi="Arial" w:cs="Arial"/>
+          <w:sz w:val="24"/>
+          <w:sz-cs w:val="24"/>
+        </w:rPr>
       </w:r>
     </w:p>
     <w:p>

--- a/app/templates/PLII_M02.docx
+++ b/app/templates/PLII_M02.docx
@@ -1532,21 +1532,21 @@
         </w:tblBorders>
       </w:tblPr>
       <w:tblGrid>
-        <w:gridCol w:w="864"/>
-        <w:gridCol w:w="864"/>
-        <w:gridCol w:w="864"/>
-        <w:gridCol w:w="864"/>
-        <w:gridCol w:w="864"/>
-        <w:gridCol w:w="864"/>
-        <w:gridCol w:w="864"/>
-        <w:gridCol w:w="864"/>
-        <w:gridCol w:w="864"/>
-        <w:gridCol w:w="864"/>
+        <w:gridCol w:w="567"/>
+        <w:gridCol w:w="567"/>
+        <w:gridCol w:w="1572"/>
+        <w:gridCol w:w="1494"/>
+        <w:gridCol w:w="630"/>
+        <w:gridCol w:w="630"/>
+        <w:gridCol w:w="567"/>
+        <w:gridCol w:w="1023"/>
+        <w:gridCol w:w="1023"/>
+        <w:gridCol w:w="567"/>
       </w:tblGrid>
       <w:tr>
         <w:tc>
           <w:tcPr>
-            <w:tcW w:type="dxa" w:w="864"/>
+            <w:tcW w:type="dxa" w:w="567"/>
           </w:tcPr>
           <w:p>
             <w:r>
@@ -1559,7 +1559,7 @@
         </w:tc>
         <w:tc>
           <w:tcPr>
-            <w:tcW w:type="dxa" w:w="864"/>
+            <w:tcW w:type="dxa" w:w="567"/>
           </w:tcPr>
           <w:p>
             <w:r>
@@ -1572,7 +1572,7 @@
         </w:tc>
         <w:tc>
           <w:tcPr>
-            <w:tcW w:type="dxa" w:w="864"/>
+            <w:tcW w:type="dxa" w:w="1572"/>
           </w:tcPr>
           <w:p>
             <w:r>
@@ -1585,7 +1585,7 @@
         </w:tc>
         <w:tc>
           <w:tcPr>
-            <w:tcW w:type="dxa" w:w="864"/>
+            <w:tcW w:type="dxa" w:w="1494"/>
           </w:tcPr>
           <w:p>
             <w:r>
@@ -1598,7 +1598,7 @@
         </w:tc>
         <w:tc>
           <w:tcPr>
-            <w:tcW w:type="dxa" w:w="864"/>
+            <w:tcW w:type="dxa" w:w="630"/>
           </w:tcPr>
           <w:p>
             <w:r>
@@ -1611,7 +1611,7 @@
         </w:tc>
         <w:tc>
           <w:tcPr>
-            <w:tcW w:type="dxa" w:w="864"/>
+            <w:tcW w:type="dxa" w:w="630"/>
           </w:tcPr>
           <w:p>
             <w:r>
@@ -1624,7 +1624,7 @@
         </w:tc>
         <w:tc>
           <w:tcPr>
-            <w:tcW w:type="dxa" w:w="864"/>
+            <w:tcW w:type="dxa" w:w="567"/>
           </w:tcPr>
           <w:p>
             <w:r>
@@ -1637,7 +1637,7 @@
         </w:tc>
         <w:tc>
           <w:tcPr>
-            <w:tcW w:type="dxa" w:w="864"/>
+            <w:tcW w:type="dxa" w:w="1023"/>
           </w:tcPr>
           <w:p>
             <w:r>
@@ -1650,7 +1650,7 @@
         </w:tc>
         <w:tc>
           <w:tcPr>
-            <w:tcW w:type="dxa" w:w="864"/>
+            <w:tcW w:type="dxa" w:w="1023"/>
           </w:tcPr>
           <w:p>
             <w:r>
@@ -1663,7 +1663,7 @@
         </w:tc>
         <w:tc>
           <w:tcPr>
-            <w:tcW w:type="dxa" w:w="864"/>
+            <w:tcW w:type="dxa" w:w="567"/>
           </w:tcPr>
           <w:p>
             <w:r>
@@ -1678,61 +1678,61 @@
       <w:tr>
         <w:tc>
           <w:tcPr>
-            <w:tcW w:type="dxa" w:w="864"/>
-          </w:tcPr>
-          <w:p/>
-        </w:tc>
-        <w:tc>
-          <w:tcPr>
-            <w:tcW w:type="dxa" w:w="864"/>
-          </w:tcPr>
-          <w:p/>
-        </w:tc>
-        <w:tc>
-          <w:tcPr>
-            <w:tcW w:type="dxa" w:w="864"/>
-          </w:tcPr>
-          <w:p/>
-        </w:tc>
-        <w:tc>
-          <w:tcPr>
-            <w:tcW w:type="dxa" w:w="864"/>
-          </w:tcPr>
-          <w:p/>
-        </w:tc>
-        <w:tc>
-          <w:tcPr>
-            <w:tcW w:type="dxa" w:w="864"/>
-          </w:tcPr>
-          <w:p/>
-        </w:tc>
-        <w:tc>
-          <w:tcPr>
-            <w:tcW w:type="dxa" w:w="864"/>
-          </w:tcPr>
-          <w:p/>
-        </w:tc>
-        <w:tc>
-          <w:tcPr>
-            <w:tcW w:type="dxa" w:w="864"/>
-          </w:tcPr>
-          <w:p/>
-        </w:tc>
-        <w:tc>
-          <w:tcPr>
-            <w:tcW w:type="dxa" w:w="864"/>
-          </w:tcPr>
-          <w:p/>
-        </w:tc>
-        <w:tc>
-          <w:tcPr>
-            <w:tcW w:type="dxa" w:w="864"/>
-          </w:tcPr>
-          <w:p/>
-        </w:tc>
-        <w:tc>
-          <w:tcPr>
-            <w:tcW w:type="dxa" w:w="864"/>
+            <w:tcW w:type="dxa" w:w="567"/>
+          </w:tcPr>
+          <w:p/>
+        </w:tc>
+        <w:tc>
+          <w:tcPr>
+            <w:tcW w:type="dxa" w:w="567"/>
+          </w:tcPr>
+          <w:p/>
+        </w:tc>
+        <w:tc>
+          <w:tcPr>
+            <w:tcW w:type="dxa" w:w="1572"/>
+          </w:tcPr>
+          <w:p/>
+        </w:tc>
+        <w:tc>
+          <w:tcPr>
+            <w:tcW w:type="dxa" w:w="1494"/>
+          </w:tcPr>
+          <w:p/>
+        </w:tc>
+        <w:tc>
+          <w:tcPr>
+            <w:tcW w:type="dxa" w:w="630"/>
+          </w:tcPr>
+          <w:p/>
+        </w:tc>
+        <w:tc>
+          <w:tcPr>
+            <w:tcW w:type="dxa" w:w="630"/>
+          </w:tcPr>
+          <w:p/>
+        </w:tc>
+        <w:tc>
+          <w:tcPr>
+            <w:tcW w:type="dxa" w:w="567"/>
+          </w:tcPr>
+          <w:p/>
+        </w:tc>
+        <w:tc>
+          <w:tcPr>
+            <w:tcW w:type="dxa" w:w="1023"/>
+          </w:tcPr>
+          <w:p/>
+        </w:tc>
+        <w:tc>
+          <w:tcPr>
+            <w:tcW w:type="dxa" w:w="1023"/>
+          </w:tcPr>
+          <w:p/>
+        </w:tc>
+        <w:tc>
+          <w:tcPr>
+            <w:tcW w:type="dxa" w:w="567"/>
           </w:tcPr>
           <w:p/>
         </w:tc>
@@ -1740,61 +1740,61 @@
       <w:tr>
         <w:tc>
           <w:tcPr>
-            <w:tcW w:type="dxa" w:w="864"/>
-          </w:tcPr>
-          <w:p/>
-        </w:tc>
-        <w:tc>
-          <w:tcPr>
-            <w:tcW w:type="dxa" w:w="864"/>
-          </w:tcPr>
-          <w:p/>
-        </w:tc>
-        <w:tc>
-          <w:tcPr>
-            <w:tcW w:type="dxa" w:w="864"/>
-          </w:tcPr>
-          <w:p/>
-        </w:tc>
-        <w:tc>
-          <w:tcPr>
-            <w:tcW w:type="dxa" w:w="864"/>
-          </w:tcPr>
-          <w:p/>
-        </w:tc>
-        <w:tc>
-          <w:tcPr>
-            <w:tcW w:type="dxa" w:w="864"/>
-          </w:tcPr>
-          <w:p/>
-        </w:tc>
-        <w:tc>
-          <w:tcPr>
-            <w:tcW w:type="dxa" w:w="864"/>
-          </w:tcPr>
-          <w:p/>
-        </w:tc>
-        <w:tc>
-          <w:tcPr>
-            <w:tcW w:type="dxa" w:w="864"/>
-          </w:tcPr>
-          <w:p/>
-        </w:tc>
-        <w:tc>
-          <w:tcPr>
-            <w:tcW w:type="dxa" w:w="864"/>
-          </w:tcPr>
-          <w:p/>
-        </w:tc>
-        <w:tc>
-          <w:tcPr>
-            <w:tcW w:type="dxa" w:w="864"/>
-          </w:tcPr>
-          <w:p/>
-        </w:tc>
-        <w:tc>
-          <w:tcPr>
-            <w:tcW w:type="dxa" w:w="864"/>
+            <w:tcW w:type="dxa" w:w="567"/>
+          </w:tcPr>
+          <w:p/>
+        </w:tc>
+        <w:tc>
+          <w:tcPr>
+            <w:tcW w:type="dxa" w:w="567"/>
+          </w:tcPr>
+          <w:p/>
+        </w:tc>
+        <w:tc>
+          <w:tcPr>
+            <w:tcW w:type="dxa" w:w="1572"/>
+          </w:tcPr>
+          <w:p/>
+        </w:tc>
+        <w:tc>
+          <w:tcPr>
+            <w:tcW w:type="dxa" w:w="1494"/>
+          </w:tcPr>
+          <w:p/>
+        </w:tc>
+        <w:tc>
+          <w:tcPr>
+            <w:tcW w:type="dxa" w:w="630"/>
+          </w:tcPr>
+          <w:p/>
+        </w:tc>
+        <w:tc>
+          <w:tcPr>
+            <w:tcW w:type="dxa" w:w="630"/>
+          </w:tcPr>
+          <w:p/>
+        </w:tc>
+        <w:tc>
+          <w:tcPr>
+            <w:tcW w:type="dxa" w:w="567"/>
+          </w:tcPr>
+          <w:p/>
+        </w:tc>
+        <w:tc>
+          <w:tcPr>
+            <w:tcW w:type="dxa" w:w="1023"/>
+          </w:tcPr>
+          <w:p/>
+        </w:tc>
+        <w:tc>
+          <w:tcPr>
+            <w:tcW w:type="dxa" w:w="1023"/>
+          </w:tcPr>
+          <w:p/>
+        </w:tc>
+        <w:tc>
+          <w:tcPr>
+            <w:tcW w:type="dxa" w:w="567"/>
           </w:tcPr>
           <w:p/>
         </w:tc>
@@ -1802,61 +1802,61 @@
       <w:tr>
         <w:tc>
           <w:tcPr>
-            <w:tcW w:type="dxa" w:w="864"/>
-          </w:tcPr>
-          <w:p/>
-        </w:tc>
-        <w:tc>
-          <w:tcPr>
-            <w:tcW w:type="dxa" w:w="864"/>
-          </w:tcPr>
-          <w:p/>
-        </w:tc>
-        <w:tc>
-          <w:tcPr>
-            <w:tcW w:type="dxa" w:w="864"/>
-          </w:tcPr>
-          <w:p/>
-        </w:tc>
-        <w:tc>
-          <w:tcPr>
-            <w:tcW w:type="dxa" w:w="864"/>
-          </w:tcPr>
-          <w:p/>
-        </w:tc>
-        <w:tc>
-          <w:tcPr>
-            <w:tcW w:type="dxa" w:w="864"/>
-          </w:tcPr>
-          <w:p/>
-        </w:tc>
-        <w:tc>
-          <w:tcPr>
-            <w:tcW w:type="dxa" w:w="864"/>
-          </w:tcPr>
-          <w:p/>
-        </w:tc>
-        <w:tc>
-          <w:tcPr>
-            <w:tcW w:type="dxa" w:w="864"/>
-          </w:tcPr>
-          <w:p/>
-        </w:tc>
-        <w:tc>
-          <w:tcPr>
-            <w:tcW w:type="dxa" w:w="864"/>
-          </w:tcPr>
-          <w:p/>
-        </w:tc>
-        <w:tc>
-          <w:tcPr>
-            <w:tcW w:type="dxa" w:w="864"/>
-          </w:tcPr>
-          <w:p/>
-        </w:tc>
-        <w:tc>
-          <w:tcPr>
-            <w:tcW w:type="dxa" w:w="864"/>
+            <w:tcW w:type="dxa" w:w="567"/>
+          </w:tcPr>
+          <w:p/>
+        </w:tc>
+        <w:tc>
+          <w:tcPr>
+            <w:tcW w:type="dxa" w:w="567"/>
+          </w:tcPr>
+          <w:p/>
+        </w:tc>
+        <w:tc>
+          <w:tcPr>
+            <w:tcW w:type="dxa" w:w="1572"/>
+          </w:tcPr>
+          <w:p/>
+        </w:tc>
+        <w:tc>
+          <w:tcPr>
+            <w:tcW w:type="dxa" w:w="1494"/>
+          </w:tcPr>
+          <w:p/>
+        </w:tc>
+        <w:tc>
+          <w:tcPr>
+            <w:tcW w:type="dxa" w:w="630"/>
+          </w:tcPr>
+          <w:p/>
+        </w:tc>
+        <w:tc>
+          <w:tcPr>
+            <w:tcW w:type="dxa" w:w="630"/>
+          </w:tcPr>
+          <w:p/>
+        </w:tc>
+        <w:tc>
+          <w:tcPr>
+            <w:tcW w:type="dxa" w:w="567"/>
+          </w:tcPr>
+          <w:p/>
+        </w:tc>
+        <w:tc>
+          <w:tcPr>
+            <w:tcW w:type="dxa" w:w="1023"/>
+          </w:tcPr>
+          <w:p/>
+        </w:tc>
+        <w:tc>
+          <w:tcPr>
+            <w:tcW w:type="dxa" w:w="1023"/>
+          </w:tcPr>
+          <w:p/>
+        </w:tc>
+        <w:tc>
+          <w:tcPr>
+            <w:tcW w:type="dxa" w:w="567"/>
           </w:tcPr>
           <w:p/>
         </w:tc>
@@ -1864,61 +1864,61 @@
       <w:tr>
         <w:tc>
           <w:tcPr>
-            <w:tcW w:type="dxa" w:w="864"/>
-          </w:tcPr>
-          <w:p/>
-        </w:tc>
-        <w:tc>
-          <w:tcPr>
-            <w:tcW w:type="dxa" w:w="864"/>
-          </w:tcPr>
-          <w:p/>
-        </w:tc>
-        <w:tc>
-          <w:tcPr>
-            <w:tcW w:type="dxa" w:w="864"/>
-          </w:tcPr>
-          <w:p/>
-        </w:tc>
-        <w:tc>
-          <w:tcPr>
-            <w:tcW w:type="dxa" w:w="864"/>
-          </w:tcPr>
-          <w:p/>
-        </w:tc>
-        <w:tc>
-          <w:tcPr>
-            <w:tcW w:type="dxa" w:w="864"/>
-          </w:tcPr>
-          <w:p/>
-        </w:tc>
-        <w:tc>
-          <w:tcPr>
-            <w:tcW w:type="dxa" w:w="864"/>
-          </w:tcPr>
-          <w:p/>
-        </w:tc>
-        <w:tc>
-          <w:tcPr>
-            <w:tcW w:type="dxa" w:w="864"/>
-          </w:tcPr>
-          <w:p/>
-        </w:tc>
-        <w:tc>
-          <w:tcPr>
-            <w:tcW w:type="dxa" w:w="864"/>
-          </w:tcPr>
-          <w:p/>
-        </w:tc>
-        <w:tc>
-          <w:tcPr>
-            <w:tcW w:type="dxa" w:w="864"/>
-          </w:tcPr>
-          <w:p/>
-        </w:tc>
-        <w:tc>
-          <w:tcPr>
-            <w:tcW w:type="dxa" w:w="864"/>
+            <w:tcW w:type="dxa" w:w="567"/>
+          </w:tcPr>
+          <w:p/>
+        </w:tc>
+        <w:tc>
+          <w:tcPr>
+            <w:tcW w:type="dxa" w:w="567"/>
+          </w:tcPr>
+          <w:p/>
+        </w:tc>
+        <w:tc>
+          <w:tcPr>
+            <w:tcW w:type="dxa" w:w="1572"/>
+          </w:tcPr>
+          <w:p/>
+        </w:tc>
+        <w:tc>
+          <w:tcPr>
+            <w:tcW w:type="dxa" w:w="1494"/>
+          </w:tcPr>
+          <w:p/>
+        </w:tc>
+        <w:tc>
+          <w:tcPr>
+            <w:tcW w:type="dxa" w:w="630"/>
+          </w:tcPr>
+          <w:p/>
+        </w:tc>
+        <w:tc>
+          <w:tcPr>
+            <w:tcW w:type="dxa" w:w="630"/>
+          </w:tcPr>
+          <w:p/>
+        </w:tc>
+        <w:tc>
+          <w:tcPr>
+            <w:tcW w:type="dxa" w:w="567"/>
+          </w:tcPr>
+          <w:p/>
+        </w:tc>
+        <w:tc>
+          <w:tcPr>
+            <w:tcW w:type="dxa" w:w="1023"/>
+          </w:tcPr>
+          <w:p/>
+        </w:tc>
+        <w:tc>
+          <w:tcPr>
+            <w:tcW w:type="dxa" w:w="1023"/>
+          </w:tcPr>
+          <w:p/>
+        </w:tc>
+        <w:tc>
+          <w:tcPr>
+            <w:tcW w:type="dxa" w:w="567"/>
           </w:tcPr>
           <w:p/>
         </w:tc>
@@ -1926,61 +1926,61 @@
       <w:tr>
         <w:tc>
           <w:tcPr>
-            <w:tcW w:type="dxa" w:w="864"/>
-          </w:tcPr>
-          <w:p/>
-        </w:tc>
-        <w:tc>
-          <w:tcPr>
-            <w:tcW w:type="dxa" w:w="864"/>
-          </w:tcPr>
-          <w:p/>
-        </w:tc>
-        <w:tc>
-          <w:tcPr>
-            <w:tcW w:type="dxa" w:w="864"/>
-          </w:tcPr>
-          <w:p/>
-        </w:tc>
-        <w:tc>
-          <w:tcPr>
-            <w:tcW w:type="dxa" w:w="864"/>
-          </w:tcPr>
-          <w:p/>
-        </w:tc>
-        <w:tc>
-          <w:tcPr>
-            <w:tcW w:type="dxa" w:w="864"/>
-          </w:tcPr>
-          <w:p/>
-        </w:tc>
-        <w:tc>
-          <w:tcPr>
-            <w:tcW w:type="dxa" w:w="864"/>
-          </w:tcPr>
-          <w:p/>
-        </w:tc>
-        <w:tc>
-          <w:tcPr>
-            <w:tcW w:type="dxa" w:w="864"/>
-          </w:tcPr>
-          <w:p/>
-        </w:tc>
-        <w:tc>
-          <w:tcPr>
-            <w:tcW w:type="dxa" w:w="864"/>
-          </w:tcPr>
-          <w:p/>
-        </w:tc>
-        <w:tc>
-          <w:tcPr>
-            <w:tcW w:type="dxa" w:w="864"/>
-          </w:tcPr>
-          <w:p/>
-        </w:tc>
-        <w:tc>
-          <w:tcPr>
-            <w:tcW w:type="dxa" w:w="864"/>
+            <w:tcW w:type="dxa" w:w="567"/>
+          </w:tcPr>
+          <w:p/>
+        </w:tc>
+        <w:tc>
+          <w:tcPr>
+            <w:tcW w:type="dxa" w:w="567"/>
+          </w:tcPr>
+          <w:p/>
+        </w:tc>
+        <w:tc>
+          <w:tcPr>
+            <w:tcW w:type="dxa" w:w="1572"/>
+          </w:tcPr>
+          <w:p/>
+        </w:tc>
+        <w:tc>
+          <w:tcPr>
+            <w:tcW w:type="dxa" w:w="1494"/>
+          </w:tcPr>
+          <w:p/>
+        </w:tc>
+        <w:tc>
+          <w:tcPr>
+            <w:tcW w:type="dxa" w:w="630"/>
+          </w:tcPr>
+          <w:p/>
+        </w:tc>
+        <w:tc>
+          <w:tcPr>
+            <w:tcW w:type="dxa" w:w="630"/>
+          </w:tcPr>
+          <w:p/>
+        </w:tc>
+        <w:tc>
+          <w:tcPr>
+            <w:tcW w:type="dxa" w:w="567"/>
+          </w:tcPr>
+          <w:p/>
+        </w:tc>
+        <w:tc>
+          <w:tcPr>
+            <w:tcW w:type="dxa" w:w="1023"/>
+          </w:tcPr>
+          <w:p/>
+        </w:tc>
+        <w:tc>
+          <w:tcPr>
+            <w:tcW w:type="dxa" w:w="1023"/>
+          </w:tcPr>
+          <w:p/>
+        </w:tc>
+        <w:tc>
+          <w:tcPr>
+            <w:tcW w:type="dxa" w:w="567"/>
           </w:tcPr>
           <w:p/>
         </w:tc>
@@ -1988,7 +1988,7 @@
       <w:tr>
         <w:tc>
           <w:tcPr>
-            <w:tcW w:type="dxa" w:w="864"/>
+            <w:tcW w:type="dxa" w:w="567"/>
           </w:tcPr>
           <w:p>
             <w:r>
@@ -2001,7 +2001,7 @@
         </w:tc>
         <w:tc>
           <w:tcPr>
-            <w:tcW w:type="dxa" w:w="864"/>
+            <w:tcW w:type="dxa" w:w="567"/>
           </w:tcPr>
           <w:p>
             <w:r>
@@ -2014,7 +2014,7 @@
         </w:tc>
         <w:tc>
           <w:tcPr>
-            <w:tcW w:type="dxa" w:w="864"/>
+            <w:tcW w:type="dxa" w:w="1572"/>
           </w:tcPr>
           <w:p>
             <w:r>
@@ -2027,7 +2027,7 @@
         </w:tc>
         <w:tc>
           <w:tcPr>
-            <w:tcW w:type="dxa" w:w="864"/>
+            <w:tcW w:type="dxa" w:w="1494"/>
           </w:tcPr>
           <w:p>
             <w:r>
@@ -2040,7 +2040,7 @@
         </w:tc>
         <w:tc>
           <w:tcPr>
-            <w:tcW w:type="dxa" w:w="864"/>
+            <w:tcW w:type="dxa" w:w="630"/>
           </w:tcPr>
           <w:p>
             <w:r>
@@ -2053,7 +2053,7 @@
         </w:tc>
         <w:tc>
           <w:tcPr>
-            <w:tcW w:type="dxa" w:w="864"/>
+            <w:tcW w:type="dxa" w:w="630"/>
           </w:tcPr>
           <w:p>
             <w:r>
@@ -2066,7 +2066,7 @@
         </w:tc>
         <w:tc>
           <w:tcPr>
-            <w:tcW w:type="dxa" w:w="864"/>
+            <w:tcW w:type="dxa" w:w="567"/>
           </w:tcPr>
           <w:p>
             <w:r>
@@ -2079,7 +2079,7 @@
         </w:tc>
         <w:tc>
           <w:tcPr>
-            <w:tcW w:type="dxa" w:w="864"/>
+            <w:tcW w:type="dxa" w:w="1023"/>
           </w:tcPr>
           <w:p>
             <w:r>
@@ -2092,7 +2092,7 @@
         </w:tc>
         <w:tc>
           <w:tcPr>
-            <w:tcW w:type="dxa" w:w="864"/>
+            <w:tcW w:type="dxa" w:w="1023"/>
           </w:tcPr>
           <w:p>
             <w:r>
@@ -2105,7 +2105,7 @@
         </w:tc>
         <w:tc>
           <w:tcPr>
-            <w:tcW w:type="dxa" w:w="864"/>
+            <w:tcW w:type="dxa" w:w="567"/>
           </w:tcPr>
           <w:p>
             <w:r>
@@ -4510,21 +4510,21 @@
         </w:tblBorders>
       </w:tblPr>
       <w:tblGrid>
-        <w:gridCol w:w="864"/>
-        <w:gridCol w:w="864"/>
-        <w:gridCol w:w="864"/>
-        <w:gridCol w:w="864"/>
-        <w:gridCol w:w="864"/>
-        <w:gridCol w:w="864"/>
-        <w:gridCol w:w="864"/>
-        <w:gridCol w:w="864"/>
-        <w:gridCol w:w="864"/>
-        <w:gridCol w:w="864"/>
+        <w:gridCol w:w="567"/>
+        <w:gridCol w:w="567"/>
+        <w:gridCol w:w="1572"/>
+        <w:gridCol w:w="1494"/>
+        <w:gridCol w:w="630"/>
+        <w:gridCol w:w="630"/>
+        <w:gridCol w:w="567"/>
+        <w:gridCol w:w="1023"/>
+        <w:gridCol w:w="1023"/>
+        <w:gridCol w:w="567"/>
       </w:tblGrid>
       <w:tr>
         <w:tc>
           <w:tcPr>
-            <w:tcW w:type="dxa" w:w="864"/>
+            <w:tcW w:type="dxa" w:w="567"/>
           </w:tcPr>
           <w:p>
             <w:r>
@@ -4537,7 +4537,7 @@
         </w:tc>
         <w:tc>
           <w:tcPr>
-            <w:tcW w:type="dxa" w:w="864"/>
+            <w:tcW w:type="dxa" w:w="567"/>
           </w:tcPr>
           <w:p>
             <w:r>
@@ -4550,7 +4550,7 @@
         </w:tc>
         <w:tc>
           <w:tcPr>
-            <w:tcW w:type="dxa" w:w="864"/>
+            <w:tcW w:type="dxa" w:w="1572"/>
           </w:tcPr>
           <w:p>
             <w:r>
@@ -4563,7 +4563,7 @@
         </w:tc>
         <w:tc>
           <w:tcPr>
-            <w:tcW w:type="dxa" w:w="864"/>
+            <w:tcW w:type="dxa" w:w="1494"/>
           </w:tcPr>
           <w:p>
             <w:r>
@@ -4576,7 +4576,7 @@
         </w:tc>
         <w:tc>
           <w:tcPr>
-            <w:tcW w:type="dxa" w:w="864"/>
+            <w:tcW w:type="dxa" w:w="630"/>
           </w:tcPr>
           <w:p>
             <w:r>
@@ -4589,7 +4589,7 @@
         </w:tc>
         <w:tc>
           <w:tcPr>
-            <w:tcW w:type="dxa" w:w="864"/>
+            <w:tcW w:type="dxa" w:w="630"/>
           </w:tcPr>
           <w:p>
             <w:r>
@@ -4602,7 +4602,7 @@
         </w:tc>
         <w:tc>
           <w:tcPr>
-            <w:tcW w:type="dxa" w:w="864"/>
+            <w:tcW w:type="dxa" w:w="567"/>
           </w:tcPr>
           <w:p>
             <w:r>
@@ -4615,7 +4615,7 @@
         </w:tc>
         <w:tc>
           <w:tcPr>
-            <w:tcW w:type="dxa" w:w="864"/>
+            <w:tcW w:type="dxa" w:w="1023"/>
           </w:tcPr>
           <w:p>
             <w:r>
@@ -4628,7 +4628,7 @@
         </w:tc>
         <w:tc>
           <w:tcPr>
-            <w:tcW w:type="dxa" w:w="864"/>
+            <w:tcW w:type="dxa" w:w="1023"/>
           </w:tcPr>
           <w:p>
             <w:r>
@@ -4641,7 +4641,7 @@
         </w:tc>
         <w:tc>
           <w:tcPr>
-            <w:tcW w:type="dxa" w:w="864"/>
+            <w:tcW w:type="dxa" w:w="567"/>
           </w:tcPr>
           <w:p>
             <w:r>
@@ -4656,61 +4656,61 @@
       <w:tr>
         <w:tc>
           <w:tcPr>
-            <w:tcW w:type="dxa" w:w="864"/>
-          </w:tcPr>
-          <w:p/>
-        </w:tc>
-        <w:tc>
-          <w:tcPr>
-            <w:tcW w:type="dxa" w:w="864"/>
-          </w:tcPr>
-          <w:p/>
-        </w:tc>
-        <w:tc>
-          <w:tcPr>
-            <w:tcW w:type="dxa" w:w="864"/>
-          </w:tcPr>
-          <w:p/>
-        </w:tc>
-        <w:tc>
-          <w:tcPr>
-            <w:tcW w:type="dxa" w:w="864"/>
-          </w:tcPr>
-          <w:p/>
-        </w:tc>
-        <w:tc>
-          <w:tcPr>
-            <w:tcW w:type="dxa" w:w="864"/>
-          </w:tcPr>
-          <w:p/>
-        </w:tc>
-        <w:tc>
-          <w:tcPr>
-            <w:tcW w:type="dxa" w:w="864"/>
-          </w:tcPr>
-          <w:p/>
-        </w:tc>
-        <w:tc>
-          <w:tcPr>
-            <w:tcW w:type="dxa" w:w="864"/>
-          </w:tcPr>
-          <w:p/>
-        </w:tc>
-        <w:tc>
-          <w:tcPr>
-            <w:tcW w:type="dxa" w:w="864"/>
-          </w:tcPr>
-          <w:p/>
-        </w:tc>
-        <w:tc>
-          <w:tcPr>
-            <w:tcW w:type="dxa" w:w="864"/>
-          </w:tcPr>
-          <w:p/>
-        </w:tc>
-        <w:tc>
-          <w:tcPr>
-            <w:tcW w:type="dxa" w:w="864"/>
+            <w:tcW w:type="dxa" w:w="567"/>
+          </w:tcPr>
+          <w:p/>
+        </w:tc>
+        <w:tc>
+          <w:tcPr>
+            <w:tcW w:type="dxa" w:w="567"/>
+          </w:tcPr>
+          <w:p/>
+        </w:tc>
+        <w:tc>
+          <w:tcPr>
+            <w:tcW w:type="dxa" w:w="1572"/>
+          </w:tcPr>
+          <w:p/>
+        </w:tc>
+        <w:tc>
+          <w:tcPr>
+            <w:tcW w:type="dxa" w:w="1494"/>
+          </w:tcPr>
+          <w:p/>
+        </w:tc>
+        <w:tc>
+          <w:tcPr>
+            <w:tcW w:type="dxa" w:w="630"/>
+          </w:tcPr>
+          <w:p/>
+        </w:tc>
+        <w:tc>
+          <w:tcPr>
+            <w:tcW w:type="dxa" w:w="630"/>
+          </w:tcPr>
+          <w:p/>
+        </w:tc>
+        <w:tc>
+          <w:tcPr>
+            <w:tcW w:type="dxa" w:w="567"/>
+          </w:tcPr>
+          <w:p/>
+        </w:tc>
+        <w:tc>
+          <w:tcPr>
+            <w:tcW w:type="dxa" w:w="1023"/>
+          </w:tcPr>
+          <w:p/>
+        </w:tc>
+        <w:tc>
+          <w:tcPr>
+            <w:tcW w:type="dxa" w:w="1023"/>
+          </w:tcPr>
+          <w:p/>
+        </w:tc>
+        <w:tc>
+          <w:tcPr>
+            <w:tcW w:type="dxa" w:w="567"/>
           </w:tcPr>
           <w:p/>
         </w:tc>
@@ -4718,61 +4718,61 @@
       <w:tr>
         <w:tc>
           <w:tcPr>
-            <w:tcW w:type="dxa" w:w="864"/>
-          </w:tcPr>
-          <w:p/>
-        </w:tc>
-        <w:tc>
-          <w:tcPr>
-            <w:tcW w:type="dxa" w:w="864"/>
-          </w:tcPr>
-          <w:p/>
-        </w:tc>
-        <w:tc>
-          <w:tcPr>
-            <w:tcW w:type="dxa" w:w="864"/>
-          </w:tcPr>
-          <w:p/>
-        </w:tc>
-        <w:tc>
-          <w:tcPr>
-            <w:tcW w:type="dxa" w:w="864"/>
-          </w:tcPr>
-          <w:p/>
-        </w:tc>
-        <w:tc>
-          <w:tcPr>
-            <w:tcW w:type="dxa" w:w="864"/>
-          </w:tcPr>
-          <w:p/>
-        </w:tc>
-        <w:tc>
-          <w:tcPr>
-            <w:tcW w:type="dxa" w:w="864"/>
-          </w:tcPr>
-          <w:p/>
-        </w:tc>
-        <w:tc>
-          <w:tcPr>
-            <w:tcW w:type="dxa" w:w="864"/>
-          </w:tcPr>
-          <w:p/>
-        </w:tc>
-        <w:tc>
-          <w:tcPr>
-            <w:tcW w:type="dxa" w:w="864"/>
-          </w:tcPr>
-          <w:p/>
-        </w:tc>
-        <w:tc>
-          <w:tcPr>
-            <w:tcW w:type="dxa" w:w="864"/>
-          </w:tcPr>
-          <w:p/>
-        </w:tc>
-        <w:tc>
-          <w:tcPr>
-            <w:tcW w:type="dxa" w:w="864"/>
+            <w:tcW w:type="dxa" w:w="567"/>
+          </w:tcPr>
+          <w:p/>
+        </w:tc>
+        <w:tc>
+          <w:tcPr>
+            <w:tcW w:type="dxa" w:w="567"/>
+          </w:tcPr>
+          <w:p/>
+        </w:tc>
+        <w:tc>
+          <w:tcPr>
+            <w:tcW w:type="dxa" w:w="1572"/>
+          </w:tcPr>
+          <w:p/>
+        </w:tc>
+        <w:tc>
+          <w:tcPr>
+            <w:tcW w:type="dxa" w:w="1494"/>
+          </w:tcPr>
+          <w:p/>
+        </w:tc>
+        <w:tc>
+          <w:tcPr>
+            <w:tcW w:type="dxa" w:w="630"/>
+          </w:tcPr>
+          <w:p/>
+        </w:tc>
+        <w:tc>
+          <w:tcPr>
+            <w:tcW w:type="dxa" w:w="630"/>
+          </w:tcPr>
+          <w:p/>
+        </w:tc>
+        <w:tc>
+          <w:tcPr>
+            <w:tcW w:type="dxa" w:w="567"/>
+          </w:tcPr>
+          <w:p/>
+        </w:tc>
+        <w:tc>
+          <w:tcPr>
+            <w:tcW w:type="dxa" w:w="1023"/>
+          </w:tcPr>
+          <w:p/>
+        </w:tc>
+        <w:tc>
+          <w:tcPr>
+            <w:tcW w:type="dxa" w:w="1023"/>
+          </w:tcPr>
+          <w:p/>
+        </w:tc>
+        <w:tc>
+          <w:tcPr>
+            <w:tcW w:type="dxa" w:w="567"/>
           </w:tcPr>
           <w:p/>
         </w:tc>
@@ -4780,61 +4780,61 @@
       <w:tr>
         <w:tc>
           <w:tcPr>
-            <w:tcW w:type="dxa" w:w="864"/>
-          </w:tcPr>
-          <w:p/>
-        </w:tc>
-        <w:tc>
-          <w:tcPr>
-            <w:tcW w:type="dxa" w:w="864"/>
-          </w:tcPr>
-          <w:p/>
-        </w:tc>
-        <w:tc>
-          <w:tcPr>
-            <w:tcW w:type="dxa" w:w="864"/>
-          </w:tcPr>
-          <w:p/>
-        </w:tc>
-        <w:tc>
-          <w:tcPr>
-            <w:tcW w:type="dxa" w:w="864"/>
-          </w:tcPr>
-          <w:p/>
-        </w:tc>
-        <w:tc>
-          <w:tcPr>
-            <w:tcW w:type="dxa" w:w="864"/>
-          </w:tcPr>
-          <w:p/>
-        </w:tc>
-        <w:tc>
-          <w:tcPr>
-            <w:tcW w:type="dxa" w:w="864"/>
-          </w:tcPr>
-          <w:p/>
-        </w:tc>
-        <w:tc>
-          <w:tcPr>
-            <w:tcW w:type="dxa" w:w="864"/>
-          </w:tcPr>
-          <w:p/>
-        </w:tc>
-        <w:tc>
-          <w:tcPr>
-            <w:tcW w:type="dxa" w:w="864"/>
-          </w:tcPr>
-          <w:p/>
-        </w:tc>
-        <w:tc>
-          <w:tcPr>
-            <w:tcW w:type="dxa" w:w="864"/>
-          </w:tcPr>
-          <w:p/>
-        </w:tc>
-        <w:tc>
-          <w:tcPr>
-            <w:tcW w:type="dxa" w:w="864"/>
+            <w:tcW w:type="dxa" w:w="567"/>
+          </w:tcPr>
+          <w:p/>
+        </w:tc>
+        <w:tc>
+          <w:tcPr>
+            <w:tcW w:type="dxa" w:w="567"/>
+          </w:tcPr>
+          <w:p/>
+        </w:tc>
+        <w:tc>
+          <w:tcPr>
+            <w:tcW w:type="dxa" w:w="1572"/>
+          </w:tcPr>
+          <w:p/>
+        </w:tc>
+        <w:tc>
+          <w:tcPr>
+            <w:tcW w:type="dxa" w:w="1494"/>
+          </w:tcPr>
+          <w:p/>
+        </w:tc>
+        <w:tc>
+          <w:tcPr>
+            <w:tcW w:type="dxa" w:w="630"/>
+          </w:tcPr>
+          <w:p/>
+        </w:tc>
+        <w:tc>
+          <w:tcPr>
+            <w:tcW w:type="dxa" w:w="630"/>
+          </w:tcPr>
+          <w:p/>
+        </w:tc>
+        <w:tc>
+          <w:tcPr>
+            <w:tcW w:type="dxa" w:w="567"/>
+          </w:tcPr>
+          <w:p/>
+        </w:tc>
+        <w:tc>
+          <w:tcPr>
+            <w:tcW w:type="dxa" w:w="1023"/>
+          </w:tcPr>
+          <w:p/>
+        </w:tc>
+        <w:tc>
+          <w:tcPr>
+            <w:tcW w:type="dxa" w:w="1023"/>
+          </w:tcPr>
+          <w:p/>
+        </w:tc>
+        <w:tc>
+          <w:tcPr>
+            <w:tcW w:type="dxa" w:w="567"/>
           </w:tcPr>
           <w:p/>
         </w:tc>
@@ -4842,61 +4842,61 @@
       <w:tr>
         <w:tc>
           <w:tcPr>
-            <w:tcW w:type="dxa" w:w="864"/>
-          </w:tcPr>
-          <w:p/>
-        </w:tc>
-        <w:tc>
-          <w:tcPr>
-            <w:tcW w:type="dxa" w:w="864"/>
-          </w:tcPr>
-          <w:p/>
-        </w:tc>
-        <w:tc>
-          <w:tcPr>
-            <w:tcW w:type="dxa" w:w="864"/>
-          </w:tcPr>
-          <w:p/>
-        </w:tc>
-        <w:tc>
-          <w:tcPr>
-            <w:tcW w:type="dxa" w:w="864"/>
-          </w:tcPr>
-          <w:p/>
-        </w:tc>
-        <w:tc>
-          <w:tcPr>
-            <w:tcW w:type="dxa" w:w="864"/>
-          </w:tcPr>
-          <w:p/>
-        </w:tc>
-        <w:tc>
-          <w:tcPr>
-            <w:tcW w:type="dxa" w:w="864"/>
-          </w:tcPr>
-          <w:p/>
-        </w:tc>
-        <w:tc>
-          <w:tcPr>
-            <w:tcW w:type="dxa" w:w="864"/>
-          </w:tcPr>
-          <w:p/>
-        </w:tc>
-        <w:tc>
-          <w:tcPr>
-            <w:tcW w:type="dxa" w:w="864"/>
-          </w:tcPr>
-          <w:p/>
-        </w:tc>
-        <w:tc>
-          <w:tcPr>
-            <w:tcW w:type="dxa" w:w="864"/>
-          </w:tcPr>
-          <w:p/>
-        </w:tc>
-        <w:tc>
-          <w:tcPr>
-            <w:tcW w:type="dxa" w:w="864"/>
+            <w:tcW w:type="dxa" w:w="567"/>
+          </w:tcPr>
+          <w:p/>
+        </w:tc>
+        <w:tc>
+          <w:tcPr>
+            <w:tcW w:type="dxa" w:w="567"/>
+          </w:tcPr>
+          <w:p/>
+        </w:tc>
+        <w:tc>
+          <w:tcPr>
+            <w:tcW w:type="dxa" w:w="1572"/>
+          </w:tcPr>
+          <w:p/>
+        </w:tc>
+        <w:tc>
+          <w:tcPr>
+            <w:tcW w:type="dxa" w:w="1494"/>
+          </w:tcPr>
+          <w:p/>
+        </w:tc>
+        <w:tc>
+          <w:tcPr>
+            <w:tcW w:type="dxa" w:w="630"/>
+          </w:tcPr>
+          <w:p/>
+        </w:tc>
+        <w:tc>
+          <w:tcPr>
+            <w:tcW w:type="dxa" w:w="630"/>
+          </w:tcPr>
+          <w:p/>
+        </w:tc>
+        <w:tc>
+          <w:tcPr>
+            <w:tcW w:type="dxa" w:w="567"/>
+          </w:tcPr>
+          <w:p/>
+        </w:tc>
+        <w:tc>
+          <w:tcPr>
+            <w:tcW w:type="dxa" w:w="1023"/>
+          </w:tcPr>
+          <w:p/>
+        </w:tc>
+        <w:tc>
+          <w:tcPr>
+            <w:tcW w:type="dxa" w:w="1023"/>
+          </w:tcPr>
+          <w:p/>
+        </w:tc>
+        <w:tc>
+          <w:tcPr>
+            <w:tcW w:type="dxa" w:w="567"/>
           </w:tcPr>
           <w:p/>
         </w:tc>
@@ -4904,61 +4904,61 @@
       <w:tr>
         <w:tc>
           <w:tcPr>
-            <w:tcW w:type="dxa" w:w="864"/>
-          </w:tcPr>
-          <w:p/>
-        </w:tc>
-        <w:tc>
-          <w:tcPr>
-            <w:tcW w:type="dxa" w:w="864"/>
-          </w:tcPr>
-          <w:p/>
-        </w:tc>
-        <w:tc>
-          <w:tcPr>
-            <w:tcW w:type="dxa" w:w="864"/>
-          </w:tcPr>
-          <w:p/>
-        </w:tc>
-        <w:tc>
-          <w:tcPr>
-            <w:tcW w:type="dxa" w:w="864"/>
-          </w:tcPr>
-          <w:p/>
-        </w:tc>
-        <w:tc>
-          <w:tcPr>
-            <w:tcW w:type="dxa" w:w="864"/>
-          </w:tcPr>
-          <w:p/>
-        </w:tc>
-        <w:tc>
-          <w:tcPr>
-            <w:tcW w:type="dxa" w:w="864"/>
-          </w:tcPr>
-          <w:p/>
-        </w:tc>
-        <w:tc>
-          <w:tcPr>
-            <w:tcW w:type="dxa" w:w="864"/>
-          </w:tcPr>
-          <w:p/>
-        </w:tc>
-        <w:tc>
-          <w:tcPr>
-            <w:tcW w:type="dxa" w:w="864"/>
-          </w:tcPr>
-          <w:p/>
-        </w:tc>
-        <w:tc>
-          <w:tcPr>
-            <w:tcW w:type="dxa" w:w="864"/>
-          </w:tcPr>
-          <w:p/>
-        </w:tc>
-        <w:tc>
-          <w:tcPr>
-            <w:tcW w:type="dxa" w:w="864"/>
+            <w:tcW w:type="dxa" w:w="567"/>
+          </w:tcPr>
+          <w:p/>
+        </w:tc>
+        <w:tc>
+          <w:tcPr>
+            <w:tcW w:type="dxa" w:w="567"/>
+          </w:tcPr>
+          <w:p/>
+        </w:tc>
+        <w:tc>
+          <w:tcPr>
+            <w:tcW w:type="dxa" w:w="1572"/>
+          </w:tcPr>
+          <w:p/>
+        </w:tc>
+        <w:tc>
+          <w:tcPr>
+            <w:tcW w:type="dxa" w:w="1494"/>
+          </w:tcPr>
+          <w:p/>
+        </w:tc>
+        <w:tc>
+          <w:tcPr>
+            <w:tcW w:type="dxa" w:w="630"/>
+          </w:tcPr>
+          <w:p/>
+        </w:tc>
+        <w:tc>
+          <w:tcPr>
+            <w:tcW w:type="dxa" w:w="630"/>
+          </w:tcPr>
+          <w:p/>
+        </w:tc>
+        <w:tc>
+          <w:tcPr>
+            <w:tcW w:type="dxa" w:w="567"/>
+          </w:tcPr>
+          <w:p/>
+        </w:tc>
+        <w:tc>
+          <w:tcPr>
+            <w:tcW w:type="dxa" w:w="1023"/>
+          </w:tcPr>
+          <w:p/>
+        </w:tc>
+        <w:tc>
+          <w:tcPr>
+            <w:tcW w:type="dxa" w:w="1023"/>
+          </w:tcPr>
+          <w:p/>
+        </w:tc>
+        <w:tc>
+          <w:tcPr>
+            <w:tcW w:type="dxa" w:w="567"/>
           </w:tcPr>
           <w:p/>
         </w:tc>
@@ -4966,7 +4966,7 @@
       <w:tr>
         <w:tc>
           <w:tcPr>
-            <w:tcW w:type="dxa" w:w="864"/>
+            <w:tcW w:type="dxa" w:w="567"/>
           </w:tcPr>
           <w:p>
             <w:r>
@@ -4979,7 +4979,7 @@
         </w:tc>
         <w:tc>
           <w:tcPr>
-            <w:tcW w:type="dxa" w:w="864"/>
+            <w:tcW w:type="dxa" w:w="567"/>
           </w:tcPr>
           <w:p>
             <w:r>
@@ -4992,7 +4992,7 @@
         </w:tc>
         <w:tc>
           <w:tcPr>
-            <w:tcW w:type="dxa" w:w="864"/>
+            <w:tcW w:type="dxa" w:w="1572"/>
           </w:tcPr>
           <w:p>
             <w:r>
@@ -5005,7 +5005,7 @@
         </w:tc>
         <w:tc>
           <w:tcPr>
-            <w:tcW w:type="dxa" w:w="864"/>
+            <w:tcW w:type="dxa" w:w="1494"/>
           </w:tcPr>
           <w:p>
             <w:r>
@@ -5018,7 +5018,7 @@
         </w:tc>
         <w:tc>
           <w:tcPr>
-            <w:tcW w:type="dxa" w:w="864"/>
+            <w:tcW w:type="dxa" w:w="630"/>
           </w:tcPr>
           <w:p>
             <w:r>
@@ -5031,7 +5031,7 @@
         </w:tc>
         <w:tc>
           <w:tcPr>
-            <w:tcW w:type="dxa" w:w="864"/>
+            <w:tcW w:type="dxa" w:w="630"/>
           </w:tcPr>
           <w:p>
             <w:r>
@@ -5044,7 +5044,7 @@
         </w:tc>
         <w:tc>
           <w:tcPr>
-            <w:tcW w:type="dxa" w:w="864"/>
+            <w:tcW w:type="dxa" w:w="567"/>
           </w:tcPr>
           <w:p>
             <w:r>
@@ -5057,7 +5057,7 @@
         </w:tc>
         <w:tc>
           <w:tcPr>
-            <w:tcW w:type="dxa" w:w="864"/>
+            <w:tcW w:type="dxa" w:w="1023"/>
           </w:tcPr>
           <w:p>
             <w:r>
@@ -5070,7 +5070,7 @@
         </w:tc>
         <w:tc>
           <w:tcPr>
-            <w:tcW w:type="dxa" w:w="864"/>
+            <w:tcW w:type="dxa" w:w="1023"/>
           </w:tcPr>
           <w:p>
             <w:r>
@@ -5083,7 +5083,7 @@
         </w:tc>
         <w:tc>
           <w:tcPr>
-            <w:tcW w:type="dxa" w:w="864"/>
+            <w:tcW w:type="dxa" w:w="567"/>
           </w:tcPr>
           <w:p>
             <w:r>

--- a/app/templates/PLII_M02.docx
+++ b/app/templates/PLII_M02.docx
@@ -165,7 +165,7 @@
                 <w:sz-cs w:val="24"/>
                 <w:i/>
               </w:rPr>
-              <w:t>{dia_diem_ky}, ngày{ngay_ky_vb} tháng{thang_ky_vb} năm {nam_ky_vb}</w:t>
+              <w:t>{dia_diem_ky}, ngày {ngay_ky_vb} tháng {thang_ky_vb} năm {nam_ky_vb}</w:t>
             </w:r>
           </w:p>
         </w:tc>
@@ -600,46 +600,46 @@
           <w:sz w:val="24"/>
           <w:sz-cs w:val="24"/>
         </w:rPr>
-        <w:t>Số nhà/phòng, ngách/hẻm, ngõ/kiệt, đường/phố/đại lộ, tổ/xóm/ấp/thôn:{dia_chi_chi_tiet}</w:t>
-      </w:r>
-    </w:p>
-    <w:p>
-      <w:pPr>
-        <w:spacing w:before="120"/>
-      </w:pPr>
-      <w:r>
-        <w:rPr>
-          <w:rFonts w:ascii="Arial" w:hAnsi="Arial" w:cs="Arial"/>
-          <w:sz w:val="24"/>
-          <w:sz-cs w:val="24"/>
-        </w:rPr>
-        <w:t>Xã/Phường/Đặc khu:{xa_phuong}</w:t>
-      </w:r>
-    </w:p>
-    <w:p>
-      <w:pPr>
-        <w:spacing w:before="120"/>
-      </w:pPr>
-      <w:r>
-        <w:rPr>
-          <w:rFonts w:ascii="Arial" w:hAnsi="Arial" w:cs="Arial"/>
-          <w:sz w:val="24"/>
-          <w:sz-cs w:val="24"/>
-        </w:rPr>
-        <w:t>Tỉnh/Thành phố trực thuộc trung ương:{tinh_thanh}</w:t>
-      </w:r>
-    </w:p>
-    <w:p>
-      <w:pPr>
-        <w:spacing w:before="120"/>
-      </w:pPr>
-      <w:r>
-        <w:rPr>
-          <w:rFonts w:ascii="Arial" w:hAnsi="Arial" w:cs="Arial"/>
-          <w:sz w:val="24"/>
-          <w:sz-cs w:val="24"/>
-        </w:rPr>
-        <w:t>Điện thoại:{dien_thoai_khac}Fax</w:t>
+        <w:t>Số nhà/phòng, ngách/hẻm, ngõ/kiệt, đường/phố/đại lộ, tổ/xóm/ấp/thôn: {dia_chi_chi_tiet}</w:t>
+      </w:r>
+    </w:p>
+    <w:p>
+      <w:pPr>
+        <w:spacing w:before="120"/>
+      </w:pPr>
+      <w:r>
+        <w:rPr>
+          <w:rFonts w:ascii="Arial" w:hAnsi="Arial" w:cs="Arial"/>
+          <w:sz w:val="24"/>
+          <w:sz-cs w:val="24"/>
+        </w:rPr>
+        <w:t>Xã/Phường/Đặc khu: {xa_phuong}</w:t>
+      </w:r>
+    </w:p>
+    <w:p>
+      <w:pPr>
+        <w:spacing w:before="120"/>
+      </w:pPr>
+      <w:r>
+        <w:rPr>
+          <w:rFonts w:ascii="Arial" w:hAnsi="Arial" w:cs="Arial"/>
+          <w:sz w:val="24"/>
+          <w:sz-cs w:val="24"/>
+        </w:rPr>
+        <w:t>Tỉnh/Thành phố trực thuộc trung ương: {tinh_thanh}</w:t>
+      </w:r>
+    </w:p>
+    <w:p>
+      <w:pPr>
+        <w:spacing w:before="120"/>
+      </w:pPr>
+      <w:r>
+        <w:rPr>
+          <w:rFonts w:ascii="Arial" w:hAnsi="Arial" w:cs="Arial"/>
+          <w:sz w:val="24"/>
+          <w:sz-cs w:val="24"/>
+        </w:rPr>
+        <w:t>Điện thoại: {dien_thoai_khac} Fax</w:t>
       </w:r>
       <w:r>
         <w:rPr>
@@ -656,7 +656,7 @@
           <w:sz w:val="24"/>
           <w:sz-cs w:val="24"/>
         </w:rPr>
-        <w:t>:{fax}</w:t>
+        <w:t>: {fax}</w:t>
       </w:r>
     </w:p>
     <w:p>
@@ -686,7 +686,7 @@
           <w:sz w:val="24"/>
           <w:sz-cs w:val="24"/>
         </w:rPr>
-        <w:t>:{email_tru_so}Website</w:t>
+        <w:t>: {email_tru_so} Website</w:t>
       </w:r>
       <w:r>
         <w:rPr>
@@ -703,7 +703,7 @@
           <w:sz w:val="24"/>
           <w:sz-cs w:val="24"/>
         </w:rPr>
-        <w:t>:{website}</w:t>
+        <w:t>: {website}</w:t>
       </w:r>
     </w:p>
     <w:p>
@@ -959,7 +959,7 @@
           <w:sz w:val="24"/>
           <w:sz-cs w:val="24"/>
         </w:rPr>
-        <w:t>:{chu_hkd.ho_ten}</w:t>
+        <w:t>: {chu_hkd.ho_ten}</w:t>
       </w:r>
     </w:p>
     <w:p>
@@ -2186,7 +2186,7 @@
           <w:sz w:val="24"/>
           <w:sz-cs w:val="24"/>
         </w:rPr>
-        <w:t>Hình thức tăng, giảm vốn:{hinh_thuc_tang_giam_von}</w:t>
+        <w:t>Hình thức tăng, giảm vốn: {hinh_thuc_tang_giam_von}</w:t>
       </w:r>
     </w:p>
     <w:p>
@@ -3657,7 +3657,7 @@
           <w:sz w:val="24"/>
           <w:sz-cs w:val="24"/>
         </w:rPr>
-        <w:t>{hkd_ten_tieng_viet_2}</w:t>
+        <w:t xml:space="preserve"> {hkd_ten_tieng_viet_2}</w:t>
       </w:r>
     </w:p>
     <w:p>
@@ -3684,7 +3684,7 @@
           <w:sz w:val="24"/>
           <w:sz-cs w:val="24"/>
         </w:rPr>
-        <w:t>Số nhà/phòng, ngách/hẻm, ngõ/kiệt, đường/phố/đại lộ, tổ/xóm/ấp/thôn:{dia_chi_chi_tiet}</w:t>
+        <w:t>Số nhà/phòng, ngách/hẻm, ngõ/kiệt, đường/phố/đại lộ, tổ/xóm/ấp/thôn: {dia_chi_chi_tiet}</w:t>
       </w:r>
     </w:p>
     <w:p>
@@ -3710,20 +3710,20 @@
           <w:sz w:val="24"/>
           <w:sz-cs w:val="24"/>
         </w:rPr>
-        <w:t>Tỉnh/Thành phố trực thuộc trung ương:{tinh_thanh}</w:t>
-      </w:r>
-    </w:p>
-    <w:p>
-      <w:pPr>
-        <w:spacing w:before="120"/>
-      </w:pPr>
-      <w:r>
-        <w:rPr>
-          <w:rFonts w:ascii="Arial" w:hAnsi="Arial" w:cs="Arial"/>
-          <w:sz w:val="24"/>
-          <w:sz-cs w:val="24"/>
-        </w:rPr>
-        <w:t>Điện thoại:{dien_thoai_khac}Fax</w:t>
+        <w:t>Tỉnh/Thành phố trực thuộc trung ương: {tinh_thanh}</w:t>
+      </w:r>
+    </w:p>
+    <w:p>
+      <w:pPr>
+        <w:spacing w:before="120"/>
+      </w:pPr>
+      <w:r>
+        <w:rPr>
+          <w:rFonts w:ascii="Arial" w:hAnsi="Arial" w:cs="Arial"/>
+          <w:sz w:val="24"/>
+          <w:sz-cs w:val="24"/>
+        </w:rPr>
+        <w:t>Điện thoại: {dien_thoai_khac} Fax</w:t>
       </w:r>
       <w:r>
         <w:rPr>
@@ -3770,7 +3770,7 @@
           <w:sz w:val="24"/>
           <w:sz-cs w:val="24"/>
         </w:rPr>
-        <w:t>: {email_tru_so}Website</w:t>
+        <w:t>: {email_tru_so} Website</w:t>
       </w:r>
       <w:r>
         <w:rPr>
@@ -4320,7 +4320,7 @@
           <w:sz w:val="24"/>
           <w:sz-cs w:val="24"/>
         </w:rPr>
-        <w:t xml:space="preserve">: {dien_thoai_lien_he}Fax </w:t>
+        <w:t xml:space="preserve">: {dien_thoai_lien_he} Fax </w:t>
       </w:r>
       <w:r>
         <w:rPr>

--- a/app/templates/PLII_M02.docx
+++ b/app/templates/PLII_M02.docx
@@ -1518,9 +1518,22 @@
         <w:t xml:space="preserve">:</w:t>
       </w:r>
     </w:p>
+    <w:p>
+      <w:pPr>
+        <w:spacing w:before="0" w:after="0" w:line="20" w:lineRule="exact"/>
+        <w:rPr>
+          <w:sz w:val="2"/>
+          <w:szCs w:val="2"/>
+        </w:rPr>
+        <w:sectPr>
+          <w:pgSz w:w="12240" w:h="15840"/>
+          <w:pgMar w:top="1440" w:right="1800" w:bottom="1440" w:left="1800"/>
+        </w:sectPr>
+      </w:pPr>
+    </w:p>
     <w:tbl xmlns:ns0="urn:orca:p1a-temp" xmlns:ns1="urn:orca:p1b-temp">
       <w:tblPr>
-        <w:tblW w:type="auto" w:w="0"/>
+        <w:tblW w:type="dxa" w:w="14400"/>
         <w:tblLook w:firstColumn="1" w:firstRow="1" w:lastColumn="0" w:lastRow="0" w:noHBand="0" w:noVBand="1" w:val="04A0"/>
         <w:tblBorders>
           <w:top w:val="single" w:sz="4" w:color="000000"/>
@@ -1532,21 +1545,21 @@
         </w:tblBorders>
       </w:tblPr>
       <w:tblGrid>
-        <w:gridCol w:w="567"/>
-        <w:gridCol w:w="567"/>
-        <w:gridCol w:w="1572"/>
-        <w:gridCol w:w="1494"/>
-        <w:gridCol w:w="630"/>
-        <w:gridCol w:w="630"/>
-        <w:gridCol w:w="567"/>
-        <w:gridCol w:w="1023"/>
-        <w:gridCol w:w="1023"/>
-        <w:gridCol w:w="567"/>
+        <w:gridCol w:w="900"/>
+        <w:gridCol w:w="900"/>
+        <w:gridCol w:w="2651"/>
+        <w:gridCol w:w="2520"/>
+        <w:gridCol w:w="1080"/>
+        <w:gridCol w:w="1081"/>
+        <w:gridCol w:w="900"/>
+        <w:gridCol w:w="1734"/>
+        <w:gridCol w:w="1734"/>
+        <w:gridCol w:w="900"/>
       </w:tblGrid>
       <w:tr>
         <w:tc>
           <w:tcPr>
-            <w:tcW w:type="dxa" w:w="567"/>
+            <w:tcW w:type="dxa" w:w="900"/>
           </w:tcPr>
           <w:p>
             <w:r>
@@ -1559,7 +1572,7 @@
         </w:tc>
         <w:tc>
           <w:tcPr>
-            <w:tcW w:type="dxa" w:w="567"/>
+            <w:tcW w:type="dxa" w:w="900"/>
           </w:tcPr>
           <w:p>
             <w:r>
@@ -1572,7 +1585,7 @@
         </w:tc>
         <w:tc>
           <w:tcPr>
-            <w:tcW w:type="dxa" w:w="1572"/>
+            <w:tcW w:type="dxa" w:w="2651"/>
           </w:tcPr>
           <w:p>
             <w:r>
@@ -1585,7 +1598,7 @@
         </w:tc>
         <w:tc>
           <w:tcPr>
-            <w:tcW w:type="dxa" w:w="1494"/>
+            <w:tcW w:type="dxa" w:w="2520"/>
           </w:tcPr>
           <w:p>
             <w:r>
@@ -1598,7 +1611,7 @@
         </w:tc>
         <w:tc>
           <w:tcPr>
-            <w:tcW w:type="dxa" w:w="630"/>
+            <w:tcW w:type="dxa" w:w="1080"/>
           </w:tcPr>
           <w:p>
             <w:r>
@@ -1611,7 +1624,7 @@
         </w:tc>
         <w:tc>
           <w:tcPr>
-            <w:tcW w:type="dxa" w:w="630"/>
+            <w:tcW w:type="dxa" w:w="1081"/>
           </w:tcPr>
           <w:p>
             <w:r>
@@ -1624,7 +1637,7 @@
         </w:tc>
         <w:tc>
           <w:tcPr>
-            <w:tcW w:type="dxa" w:w="567"/>
+            <w:tcW w:type="dxa" w:w="900"/>
           </w:tcPr>
           <w:p>
             <w:r>
@@ -1637,7 +1650,7 @@
         </w:tc>
         <w:tc>
           <w:tcPr>
-            <w:tcW w:type="dxa" w:w="1023"/>
+            <w:tcW w:type="dxa" w:w="1734"/>
           </w:tcPr>
           <w:p>
             <w:r>
@@ -1650,7 +1663,7 @@
         </w:tc>
         <w:tc>
           <w:tcPr>
-            <w:tcW w:type="dxa" w:w="1023"/>
+            <w:tcW w:type="dxa" w:w="1734"/>
           </w:tcPr>
           <w:p>
             <w:r>
@@ -1663,7 +1676,7 @@
         </w:tc>
         <w:tc>
           <w:tcPr>
-            <w:tcW w:type="dxa" w:w="567"/>
+            <w:tcW w:type="dxa" w:w="900"/>
           </w:tcPr>
           <w:p>
             <w:r>
@@ -1678,61 +1691,61 @@
       <w:tr>
         <w:tc>
           <w:tcPr>
-            <w:tcW w:type="dxa" w:w="567"/>
-          </w:tcPr>
-          <w:p/>
-        </w:tc>
-        <w:tc>
-          <w:tcPr>
-            <w:tcW w:type="dxa" w:w="567"/>
-          </w:tcPr>
-          <w:p/>
-        </w:tc>
-        <w:tc>
-          <w:tcPr>
-            <w:tcW w:type="dxa" w:w="1572"/>
-          </w:tcPr>
-          <w:p/>
-        </w:tc>
-        <w:tc>
-          <w:tcPr>
-            <w:tcW w:type="dxa" w:w="1494"/>
-          </w:tcPr>
-          <w:p/>
-        </w:tc>
-        <w:tc>
-          <w:tcPr>
-            <w:tcW w:type="dxa" w:w="630"/>
-          </w:tcPr>
-          <w:p/>
-        </w:tc>
-        <w:tc>
-          <w:tcPr>
-            <w:tcW w:type="dxa" w:w="630"/>
-          </w:tcPr>
-          <w:p/>
-        </w:tc>
-        <w:tc>
-          <w:tcPr>
-            <w:tcW w:type="dxa" w:w="567"/>
-          </w:tcPr>
-          <w:p/>
-        </w:tc>
-        <w:tc>
-          <w:tcPr>
-            <w:tcW w:type="dxa" w:w="1023"/>
-          </w:tcPr>
-          <w:p/>
-        </w:tc>
-        <w:tc>
-          <w:tcPr>
-            <w:tcW w:type="dxa" w:w="1023"/>
-          </w:tcPr>
-          <w:p/>
-        </w:tc>
-        <w:tc>
-          <w:tcPr>
-            <w:tcW w:type="dxa" w:w="567"/>
+            <w:tcW w:type="dxa" w:w="900"/>
+          </w:tcPr>
+          <w:p/>
+        </w:tc>
+        <w:tc>
+          <w:tcPr>
+            <w:tcW w:type="dxa" w:w="900"/>
+          </w:tcPr>
+          <w:p/>
+        </w:tc>
+        <w:tc>
+          <w:tcPr>
+            <w:tcW w:type="dxa" w:w="2651"/>
+          </w:tcPr>
+          <w:p/>
+        </w:tc>
+        <w:tc>
+          <w:tcPr>
+            <w:tcW w:type="dxa" w:w="2520"/>
+          </w:tcPr>
+          <w:p/>
+        </w:tc>
+        <w:tc>
+          <w:tcPr>
+            <w:tcW w:type="dxa" w:w="1080"/>
+          </w:tcPr>
+          <w:p/>
+        </w:tc>
+        <w:tc>
+          <w:tcPr>
+            <w:tcW w:type="dxa" w:w="1081"/>
+          </w:tcPr>
+          <w:p/>
+        </w:tc>
+        <w:tc>
+          <w:tcPr>
+            <w:tcW w:type="dxa" w:w="900"/>
+          </w:tcPr>
+          <w:p/>
+        </w:tc>
+        <w:tc>
+          <w:tcPr>
+            <w:tcW w:type="dxa" w:w="1734"/>
+          </w:tcPr>
+          <w:p/>
+        </w:tc>
+        <w:tc>
+          <w:tcPr>
+            <w:tcW w:type="dxa" w:w="1734"/>
+          </w:tcPr>
+          <w:p/>
+        </w:tc>
+        <w:tc>
+          <w:tcPr>
+            <w:tcW w:type="dxa" w:w="900"/>
           </w:tcPr>
           <w:p/>
         </w:tc>
@@ -1740,61 +1753,61 @@
       <w:tr>
         <w:tc>
           <w:tcPr>
-            <w:tcW w:type="dxa" w:w="567"/>
-          </w:tcPr>
-          <w:p/>
-        </w:tc>
-        <w:tc>
-          <w:tcPr>
-            <w:tcW w:type="dxa" w:w="567"/>
-          </w:tcPr>
-          <w:p/>
-        </w:tc>
-        <w:tc>
-          <w:tcPr>
-            <w:tcW w:type="dxa" w:w="1572"/>
-          </w:tcPr>
-          <w:p/>
-        </w:tc>
-        <w:tc>
-          <w:tcPr>
-            <w:tcW w:type="dxa" w:w="1494"/>
-          </w:tcPr>
-          <w:p/>
-        </w:tc>
-        <w:tc>
-          <w:tcPr>
-            <w:tcW w:type="dxa" w:w="630"/>
-          </w:tcPr>
-          <w:p/>
-        </w:tc>
-        <w:tc>
-          <w:tcPr>
-            <w:tcW w:type="dxa" w:w="630"/>
-          </w:tcPr>
-          <w:p/>
-        </w:tc>
-        <w:tc>
-          <w:tcPr>
-            <w:tcW w:type="dxa" w:w="567"/>
-          </w:tcPr>
-          <w:p/>
-        </w:tc>
-        <w:tc>
-          <w:tcPr>
-            <w:tcW w:type="dxa" w:w="1023"/>
-          </w:tcPr>
-          <w:p/>
-        </w:tc>
-        <w:tc>
-          <w:tcPr>
-            <w:tcW w:type="dxa" w:w="1023"/>
-          </w:tcPr>
-          <w:p/>
-        </w:tc>
-        <w:tc>
-          <w:tcPr>
-            <w:tcW w:type="dxa" w:w="567"/>
+            <w:tcW w:type="dxa" w:w="900"/>
+          </w:tcPr>
+          <w:p/>
+        </w:tc>
+        <w:tc>
+          <w:tcPr>
+            <w:tcW w:type="dxa" w:w="900"/>
+          </w:tcPr>
+          <w:p/>
+        </w:tc>
+        <w:tc>
+          <w:tcPr>
+            <w:tcW w:type="dxa" w:w="2651"/>
+          </w:tcPr>
+          <w:p/>
+        </w:tc>
+        <w:tc>
+          <w:tcPr>
+            <w:tcW w:type="dxa" w:w="2520"/>
+          </w:tcPr>
+          <w:p/>
+        </w:tc>
+        <w:tc>
+          <w:tcPr>
+            <w:tcW w:type="dxa" w:w="1080"/>
+          </w:tcPr>
+          <w:p/>
+        </w:tc>
+        <w:tc>
+          <w:tcPr>
+            <w:tcW w:type="dxa" w:w="1081"/>
+          </w:tcPr>
+          <w:p/>
+        </w:tc>
+        <w:tc>
+          <w:tcPr>
+            <w:tcW w:type="dxa" w:w="900"/>
+          </w:tcPr>
+          <w:p/>
+        </w:tc>
+        <w:tc>
+          <w:tcPr>
+            <w:tcW w:type="dxa" w:w="1734"/>
+          </w:tcPr>
+          <w:p/>
+        </w:tc>
+        <w:tc>
+          <w:tcPr>
+            <w:tcW w:type="dxa" w:w="1734"/>
+          </w:tcPr>
+          <w:p/>
+        </w:tc>
+        <w:tc>
+          <w:tcPr>
+            <w:tcW w:type="dxa" w:w="900"/>
           </w:tcPr>
           <w:p/>
         </w:tc>
@@ -1802,61 +1815,61 @@
       <w:tr>
         <w:tc>
           <w:tcPr>
-            <w:tcW w:type="dxa" w:w="567"/>
-          </w:tcPr>
-          <w:p/>
-        </w:tc>
-        <w:tc>
-          <w:tcPr>
-            <w:tcW w:type="dxa" w:w="567"/>
-          </w:tcPr>
-          <w:p/>
-        </w:tc>
-        <w:tc>
-          <w:tcPr>
-            <w:tcW w:type="dxa" w:w="1572"/>
-          </w:tcPr>
-          <w:p/>
-        </w:tc>
-        <w:tc>
-          <w:tcPr>
-            <w:tcW w:type="dxa" w:w="1494"/>
-          </w:tcPr>
-          <w:p/>
-        </w:tc>
-        <w:tc>
-          <w:tcPr>
-            <w:tcW w:type="dxa" w:w="630"/>
-          </w:tcPr>
-          <w:p/>
-        </w:tc>
-        <w:tc>
-          <w:tcPr>
-            <w:tcW w:type="dxa" w:w="630"/>
-          </w:tcPr>
-          <w:p/>
-        </w:tc>
-        <w:tc>
-          <w:tcPr>
-            <w:tcW w:type="dxa" w:w="567"/>
-          </w:tcPr>
-          <w:p/>
-        </w:tc>
-        <w:tc>
-          <w:tcPr>
-            <w:tcW w:type="dxa" w:w="1023"/>
-          </w:tcPr>
-          <w:p/>
-        </w:tc>
-        <w:tc>
-          <w:tcPr>
-            <w:tcW w:type="dxa" w:w="1023"/>
-          </w:tcPr>
-          <w:p/>
-        </w:tc>
-        <w:tc>
-          <w:tcPr>
-            <w:tcW w:type="dxa" w:w="567"/>
+            <w:tcW w:type="dxa" w:w="900"/>
+          </w:tcPr>
+          <w:p/>
+        </w:tc>
+        <w:tc>
+          <w:tcPr>
+            <w:tcW w:type="dxa" w:w="900"/>
+          </w:tcPr>
+          <w:p/>
+        </w:tc>
+        <w:tc>
+          <w:tcPr>
+            <w:tcW w:type="dxa" w:w="2651"/>
+          </w:tcPr>
+          <w:p/>
+        </w:tc>
+        <w:tc>
+          <w:tcPr>
+            <w:tcW w:type="dxa" w:w="2520"/>
+          </w:tcPr>
+          <w:p/>
+        </w:tc>
+        <w:tc>
+          <w:tcPr>
+            <w:tcW w:type="dxa" w:w="1080"/>
+          </w:tcPr>
+          <w:p/>
+        </w:tc>
+        <w:tc>
+          <w:tcPr>
+            <w:tcW w:type="dxa" w:w="1081"/>
+          </w:tcPr>
+          <w:p/>
+        </w:tc>
+        <w:tc>
+          <w:tcPr>
+            <w:tcW w:type="dxa" w:w="900"/>
+          </w:tcPr>
+          <w:p/>
+        </w:tc>
+        <w:tc>
+          <w:tcPr>
+            <w:tcW w:type="dxa" w:w="1734"/>
+          </w:tcPr>
+          <w:p/>
+        </w:tc>
+        <w:tc>
+          <w:tcPr>
+            <w:tcW w:type="dxa" w:w="1734"/>
+          </w:tcPr>
+          <w:p/>
+        </w:tc>
+        <w:tc>
+          <w:tcPr>
+            <w:tcW w:type="dxa" w:w="900"/>
           </w:tcPr>
           <w:p/>
         </w:tc>
@@ -1864,61 +1877,61 @@
       <w:tr>
         <w:tc>
           <w:tcPr>
-            <w:tcW w:type="dxa" w:w="567"/>
-          </w:tcPr>
-          <w:p/>
-        </w:tc>
-        <w:tc>
-          <w:tcPr>
-            <w:tcW w:type="dxa" w:w="567"/>
-          </w:tcPr>
-          <w:p/>
-        </w:tc>
-        <w:tc>
-          <w:tcPr>
-            <w:tcW w:type="dxa" w:w="1572"/>
-          </w:tcPr>
-          <w:p/>
-        </w:tc>
-        <w:tc>
-          <w:tcPr>
-            <w:tcW w:type="dxa" w:w="1494"/>
-          </w:tcPr>
-          <w:p/>
-        </w:tc>
-        <w:tc>
-          <w:tcPr>
-            <w:tcW w:type="dxa" w:w="630"/>
-          </w:tcPr>
-          <w:p/>
-        </w:tc>
-        <w:tc>
-          <w:tcPr>
-            <w:tcW w:type="dxa" w:w="630"/>
-          </w:tcPr>
-          <w:p/>
-        </w:tc>
-        <w:tc>
-          <w:tcPr>
-            <w:tcW w:type="dxa" w:w="567"/>
-          </w:tcPr>
-          <w:p/>
-        </w:tc>
-        <w:tc>
-          <w:tcPr>
-            <w:tcW w:type="dxa" w:w="1023"/>
-          </w:tcPr>
-          <w:p/>
-        </w:tc>
-        <w:tc>
-          <w:tcPr>
-            <w:tcW w:type="dxa" w:w="1023"/>
-          </w:tcPr>
-          <w:p/>
-        </w:tc>
-        <w:tc>
-          <w:tcPr>
-            <w:tcW w:type="dxa" w:w="567"/>
+            <w:tcW w:type="dxa" w:w="900"/>
+          </w:tcPr>
+          <w:p/>
+        </w:tc>
+        <w:tc>
+          <w:tcPr>
+            <w:tcW w:type="dxa" w:w="900"/>
+          </w:tcPr>
+          <w:p/>
+        </w:tc>
+        <w:tc>
+          <w:tcPr>
+            <w:tcW w:type="dxa" w:w="2651"/>
+          </w:tcPr>
+          <w:p/>
+        </w:tc>
+        <w:tc>
+          <w:tcPr>
+            <w:tcW w:type="dxa" w:w="2520"/>
+          </w:tcPr>
+          <w:p/>
+        </w:tc>
+        <w:tc>
+          <w:tcPr>
+            <w:tcW w:type="dxa" w:w="1080"/>
+          </w:tcPr>
+          <w:p/>
+        </w:tc>
+        <w:tc>
+          <w:tcPr>
+            <w:tcW w:type="dxa" w:w="1081"/>
+          </w:tcPr>
+          <w:p/>
+        </w:tc>
+        <w:tc>
+          <w:tcPr>
+            <w:tcW w:type="dxa" w:w="900"/>
+          </w:tcPr>
+          <w:p/>
+        </w:tc>
+        <w:tc>
+          <w:tcPr>
+            <w:tcW w:type="dxa" w:w="1734"/>
+          </w:tcPr>
+          <w:p/>
+        </w:tc>
+        <w:tc>
+          <w:tcPr>
+            <w:tcW w:type="dxa" w:w="1734"/>
+          </w:tcPr>
+          <w:p/>
+        </w:tc>
+        <w:tc>
+          <w:tcPr>
+            <w:tcW w:type="dxa" w:w="900"/>
           </w:tcPr>
           <w:p/>
         </w:tc>
@@ -1926,61 +1939,61 @@
       <w:tr>
         <w:tc>
           <w:tcPr>
-            <w:tcW w:type="dxa" w:w="567"/>
-          </w:tcPr>
-          <w:p/>
-        </w:tc>
-        <w:tc>
-          <w:tcPr>
-            <w:tcW w:type="dxa" w:w="567"/>
-          </w:tcPr>
-          <w:p/>
-        </w:tc>
-        <w:tc>
-          <w:tcPr>
-            <w:tcW w:type="dxa" w:w="1572"/>
-          </w:tcPr>
-          <w:p/>
-        </w:tc>
-        <w:tc>
-          <w:tcPr>
-            <w:tcW w:type="dxa" w:w="1494"/>
-          </w:tcPr>
-          <w:p/>
-        </w:tc>
-        <w:tc>
-          <w:tcPr>
-            <w:tcW w:type="dxa" w:w="630"/>
-          </w:tcPr>
-          <w:p/>
-        </w:tc>
-        <w:tc>
-          <w:tcPr>
-            <w:tcW w:type="dxa" w:w="630"/>
-          </w:tcPr>
-          <w:p/>
-        </w:tc>
-        <w:tc>
-          <w:tcPr>
-            <w:tcW w:type="dxa" w:w="567"/>
-          </w:tcPr>
-          <w:p/>
-        </w:tc>
-        <w:tc>
-          <w:tcPr>
-            <w:tcW w:type="dxa" w:w="1023"/>
-          </w:tcPr>
-          <w:p/>
-        </w:tc>
-        <w:tc>
-          <w:tcPr>
-            <w:tcW w:type="dxa" w:w="1023"/>
-          </w:tcPr>
-          <w:p/>
-        </w:tc>
-        <w:tc>
-          <w:tcPr>
-            <w:tcW w:type="dxa" w:w="567"/>
+            <w:tcW w:type="dxa" w:w="900"/>
+          </w:tcPr>
+          <w:p/>
+        </w:tc>
+        <w:tc>
+          <w:tcPr>
+            <w:tcW w:type="dxa" w:w="900"/>
+          </w:tcPr>
+          <w:p/>
+        </w:tc>
+        <w:tc>
+          <w:tcPr>
+            <w:tcW w:type="dxa" w:w="2651"/>
+          </w:tcPr>
+          <w:p/>
+        </w:tc>
+        <w:tc>
+          <w:tcPr>
+            <w:tcW w:type="dxa" w:w="2520"/>
+          </w:tcPr>
+          <w:p/>
+        </w:tc>
+        <w:tc>
+          <w:tcPr>
+            <w:tcW w:type="dxa" w:w="1080"/>
+          </w:tcPr>
+          <w:p/>
+        </w:tc>
+        <w:tc>
+          <w:tcPr>
+            <w:tcW w:type="dxa" w:w="1081"/>
+          </w:tcPr>
+          <w:p/>
+        </w:tc>
+        <w:tc>
+          <w:tcPr>
+            <w:tcW w:type="dxa" w:w="900"/>
+          </w:tcPr>
+          <w:p/>
+        </w:tc>
+        <w:tc>
+          <w:tcPr>
+            <w:tcW w:type="dxa" w:w="1734"/>
+          </w:tcPr>
+          <w:p/>
+        </w:tc>
+        <w:tc>
+          <w:tcPr>
+            <w:tcW w:type="dxa" w:w="1734"/>
+          </w:tcPr>
+          <w:p/>
+        </w:tc>
+        <w:tc>
+          <w:tcPr>
+            <w:tcW w:type="dxa" w:w="900"/>
           </w:tcPr>
           <w:p/>
         </w:tc>
@@ -1988,7 +2001,7 @@
       <w:tr>
         <w:tc>
           <w:tcPr>
-            <w:tcW w:type="dxa" w:w="567"/>
+            <w:tcW w:type="dxa" w:w="900"/>
           </w:tcPr>
           <w:p>
             <w:r>
@@ -2001,7 +2014,7 @@
         </w:tc>
         <w:tc>
           <w:tcPr>
-            <w:tcW w:type="dxa" w:w="567"/>
+            <w:tcW w:type="dxa" w:w="900"/>
           </w:tcPr>
           <w:p>
             <w:r>
@@ -2014,7 +2027,7 @@
         </w:tc>
         <w:tc>
           <w:tcPr>
-            <w:tcW w:type="dxa" w:w="1572"/>
+            <w:tcW w:type="dxa" w:w="2651"/>
           </w:tcPr>
           <w:p>
             <w:r>
@@ -2027,7 +2040,7 @@
         </w:tc>
         <w:tc>
           <w:tcPr>
-            <w:tcW w:type="dxa" w:w="1494"/>
+            <w:tcW w:type="dxa" w:w="2520"/>
           </w:tcPr>
           <w:p>
             <w:r>
@@ -2040,7 +2053,7 @@
         </w:tc>
         <w:tc>
           <w:tcPr>
-            <w:tcW w:type="dxa" w:w="630"/>
+            <w:tcW w:type="dxa" w:w="1080"/>
           </w:tcPr>
           <w:p>
             <w:r>
@@ -2053,7 +2066,7 @@
         </w:tc>
         <w:tc>
           <w:tcPr>
-            <w:tcW w:type="dxa" w:w="630"/>
+            <w:tcW w:type="dxa" w:w="1081"/>
           </w:tcPr>
           <w:p>
             <w:r>
@@ -2066,7 +2079,7 @@
         </w:tc>
         <w:tc>
           <w:tcPr>
-            <w:tcW w:type="dxa" w:w="567"/>
+            <w:tcW w:type="dxa" w:w="900"/>
           </w:tcPr>
           <w:p>
             <w:r>
@@ -2079,7 +2092,7 @@
         </w:tc>
         <w:tc>
           <w:tcPr>
-            <w:tcW w:type="dxa" w:w="1023"/>
+            <w:tcW w:type="dxa" w:w="1734"/>
           </w:tcPr>
           <w:p>
             <w:r>
@@ -2092,7 +2105,7 @@
         </w:tc>
         <w:tc>
           <w:tcPr>
-            <w:tcW w:type="dxa" w:w="1023"/>
+            <w:tcW w:type="dxa" w:w="1734"/>
           </w:tcPr>
           <w:p>
             <w:r>
@@ -2105,7 +2118,7 @@
         </w:tc>
         <w:tc>
           <w:tcPr>
-            <w:tcW w:type="dxa" w:w="567"/>
+            <w:tcW w:type="dxa" w:w="900"/>
           </w:tcPr>
           <w:p>
             <w:r>
@@ -2118,6 +2131,19 @@
         </w:tc>
       </w:tr>
     </w:tbl>
+    <w:p>
+      <w:pPr>
+        <w:spacing w:before="0" w:after="0" w:line="20" w:lineRule="exact"/>
+        <w:rPr>
+          <w:sz w:val="2"/>
+          <w:szCs w:val="2"/>
+        </w:rPr>
+        <w:sectPr>
+          <w:pgSz w:w="15840" w:h="12240" w:orient="landscape"/>
+          <w:pgMar w:top="1440" w:right="720" w:bottom="1440" w:left="720"/>
+        </w:sectPr>
+      </w:pPr>
+    </w:p>
     <w:p/>
     <w:p>
       <w:pPr>
@@ -4496,9 +4522,22 @@
         <w:t xml:space="preserve">:</w:t>
       </w:r>
     </w:p>
+    <w:p>
+      <w:pPr>
+        <w:spacing w:before="0" w:after="0" w:line="20" w:lineRule="exact"/>
+        <w:rPr>
+          <w:sz w:val="2"/>
+          <w:szCs w:val="2"/>
+        </w:rPr>
+        <w:sectPr>
+          <w:pgSz w:w="12240" w:h="15840"/>
+          <w:pgMar w:top="1440" w:right="1800" w:bottom="1440" w:left="1800"/>
+        </w:sectPr>
+      </w:pPr>
+    </w:p>
     <w:tbl xmlns:ns6="urn:orca:p1a-temp" xmlns:ns7="urn:orca:p1b-temp">
       <w:tblPr>
-        <w:tblW w:type="auto" w:w="0"/>
+        <w:tblW w:type="dxa" w:w="14400"/>
         <w:tblLook w:firstColumn="1" w:firstRow="1" w:lastColumn="0" w:lastRow="0" w:noHBand="0" w:noVBand="1" w:val="04A0"/>
         <w:tblBorders>
           <w:top w:val="single" w:sz="4" w:color="000000"/>
@@ -4510,21 +4549,21 @@
         </w:tblBorders>
       </w:tblPr>
       <w:tblGrid>
-        <w:gridCol w:w="567"/>
-        <w:gridCol w:w="567"/>
-        <w:gridCol w:w="1572"/>
-        <w:gridCol w:w="1494"/>
-        <w:gridCol w:w="630"/>
-        <w:gridCol w:w="630"/>
-        <w:gridCol w:w="567"/>
-        <w:gridCol w:w="1023"/>
-        <w:gridCol w:w="1023"/>
-        <w:gridCol w:w="567"/>
+        <w:gridCol w:w="900"/>
+        <w:gridCol w:w="900"/>
+        <w:gridCol w:w="2651"/>
+        <w:gridCol w:w="2520"/>
+        <w:gridCol w:w="1080"/>
+        <w:gridCol w:w="1081"/>
+        <w:gridCol w:w="900"/>
+        <w:gridCol w:w="1734"/>
+        <w:gridCol w:w="1734"/>
+        <w:gridCol w:w="900"/>
       </w:tblGrid>
       <w:tr>
         <w:tc>
           <w:tcPr>
-            <w:tcW w:type="dxa" w:w="567"/>
+            <w:tcW w:type="dxa" w:w="900"/>
           </w:tcPr>
           <w:p>
             <w:r>
@@ -4537,7 +4576,7 @@
         </w:tc>
         <w:tc>
           <w:tcPr>
-            <w:tcW w:type="dxa" w:w="567"/>
+            <w:tcW w:type="dxa" w:w="900"/>
           </w:tcPr>
           <w:p>
             <w:r>
@@ -4550,7 +4589,7 @@
         </w:tc>
         <w:tc>
           <w:tcPr>
-            <w:tcW w:type="dxa" w:w="1572"/>
+            <w:tcW w:type="dxa" w:w="2651"/>
           </w:tcPr>
           <w:p>
             <w:r>
@@ -4563,7 +4602,7 @@
         </w:tc>
         <w:tc>
           <w:tcPr>
-            <w:tcW w:type="dxa" w:w="1494"/>
+            <w:tcW w:type="dxa" w:w="2520"/>
           </w:tcPr>
           <w:p>
             <w:r>
@@ -4576,7 +4615,7 @@
         </w:tc>
         <w:tc>
           <w:tcPr>
-            <w:tcW w:type="dxa" w:w="630"/>
+            <w:tcW w:type="dxa" w:w="1080"/>
           </w:tcPr>
           <w:p>
             <w:r>
@@ -4589,7 +4628,7 @@
         </w:tc>
         <w:tc>
           <w:tcPr>
-            <w:tcW w:type="dxa" w:w="630"/>
+            <w:tcW w:type="dxa" w:w="1081"/>
           </w:tcPr>
           <w:p>
             <w:r>
@@ -4602,7 +4641,7 @@
         </w:tc>
         <w:tc>
           <w:tcPr>
-            <w:tcW w:type="dxa" w:w="567"/>
+            <w:tcW w:type="dxa" w:w="900"/>
           </w:tcPr>
           <w:p>
             <w:r>
@@ -4615,7 +4654,7 @@
         </w:tc>
         <w:tc>
           <w:tcPr>
-            <w:tcW w:type="dxa" w:w="1023"/>
+            <w:tcW w:type="dxa" w:w="1734"/>
           </w:tcPr>
           <w:p>
             <w:r>
@@ -4628,7 +4667,7 @@
         </w:tc>
         <w:tc>
           <w:tcPr>
-            <w:tcW w:type="dxa" w:w="1023"/>
+            <w:tcW w:type="dxa" w:w="1734"/>
           </w:tcPr>
           <w:p>
             <w:r>
@@ -4641,7 +4680,7 @@
         </w:tc>
         <w:tc>
           <w:tcPr>
-            <w:tcW w:type="dxa" w:w="567"/>
+            <w:tcW w:type="dxa" w:w="900"/>
           </w:tcPr>
           <w:p>
             <w:r>
@@ -4656,61 +4695,61 @@
       <w:tr>
         <w:tc>
           <w:tcPr>
-            <w:tcW w:type="dxa" w:w="567"/>
-          </w:tcPr>
-          <w:p/>
-        </w:tc>
-        <w:tc>
-          <w:tcPr>
-            <w:tcW w:type="dxa" w:w="567"/>
-          </w:tcPr>
-          <w:p/>
-        </w:tc>
-        <w:tc>
-          <w:tcPr>
-            <w:tcW w:type="dxa" w:w="1572"/>
-          </w:tcPr>
-          <w:p/>
-        </w:tc>
-        <w:tc>
-          <w:tcPr>
-            <w:tcW w:type="dxa" w:w="1494"/>
-          </w:tcPr>
-          <w:p/>
-        </w:tc>
-        <w:tc>
-          <w:tcPr>
-            <w:tcW w:type="dxa" w:w="630"/>
-          </w:tcPr>
-          <w:p/>
-        </w:tc>
-        <w:tc>
-          <w:tcPr>
-            <w:tcW w:type="dxa" w:w="630"/>
-          </w:tcPr>
-          <w:p/>
-        </w:tc>
-        <w:tc>
-          <w:tcPr>
-            <w:tcW w:type="dxa" w:w="567"/>
-          </w:tcPr>
-          <w:p/>
-        </w:tc>
-        <w:tc>
-          <w:tcPr>
-            <w:tcW w:type="dxa" w:w="1023"/>
-          </w:tcPr>
-          <w:p/>
-        </w:tc>
-        <w:tc>
-          <w:tcPr>
-            <w:tcW w:type="dxa" w:w="1023"/>
-          </w:tcPr>
-          <w:p/>
-        </w:tc>
-        <w:tc>
-          <w:tcPr>
-            <w:tcW w:type="dxa" w:w="567"/>
+            <w:tcW w:type="dxa" w:w="900"/>
+          </w:tcPr>
+          <w:p/>
+        </w:tc>
+        <w:tc>
+          <w:tcPr>
+            <w:tcW w:type="dxa" w:w="900"/>
+          </w:tcPr>
+          <w:p/>
+        </w:tc>
+        <w:tc>
+          <w:tcPr>
+            <w:tcW w:type="dxa" w:w="2651"/>
+          </w:tcPr>
+          <w:p/>
+        </w:tc>
+        <w:tc>
+          <w:tcPr>
+            <w:tcW w:type="dxa" w:w="2520"/>
+          </w:tcPr>
+          <w:p/>
+        </w:tc>
+        <w:tc>
+          <w:tcPr>
+            <w:tcW w:type="dxa" w:w="1080"/>
+          </w:tcPr>
+          <w:p/>
+        </w:tc>
+        <w:tc>
+          <w:tcPr>
+            <w:tcW w:type="dxa" w:w="1081"/>
+          </w:tcPr>
+          <w:p/>
+        </w:tc>
+        <w:tc>
+          <w:tcPr>
+            <w:tcW w:type="dxa" w:w="900"/>
+          </w:tcPr>
+          <w:p/>
+        </w:tc>
+        <w:tc>
+          <w:tcPr>
+            <w:tcW w:type="dxa" w:w="1734"/>
+          </w:tcPr>
+          <w:p/>
+        </w:tc>
+        <w:tc>
+          <w:tcPr>
+            <w:tcW w:type="dxa" w:w="1734"/>
+          </w:tcPr>
+          <w:p/>
+        </w:tc>
+        <w:tc>
+          <w:tcPr>
+            <w:tcW w:type="dxa" w:w="900"/>
           </w:tcPr>
           <w:p/>
         </w:tc>
@@ -4718,61 +4757,61 @@
       <w:tr>
         <w:tc>
           <w:tcPr>
-            <w:tcW w:type="dxa" w:w="567"/>
-          </w:tcPr>
-          <w:p/>
-        </w:tc>
-        <w:tc>
-          <w:tcPr>
-            <w:tcW w:type="dxa" w:w="567"/>
-          </w:tcPr>
-          <w:p/>
-        </w:tc>
-        <w:tc>
-          <w:tcPr>
-            <w:tcW w:type="dxa" w:w="1572"/>
-          </w:tcPr>
-          <w:p/>
-        </w:tc>
-        <w:tc>
-          <w:tcPr>
-            <w:tcW w:type="dxa" w:w="1494"/>
-          </w:tcPr>
-          <w:p/>
-        </w:tc>
-        <w:tc>
-          <w:tcPr>
-            <w:tcW w:type="dxa" w:w="630"/>
-          </w:tcPr>
-          <w:p/>
-        </w:tc>
-        <w:tc>
-          <w:tcPr>
-            <w:tcW w:type="dxa" w:w="630"/>
-          </w:tcPr>
-          <w:p/>
-        </w:tc>
-        <w:tc>
-          <w:tcPr>
-            <w:tcW w:type="dxa" w:w="567"/>
-          </w:tcPr>
-          <w:p/>
-        </w:tc>
-        <w:tc>
-          <w:tcPr>
-            <w:tcW w:type="dxa" w:w="1023"/>
-          </w:tcPr>
-          <w:p/>
-        </w:tc>
-        <w:tc>
-          <w:tcPr>
-            <w:tcW w:type="dxa" w:w="1023"/>
-          </w:tcPr>
-          <w:p/>
-        </w:tc>
-        <w:tc>
-          <w:tcPr>
-            <w:tcW w:type="dxa" w:w="567"/>
+            <w:tcW w:type="dxa" w:w="900"/>
+          </w:tcPr>
+          <w:p/>
+        </w:tc>
+        <w:tc>
+          <w:tcPr>
+            <w:tcW w:type="dxa" w:w="900"/>
+          </w:tcPr>
+          <w:p/>
+        </w:tc>
+        <w:tc>
+          <w:tcPr>
+            <w:tcW w:type="dxa" w:w="2651"/>
+          </w:tcPr>
+          <w:p/>
+        </w:tc>
+        <w:tc>
+          <w:tcPr>
+            <w:tcW w:type="dxa" w:w="2520"/>
+          </w:tcPr>
+          <w:p/>
+        </w:tc>
+        <w:tc>
+          <w:tcPr>
+            <w:tcW w:type="dxa" w:w="1080"/>
+          </w:tcPr>
+          <w:p/>
+        </w:tc>
+        <w:tc>
+          <w:tcPr>
+            <w:tcW w:type="dxa" w:w="1081"/>
+          </w:tcPr>
+          <w:p/>
+        </w:tc>
+        <w:tc>
+          <w:tcPr>
+            <w:tcW w:type="dxa" w:w="900"/>
+          </w:tcPr>
+          <w:p/>
+        </w:tc>
+        <w:tc>
+          <w:tcPr>
+            <w:tcW w:type="dxa" w:w="1734"/>
+          </w:tcPr>
+          <w:p/>
+        </w:tc>
+        <w:tc>
+          <w:tcPr>
+            <w:tcW w:type="dxa" w:w="1734"/>
+          </w:tcPr>
+          <w:p/>
+        </w:tc>
+        <w:tc>
+          <w:tcPr>
+            <w:tcW w:type="dxa" w:w="900"/>
           </w:tcPr>
           <w:p/>
         </w:tc>
@@ -4780,61 +4819,61 @@
       <w:tr>
         <w:tc>
           <w:tcPr>
-            <w:tcW w:type="dxa" w:w="567"/>
-          </w:tcPr>
-          <w:p/>
-        </w:tc>
-        <w:tc>
-          <w:tcPr>
-            <w:tcW w:type="dxa" w:w="567"/>
-          </w:tcPr>
-          <w:p/>
-        </w:tc>
-        <w:tc>
-          <w:tcPr>
-            <w:tcW w:type="dxa" w:w="1572"/>
-          </w:tcPr>
-          <w:p/>
-        </w:tc>
-        <w:tc>
-          <w:tcPr>
-            <w:tcW w:type="dxa" w:w="1494"/>
-          </w:tcPr>
-          <w:p/>
-        </w:tc>
-        <w:tc>
-          <w:tcPr>
-            <w:tcW w:type="dxa" w:w="630"/>
-          </w:tcPr>
-          <w:p/>
-        </w:tc>
-        <w:tc>
-          <w:tcPr>
-            <w:tcW w:type="dxa" w:w="630"/>
-          </w:tcPr>
-          <w:p/>
-        </w:tc>
-        <w:tc>
-          <w:tcPr>
-            <w:tcW w:type="dxa" w:w="567"/>
-          </w:tcPr>
-          <w:p/>
-        </w:tc>
-        <w:tc>
-          <w:tcPr>
-            <w:tcW w:type="dxa" w:w="1023"/>
-          </w:tcPr>
-          <w:p/>
-        </w:tc>
-        <w:tc>
-          <w:tcPr>
-            <w:tcW w:type="dxa" w:w="1023"/>
-          </w:tcPr>
-          <w:p/>
-        </w:tc>
-        <w:tc>
-          <w:tcPr>
-            <w:tcW w:type="dxa" w:w="567"/>
+            <w:tcW w:type="dxa" w:w="900"/>
+          </w:tcPr>
+          <w:p/>
+        </w:tc>
+        <w:tc>
+          <w:tcPr>
+            <w:tcW w:type="dxa" w:w="900"/>
+          </w:tcPr>
+          <w:p/>
+        </w:tc>
+        <w:tc>
+          <w:tcPr>
+            <w:tcW w:type="dxa" w:w="2651"/>
+          </w:tcPr>
+          <w:p/>
+        </w:tc>
+        <w:tc>
+          <w:tcPr>
+            <w:tcW w:type="dxa" w:w="2520"/>
+          </w:tcPr>
+          <w:p/>
+        </w:tc>
+        <w:tc>
+          <w:tcPr>
+            <w:tcW w:type="dxa" w:w="1080"/>
+          </w:tcPr>
+          <w:p/>
+        </w:tc>
+        <w:tc>
+          <w:tcPr>
+            <w:tcW w:type="dxa" w:w="1081"/>
+          </w:tcPr>
+          <w:p/>
+        </w:tc>
+        <w:tc>
+          <w:tcPr>
+            <w:tcW w:type="dxa" w:w="900"/>
+          </w:tcPr>
+          <w:p/>
+        </w:tc>
+        <w:tc>
+          <w:tcPr>
+            <w:tcW w:type="dxa" w:w="1734"/>
+          </w:tcPr>
+          <w:p/>
+        </w:tc>
+        <w:tc>
+          <w:tcPr>
+            <w:tcW w:type="dxa" w:w="1734"/>
+          </w:tcPr>
+          <w:p/>
+        </w:tc>
+        <w:tc>
+          <w:tcPr>
+            <w:tcW w:type="dxa" w:w="900"/>
           </w:tcPr>
           <w:p/>
         </w:tc>
@@ -4842,61 +4881,61 @@
       <w:tr>
         <w:tc>
           <w:tcPr>
-            <w:tcW w:type="dxa" w:w="567"/>
-          </w:tcPr>
-          <w:p/>
-        </w:tc>
-        <w:tc>
-          <w:tcPr>
-            <w:tcW w:type="dxa" w:w="567"/>
-          </w:tcPr>
-          <w:p/>
-        </w:tc>
-        <w:tc>
-          <w:tcPr>
-            <w:tcW w:type="dxa" w:w="1572"/>
-          </w:tcPr>
-          <w:p/>
-        </w:tc>
-        <w:tc>
-          <w:tcPr>
-            <w:tcW w:type="dxa" w:w="1494"/>
-          </w:tcPr>
-          <w:p/>
-        </w:tc>
-        <w:tc>
-          <w:tcPr>
-            <w:tcW w:type="dxa" w:w="630"/>
-          </w:tcPr>
-          <w:p/>
-        </w:tc>
-        <w:tc>
-          <w:tcPr>
-            <w:tcW w:type="dxa" w:w="630"/>
-          </w:tcPr>
-          <w:p/>
-        </w:tc>
-        <w:tc>
-          <w:tcPr>
-            <w:tcW w:type="dxa" w:w="567"/>
-          </w:tcPr>
-          <w:p/>
-        </w:tc>
-        <w:tc>
-          <w:tcPr>
-            <w:tcW w:type="dxa" w:w="1023"/>
-          </w:tcPr>
-          <w:p/>
-        </w:tc>
-        <w:tc>
-          <w:tcPr>
-            <w:tcW w:type="dxa" w:w="1023"/>
-          </w:tcPr>
-          <w:p/>
-        </w:tc>
-        <w:tc>
-          <w:tcPr>
-            <w:tcW w:type="dxa" w:w="567"/>
+            <w:tcW w:type="dxa" w:w="900"/>
+          </w:tcPr>
+          <w:p/>
+        </w:tc>
+        <w:tc>
+          <w:tcPr>
+            <w:tcW w:type="dxa" w:w="900"/>
+          </w:tcPr>
+          <w:p/>
+        </w:tc>
+        <w:tc>
+          <w:tcPr>
+            <w:tcW w:type="dxa" w:w="2651"/>
+          </w:tcPr>
+          <w:p/>
+        </w:tc>
+        <w:tc>
+          <w:tcPr>
+            <w:tcW w:type="dxa" w:w="2520"/>
+          </w:tcPr>
+          <w:p/>
+        </w:tc>
+        <w:tc>
+          <w:tcPr>
+            <w:tcW w:type="dxa" w:w="1080"/>
+          </w:tcPr>
+          <w:p/>
+        </w:tc>
+        <w:tc>
+          <w:tcPr>
+            <w:tcW w:type="dxa" w:w="1081"/>
+          </w:tcPr>
+          <w:p/>
+        </w:tc>
+        <w:tc>
+          <w:tcPr>
+            <w:tcW w:type="dxa" w:w="900"/>
+          </w:tcPr>
+          <w:p/>
+        </w:tc>
+        <w:tc>
+          <w:tcPr>
+            <w:tcW w:type="dxa" w:w="1734"/>
+          </w:tcPr>
+          <w:p/>
+        </w:tc>
+        <w:tc>
+          <w:tcPr>
+            <w:tcW w:type="dxa" w:w="1734"/>
+          </w:tcPr>
+          <w:p/>
+        </w:tc>
+        <w:tc>
+          <w:tcPr>
+            <w:tcW w:type="dxa" w:w="900"/>
           </w:tcPr>
           <w:p/>
         </w:tc>
@@ -4904,61 +4943,61 @@
       <w:tr>
         <w:tc>
           <w:tcPr>
-            <w:tcW w:type="dxa" w:w="567"/>
-          </w:tcPr>
-          <w:p/>
-        </w:tc>
-        <w:tc>
-          <w:tcPr>
-            <w:tcW w:type="dxa" w:w="567"/>
-          </w:tcPr>
-          <w:p/>
-        </w:tc>
-        <w:tc>
-          <w:tcPr>
-            <w:tcW w:type="dxa" w:w="1572"/>
-          </w:tcPr>
-          <w:p/>
-        </w:tc>
-        <w:tc>
-          <w:tcPr>
-            <w:tcW w:type="dxa" w:w="1494"/>
-          </w:tcPr>
-          <w:p/>
-        </w:tc>
-        <w:tc>
-          <w:tcPr>
-            <w:tcW w:type="dxa" w:w="630"/>
-          </w:tcPr>
-          <w:p/>
-        </w:tc>
-        <w:tc>
-          <w:tcPr>
-            <w:tcW w:type="dxa" w:w="630"/>
-          </w:tcPr>
-          <w:p/>
-        </w:tc>
-        <w:tc>
-          <w:tcPr>
-            <w:tcW w:type="dxa" w:w="567"/>
-          </w:tcPr>
-          <w:p/>
-        </w:tc>
-        <w:tc>
-          <w:tcPr>
-            <w:tcW w:type="dxa" w:w="1023"/>
-          </w:tcPr>
-          <w:p/>
-        </w:tc>
-        <w:tc>
-          <w:tcPr>
-            <w:tcW w:type="dxa" w:w="1023"/>
-          </w:tcPr>
-          <w:p/>
-        </w:tc>
-        <w:tc>
-          <w:tcPr>
-            <w:tcW w:type="dxa" w:w="567"/>
+            <w:tcW w:type="dxa" w:w="900"/>
+          </w:tcPr>
+          <w:p/>
+        </w:tc>
+        <w:tc>
+          <w:tcPr>
+            <w:tcW w:type="dxa" w:w="900"/>
+          </w:tcPr>
+          <w:p/>
+        </w:tc>
+        <w:tc>
+          <w:tcPr>
+            <w:tcW w:type="dxa" w:w="2651"/>
+          </w:tcPr>
+          <w:p/>
+        </w:tc>
+        <w:tc>
+          <w:tcPr>
+            <w:tcW w:type="dxa" w:w="2520"/>
+          </w:tcPr>
+          <w:p/>
+        </w:tc>
+        <w:tc>
+          <w:tcPr>
+            <w:tcW w:type="dxa" w:w="1080"/>
+          </w:tcPr>
+          <w:p/>
+        </w:tc>
+        <w:tc>
+          <w:tcPr>
+            <w:tcW w:type="dxa" w:w="1081"/>
+          </w:tcPr>
+          <w:p/>
+        </w:tc>
+        <w:tc>
+          <w:tcPr>
+            <w:tcW w:type="dxa" w:w="900"/>
+          </w:tcPr>
+          <w:p/>
+        </w:tc>
+        <w:tc>
+          <w:tcPr>
+            <w:tcW w:type="dxa" w:w="1734"/>
+          </w:tcPr>
+          <w:p/>
+        </w:tc>
+        <w:tc>
+          <w:tcPr>
+            <w:tcW w:type="dxa" w:w="1734"/>
+          </w:tcPr>
+          <w:p/>
+        </w:tc>
+        <w:tc>
+          <w:tcPr>
+            <w:tcW w:type="dxa" w:w="900"/>
           </w:tcPr>
           <w:p/>
         </w:tc>
@@ -4966,7 +5005,7 @@
       <w:tr>
         <w:tc>
           <w:tcPr>
-            <w:tcW w:type="dxa" w:w="567"/>
+            <w:tcW w:type="dxa" w:w="900"/>
           </w:tcPr>
           <w:p>
             <w:r>
@@ -4979,7 +5018,7 @@
         </w:tc>
         <w:tc>
           <w:tcPr>
-            <w:tcW w:type="dxa" w:w="567"/>
+            <w:tcW w:type="dxa" w:w="900"/>
           </w:tcPr>
           <w:p>
             <w:r>
@@ -4992,7 +5031,7 @@
         </w:tc>
         <w:tc>
           <w:tcPr>
-            <w:tcW w:type="dxa" w:w="1572"/>
+            <w:tcW w:type="dxa" w:w="2651"/>
           </w:tcPr>
           <w:p>
             <w:r>
@@ -5005,7 +5044,7 @@
         </w:tc>
         <w:tc>
           <w:tcPr>
-            <w:tcW w:type="dxa" w:w="1494"/>
+            <w:tcW w:type="dxa" w:w="2520"/>
           </w:tcPr>
           <w:p>
             <w:r>
@@ -5018,7 +5057,7 @@
         </w:tc>
         <w:tc>
           <w:tcPr>
-            <w:tcW w:type="dxa" w:w="630"/>
+            <w:tcW w:type="dxa" w:w="1080"/>
           </w:tcPr>
           <w:p>
             <w:r>
@@ -5031,7 +5070,7 @@
         </w:tc>
         <w:tc>
           <w:tcPr>
-            <w:tcW w:type="dxa" w:w="630"/>
+            <w:tcW w:type="dxa" w:w="1081"/>
           </w:tcPr>
           <w:p>
             <w:r>
@@ -5044,7 +5083,7 @@
         </w:tc>
         <w:tc>
           <w:tcPr>
-            <w:tcW w:type="dxa" w:w="567"/>
+            <w:tcW w:type="dxa" w:w="900"/>
           </w:tcPr>
           <w:p>
             <w:r>
@@ -5057,7 +5096,7 @@
         </w:tc>
         <w:tc>
           <w:tcPr>
-            <w:tcW w:type="dxa" w:w="1023"/>
+            <w:tcW w:type="dxa" w:w="1734"/>
           </w:tcPr>
           <w:p>
             <w:r>
@@ -5070,7 +5109,7 @@
         </w:tc>
         <w:tc>
           <w:tcPr>
-            <w:tcW w:type="dxa" w:w="1023"/>
+            <w:tcW w:type="dxa" w:w="1734"/>
           </w:tcPr>
           <w:p>
             <w:r>
@@ -5083,7 +5122,7 @@
         </w:tc>
         <w:tc>
           <w:tcPr>
-            <w:tcW w:type="dxa" w:w="567"/>
+            <w:tcW w:type="dxa" w:w="900"/>
           </w:tcPr>
           <w:p>
             <w:r>
@@ -5096,6 +5135,19 @@
         </w:tc>
       </w:tr>
     </w:tbl>
+    <w:p>
+      <w:pPr>
+        <w:spacing w:before="0" w:after="0" w:line="20" w:lineRule="exact"/>
+        <w:rPr>
+          <w:sz w:val="2"/>
+          <w:szCs w:val="2"/>
+        </w:rPr>
+        <w:sectPr>
+          <w:pgSz w:w="15840" w:h="12240" w:orient="landscape"/>
+          <w:pgMar w:top="1440" w:right="720" w:bottom="1440" w:left="720"/>
+        </w:sectPr>
+      </w:pPr>
+    </w:p>
     <w:p/>
     <w:p>
       <w:pPr>

--- a/app/templates/PLII_M02.docx
+++ b/app/templates/PLII_M02.docx
@@ -1476,52 +1476,9 @@
     </w:p>
     <w:p>
       <w:pPr>
-        <w:jc w:val="center"/>
-        <w:spacing w:before="120"/>
-      </w:pPr>
-      <w:r>
-        <w:rPr>
-          <w:rFonts w:ascii="Arial" w:hAnsi="Arial" w:cs="Arial"/>
-          <w:sz w:val="24"/>
-          <w:sz-cs w:val="24"/>
-        </w:rPr>
-        <w:t xml:space="preserve">ĐĂNG KÝ THAY ĐỔI THÀNH VIÊN HỘ GIA ĐÌNH ĐĂNG KÝ HỘ KINH DOANH</w:t>
-      </w:r>
-    </w:p>
-    <w:p>
-      <w:pPr>
-        <w:spacing w:before="120"/>
-      </w:pPr>
-      <w:r>
-        <w:rPr>
-          <w:rFonts w:ascii="Arial" w:hAnsi="Arial" w:cs="Arial"/>
-          <w:sz w:val="24"/>
-          <w:sz-cs w:val="24"/>
-        </w:rPr>
-        <w:t xml:space="preserve">Danh sách các thành viên hộ gia đình đăng ký hộ kinh doanh sau khi thay đổi</w:t>
-      </w:r>
-      <w:r>
-        <w:rPr>
-          <w:rFonts w:ascii="Arial" w:hAnsi="Arial" w:cs="Arial"/>
-          <w:sz w:val="24"/>
-          <w:sz-cs w:val="24"/>
-          <w:vertAlign w:val="superscript"/>
-        </w:rPr>
-        <w:t xml:space="preserve">2</w:t>
-      </w:r>
-      <w:r>
-        <w:rPr>
-          <w:rFonts w:ascii="Arial" w:hAnsi="Arial" w:cs="Arial"/>
-          <w:sz w:val="24"/>
-          <w:sz-cs w:val="24"/>
-        </w:rPr>
-        <w:t xml:space="preserve">:</w:t>
-      </w:r>
-    </w:p>
-    <w:p>
-      <w:pPr>
         <w:spacing w:before="0" w:after="0" w:line="20" w:lineRule="exact"/>
         <w:rPr>
+          <w:vanish/>
           <w:sz w:val="2"/>
           <w:szCs w:val="2"/>
         </w:rPr>
@@ -1530,6 +1487,50 @@
           <w:pgMar w:top="1440" w:right="1800" w:bottom="1440" w:left="1800"/>
         </w:sectPr>
       </w:pPr>
+    </w:p>
+    <w:p>
+      <w:pPr>
+        <w:jc w:val="center"/>
+        <w:spacing w:before="120"/>
+      </w:pPr>
+      <w:r>
+        <w:rPr>
+          <w:rFonts w:ascii="Arial" w:hAnsi="Arial" w:cs="Arial"/>
+          <w:sz w:val="24"/>
+          <w:sz-cs w:val="24"/>
+        </w:rPr>
+        <w:t xml:space="preserve">ĐĂNG KÝ THAY ĐỔI THÀNH VIÊN HỘ GIA ĐÌNH ĐĂNG KÝ HỘ KINH DOANH</w:t>
+      </w:r>
+    </w:p>
+    <w:p>
+      <w:pPr>
+        <w:spacing w:before="120"/>
+      </w:pPr>
+      <w:r>
+        <w:rPr>
+          <w:rFonts w:ascii="Arial" w:hAnsi="Arial" w:cs="Arial"/>
+          <w:sz w:val="24"/>
+          <w:sz-cs w:val="24"/>
+        </w:rPr>
+        <w:t xml:space="preserve">Danh sách các thành viên hộ gia đình đăng ký hộ kinh doanh sau khi thay đổi</w:t>
+      </w:r>
+      <w:r>
+        <w:rPr>
+          <w:rFonts w:ascii="Arial" w:hAnsi="Arial" w:cs="Arial"/>
+          <w:sz w:val="24"/>
+          <w:sz-cs w:val="24"/>
+          <w:vertAlign w:val="superscript"/>
+        </w:rPr>
+        <w:t xml:space="preserve">2</w:t>
+      </w:r>
+      <w:r>
+        <w:rPr>
+          <w:rFonts w:ascii="Arial" w:hAnsi="Arial" w:cs="Arial"/>
+          <w:sz w:val="24"/>
+          <w:sz-cs w:val="24"/>
+        </w:rPr>
+        <w:t xml:space="preserve">:</w:t>
+      </w:r>
     </w:p>
     <w:tbl xmlns:ns0="urn:orca:p1a-temp" xmlns:ns1="urn:orca:p1b-temp">
       <w:tblPr>
@@ -2135,6 +2136,7 @@
       <w:pPr>
         <w:spacing w:before="0" w:after="0" w:line="20" w:lineRule="exact"/>
         <w:rPr>
+          <w:vanish/>
           <w:sz w:val="2"/>
           <w:szCs w:val="2"/>
         </w:rPr>
@@ -4425,107 +4427,9 @@
     </w:p>
     <w:p>
       <w:pPr>
-        <w:spacing w:before="120"/>
-      </w:pPr>
-      <w:r>
-        <w:rPr>
-          <w:rFonts w:ascii="Arial" w:hAnsi="Arial" w:cs="Arial"/>
-          <w:sz w:val="24"/>
-          <w:sz-cs w:val="24"/>
-          <w:b/>
-        </w:rPr>
-        <w:t xml:space="preserve">6. Chủ thể thành lập hộ kinh doanh </w:t>
-      </w:r>
-      <w:r>
-        <w:rPr>
-          <w:rFonts w:ascii="Arial" w:hAnsi="Arial" w:cs="Arial"/>
-          <w:sz w:val="24"/>
-          <w:sz-cs w:val="24"/>
-          <w:i/>
-        </w:rPr>
-        <w:t xml:space="preserve">(đánh dấu X vào ô thích hợp)</w:t>
-      </w:r>
-      <w:r>
-        <w:rPr>
-          <w:rFonts w:ascii="Arial" w:hAnsi="Arial" w:cs="Arial"/>
-          <w:sz w:val="24"/>
-          <w:sz-cs w:val="24"/>
-        </w:rPr>
-        <w:t xml:space="preserve">:</w:t>
-      </w:r>
-      <w:r>
-        <w:rPr>
-          <w:rFonts w:ascii="Arial" w:hAnsi="Arial" w:cs="Arial"/>
-          <w:sz w:val="24"/>
-          <w:sz-cs w:val="24"/>
-          <w:b/>
-        </w:rPr>
-        <w:t xml:space="preserve"/>
-      </w:r>
-    </w:p>
-    <w:p>
-      <w:pPr>
-        <w:spacing w:before="120"/>
-      </w:pPr>
-      <w:r>
-        <w:rPr>
-          <w:rFonts w:ascii="Arial" w:hAnsi="Arial" w:cs="Arial"/>
-          <w:sz w:val="24"/>
-          <w:sz-cs w:val="24"/>
-        </w:rPr>
-        <w:t xml:space="preserve">{chk_ct_ca_nhan} Cá nhân </w:t>
-      </w:r>
-    </w:p>
-    <w:p>
-      <w:pPr>
-        <w:spacing w:before="120"/>
-      </w:pPr>
-      <w:r>
-        <w:rPr>
-          <w:rFonts w:ascii="Arial" w:hAnsi="Arial" w:cs="Arial"/>
-          <w:sz w:val="24"/>
-          <w:sz-cs w:val="24"/>
-        </w:rPr>
-        <w:t>{chk_ct_ho_gia_dinh} Các thành viên hộ gia đình</w:t>
-      </w:r>
-    </w:p>
-    <w:p>
-      <w:pPr>
-        <w:spacing w:before="120"/>
-      </w:pPr>
-      <w:r>
-        <w:rPr>
-          <w:rFonts w:ascii="Arial" w:hAnsi="Arial" w:cs="Arial"/>
-          <w:sz w:val="24"/>
-          <w:sz-cs w:val="24"/>
-          <w:b/>
-        </w:rPr>
-        <w:t xml:space="preserve">7. Thông tin về các thành viên hộ gia đình đăng ký hộ kinh doanh</w:t>
-      </w:r>
-      <w:r>
-        <w:rPr>
-          <w:rFonts w:ascii="Arial" w:hAnsi="Arial" w:cs="Arial"/>
-          <w:sz w:val="24"/>
-          <w:sz-cs w:val="24"/>
-          <w:b/>
-          <w:vertAlign w:val="superscript"/>
-        </w:rPr>
-        <w:t xml:space="preserve">9</w:t>
-      </w:r>
-      <w:r>
-        <w:rPr>
-          <w:rFonts w:ascii="Arial" w:hAnsi="Arial" w:cs="Arial"/>
-          <w:sz w:val="24"/>
-          <w:sz-cs w:val="24"/>
-          <w:b/>
-        </w:rPr>
-        <w:t xml:space="preserve">:</w:t>
-      </w:r>
-    </w:p>
-    <w:p>
-      <w:pPr>
         <w:spacing w:before="0" w:after="0" w:line="20" w:lineRule="exact"/>
         <w:rPr>
+          <w:vanish/>
           <w:sz w:val="2"/>
           <w:szCs w:val="2"/>
         </w:rPr>
@@ -4534,6 +4438,105 @@
           <w:pgMar w:top="1440" w:right="1800" w:bottom="1440" w:left="1800"/>
         </w:sectPr>
       </w:pPr>
+    </w:p>
+    <w:p>
+      <w:pPr>
+        <w:spacing w:before="120"/>
+      </w:pPr>
+      <w:r>
+        <w:rPr>
+          <w:rFonts w:ascii="Arial" w:hAnsi="Arial" w:cs="Arial"/>
+          <w:sz w:val="24"/>
+          <w:sz-cs w:val="24"/>
+          <w:b/>
+        </w:rPr>
+        <w:t xml:space="preserve">6. Chủ thể thành lập hộ kinh doanh </w:t>
+      </w:r>
+      <w:r>
+        <w:rPr>
+          <w:rFonts w:ascii="Arial" w:hAnsi="Arial" w:cs="Arial"/>
+          <w:sz w:val="24"/>
+          <w:sz-cs w:val="24"/>
+          <w:i/>
+        </w:rPr>
+        <w:t xml:space="preserve">(đánh dấu X vào ô thích hợp)</w:t>
+      </w:r>
+      <w:r>
+        <w:rPr>
+          <w:rFonts w:ascii="Arial" w:hAnsi="Arial" w:cs="Arial"/>
+          <w:sz w:val="24"/>
+          <w:sz-cs w:val="24"/>
+        </w:rPr>
+        <w:t xml:space="preserve">:</w:t>
+      </w:r>
+      <w:r>
+        <w:rPr>
+          <w:rFonts w:ascii="Arial" w:hAnsi="Arial" w:cs="Arial"/>
+          <w:sz w:val="24"/>
+          <w:sz-cs w:val="24"/>
+          <w:b/>
+        </w:rPr>
+        <w:t xml:space="preserve"/>
+      </w:r>
+    </w:p>
+    <w:p>
+      <w:pPr>
+        <w:spacing w:before="120"/>
+      </w:pPr>
+      <w:r>
+        <w:rPr>
+          <w:rFonts w:ascii="Arial" w:hAnsi="Arial" w:cs="Arial"/>
+          <w:sz w:val="24"/>
+          <w:sz-cs w:val="24"/>
+        </w:rPr>
+        <w:t xml:space="preserve">{chk_ct_ca_nhan} Cá nhân </w:t>
+      </w:r>
+    </w:p>
+    <w:p>
+      <w:pPr>
+        <w:spacing w:before="120"/>
+      </w:pPr>
+      <w:r>
+        <w:rPr>
+          <w:rFonts w:ascii="Arial" w:hAnsi="Arial" w:cs="Arial"/>
+          <w:sz w:val="24"/>
+          <w:sz-cs w:val="24"/>
+        </w:rPr>
+        <w:t>{chk_ct_ho_gia_dinh} Các thành viên hộ gia đình</w:t>
+      </w:r>
+    </w:p>
+    <w:p>
+      <w:pPr>
+        <w:spacing w:before="120"/>
+      </w:pPr>
+      <w:r>
+        <w:rPr>
+          <w:rFonts w:ascii="Arial" w:hAnsi="Arial" w:cs="Arial"/>
+          <w:sz w:val="24"/>
+          <w:sz-cs w:val="24"/>
+          <w:b/>
+        </w:rPr>
+        <w:t xml:space="preserve">7. Thông tin về các thành viên hộ gia đình đăng ký hộ kinh doanh</w:t>
+      </w:r>
+      <w:r>
+        <w:rPr>
+          <w:rFonts w:ascii="Arial" w:hAnsi="Arial" w:cs="Arial"/>
+          <w:sz w:val="24"/>
+          <w:sz-cs w:val="24"/>
+          <w:b/>
+          <w:vertAlign w:val="superscript"/>
+        </w:rPr>
+        <w:t xml:space="preserve">9</w:t>
+      </w:r>
+      <w:r>
+        <w:rPr>
+          <w:rFonts w:ascii="Arial" w:hAnsi="Arial" w:cs="Arial"/>
+          <w:sz w:val="24"/>
+          <w:sz-cs w:val="24"/>
+          <w:b/>
+        </w:rPr>
+        <w:t xml:space="preserve">:</w:t>
+      </w:r>
     </w:p>
     <w:tbl xmlns:ns6="urn:orca:p1a-temp" xmlns:ns7="urn:orca:p1b-temp">
       <w:tblPr>
@@ -5139,6 +5142,7 @@
       <w:pPr>
         <w:spacing w:before="0" w:after="0" w:line="20" w:lineRule="exact"/>
         <w:rPr>
+          <w:vanish/>
           <w:sz w:val="2"/>
           <w:szCs w:val="2"/>
         </w:rPr>

--- a/app/templates/PLII_M02.docx
+++ b/app/templates/PLII_M02.docx
@@ -833,6 +833,14 @@
           <w:sz w:val="24"/>
           <w:sz-cs w:val="24"/>
         </w:rPr>
+        <w:t xml:space="preserve">{chk_ct_ho_gia_dinh} </w:t>
+      </w:r>
+      <w:r>
+        <w:rPr>
+          <w:rFonts w:ascii="Arial" w:hAnsi="Arial" w:cs="Arial"/>
+          <w:sz w:val="24"/>
+          <w:sz-cs w:val="24"/>
+        </w:rPr>
         <w:t xml:space="preserve">Thành viên hộ gia đình uỷ quyền cho thành viên khác làm chủ hộ kinh doanh</w:t>
       </w:r>
     </w:p>
@@ -847,20 +855,6 @@
           <w:sz w:val="24"/>
           <w:sz-cs w:val="24"/>
         </w:rPr>
-        <w:t>{chk_ct_ho_gia_dinh}</w:t>
-      </w:r>
-    </w:p>
-    <w:p>
-      <w:pPr>
-        <w:jc w:val="center"/>
-        <w:spacing w:before="120"/>
-      </w:pPr>
-      <w:r>
-        <w:rPr>
-          <w:rFonts w:ascii="Arial" w:hAnsi="Arial" w:cs="Arial"/>
-          <w:sz w:val="24"/>
-          <w:sz-cs w:val="24"/>
-        </w:rPr>
         <w:t xml:space="preserve"/>
       </w:r>
     </w:p>
@@ -887,21 +881,15 @@
           <w:sz w:val="24"/>
           <w:sz-cs w:val="24"/>
         </w:rPr>
+        <w:t xml:space="preserve">{chk_auto_chu_ho_kinh_doanh_chet_hoac_bi_toa_an_tu} </w:t>
+      </w:r>
+      <w:r>
+        <w:rPr>
+          <w:rFonts w:ascii="Arial" w:hAnsi="Arial" w:cs="Arial"/>
+          <w:sz w:val="24"/>
+          <w:sz-cs w:val="24"/>
+        </w:rPr>
         <w:t xml:space="preserve">Chủ hộ kinh doanh chết hoặc bị Tòa án tuyên bố đã chết, mất tích, bị hạn chế hoặc mất năng lực hành vi dân sự, có khó khăn trong nhận thức, làm chủ hành vi</w:t>
-      </w:r>
-    </w:p>
-    <w:p>
-      <w:pPr>
-        <w:jc w:val="center"/>
-        <w:spacing w:before="120"/>
-      </w:pPr>
-      <w:r>
-        <w:rPr>
-          <w:rFonts w:ascii="Arial" w:hAnsi="Arial" w:cs="Arial"/>
-          <w:sz w:val="24"/>
-          <w:sz-cs w:val="24"/>
-        </w:rPr>
-        <w:t>{chk_auto_chu_ho_kinh_doanh_chet_hoac_bi_toa_an_tu}</w:t>
       </w:r>
     </w:p>
     <w:p>

--- a/app/templates/PLII_M02.docx
+++ b/app/templates/PLII_M02.docx
@@ -1534,21 +1534,21 @@
         </w:tblBorders>
       </w:tblPr>
       <w:tblGrid>
-        <w:gridCol w:w="900"/>
-        <w:gridCol w:w="900"/>
-        <w:gridCol w:w="2651"/>
-        <w:gridCol w:w="2520"/>
-        <w:gridCol w:w="1080"/>
-        <w:gridCol w:w="1081"/>
-        <w:gridCol w:w="900"/>
-        <w:gridCol w:w="1734"/>
-        <w:gridCol w:w="1734"/>
-        <w:gridCol w:w="900"/>
+        <w:gridCol w:w="975"/>
+        <w:gridCol w:w="1409"/>
+        <w:gridCol w:w="1393"/>
+        <w:gridCol w:w="2379"/>
+        <w:gridCol w:w="1070"/>
+        <w:gridCol w:w="1590"/>
+        <w:gridCol w:w="1053"/>
+        <w:gridCol w:w="1561"/>
+        <w:gridCol w:w="1561"/>
+        <w:gridCol w:w="1409"/>
       </w:tblGrid>
       <w:tr>
         <w:tc>
           <w:tcPr>
-            <w:tcW w:type="dxa" w:w="900"/>
+            <w:tcW w:type="dxa" w:w="975"/>
           </w:tcPr>
           <w:p>
             <w:r>
@@ -1561,7 +1561,7 @@
         </w:tc>
         <w:tc>
           <w:tcPr>
-            <w:tcW w:type="dxa" w:w="900"/>
+            <w:tcW w:type="dxa" w:w="1409"/>
           </w:tcPr>
           <w:p>
             <w:r>
@@ -1574,7 +1574,7 @@
         </w:tc>
         <w:tc>
           <w:tcPr>
-            <w:tcW w:type="dxa" w:w="2651"/>
+            <w:tcW w:type="dxa" w:w="1393"/>
           </w:tcPr>
           <w:p>
             <w:r>
@@ -1587,7 +1587,7 @@
         </w:tc>
         <w:tc>
           <w:tcPr>
-            <w:tcW w:type="dxa" w:w="2520"/>
+            <w:tcW w:type="dxa" w:w="2379"/>
           </w:tcPr>
           <w:p>
             <w:r>
@@ -1600,7 +1600,7 @@
         </w:tc>
         <w:tc>
           <w:tcPr>
-            <w:tcW w:type="dxa" w:w="1080"/>
+            <w:tcW w:type="dxa" w:w="1070"/>
           </w:tcPr>
           <w:p>
             <w:r>
@@ -1613,7 +1613,7 @@
         </w:tc>
         <w:tc>
           <w:tcPr>
-            <w:tcW w:type="dxa" w:w="1081"/>
+            <w:tcW w:type="dxa" w:w="1590"/>
           </w:tcPr>
           <w:p>
             <w:r>
@@ -1626,7 +1626,7 @@
         </w:tc>
         <w:tc>
           <w:tcPr>
-            <w:tcW w:type="dxa" w:w="900"/>
+            <w:tcW w:type="dxa" w:w="1053"/>
           </w:tcPr>
           <w:p>
             <w:r>
@@ -1639,7 +1639,7 @@
         </w:tc>
         <w:tc>
           <w:tcPr>
-            <w:tcW w:type="dxa" w:w="1734"/>
+            <w:tcW w:type="dxa" w:w="1561"/>
           </w:tcPr>
           <w:p>
             <w:r>
@@ -1652,7 +1652,7 @@
         </w:tc>
         <w:tc>
           <w:tcPr>
-            <w:tcW w:type="dxa" w:w="1734"/>
+            <w:tcW w:type="dxa" w:w="1561"/>
           </w:tcPr>
           <w:p>
             <w:r>
@@ -1665,7 +1665,7 @@
         </w:tc>
         <w:tc>
           <w:tcPr>
-            <w:tcW w:type="dxa" w:w="900"/>
+            <w:tcW w:type="dxa" w:w="1409"/>
           </w:tcPr>
           <w:p>
             <w:r>
@@ -1680,61 +1680,61 @@
       <w:tr>
         <w:tc>
           <w:tcPr>
-            <w:tcW w:type="dxa" w:w="900"/>
-          </w:tcPr>
-          <w:p/>
-        </w:tc>
-        <w:tc>
-          <w:tcPr>
-            <w:tcW w:type="dxa" w:w="900"/>
-          </w:tcPr>
-          <w:p/>
-        </w:tc>
-        <w:tc>
-          <w:tcPr>
-            <w:tcW w:type="dxa" w:w="2651"/>
-          </w:tcPr>
-          <w:p/>
-        </w:tc>
-        <w:tc>
-          <w:tcPr>
-            <w:tcW w:type="dxa" w:w="2520"/>
-          </w:tcPr>
-          <w:p/>
-        </w:tc>
-        <w:tc>
-          <w:tcPr>
-            <w:tcW w:type="dxa" w:w="1080"/>
-          </w:tcPr>
-          <w:p/>
-        </w:tc>
-        <w:tc>
-          <w:tcPr>
-            <w:tcW w:type="dxa" w:w="1081"/>
-          </w:tcPr>
-          <w:p/>
-        </w:tc>
-        <w:tc>
-          <w:tcPr>
-            <w:tcW w:type="dxa" w:w="900"/>
-          </w:tcPr>
-          <w:p/>
-        </w:tc>
-        <w:tc>
-          <w:tcPr>
-            <w:tcW w:type="dxa" w:w="1734"/>
-          </w:tcPr>
-          <w:p/>
-        </w:tc>
-        <w:tc>
-          <w:tcPr>
-            <w:tcW w:type="dxa" w:w="1734"/>
-          </w:tcPr>
-          <w:p/>
-        </w:tc>
-        <w:tc>
-          <w:tcPr>
-            <w:tcW w:type="dxa" w:w="900"/>
+            <w:tcW w:type="dxa" w:w="975"/>
+          </w:tcPr>
+          <w:p/>
+        </w:tc>
+        <w:tc>
+          <w:tcPr>
+            <w:tcW w:type="dxa" w:w="1409"/>
+          </w:tcPr>
+          <w:p/>
+        </w:tc>
+        <w:tc>
+          <w:tcPr>
+            <w:tcW w:type="dxa" w:w="1393"/>
+          </w:tcPr>
+          <w:p/>
+        </w:tc>
+        <w:tc>
+          <w:tcPr>
+            <w:tcW w:type="dxa" w:w="2379"/>
+          </w:tcPr>
+          <w:p/>
+        </w:tc>
+        <w:tc>
+          <w:tcPr>
+            <w:tcW w:type="dxa" w:w="1070"/>
+          </w:tcPr>
+          <w:p/>
+        </w:tc>
+        <w:tc>
+          <w:tcPr>
+            <w:tcW w:type="dxa" w:w="1590"/>
+          </w:tcPr>
+          <w:p/>
+        </w:tc>
+        <w:tc>
+          <w:tcPr>
+            <w:tcW w:type="dxa" w:w="1053"/>
+          </w:tcPr>
+          <w:p/>
+        </w:tc>
+        <w:tc>
+          <w:tcPr>
+            <w:tcW w:type="dxa" w:w="1561"/>
+          </w:tcPr>
+          <w:p/>
+        </w:tc>
+        <w:tc>
+          <w:tcPr>
+            <w:tcW w:type="dxa" w:w="1561"/>
+          </w:tcPr>
+          <w:p/>
+        </w:tc>
+        <w:tc>
+          <w:tcPr>
+            <w:tcW w:type="dxa" w:w="1409"/>
           </w:tcPr>
           <w:p/>
         </w:tc>
@@ -1742,61 +1742,61 @@
       <w:tr>
         <w:tc>
           <w:tcPr>
-            <w:tcW w:type="dxa" w:w="900"/>
-          </w:tcPr>
-          <w:p/>
-        </w:tc>
-        <w:tc>
-          <w:tcPr>
-            <w:tcW w:type="dxa" w:w="900"/>
-          </w:tcPr>
-          <w:p/>
-        </w:tc>
-        <w:tc>
-          <w:tcPr>
-            <w:tcW w:type="dxa" w:w="2651"/>
-          </w:tcPr>
-          <w:p/>
-        </w:tc>
-        <w:tc>
-          <w:tcPr>
-            <w:tcW w:type="dxa" w:w="2520"/>
-          </w:tcPr>
-          <w:p/>
-        </w:tc>
-        <w:tc>
-          <w:tcPr>
-            <w:tcW w:type="dxa" w:w="1080"/>
-          </w:tcPr>
-          <w:p/>
-        </w:tc>
-        <w:tc>
-          <w:tcPr>
-            <w:tcW w:type="dxa" w:w="1081"/>
-          </w:tcPr>
-          <w:p/>
-        </w:tc>
-        <w:tc>
-          <w:tcPr>
-            <w:tcW w:type="dxa" w:w="900"/>
-          </w:tcPr>
-          <w:p/>
-        </w:tc>
-        <w:tc>
-          <w:tcPr>
-            <w:tcW w:type="dxa" w:w="1734"/>
-          </w:tcPr>
-          <w:p/>
-        </w:tc>
-        <w:tc>
-          <w:tcPr>
-            <w:tcW w:type="dxa" w:w="1734"/>
-          </w:tcPr>
-          <w:p/>
-        </w:tc>
-        <w:tc>
-          <w:tcPr>
-            <w:tcW w:type="dxa" w:w="900"/>
+            <w:tcW w:type="dxa" w:w="975"/>
+          </w:tcPr>
+          <w:p/>
+        </w:tc>
+        <w:tc>
+          <w:tcPr>
+            <w:tcW w:type="dxa" w:w="1409"/>
+          </w:tcPr>
+          <w:p/>
+        </w:tc>
+        <w:tc>
+          <w:tcPr>
+            <w:tcW w:type="dxa" w:w="1393"/>
+          </w:tcPr>
+          <w:p/>
+        </w:tc>
+        <w:tc>
+          <w:tcPr>
+            <w:tcW w:type="dxa" w:w="2379"/>
+          </w:tcPr>
+          <w:p/>
+        </w:tc>
+        <w:tc>
+          <w:tcPr>
+            <w:tcW w:type="dxa" w:w="1070"/>
+          </w:tcPr>
+          <w:p/>
+        </w:tc>
+        <w:tc>
+          <w:tcPr>
+            <w:tcW w:type="dxa" w:w="1590"/>
+          </w:tcPr>
+          <w:p/>
+        </w:tc>
+        <w:tc>
+          <w:tcPr>
+            <w:tcW w:type="dxa" w:w="1053"/>
+          </w:tcPr>
+          <w:p/>
+        </w:tc>
+        <w:tc>
+          <w:tcPr>
+            <w:tcW w:type="dxa" w:w="1561"/>
+          </w:tcPr>
+          <w:p/>
+        </w:tc>
+        <w:tc>
+          <w:tcPr>
+            <w:tcW w:type="dxa" w:w="1561"/>
+          </w:tcPr>
+          <w:p/>
+        </w:tc>
+        <w:tc>
+          <w:tcPr>
+            <w:tcW w:type="dxa" w:w="1409"/>
           </w:tcPr>
           <w:p/>
         </w:tc>
@@ -1804,61 +1804,61 @@
       <w:tr>
         <w:tc>
           <w:tcPr>
-            <w:tcW w:type="dxa" w:w="900"/>
-          </w:tcPr>
-          <w:p/>
-        </w:tc>
-        <w:tc>
-          <w:tcPr>
-            <w:tcW w:type="dxa" w:w="900"/>
-          </w:tcPr>
-          <w:p/>
-        </w:tc>
-        <w:tc>
-          <w:tcPr>
-            <w:tcW w:type="dxa" w:w="2651"/>
-          </w:tcPr>
-          <w:p/>
-        </w:tc>
-        <w:tc>
-          <w:tcPr>
-            <w:tcW w:type="dxa" w:w="2520"/>
-          </w:tcPr>
-          <w:p/>
-        </w:tc>
-        <w:tc>
-          <w:tcPr>
-            <w:tcW w:type="dxa" w:w="1080"/>
-          </w:tcPr>
-          <w:p/>
-        </w:tc>
-        <w:tc>
-          <w:tcPr>
-            <w:tcW w:type="dxa" w:w="1081"/>
-          </w:tcPr>
-          <w:p/>
-        </w:tc>
-        <w:tc>
-          <w:tcPr>
-            <w:tcW w:type="dxa" w:w="900"/>
-          </w:tcPr>
-          <w:p/>
-        </w:tc>
-        <w:tc>
-          <w:tcPr>
-            <w:tcW w:type="dxa" w:w="1734"/>
-          </w:tcPr>
-          <w:p/>
-        </w:tc>
-        <w:tc>
-          <w:tcPr>
-            <w:tcW w:type="dxa" w:w="1734"/>
-          </w:tcPr>
-          <w:p/>
-        </w:tc>
-        <w:tc>
-          <w:tcPr>
-            <w:tcW w:type="dxa" w:w="900"/>
+            <w:tcW w:type="dxa" w:w="975"/>
+          </w:tcPr>
+          <w:p/>
+        </w:tc>
+        <w:tc>
+          <w:tcPr>
+            <w:tcW w:type="dxa" w:w="1409"/>
+          </w:tcPr>
+          <w:p/>
+        </w:tc>
+        <w:tc>
+          <w:tcPr>
+            <w:tcW w:type="dxa" w:w="1393"/>
+          </w:tcPr>
+          <w:p/>
+        </w:tc>
+        <w:tc>
+          <w:tcPr>
+            <w:tcW w:type="dxa" w:w="2379"/>
+          </w:tcPr>
+          <w:p/>
+        </w:tc>
+        <w:tc>
+          <w:tcPr>
+            <w:tcW w:type="dxa" w:w="1070"/>
+          </w:tcPr>
+          <w:p/>
+        </w:tc>
+        <w:tc>
+          <w:tcPr>
+            <w:tcW w:type="dxa" w:w="1590"/>
+          </w:tcPr>
+          <w:p/>
+        </w:tc>
+        <w:tc>
+          <w:tcPr>
+            <w:tcW w:type="dxa" w:w="1053"/>
+          </w:tcPr>
+          <w:p/>
+        </w:tc>
+        <w:tc>
+          <w:tcPr>
+            <w:tcW w:type="dxa" w:w="1561"/>
+          </w:tcPr>
+          <w:p/>
+        </w:tc>
+        <w:tc>
+          <w:tcPr>
+            <w:tcW w:type="dxa" w:w="1561"/>
+          </w:tcPr>
+          <w:p/>
+        </w:tc>
+        <w:tc>
+          <w:tcPr>
+            <w:tcW w:type="dxa" w:w="1409"/>
           </w:tcPr>
           <w:p/>
         </w:tc>
@@ -1866,61 +1866,61 @@
       <w:tr>
         <w:tc>
           <w:tcPr>
-            <w:tcW w:type="dxa" w:w="900"/>
-          </w:tcPr>
-          <w:p/>
-        </w:tc>
-        <w:tc>
-          <w:tcPr>
-            <w:tcW w:type="dxa" w:w="900"/>
-          </w:tcPr>
-          <w:p/>
-        </w:tc>
-        <w:tc>
-          <w:tcPr>
-            <w:tcW w:type="dxa" w:w="2651"/>
-          </w:tcPr>
-          <w:p/>
-        </w:tc>
-        <w:tc>
-          <w:tcPr>
-            <w:tcW w:type="dxa" w:w="2520"/>
-          </w:tcPr>
-          <w:p/>
-        </w:tc>
-        <w:tc>
-          <w:tcPr>
-            <w:tcW w:type="dxa" w:w="1080"/>
-          </w:tcPr>
-          <w:p/>
-        </w:tc>
-        <w:tc>
-          <w:tcPr>
-            <w:tcW w:type="dxa" w:w="1081"/>
-          </w:tcPr>
-          <w:p/>
-        </w:tc>
-        <w:tc>
-          <w:tcPr>
-            <w:tcW w:type="dxa" w:w="900"/>
-          </w:tcPr>
-          <w:p/>
-        </w:tc>
-        <w:tc>
-          <w:tcPr>
-            <w:tcW w:type="dxa" w:w="1734"/>
-          </w:tcPr>
-          <w:p/>
-        </w:tc>
-        <w:tc>
-          <w:tcPr>
-            <w:tcW w:type="dxa" w:w="1734"/>
-          </w:tcPr>
-          <w:p/>
-        </w:tc>
-        <w:tc>
-          <w:tcPr>
-            <w:tcW w:type="dxa" w:w="900"/>
+            <w:tcW w:type="dxa" w:w="975"/>
+          </w:tcPr>
+          <w:p/>
+        </w:tc>
+        <w:tc>
+          <w:tcPr>
+            <w:tcW w:type="dxa" w:w="1409"/>
+          </w:tcPr>
+          <w:p/>
+        </w:tc>
+        <w:tc>
+          <w:tcPr>
+            <w:tcW w:type="dxa" w:w="1393"/>
+          </w:tcPr>
+          <w:p/>
+        </w:tc>
+        <w:tc>
+          <w:tcPr>
+            <w:tcW w:type="dxa" w:w="2379"/>
+          </w:tcPr>
+          <w:p/>
+        </w:tc>
+        <w:tc>
+          <w:tcPr>
+            <w:tcW w:type="dxa" w:w="1070"/>
+          </w:tcPr>
+          <w:p/>
+        </w:tc>
+        <w:tc>
+          <w:tcPr>
+            <w:tcW w:type="dxa" w:w="1590"/>
+          </w:tcPr>
+          <w:p/>
+        </w:tc>
+        <w:tc>
+          <w:tcPr>
+            <w:tcW w:type="dxa" w:w="1053"/>
+          </w:tcPr>
+          <w:p/>
+        </w:tc>
+        <w:tc>
+          <w:tcPr>
+            <w:tcW w:type="dxa" w:w="1561"/>
+          </w:tcPr>
+          <w:p/>
+        </w:tc>
+        <w:tc>
+          <w:tcPr>
+            <w:tcW w:type="dxa" w:w="1561"/>
+          </w:tcPr>
+          <w:p/>
+        </w:tc>
+        <w:tc>
+          <w:tcPr>
+            <w:tcW w:type="dxa" w:w="1409"/>
           </w:tcPr>
           <w:p/>
         </w:tc>
@@ -1928,61 +1928,61 @@
       <w:tr>
         <w:tc>
           <w:tcPr>
-            <w:tcW w:type="dxa" w:w="900"/>
-          </w:tcPr>
-          <w:p/>
-        </w:tc>
-        <w:tc>
-          <w:tcPr>
-            <w:tcW w:type="dxa" w:w="900"/>
-          </w:tcPr>
-          <w:p/>
-        </w:tc>
-        <w:tc>
-          <w:tcPr>
-            <w:tcW w:type="dxa" w:w="2651"/>
-          </w:tcPr>
-          <w:p/>
-        </w:tc>
-        <w:tc>
-          <w:tcPr>
-            <w:tcW w:type="dxa" w:w="2520"/>
-          </w:tcPr>
-          <w:p/>
-        </w:tc>
-        <w:tc>
-          <w:tcPr>
-            <w:tcW w:type="dxa" w:w="1080"/>
-          </w:tcPr>
-          <w:p/>
-        </w:tc>
-        <w:tc>
-          <w:tcPr>
-            <w:tcW w:type="dxa" w:w="1081"/>
-          </w:tcPr>
-          <w:p/>
-        </w:tc>
-        <w:tc>
-          <w:tcPr>
-            <w:tcW w:type="dxa" w:w="900"/>
-          </w:tcPr>
-          <w:p/>
-        </w:tc>
-        <w:tc>
-          <w:tcPr>
-            <w:tcW w:type="dxa" w:w="1734"/>
-          </w:tcPr>
-          <w:p/>
-        </w:tc>
-        <w:tc>
-          <w:tcPr>
-            <w:tcW w:type="dxa" w:w="1734"/>
-          </w:tcPr>
-          <w:p/>
-        </w:tc>
-        <w:tc>
-          <w:tcPr>
-            <w:tcW w:type="dxa" w:w="900"/>
+            <w:tcW w:type="dxa" w:w="975"/>
+          </w:tcPr>
+          <w:p/>
+        </w:tc>
+        <w:tc>
+          <w:tcPr>
+            <w:tcW w:type="dxa" w:w="1409"/>
+          </w:tcPr>
+          <w:p/>
+        </w:tc>
+        <w:tc>
+          <w:tcPr>
+            <w:tcW w:type="dxa" w:w="1393"/>
+          </w:tcPr>
+          <w:p/>
+        </w:tc>
+        <w:tc>
+          <w:tcPr>
+            <w:tcW w:type="dxa" w:w="2379"/>
+          </w:tcPr>
+          <w:p/>
+        </w:tc>
+        <w:tc>
+          <w:tcPr>
+            <w:tcW w:type="dxa" w:w="1070"/>
+          </w:tcPr>
+          <w:p/>
+        </w:tc>
+        <w:tc>
+          <w:tcPr>
+            <w:tcW w:type="dxa" w:w="1590"/>
+          </w:tcPr>
+          <w:p/>
+        </w:tc>
+        <w:tc>
+          <w:tcPr>
+            <w:tcW w:type="dxa" w:w="1053"/>
+          </w:tcPr>
+          <w:p/>
+        </w:tc>
+        <w:tc>
+          <w:tcPr>
+            <w:tcW w:type="dxa" w:w="1561"/>
+          </w:tcPr>
+          <w:p/>
+        </w:tc>
+        <w:tc>
+          <w:tcPr>
+            <w:tcW w:type="dxa" w:w="1561"/>
+          </w:tcPr>
+          <w:p/>
+        </w:tc>
+        <w:tc>
+          <w:tcPr>
+            <w:tcW w:type="dxa" w:w="1409"/>
           </w:tcPr>
           <w:p/>
         </w:tc>
@@ -1990,7 +1990,7 @@
       <w:tr>
         <w:tc>
           <w:tcPr>
-            <w:tcW w:type="dxa" w:w="900"/>
+            <w:tcW w:type="dxa" w:w="975"/>
           </w:tcPr>
           <w:p>
             <w:r>
@@ -2003,7 +2003,7 @@
         </w:tc>
         <w:tc>
           <w:tcPr>
-            <w:tcW w:type="dxa" w:w="900"/>
+            <w:tcW w:type="dxa" w:w="1409"/>
           </w:tcPr>
           <w:p>
             <w:r>
@@ -2016,7 +2016,7 @@
         </w:tc>
         <w:tc>
           <w:tcPr>
-            <w:tcW w:type="dxa" w:w="2651"/>
+            <w:tcW w:type="dxa" w:w="1393"/>
           </w:tcPr>
           <w:p>
             <w:r>
@@ -2029,7 +2029,7 @@
         </w:tc>
         <w:tc>
           <w:tcPr>
-            <w:tcW w:type="dxa" w:w="2520"/>
+            <w:tcW w:type="dxa" w:w="2379"/>
           </w:tcPr>
           <w:p>
             <w:r>
@@ -2042,7 +2042,7 @@
         </w:tc>
         <w:tc>
           <w:tcPr>
-            <w:tcW w:type="dxa" w:w="1080"/>
+            <w:tcW w:type="dxa" w:w="1070"/>
           </w:tcPr>
           <w:p>
             <w:r>
@@ -2055,7 +2055,7 @@
         </w:tc>
         <w:tc>
           <w:tcPr>
-            <w:tcW w:type="dxa" w:w="1081"/>
+            <w:tcW w:type="dxa" w:w="1590"/>
           </w:tcPr>
           <w:p>
             <w:r>
@@ -2068,7 +2068,7 @@
         </w:tc>
         <w:tc>
           <w:tcPr>
-            <w:tcW w:type="dxa" w:w="900"/>
+            <w:tcW w:type="dxa" w:w="1053"/>
           </w:tcPr>
           <w:p>
             <w:r>
@@ -2081,7 +2081,7 @@
         </w:tc>
         <w:tc>
           <w:tcPr>
-            <w:tcW w:type="dxa" w:w="1734"/>
+            <w:tcW w:type="dxa" w:w="1561"/>
           </w:tcPr>
           <w:p>
             <w:r>
@@ -2094,7 +2094,7 @@
         </w:tc>
         <w:tc>
           <w:tcPr>
-            <w:tcW w:type="dxa" w:w="1734"/>
+            <w:tcW w:type="dxa" w:w="1561"/>
           </w:tcPr>
           <w:p>
             <w:r>
@@ -2107,7 +2107,7 @@
         </w:tc>
         <w:tc>
           <w:tcPr>
-            <w:tcW w:type="dxa" w:w="900"/>
+            <w:tcW w:type="dxa" w:w="1409"/>
           </w:tcPr>
           <w:p>
             <w:r>
@@ -4540,21 +4540,21 @@
         </w:tblBorders>
       </w:tblPr>
       <w:tblGrid>
-        <w:gridCol w:w="900"/>
-        <w:gridCol w:w="900"/>
-        <w:gridCol w:w="2651"/>
-        <w:gridCol w:w="2520"/>
-        <w:gridCol w:w="1080"/>
-        <w:gridCol w:w="1081"/>
-        <w:gridCol w:w="900"/>
-        <w:gridCol w:w="1734"/>
-        <w:gridCol w:w="1734"/>
-        <w:gridCol w:w="900"/>
+        <w:gridCol w:w="975"/>
+        <w:gridCol w:w="1409"/>
+        <w:gridCol w:w="1393"/>
+        <w:gridCol w:w="2379"/>
+        <w:gridCol w:w="1070"/>
+        <w:gridCol w:w="1590"/>
+        <w:gridCol w:w="1053"/>
+        <w:gridCol w:w="1561"/>
+        <w:gridCol w:w="1561"/>
+        <w:gridCol w:w="1409"/>
       </w:tblGrid>
       <w:tr>
         <w:tc>
           <w:tcPr>
-            <w:tcW w:type="dxa" w:w="900"/>
+            <w:tcW w:type="dxa" w:w="975"/>
           </w:tcPr>
           <w:p>
             <w:r>
@@ -4567,7 +4567,7 @@
         </w:tc>
         <w:tc>
           <w:tcPr>
-            <w:tcW w:type="dxa" w:w="900"/>
+            <w:tcW w:type="dxa" w:w="1409"/>
           </w:tcPr>
           <w:p>
             <w:r>
@@ -4580,7 +4580,7 @@
         </w:tc>
         <w:tc>
           <w:tcPr>
-            <w:tcW w:type="dxa" w:w="2651"/>
+            <w:tcW w:type="dxa" w:w="1393"/>
           </w:tcPr>
           <w:p>
             <w:r>
@@ -4593,7 +4593,7 @@
         </w:tc>
         <w:tc>
           <w:tcPr>
-            <w:tcW w:type="dxa" w:w="2520"/>
+            <w:tcW w:type="dxa" w:w="2379"/>
           </w:tcPr>
           <w:p>
             <w:r>
@@ -4606,7 +4606,7 @@
         </w:tc>
         <w:tc>
           <w:tcPr>
-            <w:tcW w:type="dxa" w:w="1080"/>
+            <w:tcW w:type="dxa" w:w="1070"/>
           </w:tcPr>
           <w:p>
             <w:r>
@@ -4619,7 +4619,7 @@
         </w:tc>
         <w:tc>
           <w:tcPr>
-            <w:tcW w:type="dxa" w:w="1081"/>
+            <w:tcW w:type="dxa" w:w="1590"/>
           </w:tcPr>
           <w:p>
             <w:r>
@@ -4632,7 +4632,7 @@
         </w:tc>
         <w:tc>
           <w:tcPr>
-            <w:tcW w:type="dxa" w:w="900"/>
+            <w:tcW w:type="dxa" w:w="1053"/>
           </w:tcPr>
           <w:p>
             <w:r>
@@ -4645,7 +4645,7 @@
         </w:tc>
         <w:tc>
           <w:tcPr>
-            <w:tcW w:type="dxa" w:w="1734"/>
+            <w:tcW w:type="dxa" w:w="1561"/>
           </w:tcPr>
           <w:p>
             <w:r>
@@ -4658,7 +4658,7 @@
         </w:tc>
         <w:tc>
           <w:tcPr>
-            <w:tcW w:type="dxa" w:w="1734"/>
+            <w:tcW w:type="dxa" w:w="1561"/>
           </w:tcPr>
           <w:p>
             <w:r>
@@ -4671,7 +4671,7 @@
         </w:tc>
         <w:tc>
           <w:tcPr>
-            <w:tcW w:type="dxa" w:w="900"/>
+            <w:tcW w:type="dxa" w:w="1409"/>
           </w:tcPr>
           <w:p>
             <w:r>
@@ -4686,61 +4686,61 @@
       <w:tr>
         <w:tc>
           <w:tcPr>
-            <w:tcW w:type="dxa" w:w="900"/>
-          </w:tcPr>
-          <w:p/>
-        </w:tc>
-        <w:tc>
-          <w:tcPr>
-            <w:tcW w:type="dxa" w:w="900"/>
-          </w:tcPr>
-          <w:p/>
-        </w:tc>
-        <w:tc>
-          <w:tcPr>
-            <w:tcW w:type="dxa" w:w="2651"/>
-          </w:tcPr>
-          <w:p/>
-        </w:tc>
-        <w:tc>
-          <w:tcPr>
-            <w:tcW w:type="dxa" w:w="2520"/>
-          </w:tcPr>
-          <w:p/>
-        </w:tc>
-        <w:tc>
-          <w:tcPr>
-            <w:tcW w:type="dxa" w:w="1080"/>
-          </w:tcPr>
-          <w:p/>
-        </w:tc>
-        <w:tc>
-          <w:tcPr>
-            <w:tcW w:type="dxa" w:w="1081"/>
-          </w:tcPr>
-          <w:p/>
-        </w:tc>
-        <w:tc>
-          <w:tcPr>
-            <w:tcW w:type="dxa" w:w="900"/>
-          </w:tcPr>
-          <w:p/>
-        </w:tc>
-        <w:tc>
-          <w:tcPr>
-            <w:tcW w:type="dxa" w:w="1734"/>
-          </w:tcPr>
-          <w:p/>
-        </w:tc>
-        <w:tc>
-          <w:tcPr>
-            <w:tcW w:type="dxa" w:w="1734"/>
-          </w:tcPr>
-          <w:p/>
-        </w:tc>
-        <w:tc>
-          <w:tcPr>
-            <w:tcW w:type="dxa" w:w="900"/>
+            <w:tcW w:type="dxa" w:w="975"/>
+          </w:tcPr>
+          <w:p/>
+        </w:tc>
+        <w:tc>
+          <w:tcPr>
+            <w:tcW w:type="dxa" w:w="1409"/>
+          </w:tcPr>
+          <w:p/>
+        </w:tc>
+        <w:tc>
+          <w:tcPr>
+            <w:tcW w:type="dxa" w:w="1393"/>
+          </w:tcPr>
+          <w:p/>
+        </w:tc>
+        <w:tc>
+          <w:tcPr>
+            <w:tcW w:type="dxa" w:w="2379"/>
+          </w:tcPr>
+          <w:p/>
+        </w:tc>
+        <w:tc>
+          <w:tcPr>
+            <w:tcW w:type="dxa" w:w="1070"/>
+          </w:tcPr>
+          <w:p/>
+        </w:tc>
+        <w:tc>
+          <w:tcPr>
+            <w:tcW w:type="dxa" w:w="1590"/>
+          </w:tcPr>
+          <w:p/>
+        </w:tc>
+        <w:tc>
+          <w:tcPr>
+            <w:tcW w:type="dxa" w:w="1053"/>
+          </w:tcPr>
+          <w:p/>
+        </w:tc>
+        <w:tc>
+          <w:tcPr>
+            <w:tcW w:type="dxa" w:w="1561"/>
+          </w:tcPr>
+          <w:p/>
+        </w:tc>
+        <w:tc>
+          <w:tcPr>
+            <w:tcW w:type="dxa" w:w="1561"/>
+          </w:tcPr>
+          <w:p/>
+        </w:tc>
+        <w:tc>
+          <w:tcPr>
+            <w:tcW w:type="dxa" w:w="1409"/>
           </w:tcPr>
           <w:p/>
         </w:tc>
@@ -4748,61 +4748,61 @@
       <w:tr>
         <w:tc>
           <w:tcPr>
-            <w:tcW w:type="dxa" w:w="900"/>
-          </w:tcPr>
-          <w:p/>
-        </w:tc>
-        <w:tc>
-          <w:tcPr>
-            <w:tcW w:type="dxa" w:w="900"/>
-          </w:tcPr>
-          <w:p/>
-        </w:tc>
-        <w:tc>
-          <w:tcPr>
-            <w:tcW w:type="dxa" w:w="2651"/>
-          </w:tcPr>
-          <w:p/>
-        </w:tc>
-        <w:tc>
-          <w:tcPr>
-            <w:tcW w:type="dxa" w:w="2520"/>
-          </w:tcPr>
-          <w:p/>
-        </w:tc>
-        <w:tc>
-          <w:tcPr>
-            <w:tcW w:type="dxa" w:w="1080"/>
-          </w:tcPr>
-          <w:p/>
-        </w:tc>
-        <w:tc>
-          <w:tcPr>
-            <w:tcW w:type="dxa" w:w="1081"/>
-          </w:tcPr>
-          <w:p/>
-        </w:tc>
-        <w:tc>
-          <w:tcPr>
-            <w:tcW w:type="dxa" w:w="900"/>
-          </w:tcPr>
-          <w:p/>
-        </w:tc>
-        <w:tc>
-          <w:tcPr>
-            <w:tcW w:type="dxa" w:w="1734"/>
-          </w:tcPr>
-          <w:p/>
-        </w:tc>
-        <w:tc>
-          <w:tcPr>
-            <w:tcW w:type="dxa" w:w="1734"/>
-          </w:tcPr>
-          <w:p/>
-        </w:tc>
-        <w:tc>
-          <w:tcPr>
-            <w:tcW w:type="dxa" w:w="900"/>
+            <w:tcW w:type="dxa" w:w="975"/>
+          </w:tcPr>
+          <w:p/>
+        </w:tc>
+        <w:tc>
+          <w:tcPr>
+            <w:tcW w:type="dxa" w:w="1409"/>
+          </w:tcPr>
+          <w:p/>
+        </w:tc>
+        <w:tc>
+          <w:tcPr>
+            <w:tcW w:type="dxa" w:w="1393"/>
+          </w:tcPr>
+          <w:p/>
+        </w:tc>
+        <w:tc>
+          <w:tcPr>
+            <w:tcW w:type="dxa" w:w="2379"/>
+          </w:tcPr>
+          <w:p/>
+        </w:tc>
+        <w:tc>
+          <w:tcPr>
+            <w:tcW w:type="dxa" w:w="1070"/>
+          </w:tcPr>
+          <w:p/>
+        </w:tc>
+        <w:tc>
+          <w:tcPr>
+            <w:tcW w:type="dxa" w:w="1590"/>
+          </w:tcPr>
+          <w:p/>
+        </w:tc>
+        <w:tc>
+          <w:tcPr>
+            <w:tcW w:type="dxa" w:w="1053"/>
+          </w:tcPr>
+          <w:p/>
+        </w:tc>
+        <w:tc>
+          <w:tcPr>
+            <w:tcW w:type="dxa" w:w="1561"/>
+          </w:tcPr>
+          <w:p/>
+        </w:tc>
+        <w:tc>
+          <w:tcPr>
+            <w:tcW w:type="dxa" w:w="1561"/>
+          </w:tcPr>
+          <w:p/>
+        </w:tc>
+        <w:tc>
+          <w:tcPr>
+            <w:tcW w:type="dxa" w:w="1409"/>
           </w:tcPr>
           <w:p/>
         </w:tc>
@@ -4810,61 +4810,61 @@
       <w:tr>
         <w:tc>
           <w:tcPr>
-            <w:tcW w:type="dxa" w:w="900"/>
-          </w:tcPr>
-          <w:p/>
-        </w:tc>
-        <w:tc>
-          <w:tcPr>
-            <w:tcW w:type="dxa" w:w="900"/>
-          </w:tcPr>
-          <w:p/>
-        </w:tc>
-        <w:tc>
-          <w:tcPr>
-            <w:tcW w:type="dxa" w:w="2651"/>
-          </w:tcPr>
-          <w:p/>
-        </w:tc>
-        <w:tc>
-          <w:tcPr>
-            <w:tcW w:type="dxa" w:w="2520"/>
-          </w:tcPr>
-          <w:p/>
-        </w:tc>
-        <w:tc>
-          <w:tcPr>
-            <w:tcW w:type="dxa" w:w="1080"/>
-          </w:tcPr>
-          <w:p/>
-        </w:tc>
-        <w:tc>
-          <w:tcPr>
-            <w:tcW w:type="dxa" w:w="1081"/>
-          </w:tcPr>
-          <w:p/>
-        </w:tc>
-        <w:tc>
-          <w:tcPr>
-            <w:tcW w:type="dxa" w:w="900"/>
-          </w:tcPr>
-          <w:p/>
-        </w:tc>
-        <w:tc>
-          <w:tcPr>
-            <w:tcW w:type="dxa" w:w="1734"/>
-          </w:tcPr>
-          <w:p/>
-        </w:tc>
-        <w:tc>
-          <w:tcPr>
-            <w:tcW w:type="dxa" w:w="1734"/>
-          </w:tcPr>
-          <w:p/>
-        </w:tc>
-        <w:tc>
-          <w:tcPr>
-            <w:tcW w:type="dxa" w:w="900"/>
+            <w:tcW w:type="dxa" w:w="975"/>
+          </w:tcPr>
+          <w:p/>
+        </w:tc>
+        <w:tc>
+          <w:tcPr>
+            <w:tcW w:type="dxa" w:w="1409"/>
+          </w:tcPr>
+          <w:p/>
+        </w:tc>
+        <w:tc>
+          <w:tcPr>
+            <w:tcW w:type="dxa" w:w="1393"/>
+          </w:tcPr>
+          <w:p/>
+        </w:tc>
+        <w:tc>
+          <w:tcPr>
+            <w:tcW w:type="dxa" w:w="2379"/>
+          </w:tcPr>
+          <w:p/>
+        </w:tc>
+        <w:tc>
+          <w:tcPr>
+            <w:tcW w:type="dxa" w:w="1070"/>
+          </w:tcPr>
+          <w:p/>
+        </w:tc>
+        <w:tc>
+          <w:tcPr>
+            <w:tcW w:type="dxa" w:w="1590"/>
+          </w:tcPr>
+          <w:p/>
+        </w:tc>
+        <w:tc>
+          <w:tcPr>
+            <w:tcW w:type="dxa" w:w="1053"/>
+          </w:tcPr>
+          <w:p/>
+        </w:tc>
+        <w:tc>
+          <w:tcPr>
+            <w:tcW w:type="dxa" w:w="1561"/>
+          </w:tcPr>
+          <w:p/>
+        </w:tc>
+        <w:tc>
+          <w:tcPr>
+            <w:tcW w:type="dxa" w:w="1561"/>
+          </w:tcPr>
+          <w:p/>
+        </w:tc>
+        <w:tc>
+          <w:tcPr>
+            <w:tcW w:type="dxa" w:w="1409"/>
           </w:tcPr>
           <w:p/>
         </w:tc>
@@ -4872,61 +4872,61 @@
       <w:tr>
         <w:tc>
           <w:tcPr>
-            <w:tcW w:type="dxa" w:w="900"/>
-          </w:tcPr>
-          <w:p/>
-        </w:tc>
-        <w:tc>
-          <w:tcPr>
-            <w:tcW w:type="dxa" w:w="900"/>
-          </w:tcPr>
-          <w:p/>
-        </w:tc>
-        <w:tc>
-          <w:tcPr>
-            <w:tcW w:type="dxa" w:w="2651"/>
-          </w:tcPr>
-          <w:p/>
-        </w:tc>
-        <w:tc>
-          <w:tcPr>
-            <w:tcW w:type="dxa" w:w="2520"/>
-          </w:tcPr>
-          <w:p/>
-        </w:tc>
-        <w:tc>
-          <w:tcPr>
-            <w:tcW w:type="dxa" w:w="1080"/>
-          </w:tcPr>
-          <w:p/>
-        </w:tc>
-        <w:tc>
-          <w:tcPr>
-            <w:tcW w:type="dxa" w:w="1081"/>
-          </w:tcPr>
-          <w:p/>
-        </w:tc>
-        <w:tc>
-          <w:tcPr>
-            <w:tcW w:type="dxa" w:w="900"/>
-          </w:tcPr>
-          <w:p/>
-        </w:tc>
-        <w:tc>
-          <w:tcPr>
-            <w:tcW w:type="dxa" w:w="1734"/>
-          </w:tcPr>
-          <w:p/>
-        </w:tc>
-        <w:tc>
-          <w:tcPr>
-            <w:tcW w:type="dxa" w:w="1734"/>
-          </w:tcPr>
-          <w:p/>
-        </w:tc>
-        <w:tc>
-          <w:tcPr>
-            <w:tcW w:type="dxa" w:w="900"/>
+            <w:tcW w:type="dxa" w:w="975"/>
+          </w:tcPr>
+          <w:p/>
+        </w:tc>
+        <w:tc>
+          <w:tcPr>
+            <w:tcW w:type="dxa" w:w="1409"/>
+          </w:tcPr>
+          <w:p/>
+        </w:tc>
+        <w:tc>
+          <w:tcPr>
+            <w:tcW w:type="dxa" w:w="1393"/>
+          </w:tcPr>
+          <w:p/>
+        </w:tc>
+        <w:tc>
+          <w:tcPr>
+            <w:tcW w:type="dxa" w:w="2379"/>
+          </w:tcPr>
+          <w:p/>
+        </w:tc>
+        <w:tc>
+          <w:tcPr>
+            <w:tcW w:type="dxa" w:w="1070"/>
+          </w:tcPr>
+          <w:p/>
+        </w:tc>
+        <w:tc>
+          <w:tcPr>
+            <w:tcW w:type="dxa" w:w="1590"/>
+          </w:tcPr>
+          <w:p/>
+        </w:tc>
+        <w:tc>
+          <w:tcPr>
+            <w:tcW w:type="dxa" w:w="1053"/>
+          </w:tcPr>
+          <w:p/>
+        </w:tc>
+        <w:tc>
+          <w:tcPr>
+            <w:tcW w:type="dxa" w:w="1561"/>
+          </w:tcPr>
+          <w:p/>
+        </w:tc>
+        <w:tc>
+          <w:tcPr>
+            <w:tcW w:type="dxa" w:w="1561"/>
+          </w:tcPr>
+          <w:p/>
+        </w:tc>
+        <w:tc>
+          <w:tcPr>
+            <w:tcW w:type="dxa" w:w="1409"/>
           </w:tcPr>
           <w:p/>
         </w:tc>
@@ -4934,61 +4934,61 @@
       <w:tr>
         <w:tc>
           <w:tcPr>
-            <w:tcW w:type="dxa" w:w="900"/>
-          </w:tcPr>
-          <w:p/>
-        </w:tc>
-        <w:tc>
-          <w:tcPr>
-            <w:tcW w:type="dxa" w:w="900"/>
-          </w:tcPr>
-          <w:p/>
-        </w:tc>
-        <w:tc>
-          <w:tcPr>
-            <w:tcW w:type="dxa" w:w="2651"/>
-          </w:tcPr>
-          <w:p/>
-        </w:tc>
-        <w:tc>
-          <w:tcPr>
-            <w:tcW w:type="dxa" w:w="2520"/>
-          </w:tcPr>
-          <w:p/>
-        </w:tc>
-        <w:tc>
-          <w:tcPr>
-            <w:tcW w:type="dxa" w:w="1080"/>
-          </w:tcPr>
-          <w:p/>
-        </w:tc>
-        <w:tc>
-          <w:tcPr>
-            <w:tcW w:type="dxa" w:w="1081"/>
-          </w:tcPr>
-          <w:p/>
-        </w:tc>
-        <w:tc>
-          <w:tcPr>
-            <w:tcW w:type="dxa" w:w="900"/>
-          </w:tcPr>
-          <w:p/>
-        </w:tc>
-        <w:tc>
-          <w:tcPr>
-            <w:tcW w:type="dxa" w:w="1734"/>
-          </w:tcPr>
-          <w:p/>
-        </w:tc>
-        <w:tc>
-          <w:tcPr>
-            <w:tcW w:type="dxa" w:w="1734"/>
-          </w:tcPr>
-          <w:p/>
-        </w:tc>
-        <w:tc>
-          <w:tcPr>
-            <w:tcW w:type="dxa" w:w="900"/>
+            <w:tcW w:type="dxa" w:w="975"/>
+          </w:tcPr>
+          <w:p/>
+        </w:tc>
+        <w:tc>
+          <w:tcPr>
+            <w:tcW w:type="dxa" w:w="1409"/>
+          </w:tcPr>
+          <w:p/>
+        </w:tc>
+        <w:tc>
+          <w:tcPr>
+            <w:tcW w:type="dxa" w:w="1393"/>
+          </w:tcPr>
+          <w:p/>
+        </w:tc>
+        <w:tc>
+          <w:tcPr>
+            <w:tcW w:type="dxa" w:w="2379"/>
+          </w:tcPr>
+          <w:p/>
+        </w:tc>
+        <w:tc>
+          <w:tcPr>
+            <w:tcW w:type="dxa" w:w="1070"/>
+          </w:tcPr>
+          <w:p/>
+        </w:tc>
+        <w:tc>
+          <w:tcPr>
+            <w:tcW w:type="dxa" w:w="1590"/>
+          </w:tcPr>
+          <w:p/>
+        </w:tc>
+        <w:tc>
+          <w:tcPr>
+            <w:tcW w:type="dxa" w:w="1053"/>
+          </w:tcPr>
+          <w:p/>
+        </w:tc>
+        <w:tc>
+          <w:tcPr>
+            <w:tcW w:type="dxa" w:w="1561"/>
+          </w:tcPr>
+          <w:p/>
+        </w:tc>
+        <w:tc>
+          <w:tcPr>
+            <w:tcW w:type="dxa" w:w="1561"/>
+          </w:tcPr>
+          <w:p/>
+        </w:tc>
+        <w:tc>
+          <w:tcPr>
+            <w:tcW w:type="dxa" w:w="1409"/>
           </w:tcPr>
           <w:p/>
         </w:tc>
@@ -4996,7 +4996,7 @@
       <w:tr>
         <w:tc>
           <w:tcPr>
-            <w:tcW w:type="dxa" w:w="900"/>
+            <w:tcW w:type="dxa" w:w="975"/>
           </w:tcPr>
           <w:p>
             <w:r>
@@ -5009,7 +5009,7 @@
         </w:tc>
         <w:tc>
           <w:tcPr>
-            <w:tcW w:type="dxa" w:w="900"/>
+            <w:tcW w:type="dxa" w:w="1409"/>
           </w:tcPr>
           <w:p>
             <w:r>
@@ -5022,7 +5022,7 @@
         </w:tc>
         <w:tc>
           <w:tcPr>
-            <w:tcW w:type="dxa" w:w="2651"/>
+            <w:tcW w:type="dxa" w:w="1393"/>
           </w:tcPr>
           <w:p>
             <w:r>
@@ -5035,7 +5035,7 @@
         </w:tc>
         <w:tc>
           <w:tcPr>
-            <w:tcW w:type="dxa" w:w="2520"/>
+            <w:tcW w:type="dxa" w:w="2379"/>
           </w:tcPr>
           <w:p>
             <w:r>
@@ -5048,7 +5048,7 @@
         </w:tc>
         <w:tc>
           <w:tcPr>
-            <w:tcW w:type="dxa" w:w="1080"/>
+            <w:tcW w:type="dxa" w:w="1070"/>
           </w:tcPr>
           <w:p>
             <w:r>
@@ -5061,7 +5061,7 @@
         </w:tc>
         <w:tc>
           <w:tcPr>
-            <w:tcW w:type="dxa" w:w="1081"/>
+            <w:tcW w:type="dxa" w:w="1590"/>
           </w:tcPr>
           <w:p>
             <w:r>
@@ -5074,7 +5074,7 @@
         </w:tc>
         <w:tc>
           <w:tcPr>
-            <w:tcW w:type="dxa" w:w="900"/>
+            <w:tcW w:type="dxa" w:w="1053"/>
           </w:tcPr>
           <w:p>
             <w:r>
@@ -5087,7 +5087,7 @@
         </w:tc>
         <w:tc>
           <w:tcPr>
-            <w:tcW w:type="dxa" w:w="1734"/>
+            <w:tcW w:type="dxa" w:w="1561"/>
           </w:tcPr>
           <w:p>
             <w:r>
@@ -5100,7 +5100,7 @@
         </w:tc>
         <w:tc>
           <w:tcPr>
-            <w:tcW w:type="dxa" w:w="1734"/>
+            <w:tcW w:type="dxa" w:w="1561"/>
           </w:tcPr>
           <w:p>
             <w:r>
@@ -5113,7 +5113,7 @@
         </w:tc>
         <w:tc>
           <w:tcPr>
-            <w:tcW w:type="dxa" w:w="900"/>
+            <w:tcW w:type="dxa" w:w="1409"/>
           </w:tcPr>
           <w:p>
             <w:r>

--- a/app/templates/PLII_M02.docx
+++ b/app/templates/PLII_M02.docx
@@ -4209,20 +4209,6 @@
           <w:sz w:val="24"/>
           <w:sz-cs w:val="24"/>
         </w:rPr>
-        <w:t xml:space="preserve">STT</w:t>
-      </w:r>
-    </w:p>
-    <w:p>
-      <w:pPr>
-        <w:jc w:val="center"/>
-        <w:spacing w:before="120"/>
-      </w:pPr>
-      <w:r>
-        <w:rPr>
-          <w:rFonts w:ascii="Arial" w:hAnsi="Arial" w:cs="Arial"/>
-          <w:sz w:val="24"/>
-          <w:sz-cs w:val="24"/>
-        </w:rPr>
         <w:t xml:space="preserve">Các chỉ tiêu thông tin đăng ký thuế</w:t>
       </w:r>
     </w:p>
@@ -5312,7 +5298,6 @@
           <w:rFonts w:ascii="Arial" w:hAnsi="Arial" w:cs="Arial"/>
           <w:sz w:val="24"/>
           <w:sz-cs w:val="24"/>
-          <w:vertAlign w:val="superscript"/>
         </w:rPr>
         <w:t xml:space="preserve">_______________________________________</w:t>
       </w:r>

--- a/app/templates/PLII_M02.docx
+++ b/app/templates/PLII_M02.docx
@@ -1534,21 +1534,21 @@
         </w:tblBorders>
       </w:tblPr>
       <w:tblGrid>
-        <w:gridCol w:w="975"/>
-        <w:gridCol w:w="1409"/>
-        <w:gridCol w:w="1393"/>
-        <w:gridCol w:w="2379"/>
-        <w:gridCol w:w="1070"/>
-        <w:gridCol w:w="1590"/>
-        <w:gridCol w:w="1053"/>
-        <w:gridCol w:w="1561"/>
-        <w:gridCol w:w="1561"/>
-        <w:gridCol w:w="1409"/>
+        <w:gridCol w:w="954"/>
+        <w:gridCol w:w="1377"/>
+        <w:gridCol w:w="1862"/>
+        <w:gridCol w:w="2274"/>
+        <w:gridCol w:w="1023"/>
+        <w:gridCol w:w="1543"/>
+        <w:gridCol w:w="1016"/>
+        <w:gridCol w:w="1487"/>
+        <w:gridCol w:w="1487"/>
+        <w:gridCol w:w="1377"/>
       </w:tblGrid>
       <w:tr>
         <w:tc>
           <w:tcPr>
-            <w:tcW w:type="dxa" w:w="975"/>
+            <w:tcW w:type="dxa" w:w="954"/>
           </w:tcPr>
           <w:p>
             <w:r>
@@ -1561,7 +1561,7 @@
         </w:tc>
         <w:tc>
           <w:tcPr>
-            <w:tcW w:type="dxa" w:w="1409"/>
+            <w:tcW w:type="dxa" w:w="1377"/>
           </w:tcPr>
           <w:p>
             <w:r>
@@ -1574,7 +1574,7 @@
         </w:tc>
         <w:tc>
           <w:tcPr>
-            <w:tcW w:type="dxa" w:w="1393"/>
+            <w:tcW w:type="dxa" w:w="1862"/>
           </w:tcPr>
           <w:p>
             <w:r>
@@ -1587,7 +1587,7 @@
         </w:tc>
         <w:tc>
           <w:tcPr>
-            <w:tcW w:type="dxa" w:w="2379"/>
+            <w:tcW w:type="dxa" w:w="2274"/>
           </w:tcPr>
           <w:p>
             <w:r>
@@ -1600,7 +1600,7 @@
         </w:tc>
         <w:tc>
           <w:tcPr>
-            <w:tcW w:type="dxa" w:w="1070"/>
+            <w:tcW w:type="dxa" w:w="1023"/>
           </w:tcPr>
           <w:p>
             <w:r>
@@ -1613,7 +1613,7 @@
         </w:tc>
         <w:tc>
           <w:tcPr>
-            <w:tcW w:type="dxa" w:w="1590"/>
+            <w:tcW w:type="dxa" w:w="1543"/>
           </w:tcPr>
           <w:p>
             <w:r>
@@ -1626,7 +1626,7 @@
         </w:tc>
         <w:tc>
           <w:tcPr>
-            <w:tcW w:type="dxa" w:w="1053"/>
+            <w:tcW w:type="dxa" w:w="1016"/>
           </w:tcPr>
           <w:p>
             <w:r>
@@ -1639,7 +1639,7 @@
         </w:tc>
         <w:tc>
           <w:tcPr>
-            <w:tcW w:type="dxa" w:w="1561"/>
+            <w:tcW w:type="dxa" w:w="1487"/>
           </w:tcPr>
           <w:p>
             <w:r>
@@ -1652,7 +1652,7 @@
         </w:tc>
         <w:tc>
           <w:tcPr>
-            <w:tcW w:type="dxa" w:w="1561"/>
+            <w:tcW w:type="dxa" w:w="1487"/>
           </w:tcPr>
           <w:p>
             <w:r>
@@ -1665,7 +1665,7 @@
         </w:tc>
         <w:tc>
           <w:tcPr>
-            <w:tcW w:type="dxa" w:w="1409"/>
+            <w:tcW w:type="dxa" w:w="1377"/>
           </w:tcPr>
           <w:p>
             <w:r>
@@ -1680,61 +1680,61 @@
       <w:tr>
         <w:tc>
           <w:tcPr>
-            <w:tcW w:type="dxa" w:w="975"/>
-          </w:tcPr>
-          <w:p/>
-        </w:tc>
-        <w:tc>
-          <w:tcPr>
-            <w:tcW w:type="dxa" w:w="1409"/>
-          </w:tcPr>
-          <w:p/>
-        </w:tc>
-        <w:tc>
-          <w:tcPr>
-            <w:tcW w:type="dxa" w:w="1393"/>
-          </w:tcPr>
-          <w:p/>
-        </w:tc>
-        <w:tc>
-          <w:tcPr>
-            <w:tcW w:type="dxa" w:w="2379"/>
-          </w:tcPr>
-          <w:p/>
-        </w:tc>
-        <w:tc>
-          <w:tcPr>
-            <w:tcW w:type="dxa" w:w="1070"/>
-          </w:tcPr>
-          <w:p/>
-        </w:tc>
-        <w:tc>
-          <w:tcPr>
-            <w:tcW w:type="dxa" w:w="1590"/>
-          </w:tcPr>
-          <w:p/>
-        </w:tc>
-        <w:tc>
-          <w:tcPr>
-            <w:tcW w:type="dxa" w:w="1053"/>
-          </w:tcPr>
-          <w:p/>
-        </w:tc>
-        <w:tc>
-          <w:tcPr>
-            <w:tcW w:type="dxa" w:w="1561"/>
-          </w:tcPr>
-          <w:p/>
-        </w:tc>
-        <w:tc>
-          <w:tcPr>
-            <w:tcW w:type="dxa" w:w="1561"/>
-          </w:tcPr>
-          <w:p/>
-        </w:tc>
-        <w:tc>
-          <w:tcPr>
-            <w:tcW w:type="dxa" w:w="1409"/>
+            <w:tcW w:type="dxa" w:w="954"/>
+          </w:tcPr>
+          <w:p/>
+        </w:tc>
+        <w:tc>
+          <w:tcPr>
+            <w:tcW w:type="dxa" w:w="1377"/>
+          </w:tcPr>
+          <w:p/>
+        </w:tc>
+        <w:tc>
+          <w:tcPr>
+            <w:tcW w:type="dxa" w:w="1862"/>
+          </w:tcPr>
+          <w:p/>
+        </w:tc>
+        <w:tc>
+          <w:tcPr>
+            <w:tcW w:type="dxa" w:w="2274"/>
+          </w:tcPr>
+          <w:p/>
+        </w:tc>
+        <w:tc>
+          <w:tcPr>
+            <w:tcW w:type="dxa" w:w="1023"/>
+          </w:tcPr>
+          <w:p/>
+        </w:tc>
+        <w:tc>
+          <w:tcPr>
+            <w:tcW w:type="dxa" w:w="1543"/>
+          </w:tcPr>
+          <w:p/>
+        </w:tc>
+        <w:tc>
+          <w:tcPr>
+            <w:tcW w:type="dxa" w:w="1016"/>
+          </w:tcPr>
+          <w:p/>
+        </w:tc>
+        <w:tc>
+          <w:tcPr>
+            <w:tcW w:type="dxa" w:w="1487"/>
+          </w:tcPr>
+          <w:p/>
+        </w:tc>
+        <w:tc>
+          <w:tcPr>
+            <w:tcW w:type="dxa" w:w="1487"/>
+          </w:tcPr>
+          <w:p/>
+        </w:tc>
+        <w:tc>
+          <w:tcPr>
+            <w:tcW w:type="dxa" w:w="1377"/>
           </w:tcPr>
           <w:p/>
         </w:tc>
@@ -1742,61 +1742,61 @@
       <w:tr>
         <w:tc>
           <w:tcPr>
-            <w:tcW w:type="dxa" w:w="975"/>
-          </w:tcPr>
-          <w:p/>
-        </w:tc>
-        <w:tc>
-          <w:tcPr>
-            <w:tcW w:type="dxa" w:w="1409"/>
-          </w:tcPr>
-          <w:p/>
-        </w:tc>
-        <w:tc>
-          <w:tcPr>
-            <w:tcW w:type="dxa" w:w="1393"/>
-          </w:tcPr>
-          <w:p/>
-        </w:tc>
-        <w:tc>
-          <w:tcPr>
-            <w:tcW w:type="dxa" w:w="2379"/>
-          </w:tcPr>
-          <w:p/>
-        </w:tc>
-        <w:tc>
-          <w:tcPr>
-            <w:tcW w:type="dxa" w:w="1070"/>
-          </w:tcPr>
-          <w:p/>
-        </w:tc>
-        <w:tc>
-          <w:tcPr>
-            <w:tcW w:type="dxa" w:w="1590"/>
-          </w:tcPr>
-          <w:p/>
-        </w:tc>
-        <w:tc>
-          <w:tcPr>
-            <w:tcW w:type="dxa" w:w="1053"/>
-          </w:tcPr>
-          <w:p/>
-        </w:tc>
-        <w:tc>
-          <w:tcPr>
-            <w:tcW w:type="dxa" w:w="1561"/>
-          </w:tcPr>
-          <w:p/>
-        </w:tc>
-        <w:tc>
-          <w:tcPr>
-            <w:tcW w:type="dxa" w:w="1561"/>
-          </w:tcPr>
-          <w:p/>
-        </w:tc>
-        <w:tc>
-          <w:tcPr>
-            <w:tcW w:type="dxa" w:w="1409"/>
+            <w:tcW w:type="dxa" w:w="954"/>
+          </w:tcPr>
+          <w:p/>
+        </w:tc>
+        <w:tc>
+          <w:tcPr>
+            <w:tcW w:type="dxa" w:w="1377"/>
+          </w:tcPr>
+          <w:p/>
+        </w:tc>
+        <w:tc>
+          <w:tcPr>
+            <w:tcW w:type="dxa" w:w="1862"/>
+          </w:tcPr>
+          <w:p/>
+        </w:tc>
+        <w:tc>
+          <w:tcPr>
+            <w:tcW w:type="dxa" w:w="2274"/>
+          </w:tcPr>
+          <w:p/>
+        </w:tc>
+        <w:tc>
+          <w:tcPr>
+            <w:tcW w:type="dxa" w:w="1023"/>
+          </w:tcPr>
+          <w:p/>
+        </w:tc>
+        <w:tc>
+          <w:tcPr>
+            <w:tcW w:type="dxa" w:w="1543"/>
+          </w:tcPr>
+          <w:p/>
+        </w:tc>
+        <w:tc>
+          <w:tcPr>
+            <w:tcW w:type="dxa" w:w="1016"/>
+          </w:tcPr>
+          <w:p/>
+        </w:tc>
+        <w:tc>
+          <w:tcPr>
+            <w:tcW w:type="dxa" w:w="1487"/>
+          </w:tcPr>
+          <w:p/>
+        </w:tc>
+        <w:tc>
+          <w:tcPr>
+            <w:tcW w:type="dxa" w:w="1487"/>
+          </w:tcPr>
+          <w:p/>
+        </w:tc>
+        <w:tc>
+          <w:tcPr>
+            <w:tcW w:type="dxa" w:w="1377"/>
           </w:tcPr>
           <w:p/>
         </w:tc>
@@ -1804,61 +1804,61 @@
       <w:tr>
         <w:tc>
           <w:tcPr>
-            <w:tcW w:type="dxa" w:w="975"/>
-          </w:tcPr>
-          <w:p/>
-        </w:tc>
-        <w:tc>
-          <w:tcPr>
-            <w:tcW w:type="dxa" w:w="1409"/>
-          </w:tcPr>
-          <w:p/>
-        </w:tc>
-        <w:tc>
-          <w:tcPr>
-            <w:tcW w:type="dxa" w:w="1393"/>
-          </w:tcPr>
-          <w:p/>
-        </w:tc>
-        <w:tc>
-          <w:tcPr>
-            <w:tcW w:type="dxa" w:w="2379"/>
-          </w:tcPr>
-          <w:p/>
-        </w:tc>
-        <w:tc>
-          <w:tcPr>
-            <w:tcW w:type="dxa" w:w="1070"/>
-          </w:tcPr>
-          <w:p/>
-        </w:tc>
-        <w:tc>
-          <w:tcPr>
-            <w:tcW w:type="dxa" w:w="1590"/>
-          </w:tcPr>
-          <w:p/>
-        </w:tc>
-        <w:tc>
-          <w:tcPr>
-            <w:tcW w:type="dxa" w:w="1053"/>
-          </w:tcPr>
-          <w:p/>
-        </w:tc>
-        <w:tc>
-          <w:tcPr>
-            <w:tcW w:type="dxa" w:w="1561"/>
-          </w:tcPr>
-          <w:p/>
-        </w:tc>
-        <w:tc>
-          <w:tcPr>
-            <w:tcW w:type="dxa" w:w="1561"/>
-          </w:tcPr>
-          <w:p/>
-        </w:tc>
-        <w:tc>
-          <w:tcPr>
-            <w:tcW w:type="dxa" w:w="1409"/>
+            <w:tcW w:type="dxa" w:w="954"/>
+          </w:tcPr>
+          <w:p/>
+        </w:tc>
+        <w:tc>
+          <w:tcPr>
+            <w:tcW w:type="dxa" w:w="1377"/>
+          </w:tcPr>
+          <w:p/>
+        </w:tc>
+        <w:tc>
+          <w:tcPr>
+            <w:tcW w:type="dxa" w:w="1862"/>
+          </w:tcPr>
+          <w:p/>
+        </w:tc>
+        <w:tc>
+          <w:tcPr>
+            <w:tcW w:type="dxa" w:w="2274"/>
+          </w:tcPr>
+          <w:p/>
+        </w:tc>
+        <w:tc>
+          <w:tcPr>
+            <w:tcW w:type="dxa" w:w="1023"/>
+          </w:tcPr>
+          <w:p/>
+        </w:tc>
+        <w:tc>
+          <w:tcPr>
+            <w:tcW w:type="dxa" w:w="1543"/>
+          </w:tcPr>
+          <w:p/>
+        </w:tc>
+        <w:tc>
+          <w:tcPr>
+            <w:tcW w:type="dxa" w:w="1016"/>
+          </w:tcPr>
+          <w:p/>
+        </w:tc>
+        <w:tc>
+          <w:tcPr>
+            <w:tcW w:type="dxa" w:w="1487"/>
+          </w:tcPr>
+          <w:p/>
+        </w:tc>
+        <w:tc>
+          <w:tcPr>
+            <w:tcW w:type="dxa" w:w="1487"/>
+          </w:tcPr>
+          <w:p/>
+        </w:tc>
+        <w:tc>
+          <w:tcPr>
+            <w:tcW w:type="dxa" w:w="1377"/>
           </w:tcPr>
           <w:p/>
         </w:tc>
@@ -1866,61 +1866,61 @@
       <w:tr>
         <w:tc>
           <w:tcPr>
-            <w:tcW w:type="dxa" w:w="975"/>
-          </w:tcPr>
-          <w:p/>
-        </w:tc>
-        <w:tc>
-          <w:tcPr>
-            <w:tcW w:type="dxa" w:w="1409"/>
-          </w:tcPr>
-          <w:p/>
-        </w:tc>
-        <w:tc>
-          <w:tcPr>
-            <w:tcW w:type="dxa" w:w="1393"/>
-          </w:tcPr>
-          <w:p/>
-        </w:tc>
-        <w:tc>
-          <w:tcPr>
-            <w:tcW w:type="dxa" w:w="2379"/>
-          </w:tcPr>
-          <w:p/>
-        </w:tc>
-        <w:tc>
-          <w:tcPr>
-            <w:tcW w:type="dxa" w:w="1070"/>
-          </w:tcPr>
-          <w:p/>
-        </w:tc>
-        <w:tc>
-          <w:tcPr>
-            <w:tcW w:type="dxa" w:w="1590"/>
-          </w:tcPr>
-          <w:p/>
-        </w:tc>
-        <w:tc>
-          <w:tcPr>
-            <w:tcW w:type="dxa" w:w="1053"/>
-          </w:tcPr>
-          <w:p/>
-        </w:tc>
-        <w:tc>
-          <w:tcPr>
-            <w:tcW w:type="dxa" w:w="1561"/>
-          </w:tcPr>
-          <w:p/>
-        </w:tc>
-        <w:tc>
-          <w:tcPr>
-            <w:tcW w:type="dxa" w:w="1561"/>
-          </w:tcPr>
-          <w:p/>
-        </w:tc>
-        <w:tc>
-          <w:tcPr>
-            <w:tcW w:type="dxa" w:w="1409"/>
+            <w:tcW w:type="dxa" w:w="954"/>
+          </w:tcPr>
+          <w:p/>
+        </w:tc>
+        <w:tc>
+          <w:tcPr>
+            <w:tcW w:type="dxa" w:w="1377"/>
+          </w:tcPr>
+          <w:p/>
+        </w:tc>
+        <w:tc>
+          <w:tcPr>
+            <w:tcW w:type="dxa" w:w="1862"/>
+          </w:tcPr>
+          <w:p/>
+        </w:tc>
+        <w:tc>
+          <w:tcPr>
+            <w:tcW w:type="dxa" w:w="2274"/>
+          </w:tcPr>
+          <w:p/>
+        </w:tc>
+        <w:tc>
+          <w:tcPr>
+            <w:tcW w:type="dxa" w:w="1023"/>
+          </w:tcPr>
+          <w:p/>
+        </w:tc>
+        <w:tc>
+          <w:tcPr>
+            <w:tcW w:type="dxa" w:w="1543"/>
+          </w:tcPr>
+          <w:p/>
+        </w:tc>
+        <w:tc>
+          <w:tcPr>
+            <w:tcW w:type="dxa" w:w="1016"/>
+          </w:tcPr>
+          <w:p/>
+        </w:tc>
+        <w:tc>
+          <w:tcPr>
+            <w:tcW w:type="dxa" w:w="1487"/>
+          </w:tcPr>
+          <w:p/>
+        </w:tc>
+        <w:tc>
+          <w:tcPr>
+            <w:tcW w:type="dxa" w:w="1487"/>
+          </w:tcPr>
+          <w:p/>
+        </w:tc>
+        <w:tc>
+          <w:tcPr>
+            <w:tcW w:type="dxa" w:w="1377"/>
           </w:tcPr>
           <w:p/>
         </w:tc>
@@ -1928,61 +1928,61 @@
       <w:tr>
         <w:tc>
           <w:tcPr>
-            <w:tcW w:type="dxa" w:w="975"/>
-          </w:tcPr>
-          <w:p/>
-        </w:tc>
-        <w:tc>
-          <w:tcPr>
-            <w:tcW w:type="dxa" w:w="1409"/>
-          </w:tcPr>
-          <w:p/>
-        </w:tc>
-        <w:tc>
-          <w:tcPr>
-            <w:tcW w:type="dxa" w:w="1393"/>
-          </w:tcPr>
-          <w:p/>
-        </w:tc>
-        <w:tc>
-          <w:tcPr>
-            <w:tcW w:type="dxa" w:w="2379"/>
-          </w:tcPr>
-          <w:p/>
-        </w:tc>
-        <w:tc>
-          <w:tcPr>
-            <w:tcW w:type="dxa" w:w="1070"/>
-          </w:tcPr>
-          <w:p/>
-        </w:tc>
-        <w:tc>
-          <w:tcPr>
-            <w:tcW w:type="dxa" w:w="1590"/>
-          </w:tcPr>
-          <w:p/>
-        </w:tc>
-        <w:tc>
-          <w:tcPr>
-            <w:tcW w:type="dxa" w:w="1053"/>
-          </w:tcPr>
-          <w:p/>
-        </w:tc>
-        <w:tc>
-          <w:tcPr>
-            <w:tcW w:type="dxa" w:w="1561"/>
-          </w:tcPr>
-          <w:p/>
-        </w:tc>
-        <w:tc>
-          <w:tcPr>
-            <w:tcW w:type="dxa" w:w="1561"/>
-          </w:tcPr>
-          <w:p/>
-        </w:tc>
-        <w:tc>
-          <w:tcPr>
-            <w:tcW w:type="dxa" w:w="1409"/>
+            <w:tcW w:type="dxa" w:w="954"/>
+          </w:tcPr>
+          <w:p/>
+        </w:tc>
+        <w:tc>
+          <w:tcPr>
+            <w:tcW w:type="dxa" w:w="1377"/>
+          </w:tcPr>
+          <w:p/>
+        </w:tc>
+        <w:tc>
+          <w:tcPr>
+            <w:tcW w:type="dxa" w:w="1862"/>
+          </w:tcPr>
+          <w:p/>
+        </w:tc>
+        <w:tc>
+          <w:tcPr>
+            <w:tcW w:type="dxa" w:w="2274"/>
+          </w:tcPr>
+          <w:p/>
+        </w:tc>
+        <w:tc>
+          <w:tcPr>
+            <w:tcW w:type="dxa" w:w="1023"/>
+          </w:tcPr>
+          <w:p/>
+        </w:tc>
+        <w:tc>
+          <w:tcPr>
+            <w:tcW w:type="dxa" w:w="1543"/>
+          </w:tcPr>
+          <w:p/>
+        </w:tc>
+        <w:tc>
+          <w:tcPr>
+            <w:tcW w:type="dxa" w:w="1016"/>
+          </w:tcPr>
+          <w:p/>
+        </w:tc>
+        <w:tc>
+          <w:tcPr>
+            <w:tcW w:type="dxa" w:w="1487"/>
+          </w:tcPr>
+          <w:p/>
+        </w:tc>
+        <w:tc>
+          <w:tcPr>
+            <w:tcW w:type="dxa" w:w="1487"/>
+          </w:tcPr>
+          <w:p/>
+        </w:tc>
+        <w:tc>
+          <w:tcPr>
+            <w:tcW w:type="dxa" w:w="1377"/>
           </w:tcPr>
           <w:p/>
         </w:tc>
@@ -1990,7 +1990,7 @@
       <w:tr>
         <w:tc>
           <w:tcPr>
-            <w:tcW w:type="dxa" w:w="975"/>
+            <w:tcW w:type="dxa" w:w="954"/>
           </w:tcPr>
           <w:p>
             <w:r>
@@ -2003,7 +2003,7 @@
         </w:tc>
         <w:tc>
           <w:tcPr>
-            <w:tcW w:type="dxa" w:w="1409"/>
+            <w:tcW w:type="dxa" w:w="1377"/>
           </w:tcPr>
           <w:p>
             <w:r>
@@ -2016,7 +2016,7 @@
         </w:tc>
         <w:tc>
           <w:tcPr>
-            <w:tcW w:type="dxa" w:w="1393"/>
+            <w:tcW w:type="dxa" w:w="1862"/>
           </w:tcPr>
           <w:p>
             <w:r>
@@ -2029,7 +2029,7 @@
         </w:tc>
         <w:tc>
           <w:tcPr>
-            <w:tcW w:type="dxa" w:w="2379"/>
+            <w:tcW w:type="dxa" w:w="2274"/>
           </w:tcPr>
           <w:p>
             <w:r>
@@ -2042,7 +2042,7 @@
         </w:tc>
         <w:tc>
           <w:tcPr>
-            <w:tcW w:type="dxa" w:w="1070"/>
+            <w:tcW w:type="dxa" w:w="1023"/>
           </w:tcPr>
           <w:p>
             <w:r>
@@ -2055,7 +2055,7 @@
         </w:tc>
         <w:tc>
           <w:tcPr>
-            <w:tcW w:type="dxa" w:w="1590"/>
+            <w:tcW w:type="dxa" w:w="1543"/>
           </w:tcPr>
           <w:p>
             <w:r>
@@ -2068,7 +2068,7 @@
         </w:tc>
         <w:tc>
           <w:tcPr>
-            <w:tcW w:type="dxa" w:w="1053"/>
+            <w:tcW w:type="dxa" w:w="1016"/>
           </w:tcPr>
           <w:p>
             <w:r>
@@ -2081,7 +2081,7 @@
         </w:tc>
         <w:tc>
           <w:tcPr>
-            <w:tcW w:type="dxa" w:w="1561"/>
+            <w:tcW w:type="dxa" w:w="1487"/>
           </w:tcPr>
           <w:p>
             <w:r>
@@ -2094,7 +2094,7 @@
         </w:tc>
         <w:tc>
           <w:tcPr>
-            <w:tcW w:type="dxa" w:w="1561"/>
+            <w:tcW w:type="dxa" w:w="1487"/>
           </w:tcPr>
           <w:p>
             <w:r>
@@ -2107,7 +2107,7 @@
         </w:tc>
         <w:tc>
           <w:tcPr>
-            <w:tcW w:type="dxa" w:w="1409"/>
+            <w:tcW w:type="dxa" w:w="1377"/>
           </w:tcPr>
           <w:p>
             <w:r>
@@ -4526,21 +4526,21 @@
         </w:tblBorders>
       </w:tblPr>
       <w:tblGrid>
-        <w:gridCol w:w="975"/>
-        <w:gridCol w:w="1409"/>
-        <w:gridCol w:w="1393"/>
-        <w:gridCol w:w="2379"/>
-        <w:gridCol w:w="1070"/>
-        <w:gridCol w:w="1590"/>
-        <w:gridCol w:w="1053"/>
-        <w:gridCol w:w="1561"/>
-        <w:gridCol w:w="1561"/>
-        <w:gridCol w:w="1409"/>
+        <w:gridCol w:w="954"/>
+        <w:gridCol w:w="1377"/>
+        <w:gridCol w:w="1862"/>
+        <w:gridCol w:w="2274"/>
+        <w:gridCol w:w="1023"/>
+        <w:gridCol w:w="1543"/>
+        <w:gridCol w:w="1016"/>
+        <w:gridCol w:w="1487"/>
+        <w:gridCol w:w="1487"/>
+        <w:gridCol w:w="1377"/>
       </w:tblGrid>
       <w:tr>
         <w:tc>
           <w:tcPr>
-            <w:tcW w:type="dxa" w:w="975"/>
+            <w:tcW w:type="dxa" w:w="954"/>
           </w:tcPr>
           <w:p>
             <w:r>
@@ -4553,7 +4553,7 @@
         </w:tc>
         <w:tc>
           <w:tcPr>
-            <w:tcW w:type="dxa" w:w="1409"/>
+            <w:tcW w:type="dxa" w:w="1377"/>
           </w:tcPr>
           <w:p>
             <w:r>
@@ -4566,7 +4566,7 @@
         </w:tc>
         <w:tc>
           <w:tcPr>
-            <w:tcW w:type="dxa" w:w="1393"/>
+            <w:tcW w:type="dxa" w:w="1862"/>
           </w:tcPr>
           <w:p>
             <w:r>
@@ -4579,7 +4579,7 @@
         </w:tc>
         <w:tc>
           <w:tcPr>
-            <w:tcW w:type="dxa" w:w="2379"/>
+            <w:tcW w:type="dxa" w:w="2274"/>
           </w:tcPr>
           <w:p>
             <w:r>
@@ -4592,7 +4592,7 @@
         </w:tc>
         <w:tc>
           <w:tcPr>
-            <w:tcW w:type="dxa" w:w="1070"/>
+            <w:tcW w:type="dxa" w:w="1023"/>
           </w:tcPr>
           <w:p>
             <w:r>
@@ -4605,7 +4605,7 @@
         </w:tc>
         <w:tc>
           <w:tcPr>
-            <w:tcW w:type="dxa" w:w="1590"/>
+            <w:tcW w:type="dxa" w:w="1543"/>
           </w:tcPr>
           <w:p>
             <w:r>
@@ -4618,7 +4618,7 @@
         </w:tc>
         <w:tc>
           <w:tcPr>
-            <w:tcW w:type="dxa" w:w="1053"/>
+            <w:tcW w:type="dxa" w:w="1016"/>
           </w:tcPr>
           <w:p>
             <w:r>
@@ -4631,7 +4631,7 @@
         </w:tc>
         <w:tc>
           <w:tcPr>
-            <w:tcW w:type="dxa" w:w="1561"/>
+            <w:tcW w:type="dxa" w:w="1487"/>
           </w:tcPr>
           <w:p>
             <w:r>
@@ -4644,7 +4644,7 @@
         </w:tc>
         <w:tc>
           <w:tcPr>
-            <w:tcW w:type="dxa" w:w="1561"/>
+            <w:tcW w:type="dxa" w:w="1487"/>
           </w:tcPr>
           <w:p>
             <w:r>
@@ -4657,7 +4657,7 @@
         </w:tc>
         <w:tc>
           <w:tcPr>
-            <w:tcW w:type="dxa" w:w="1409"/>
+            <w:tcW w:type="dxa" w:w="1377"/>
           </w:tcPr>
           <w:p>
             <w:r>
@@ -4672,61 +4672,61 @@
       <w:tr>
         <w:tc>
           <w:tcPr>
-            <w:tcW w:type="dxa" w:w="975"/>
-          </w:tcPr>
-          <w:p/>
-        </w:tc>
-        <w:tc>
-          <w:tcPr>
-            <w:tcW w:type="dxa" w:w="1409"/>
-          </w:tcPr>
-          <w:p/>
-        </w:tc>
-        <w:tc>
-          <w:tcPr>
-            <w:tcW w:type="dxa" w:w="1393"/>
-          </w:tcPr>
-          <w:p/>
-        </w:tc>
-        <w:tc>
-          <w:tcPr>
-            <w:tcW w:type="dxa" w:w="2379"/>
-          </w:tcPr>
-          <w:p/>
-        </w:tc>
-        <w:tc>
-          <w:tcPr>
-            <w:tcW w:type="dxa" w:w="1070"/>
-          </w:tcPr>
-          <w:p/>
-        </w:tc>
-        <w:tc>
-          <w:tcPr>
-            <w:tcW w:type="dxa" w:w="1590"/>
-          </w:tcPr>
-          <w:p/>
-        </w:tc>
-        <w:tc>
-          <w:tcPr>
-            <w:tcW w:type="dxa" w:w="1053"/>
-          </w:tcPr>
-          <w:p/>
-        </w:tc>
-        <w:tc>
-          <w:tcPr>
-            <w:tcW w:type="dxa" w:w="1561"/>
-          </w:tcPr>
-          <w:p/>
-        </w:tc>
-        <w:tc>
-          <w:tcPr>
-            <w:tcW w:type="dxa" w:w="1561"/>
-          </w:tcPr>
-          <w:p/>
-        </w:tc>
-        <w:tc>
-          <w:tcPr>
-            <w:tcW w:type="dxa" w:w="1409"/>
+            <w:tcW w:type="dxa" w:w="954"/>
+          </w:tcPr>
+          <w:p/>
+        </w:tc>
+        <w:tc>
+          <w:tcPr>
+            <w:tcW w:type="dxa" w:w="1377"/>
+          </w:tcPr>
+          <w:p/>
+        </w:tc>
+        <w:tc>
+          <w:tcPr>
+            <w:tcW w:type="dxa" w:w="1862"/>
+          </w:tcPr>
+          <w:p/>
+        </w:tc>
+        <w:tc>
+          <w:tcPr>
+            <w:tcW w:type="dxa" w:w="2274"/>
+          </w:tcPr>
+          <w:p/>
+        </w:tc>
+        <w:tc>
+          <w:tcPr>
+            <w:tcW w:type="dxa" w:w="1023"/>
+          </w:tcPr>
+          <w:p/>
+        </w:tc>
+        <w:tc>
+          <w:tcPr>
+            <w:tcW w:type="dxa" w:w="1543"/>
+          </w:tcPr>
+          <w:p/>
+        </w:tc>
+        <w:tc>
+          <w:tcPr>
+            <w:tcW w:type="dxa" w:w="1016"/>
+          </w:tcPr>
+          <w:p/>
+        </w:tc>
+        <w:tc>
+          <w:tcPr>
+            <w:tcW w:type="dxa" w:w="1487"/>
+          </w:tcPr>
+          <w:p/>
+        </w:tc>
+        <w:tc>
+          <w:tcPr>
+            <w:tcW w:type="dxa" w:w="1487"/>
+          </w:tcPr>
+          <w:p/>
+        </w:tc>
+        <w:tc>
+          <w:tcPr>
+            <w:tcW w:type="dxa" w:w="1377"/>
           </w:tcPr>
           <w:p/>
         </w:tc>
@@ -4734,61 +4734,61 @@
       <w:tr>
         <w:tc>
           <w:tcPr>
-            <w:tcW w:type="dxa" w:w="975"/>
-          </w:tcPr>
-          <w:p/>
-        </w:tc>
-        <w:tc>
-          <w:tcPr>
-            <w:tcW w:type="dxa" w:w="1409"/>
-          </w:tcPr>
-          <w:p/>
-        </w:tc>
-        <w:tc>
-          <w:tcPr>
-            <w:tcW w:type="dxa" w:w="1393"/>
-          </w:tcPr>
-          <w:p/>
-        </w:tc>
-        <w:tc>
-          <w:tcPr>
-            <w:tcW w:type="dxa" w:w="2379"/>
-          </w:tcPr>
-          <w:p/>
-        </w:tc>
-        <w:tc>
-          <w:tcPr>
-            <w:tcW w:type="dxa" w:w="1070"/>
-          </w:tcPr>
-          <w:p/>
-        </w:tc>
-        <w:tc>
-          <w:tcPr>
-            <w:tcW w:type="dxa" w:w="1590"/>
-          </w:tcPr>
-          <w:p/>
-        </w:tc>
-        <w:tc>
-          <w:tcPr>
-            <w:tcW w:type="dxa" w:w="1053"/>
-          </w:tcPr>
-          <w:p/>
-        </w:tc>
-        <w:tc>
-          <w:tcPr>
-            <w:tcW w:type="dxa" w:w="1561"/>
-          </w:tcPr>
-          <w:p/>
-        </w:tc>
-        <w:tc>
-          <w:tcPr>
-            <w:tcW w:type="dxa" w:w="1561"/>
-          </w:tcPr>
-          <w:p/>
-        </w:tc>
-        <w:tc>
-          <w:tcPr>
-            <w:tcW w:type="dxa" w:w="1409"/>
+            <w:tcW w:type="dxa" w:w="954"/>
+          </w:tcPr>
+          <w:p/>
+        </w:tc>
+        <w:tc>
+          <w:tcPr>
+            <w:tcW w:type="dxa" w:w="1377"/>
+          </w:tcPr>
+          <w:p/>
+        </w:tc>
+        <w:tc>
+          <w:tcPr>
+            <w:tcW w:type="dxa" w:w="1862"/>
+          </w:tcPr>
+          <w:p/>
+        </w:tc>
+        <w:tc>
+          <w:tcPr>
+            <w:tcW w:type="dxa" w:w="2274"/>
+          </w:tcPr>
+          <w:p/>
+        </w:tc>
+        <w:tc>
+          <w:tcPr>
+            <w:tcW w:type="dxa" w:w="1023"/>
+          </w:tcPr>
+          <w:p/>
+        </w:tc>
+        <w:tc>
+          <w:tcPr>
+            <w:tcW w:type="dxa" w:w="1543"/>
+          </w:tcPr>
+          <w:p/>
+        </w:tc>
+        <w:tc>
+          <w:tcPr>
+            <w:tcW w:type="dxa" w:w="1016"/>
+          </w:tcPr>
+          <w:p/>
+        </w:tc>
+        <w:tc>
+          <w:tcPr>
+            <w:tcW w:type="dxa" w:w="1487"/>
+          </w:tcPr>
+          <w:p/>
+        </w:tc>
+        <w:tc>
+          <w:tcPr>
+            <w:tcW w:type="dxa" w:w="1487"/>
+          </w:tcPr>
+          <w:p/>
+        </w:tc>
+        <w:tc>
+          <w:tcPr>
+            <w:tcW w:type="dxa" w:w="1377"/>
           </w:tcPr>
           <w:p/>
         </w:tc>
@@ -4796,61 +4796,61 @@
       <w:tr>
         <w:tc>
           <w:tcPr>
-            <w:tcW w:type="dxa" w:w="975"/>
-          </w:tcPr>
-          <w:p/>
-        </w:tc>
-        <w:tc>
-          <w:tcPr>
-            <w:tcW w:type="dxa" w:w="1409"/>
-          </w:tcPr>
-          <w:p/>
-        </w:tc>
-        <w:tc>
-          <w:tcPr>
-            <w:tcW w:type="dxa" w:w="1393"/>
-          </w:tcPr>
-          <w:p/>
-        </w:tc>
-        <w:tc>
-          <w:tcPr>
-            <w:tcW w:type="dxa" w:w="2379"/>
-          </w:tcPr>
-          <w:p/>
-        </w:tc>
-        <w:tc>
-          <w:tcPr>
-            <w:tcW w:type="dxa" w:w="1070"/>
-          </w:tcPr>
-          <w:p/>
-        </w:tc>
-        <w:tc>
-          <w:tcPr>
-            <w:tcW w:type="dxa" w:w="1590"/>
-          </w:tcPr>
-          <w:p/>
-        </w:tc>
-        <w:tc>
-          <w:tcPr>
-            <w:tcW w:type="dxa" w:w="1053"/>
-          </w:tcPr>
-          <w:p/>
-        </w:tc>
-        <w:tc>
-          <w:tcPr>
-            <w:tcW w:type="dxa" w:w="1561"/>
-          </w:tcPr>
-          <w:p/>
-        </w:tc>
-        <w:tc>
-          <w:tcPr>
-            <w:tcW w:type="dxa" w:w="1561"/>
-          </w:tcPr>
-          <w:p/>
-        </w:tc>
-        <w:tc>
-          <w:tcPr>
-            <w:tcW w:type="dxa" w:w="1409"/>
+            <w:tcW w:type="dxa" w:w="954"/>
+          </w:tcPr>
+          <w:p/>
+        </w:tc>
+        <w:tc>
+          <w:tcPr>
+            <w:tcW w:type="dxa" w:w="1377"/>
+          </w:tcPr>
+          <w:p/>
+        </w:tc>
+        <w:tc>
+          <w:tcPr>
+            <w:tcW w:type="dxa" w:w="1862"/>
+          </w:tcPr>
+          <w:p/>
+        </w:tc>
+        <w:tc>
+          <w:tcPr>
+            <w:tcW w:type="dxa" w:w="2274"/>
+          </w:tcPr>
+          <w:p/>
+        </w:tc>
+        <w:tc>
+          <w:tcPr>
+            <w:tcW w:type="dxa" w:w="1023"/>
+          </w:tcPr>
+          <w:p/>
+        </w:tc>
+        <w:tc>
+          <w:tcPr>
+            <w:tcW w:type="dxa" w:w="1543"/>
+          </w:tcPr>
+          <w:p/>
+        </w:tc>
+        <w:tc>
+          <w:tcPr>
+            <w:tcW w:type="dxa" w:w="1016"/>
+          </w:tcPr>
+          <w:p/>
+        </w:tc>
+        <w:tc>
+          <w:tcPr>
+            <w:tcW w:type="dxa" w:w="1487"/>
+          </w:tcPr>
+          <w:p/>
+        </w:tc>
+        <w:tc>
+          <w:tcPr>
+            <w:tcW w:type="dxa" w:w="1487"/>
+          </w:tcPr>
+          <w:p/>
+        </w:tc>
+        <w:tc>
+          <w:tcPr>
+            <w:tcW w:type="dxa" w:w="1377"/>
           </w:tcPr>
           <w:p/>
         </w:tc>
@@ -4858,61 +4858,61 @@
       <w:tr>
         <w:tc>
           <w:tcPr>
-            <w:tcW w:type="dxa" w:w="975"/>
-          </w:tcPr>
-          <w:p/>
-        </w:tc>
-        <w:tc>
-          <w:tcPr>
-            <w:tcW w:type="dxa" w:w="1409"/>
-          </w:tcPr>
-          <w:p/>
-        </w:tc>
-        <w:tc>
-          <w:tcPr>
-            <w:tcW w:type="dxa" w:w="1393"/>
-          </w:tcPr>
-          <w:p/>
-        </w:tc>
-        <w:tc>
-          <w:tcPr>
-            <w:tcW w:type="dxa" w:w="2379"/>
-          </w:tcPr>
-          <w:p/>
-        </w:tc>
-        <w:tc>
-          <w:tcPr>
-            <w:tcW w:type="dxa" w:w="1070"/>
-          </w:tcPr>
-          <w:p/>
-        </w:tc>
-        <w:tc>
-          <w:tcPr>
-            <w:tcW w:type="dxa" w:w="1590"/>
-          </w:tcPr>
-          <w:p/>
-        </w:tc>
-        <w:tc>
-          <w:tcPr>
-            <w:tcW w:type="dxa" w:w="1053"/>
-          </w:tcPr>
-          <w:p/>
-        </w:tc>
-        <w:tc>
-          <w:tcPr>
-            <w:tcW w:type="dxa" w:w="1561"/>
-          </w:tcPr>
-          <w:p/>
-        </w:tc>
-        <w:tc>
-          <w:tcPr>
-            <w:tcW w:type="dxa" w:w="1561"/>
-          </w:tcPr>
-          <w:p/>
-        </w:tc>
-        <w:tc>
-          <w:tcPr>
-            <w:tcW w:type="dxa" w:w="1409"/>
+            <w:tcW w:type="dxa" w:w="954"/>
+          </w:tcPr>
+          <w:p/>
+        </w:tc>
+        <w:tc>
+          <w:tcPr>
+            <w:tcW w:type="dxa" w:w="1377"/>
+          </w:tcPr>
+          <w:p/>
+        </w:tc>
+        <w:tc>
+          <w:tcPr>
+            <w:tcW w:type="dxa" w:w="1862"/>
+          </w:tcPr>
+          <w:p/>
+        </w:tc>
+        <w:tc>
+          <w:tcPr>
+            <w:tcW w:type="dxa" w:w="2274"/>
+          </w:tcPr>
+          <w:p/>
+        </w:tc>
+        <w:tc>
+          <w:tcPr>
+            <w:tcW w:type="dxa" w:w="1023"/>
+          </w:tcPr>
+          <w:p/>
+        </w:tc>
+        <w:tc>
+          <w:tcPr>
+            <w:tcW w:type="dxa" w:w="1543"/>
+          </w:tcPr>
+          <w:p/>
+        </w:tc>
+        <w:tc>
+          <w:tcPr>
+            <w:tcW w:type="dxa" w:w="1016"/>
+          </w:tcPr>
+          <w:p/>
+        </w:tc>
+        <w:tc>
+          <w:tcPr>
+            <w:tcW w:type="dxa" w:w="1487"/>
+          </w:tcPr>
+          <w:p/>
+        </w:tc>
+        <w:tc>
+          <w:tcPr>
+            <w:tcW w:type="dxa" w:w="1487"/>
+          </w:tcPr>
+          <w:p/>
+        </w:tc>
+        <w:tc>
+          <w:tcPr>
+            <w:tcW w:type="dxa" w:w="1377"/>
           </w:tcPr>
           <w:p/>
         </w:tc>
@@ -4920,61 +4920,61 @@
       <w:tr>
         <w:tc>
           <w:tcPr>
-            <w:tcW w:type="dxa" w:w="975"/>
-          </w:tcPr>
-          <w:p/>
-        </w:tc>
-        <w:tc>
-          <w:tcPr>
-            <w:tcW w:type="dxa" w:w="1409"/>
-          </w:tcPr>
-          <w:p/>
-        </w:tc>
-        <w:tc>
-          <w:tcPr>
-            <w:tcW w:type="dxa" w:w="1393"/>
-          </w:tcPr>
-          <w:p/>
-        </w:tc>
-        <w:tc>
-          <w:tcPr>
-            <w:tcW w:type="dxa" w:w="2379"/>
-          </w:tcPr>
-          <w:p/>
-        </w:tc>
-        <w:tc>
-          <w:tcPr>
-            <w:tcW w:type="dxa" w:w="1070"/>
-          </w:tcPr>
-          <w:p/>
-        </w:tc>
-        <w:tc>
-          <w:tcPr>
-            <w:tcW w:type="dxa" w:w="1590"/>
-          </w:tcPr>
-          <w:p/>
-        </w:tc>
-        <w:tc>
-          <w:tcPr>
-            <w:tcW w:type="dxa" w:w="1053"/>
-          </w:tcPr>
-          <w:p/>
-        </w:tc>
-        <w:tc>
-          <w:tcPr>
-            <w:tcW w:type="dxa" w:w="1561"/>
-          </w:tcPr>
-          <w:p/>
-        </w:tc>
-        <w:tc>
-          <w:tcPr>
-            <w:tcW w:type="dxa" w:w="1561"/>
-          </w:tcPr>
-          <w:p/>
-        </w:tc>
-        <w:tc>
-          <w:tcPr>
-            <w:tcW w:type="dxa" w:w="1409"/>
+            <w:tcW w:type="dxa" w:w="954"/>
+          </w:tcPr>
+          <w:p/>
+        </w:tc>
+        <w:tc>
+          <w:tcPr>
+            <w:tcW w:type="dxa" w:w="1377"/>
+          </w:tcPr>
+          <w:p/>
+        </w:tc>
+        <w:tc>
+          <w:tcPr>
+            <w:tcW w:type="dxa" w:w="1862"/>
+          </w:tcPr>
+          <w:p/>
+        </w:tc>
+        <w:tc>
+          <w:tcPr>
+            <w:tcW w:type="dxa" w:w="2274"/>
+          </w:tcPr>
+          <w:p/>
+        </w:tc>
+        <w:tc>
+          <w:tcPr>
+            <w:tcW w:type="dxa" w:w="1023"/>
+          </w:tcPr>
+          <w:p/>
+        </w:tc>
+        <w:tc>
+          <w:tcPr>
+            <w:tcW w:type="dxa" w:w="1543"/>
+          </w:tcPr>
+          <w:p/>
+        </w:tc>
+        <w:tc>
+          <w:tcPr>
+            <w:tcW w:type="dxa" w:w="1016"/>
+          </w:tcPr>
+          <w:p/>
+        </w:tc>
+        <w:tc>
+          <w:tcPr>
+            <w:tcW w:type="dxa" w:w="1487"/>
+          </w:tcPr>
+          <w:p/>
+        </w:tc>
+        <w:tc>
+          <w:tcPr>
+            <w:tcW w:type="dxa" w:w="1487"/>
+          </w:tcPr>
+          <w:p/>
+        </w:tc>
+        <w:tc>
+          <w:tcPr>
+            <w:tcW w:type="dxa" w:w="1377"/>
           </w:tcPr>
           <w:p/>
         </w:tc>
@@ -4982,7 +4982,7 @@
       <w:tr>
         <w:tc>
           <w:tcPr>
-            <w:tcW w:type="dxa" w:w="975"/>
+            <w:tcW w:type="dxa" w:w="954"/>
           </w:tcPr>
           <w:p>
             <w:r>
@@ -4995,7 +4995,7 @@
         </w:tc>
         <w:tc>
           <w:tcPr>
-            <w:tcW w:type="dxa" w:w="1409"/>
+            <w:tcW w:type="dxa" w:w="1377"/>
           </w:tcPr>
           <w:p>
             <w:r>
@@ -5008,7 +5008,7 @@
         </w:tc>
         <w:tc>
           <w:tcPr>
-            <w:tcW w:type="dxa" w:w="1393"/>
+            <w:tcW w:type="dxa" w:w="1862"/>
           </w:tcPr>
           <w:p>
             <w:r>
@@ -5021,7 +5021,7 @@
         </w:tc>
         <w:tc>
           <w:tcPr>
-            <w:tcW w:type="dxa" w:w="2379"/>
+            <w:tcW w:type="dxa" w:w="2274"/>
           </w:tcPr>
           <w:p>
             <w:r>
@@ -5034,7 +5034,7 @@
         </w:tc>
         <w:tc>
           <w:tcPr>
-            <w:tcW w:type="dxa" w:w="1070"/>
+            <w:tcW w:type="dxa" w:w="1023"/>
           </w:tcPr>
           <w:p>
             <w:r>
@@ -5047,7 +5047,7 @@
         </w:tc>
         <w:tc>
           <w:tcPr>
-            <w:tcW w:type="dxa" w:w="1590"/>
+            <w:tcW w:type="dxa" w:w="1543"/>
           </w:tcPr>
           <w:p>
             <w:r>
@@ -5060,7 +5060,7 @@
         </w:tc>
         <w:tc>
           <w:tcPr>
-            <w:tcW w:type="dxa" w:w="1053"/>
+            <w:tcW w:type="dxa" w:w="1016"/>
           </w:tcPr>
           <w:p>
             <w:r>
@@ -5073,7 +5073,7 @@
         </w:tc>
         <w:tc>
           <w:tcPr>
-            <w:tcW w:type="dxa" w:w="1561"/>
+            <w:tcW w:type="dxa" w:w="1487"/>
           </w:tcPr>
           <w:p>
             <w:r>
@@ -5086,7 +5086,7 @@
         </w:tc>
         <w:tc>
           <w:tcPr>
-            <w:tcW w:type="dxa" w:w="1561"/>
+            <w:tcW w:type="dxa" w:w="1487"/>
           </w:tcPr>
           <w:p>
             <w:r>
@@ -5099,7 +5099,7 @@
         </w:tc>
         <w:tc>
           <w:tcPr>
-            <w:tcW w:type="dxa" w:w="1409"/>
+            <w:tcW w:type="dxa" w:w="1377"/>
           </w:tcPr>
           <w:p>
             <w:r>

--- a/app/templates/PLII_M02.docx
+++ b/app/templates/PLII_M02.docx
@@ -61,7 +61,7 @@
               </w:rPr>
               <w:t xml:space="preserve">TÊN HỘ KINH DOANH</w:t>
               <w:br/>
-              <w:t xml:space="preserve">-------</w:t>
+              <w:t xml:space="preserve">{hkd_ten_tieng_viet_2}</w:t>
             </w:r>
           </w:p>
         </w:tc>

--- a/app/templates/PLII_M02.docx
+++ b/app/templates/PLII_M02.docx
@@ -12,7 +12,7 @@
         <w:t>Mẫu số 2</w:t>
       </w:r>
     </w:p>
-    <w:tbl xmlns:ns9="urn:orca:hdr2col">
+    <w:tbl xmlns:ns10="urn:orca:hdr2col">
       <w:tblPr>
         <w:tblW w:type="dxa" w:w="8640"/>
         <w:tblBorders>
@@ -4198,207 +4198,148 @@
         <w:t xml:space="preserve">:</w:t>
       </w:r>
     </w:p>
-    <w:p>
-      <w:pPr>
-        <w:jc w:val="center"/>
-        <w:spacing w:before="120"/>
-      </w:pPr>
-      <w:r>
-        <w:rPr>
-          <w:rFonts w:ascii="Arial" w:hAnsi="Arial" w:cs="Arial"/>
-          <w:sz w:val="24"/>
-          <w:sz-cs w:val="24"/>
-        </w:rPr>
-        <w:t xml:space="preserve">Các chỉ tiêu thông tin đăng ký thuế</w:t>
-      </w:r>
-    </w:p>
-    <w:p>
-      <w:pPr>
-        <w:jc w:val="center"/>
-        <w:spacing w:before="120"/>
-      </w:pPr>
-      <w:r>
-        <w:rPr>
-          <w:rFonts w:ascii="Arial" w:hAnsi="Arial" w:cs="Arial"/>
-          <w:sz w:val="24"/>
-          <w:sz-cs w:val="24"/>
-        </w:rPr>
-        <w:t xml:space="preserve">5.1</w:t>
-      </w:r>
-    </w:p>
-    <w:p>
-      <w:pPr>
-        <w:spacing w:before="120"/>
-      </w:pPr>
-      <w:r>
-        <w:rPr>
-          <w:rFonts w:ascii="Arial" w:hAnsi="Arial" w:cs="Arial"/>
-          <w:sz w:val="24"/>
-          <w:sz-cs w:val="24"/>
-        </w:rPr>
-        <w:t xml:space="preserve">Địa chỉ nhận thông báo thuế </w:t>
-      </w:r>
-      <w:r>
-        <w:rPr>
-          <w:rFonts w:ascii="Arial" w:hAnsi="Arial" w:cs="Arial"/>
-          <w:sz w:val="24"/>
-          <w:sz-cs w:val="24"/>
-          <w:i/>
-        </w:rPr>
-        <w:t xml:space="preserve">(chỉ kê khai nếu địa chỉ nhận thông báo thuế khác địa chỉ trụ sở)</w:t>
-      </w:r>
-      <w:r>
-        <w:rPr>
-          <w:rFonts w:ascii="Arial" w:hAnsi="Arial" w:cs="Arial"/>
-          <w:sz w:val="24"/>
-          <w:sz-cs w:val="24"/>
-        </w:rPr>
-        <w:t xml:space="preserve">:</w:t>
-      </w:r>
-    </w:p>
-    <w:p>
-      <w:pPr>
-        <w:spacing w:before="120"/>
-      </w:pPr>
-      <w:r>
-        <w:rPr>
-          <w:rFonts w:ascii="Arial" w:hAnsi="Arial" w:cs="Arial"/>
-          <w:sz w:val="24"/>
-          <w:sz-cs w:val="24"/>
-        </w:rPr>
-        <w:t>Số nhà/phòng, ngách/hẻm, ngõ/kiệt, đường/phố/đại lộ, tổ/xóm/ấp/thôn: {dia_chi_chi_tiet}</w:t>
-      </w:r>
-    </w:p>
-    <w:p>
-      <w:pPr>
-        <w:spacing w:before="120"/>
-      </w:pPr>
-      <w:r>
-        <w:rPr>
-          <w:rFonts w:ascii="Arial" w:hAnsi="Arial" w:cs="Arial"/>
-          <w:sz w:val="24"/>
-          <w:sz-cs w:val="24"/>
-        </w:rPr>
-        <w:t>Xã/Phường/Đặc khu: {xa_phuong}</w:t>
-      </w:r>
-    </w:p>
-    <w:p>
-      <w:pPr>
-        <w:spacing w:before="120"/>
-      </w:pPr>
-      <w:r>
-        <w:rPr>
-          <w:rFonts w:ascii="Arial" w:hAnsi="Arial" w:cs="Arial"/>
-          <w:sz w:val="24"/>
-          <w:sz-cs w:val="24"/>
-        </w:rPr>
-        <w:t>Tỉnh/Thành phố trực thuộc trung ương: {tinh_thanh}</w:t>
-      </w:r>
-    </w:p>
-    <w:p>
-      <w:pPr>
-        <w:spacing w:before="120"/>
-      </w:pPr>
-      <w:r>
-        <w:rPr>
-          <w:rFonts w:ascii="Arial" w:hAnsi="Arial" w:cs="Arial"/>
-          <w:sz w:val="24"/>
-          <w:sz-cs w:val="24"/>
-        </w:rPr>
-        <w:t>Điện thoại</w:t>
-      </w:r>
-      <w:r>
-        <w:rPr>
-          <w:rFonts w:ascii="Arial" w:hAnsi="Arial" w:cs="Arial"/>
-          <w:sz w:val="24"/>
-          <w:sz-cs w:val="24"/>
-          <w:i/>
-        </w:rPr>
-        <w:t xml:space="preserve"> (nếu có)</w:t>
-      </w:r>
-      <w:r>
-        <w:rPr>
-          <w:rFonts w:ascii="Arial" w:hAnsi="Arial" w:cs="Arial"/>
-          <w:sz w:val="24"/>
-          <w:sz-cs w:val="24"/>
-        </w:rPr>
-        <w:t xml:space="preserve">: {dien_thoai_lien_he} Fax </w:t>
-      </w:r>
-      <w:r>
-        <w:rPr>
-          <w:rFonts w:ascii="Arial" w:hAnsi="Arial" w:cs="Arial"/>
-          <w:sz w:val="24"/>
-          <w:sz-cs w:val="24"/>
-          <w:i/>
-        </w:rPr>
-        <w:t>(nếu có)</w:t>
-      </w:r>
-      <w:r>
-        <w:rPr>
-          <w:rFonts w:ascii="Arial" w:hAnsi="Arial" w:cs="Arial"/>
-          <w:sz w:val="24"/>
-          <w:sz-cs w:val="24"/>
-        </w:rPr>
-        <w:t>: {fax}</w:t>
-      </w:r>
-    </w:p>
-    <w:p>
-      <w:pPr>
-        <w:spacing w:before="120"/>
-      </w:pPr>
-      <w:r>
-        <w:rPr>
-          <w:rFonts w:ascii="Arial" w:hAnsi="Arial" w:cs="Arial"/>
-          <w:sz w:val="24"/>
-          <w:sz-cs w:val="24"/>
-        </w:rPr>
-        <w:t xml:space="preserve">Thư điện tử </w:t>
-      </w:r>
-      <w:r>
-        <w:rPr>
-          <w:rFonts w:ascii="Arial" w:hAnsi="Arial" w:cs="Arial"/>
-          <w:sz w:val="24"/>
-          <w:sz-cs w:val="24"/>
-          <w:i/>
-        </w:rPr>
-        <w:t>(nếu có)</w:t>
-      </w:r>
-      <w:r>
-        <w:rPr>
-          <w:rFonts w:ascii="Arial" w:hAnsi="Arial" w:cs="Arial"/>
-          <w:sz w:val="24"/>
-          <w:sz-cs w:val="24"/>
-        </w:rPr>
-        <w:t>: {email_tru_so}</w:t>
-      </w:r>
-    </w:p>
-    <w:p>
-      <w:pPr>
-        <w:jc w:val="center"/>
-        <w:spacing w:before="120"/>
-      </w:pPr>
-      <w:r>
-        <w:rPr>
-          <w:rFonts w:ascii="Arial" w:hAnsi="Arial" w:cs="Arial"/>
-          <w:sz w:val="24"/>
-          <w:sz-cs w:val="24"/>
-        </w:rPr>
-        <w:t xml:space="preserve">5.2</w:t>
-      </w:r>
-    </w:p>
-    <w:p>
-      <w:pPr>
-        <w:spacing w:before="120"/>
-      </w:pPr>
-      <w:r>
-        <w:rPr>
-          <w:rFonts w:ascii="Arial" w:hAnsi="Arial" w:cs="Arial"/>
-          <w:sz w:val="24"/>
-          <w:sz-cs w:val="24"/>
-        </w:rPr>
-        <w:t>Tổng số lao động: {so_lao_dong}</w:t>
-      </w:r>
-    </w:p>
+    <w:tbl xmlns:ns9="urn:orca:p1b-temp">
+      <w:tblPr>
+        <w:tblW w:type="auto" w:w="0"/>
+        <w:tblLook w:firstColumn="1" w:firstRow="1" w:lastColumn="0" w:lastRow="0" w:noHBand="0" w:noVBand="1" w:val="04A0"/>
+        <w:tblBorders>
+          <w:top w:val="single" w:sz="4" w:color="000000"/>
+          <w:left w:val="single" w:sz="4" w:color="000000"/>
+          <w:bottom w:val="single" w:sz="4" w:color="000000"/>
+          <w:right w:val="single" w:sz="4" w:color="000000"/>
+          <w:insideH w:val="single" w:sz="4" w:color="000000"/>
+          <w:insideV w:val="single" w:sz="4" w:color="000000"/>
+        </w:tblBorders>
+      </w:tblPr>
+      <w:tblGrid>
+        <w:gridCol w:w="2880"/>
+        <w:gridCol w:w="2880"/>
+        <w:gridCol w:w="2880"/>
+      </w:tblGrid>
+      <w:tr>
+        <w:tc>
+          <w:tcPr>
+            <w:tcW w:type="dxa" w:w="2880"/>
+          </w:tcPr>
+          <w:p>
+            <w:r>
+              <w:rPr>
+                <w:b/>
+              </w:rPr>
+              <w:t>STT / Các chỉ tiêu thông tin đăng ký thuế</w:t>
+            </w:r>
+          </w:p>
+        </w:tc>
+        <w:tc>
+          <w:tcPr>
+            <w:tcW w:type="dxa" w:w="2880"/>
+          </w:tcPr>
+          <w:p>
+            <w:r>
+              <w:rPr>
+                <w:b/>
+              </w:rPr>
+              <w:t>Địa chỉ nhận thông báo thuế (số nhà/phòng, ngách/hẻm, ngõ/kiệt, đường/phố/đại lộ, tổ/xóm/ấp/thôn; xã/phường/đặc khu; tỉnh/thành phố trực thuộc trung ương; điện thoại; thư điện tử — chỉ kê khai nếu khác địa chỉ trụ sở)</w:t>
+            </w:r>
+          </w:p>
+        </w:tc>
+        <w:tc>
+          <w:tcPr>
+            <w:tcW w:type="dxa" w:w="2880"/>
+          </w:tcPr>
+          <w:p>
+            <w:r>
+              <w:rPr>
+                <w:b/>
+              </w:rPr>
+              <w:t>Tổng số lao động</w:t>
+            </w:r>
+          </w:p>
+        </w:tc>
+      </w:tr>
+      <w:tr>
+        <w:tc>
+          <w:tcPr>
+            <w:tcW w:type="dxa" w:w="2880"/>
+          </w:tcPr>
+          <w:p>
+            <w:r>
+              <w:rPr>
+                <w:b w:val="0"/>
+              </w:rPr>
+              <w:t>5.1 Địa chỉ nhận thông báo thuế (chỉ kê khai nếu địa chỉ nhận thông báo thuế khác địa chỉ trụ sở):</w:t>
+            </w:r>
+          </w:p>
+        </w:tc>
+        <w:tc>
+          <w:tcPr>
+            <w:tcW w:type="dxa" w:w="2880"/>
+          </w:tcPr>
+          <w:p>
+            <w:r>
+              <w:rPr>
+                <w:b w:val="0"/>
+              </w:rPr>
+              <w:t>{thue_chi_tieu_cap_doi.chi_tieu_5_1_dia_chi_nhan_thong_bao_thue.dia_chi_nhan_thong_bao_thue}</w:t>
+            </w:r>
+          </w:p>
+        </w:tc>
+        <w:tc>
+          <w:tcPr>
+            <w:tcW w:type="dxa" w:w="2880"/>
+          </w:tcPr>
+          <w:p>
+            <w:r>
+              <w:rPr>
+                <w:b w:val="0"/>
+              </w:rPr>
+              <w:t>{thue_chi_tieu_cap_doi.chi_tieu_5_1_dia_chi_nhan_thong_bao_thue.so_lao_dong}</w:t>
+            </w:r>
+          </w:p>
+        </w:tc>
+      </w:tr>
+      <w:tr>
+        <w:tc>
+          <w:tcPr>
+            <w:tcW w:type="dxa" w:w="2880"/>
+          </w:tcPr>
+          <w:p>
+            <w:r>
+              <w:rPr>
+                <w:b w:val="0"/>
+              </w:rPr>
+              <w:t>5.2 Tổng số lao động</w:t>
+            </w:r>
+          </w:p>
+        </w:tc>
+        <w:tc>
+          <w:tcPr>
+            <w:tcW w:type="dxa" w:w="2880"/>
+          </w:tcPr>
+          <w:p>
+            <w:r>
+              <w:rPr>
+                <w:b w:val="0"/>
+              </w:rPr>
+              <w:t>{thue_chi_tieu_cap_doi.chi_tieu_5_2_tong_so_lao_dong.dia_chi_nhan_thong_bao_thue}</w:t>
+            </w:r>
+          </w:p>
+        </w:tc>
+        <w:tc>
+          <w:tcPr>
+            <w:tcW w:type="dxa" w:w="2880"/>
+          </w:tcPr>
+          <w:p>
+            <w:r>
+              <w:rPr>
+                <w:b w:val="0"/>
+              </w:rPr>
+              <w:t>{thue_chi_tieu_cap_doi.chi_tieu_5_2_tong_so_lao_dong.so_lao_dong}</w:t>
+            </w:r>
+          </w:p>
+        </w:tc>
+      </w:tr>
+    </w:tbl>
     <w:p>
       <w:pPr>
         <w:spacing w:before="0" w:after="0" w:line="20" w:lineRule="exact"/>
@@ -4413,6 +4354,7 @@
         </w:sectPr>
       </w:pPr>
     </w:p>
+    <w:p/>
     <w:p>
       <w:pPr>
         <w:spacing w:before="120"/>

--- a/app/templates/PLII_M02.docx
+++ b/app/templates/PLII_M02.docx
@@ -54,14 +54,10 @@
             </w:pPr>
             <w:r>
               <w:rPr>
-                <w:rFonts w:ascii="Arial" w:hAnsi="Arial" w:cs="Arial"/>
-                <w:sz w:val="24"/>
-                <w:sz-cs w:val="24"/>
+                <w:rFonts w:ascii="Arial" w:hAnsi="Arial"/>
                 <w:b/>
               </w:rPr>
-              <w:t xml:space="preserve">TÊN HỘ KINH DOANH</w:t>
-              <w:br/>
-              <w:t xml:space="preserve">{hkd_ten_tieng_viet_2}</w:t>
+              <w:t>{hkd_ten_tieng_viet_2}</w:t>
             </w:r>
           </w:p>
         </w:tc>

--- a/app/templates/PLII_M02.docx
+++ b/app/templates/PLII_M02.docx
@@ -31,13 +31,13 @@
         <w:tblLook w:firstColumn="1" w:firstRow="1" w:lastColumn="0" w:lastRow="0" w:noHBand="0" w:noVBand="1" w:val="04A0"/>
       </w:tblPr>
       <w:tblGrid>
-        <w:gridCol w:w="3629"/>
-        <w:gridCol w:w="5011"/>
+        <w:gridCol w:w="3110"/>
+        <w:gridCol w:w="5530"/>
       </w:tblGrid>
       <w:tr>
         <w:tc>
           <w:tcPr>
-            <w:tcW w:type="dxa" w:w="3629"/>
+            <w:tcW w:type="dxa" w:w="3110"/>
             <w:tcBorders>
               <w:top w:val="nil"/>
               <w:left w:val="nil"/>
@@ -46,6 +46,7 @@
               <w:insideH w:val="nil"/>
               <w:insideV w:val="nil"/>
             </w:tcBorders>
+            <w:vAlign w:val="top"/>
           </w:tcPr>
           <w:p>
             <w:pPr>
@@ -54,8 +55,9 @@
             </w:pPr>
             <w:r>
               <w:rPr>
-                <w:rFonts w:ascii="Arial" w:hAnsi="Arial"/>
+                <w:rFonts w:ascii="Times New Roman" w:hAnsi="Times New Roman"/>
                 <w:b/>
+                <w:sz w:val="26"/>
               </w:rPr>
               <w:t>{hkd_ten_tieng_viet_2}</w:t>
             </w:r>
@@ -63,7 +65,7 @@
         </w:tc>
         <w:tc>
           <w:tcPr>
-            <w:tcW w:type="dxa" w:w="5011"/>
+            <w:tcW w:type="dxa" w:w="5530"/>
             <w:tcBorders>
               <w:top w:val="nil"/>
               <w:left w:val="nil"/>
@@ -72,6 +74,7 @@
               <w:insideH w:val="nil"/>
               <w:insideV w:val="nil"/>
             </w:tcBorders>
+            <w:vAlign w:val="top"/>
           </w:tcPr>
           <w:p>
             <w:pPr>
@@ -80,8 +83,8 @@
             </w:pPr>
             <w:r>
               <w:rPr>
-                <w:rFonts w:ascii="Arial" w:hAnsi="Arial" w:cs="Arial"/>
-                <w:sz w:val="24"/>
+                <w:rFonts w:ascii="Times New Roman" w:hAnsi="Times New Roman" w:cs="Arial"/>
+                <w:sz w:val="26"/>
                 <w:sz-cs w:val="24"/>
                 <w:b/>
               </w:rPr>
@@ -90,8 +93,8 @@
             </w:r>
             <w:r>
               <w:rPr>
-                <w:rFonts w:ascii="Arial" w:hAnsi="Arial" w:cs="Arial"/>
-                <w:sz w:val="24"/>
+                <w:rFonts w:ascii="Times New Roman" w:hAnsi="Times New Roman" w:cs="Arial"/>
+                <w:sz w:val="26"/>
                 <w:sz-cs w:val="24"/>
                 <w:b/>
                 <w:u w:val="single"/>
@@ -100,8 +103,9 @@
             </w:r>
             <w:r>
               <w:rPr>
-                <w:rFonts w:ascii="Arial" w:hAnsi="Arial" w:cs="Arial"/>
-                <w:sz w:val="24"/>
+                <w:rFonts w:ascii="Times New Roman" w:hAnsi="Times New Roman" w:cs="Arial"/>
+                <w:b/>
+                <w:sz w:val="26"/>
                 <w:sz-cs w:val="24"/>
               </w:rPr>
               <w:t xml:space="preserve"/>
@@ -112,7 +116,7 @@
       <w:tr>
         <w:tc>
           <w:tcPr>
-            <w:tcW w:type="dxa" w:w="3629"/>
+            <w:tcW w:type="dxa" w:w="3110"/>
             <w:tcBorders>
               <w:top w:val="nil"/>
               <w:left w:val="nil"/>
@@ -121,6 +125,7 @@
               <w:insideH w:val="nil"/>
               <w:insideV w:val="nil"/>
             </w:tcBorders>
+            <w:vAlign w:val="top"/>
           </w:tcPr>
           <w:p>
             <w:pPr>
@@ -129,8 +134,9 @@
             </w:pPr>
             <w:r>
               <w:rPr>
-                <w:rFonts w:ascii="Arial" w:hAnsi="Arial" w:cs="Arial"/>
-                <w:sz w:val="24"/>
+                <w:rFonts w:ascii="Times New Roman" w:hAnsi="Times New Roman" w:cs="Arial"/>
+                <w:b w:val="0"/>
+                <w:sz w:val="26"/>
                 <w:sz-cs w:val="24"/>
               </w:rPr>
               <w:t>Số: {so_van_ban}</w:t>
@@ -139,7 +145,7 @@
         </w:tc>
         <w:tc>
           <w:tcPr>
-            <w:tcW w:type="dxa" w:w="5011"/>
+            <w:tcW w:type="dxa" w:w="5530"/>
             <w:tcBorders>
               <w:top w:val="nil"/>
               <w:left w:val="nil"/>
@@ -148,6 +154,7 @@
               <w:insideH w:val="nil"/>
               <w:insideV w:val="nil"/>
             </w:tcBorders>
+            <w:vAlign w:val="top"/>
           </w:tcPr>
           <w:p>
             <w:pPr>
@@ -156,9 +163,10 @@
             </w:pPr>
             <w:r>
               <w:rPr>
-                <w:rFonts w:ascii="Arial" w:hAnsi="Arial" w:cs="Arial"/>
-                <w:sz w:val="24"/>
+                <w:rFonts w:ascii="Times New Roman" w:hAnsi="Times New Roman" w:cs="Arial"/>
+                <w:sz w:val="26"/>
                 <w:sz-cs w:val="24"/>
+                <w:b w:val="0"/>
                 <w:i/>
               </w:rPr>
               <w:t>{dia_diem_ky}, ngày {ngay_ky_vb} tháng {thang_ky_vb} năm {nam_ky_vb}</w:t>

--- a/app/templates/PLII_M02.docx
+++ b/app/templates/PLII_M02.docx
@@ -8,7 +8,13 @@
       </w:r>
     </w:p>
     <w:p>
-      <w:r>
+      <w:pPr>
+        <w:jc w:val="right"/>
+      </w:pPr>
+      <w:r>
+        <w:rPr>
+          <w:b/>
+        </w:rPr>
         <w:t>Mẫu số 2</w:t>
       </w:r>
     </w:p>
